--- a/docs/04_보고서양식.docx
+++ b/docs/04_보고서양식.docx
@@ -125,7 +125,6 @@
           <w:lang w:eastAsia="ko-KR"/>
         </w:rPr>
       </w:pPr>
-      <w:proofErr w:type="gramStart"/>
       <w:r>
         <w:rPr>
           <w:b/>
@@ -142,7 +141,6 @@
         </w:rPr>
         <w:t>202212200</w:t>
       </w:r>
-      <w:proofErr w:type="gramEnd"/>
       <w:r>
         <w:rPr>
           <w:color w:val="auto"/>
@@ -150,7 +148,6 @@
         </w:rPr>
         <w:t xml:space="preserve">  이름: </w:t>
       </w:r>
-      <w:proofErr w:type="gramStart"/>
       <w:r>
         <w:rPr>
           <w:rFonts w:eastAsia="맑은 고딕" w:hint="eastAsia"/>
@@ -164,15 +161,7 @@
           <w:color w:val="auto"/>
           <w:lang w:eastAsia="ko-KR"/>
         </w:rPr>
-        <w:t xml:space="preserve">  제출일</w:t>
-      </w:r>
-      <w:proofErr w:type="gramEnd"/>
-      <w:r>
-        <w:rPr>
-          <w:color w:val="auto"/>
-          <w:lang w:eastAsia="ko-KR"/>
-        </w:rPr>
-        <w:t xml:space="preserve">: </w:t>
+        <w:t xml:space="preserve">  제출일: </w:t>
       </w:r>
       <w:r>
         <w:rPr>
@@ -198,133 +187,40 @@
           <w:color w:val="auto"/>
           <w:lang w:eastAsia="ko-KR"/>
         </w:rPr>
-        <w:t xml:space="preserve">서비스 </w:t>
-      </w:r>
-      <w:proofErr w:type="gramStart"/>
+        <w:t xml:space="preserve">서비스 이름  </w:t>
+      </w:r>
+      <w:r>
+        <w:rPr>
+          <w:rFonts w:ascii="맑은 고딕" w:eastAsia="맑은 고딕" w:hAnsi="맑은 고딕" w:cs="맑은 고딕" w:hint="eastAsia"/>
+          <w:color w:val="auto"/>
+          <w:lang w:eastAsia="ko-KR"/>
+        </w:rPr>
+        <w:t>오늘의 거지방</w:t>
+      </w:r>
+    </w:p>
+    <w:p>
+      <w:pPr>
+        <w:spacing w:after="100"/>
+        <w:rPr>
+          <w:rFonts w:eastAsia="맑은 고딕" w:hint="eastAsia"/>
+          <w:color w:val="auto"/>
+          <w:lang w:eastAsia="ko-KR"/>
+        </w:rPr>
+      </w:pPr>
       <w:r>
         <w:rPr>
           <w:b/>
           <w:color w:val="auto"/>
           <w:lang w:eastAsia="ko-KR"/>
         </w:rPr>
-        <w:t xml:space="preserve">이름  </w:t>
-      </w:r>
-      <w:r>
-        <w:rPr>
-          <w:rFonts w:ascii="맑은 고딕" w:eastAsia="맑은 고딕" w:hAnsi="맑은 고딕" w:cs="맑은 고딕" w:hint="eastAsia"/>
+        <w:t xml:space="preserve">기술 조합과 버전  </w:t>
+      </w:r>
+      <w:r>
+        <w:rPr>
           <w:color w:val="auto"/>
           <w:lang w:eastAsia="ko-KR"/>
         </w:rPr>
-        <w:t>오늘의</w:t>
-      </w:r>
-      <w:proofErr w:type="gramEnd"/>
-      <w:r>
-        <w:rPr>
-          <w:rFonts w:ascii="맑은 고딕" w:eastAsia="맑은 고딕" w:hAnsi="맑은 고딕" w:cs="맑은 고딕" w:hint="eastAsia"/>
-          <w:color w:val="auto"/>
-          <w:lang w:eastAsia="ko-KR"/>
-        </w:rPr>
-        <w:t xml:space="preserve"> </w:t>
-      </w:r>
-      <w:proofErr w:type="spellStart"/>
-      <w:r>
-        <w:rPr>
-          <w:rFonts w:ascii="맑은 고딕" w:eastAsia="맑은 고딕" w:hAnsi="맑은 고딕" w:cs="맑은 고딕" w:hint="eastAsia"/>
-          <w:color w:val="auto"/>
-          <w:lang w:eastAsia="ko-KR"/>
-        </w:rPr>
-        <w:t>거지방</w:t>
-      </w:r>
-      <w:proofErr w:type="spellEnd"/>
-    </w:p>
-    <w:p>
-      <w:pPr>
-        <w:spacing w:after="100"/>
-        <w:rPr>
-          <w:rFonts w:eastAsia="맑은 고딕" w:hint="eastAsia"/>
-          <w:color w:val="auto"/>
-          <w:lang w:eastAsia="ko-KR"/>
-        </w:rPr>
-      </w:pPr>
-      <w:r>
-        <w:rPr>
-          <w:b/>
-          <w:color w:val="auto"/>
-          <w:lang w:eastAsia="ko-KR"/>
-        </w:rPr>
-        <w:t xml:space="preserve">기술 조합과 </w:t>
-      </w:r>
-      <w:proofErr w:type="gramStart"/>
-      <w:r>
-        <w:rPr>
-          <w:b/>
-          <w:color w:val="auto"/>
-          <w:lang w:eastAsia="ko-KR"/>
-        </w:rPr>
-        <w:t xml:space="preserve">버전  </w:t>
-      </w:r>
-      <w:r>
-        <w:rPr>
-          <w:color w:val="auto"/>
-          <w:lang w:eastAsia="ko-KR"/>
-        </w:rPr>
-        <w:t>Vue</w:t>
-      </w:r>
-      <w:proofErr w:type="gramEnd"/>
-      <w:r>
-        <w:rPr>
-          <w:color w:val="auto"/>
-          <w:lang w:eastAsia="ko-KR"/>
-        </w:rPr>
-        <w:t xml:space="preserve"> </w:t>
-      </w:r>
-      <w:proofErr w:type="gramStart"/>
-      <w:r>
-        <w:rPr>
-          <w:color w:val="auto"/>
-          <w:lang w:eastAsia="ko-KR"/>
-        </w:rPr>
-        <w:t>/ Spring</w:t>
-      </w:r>
-      <w:proofErr w:type="gramEnd"/>
-      <w:r>
-        <w:rPr>
-          <w:color w:val="auto"/>
-          <w:lang w:eastAsia="ko-KR"/>
-        </w:rPr>
-        <w:t xml:space="preserve"> </w:t>
-      </w:r>
-      <w:proofErr w:type="gramStart"/>
-      <w:r>
-        <w:rPr>
-          <w:color w:val="auto"/>
-          <w:lang w:eastAsia="ko-KR"/>
-        </w:rPr>
-        <w:t>Boot /</w:t>
-      </w:r>
-      <w:proofErr w:type="gramEnd"/>
-      <w:r>
-        <w:rPr>
-          <w:color w:val="auto"/>
-          <w:lang w:eastAsia="ko-KR"/>
-        </w:rPr>
-        <w:t xml:space="preserve"> </w:t>
-      </w:r>
-      <w:proofErr w:type="gramStart"/>
-      <w:r>
-        <w:rPr>
-          <w:color w:val="auto"/>
-          <w:lang w:eastAsia="ko-KR"/>
-        </w:rPr>
-        <w:t>SQLite /</w:t>
-      </w:r>
-      <w:proofErr w:type="gramEnd"/>
-      <w:r>
-        <w:rPr>
-          <w:color w:val="auto"/>
-          <w:lang w:eastAsia="ko-KR"/>
-        </w:rPr>
-        <w:t xml:space="preserve"> Java 21</w:t>
+        <w:t>Vue / Spring Boot / SQLite / Java 21</w:t>
       </w:r>
     </w:p>
     <w:p>
@@ -371,79 +267,14 @@
           <w:color w:val="auto"/>
           <w:lang w:eastAsia="ko-KR"/>
         </w:rPr>
-        <w:t xml:space="preserve">소스 코드 </w:t>
-      </w:r>
-      <w:proofErr w:type="gramStart"/>
-      <w:r>
-        <w:rPr>
-          <w:b/>
+        <w:t xml:space="preserve">소스 코드 기준  </w:t>
+      </w:r>
+      <w:r>
+        <w:rPr>
           <w:color w:val="auto"/>
           <w:lang w:eastAsia="ko-KR"/>
         </w:rPr>
-        <w:t xml:space="preserve">기준  </w:t>
-      </w:r>
-      <w:r>
-        <w:rPr>
-          <w:color w:val="auto"/>
-          <w:lang w:eastAsia="ko-KR"/>
-        </w:rPr>
-        <w:t>[</w:t>
-      </w:r>
-      <w:proofErr w:type="spellStart"/>
-      <w:r>
-        <w:rPr>
-          <w:color w:val="auto"/>
-          <w:lang w:eastAsia="ko-KR"/>
-        </w:rPr>
-        <w:t>브랜치</w:t>
-      </w:r>
-      <w:proofErr w:type="spellEnd"/>
-      <w:r>
-        <w:rPr>
-          <w:color w:val="auto"/>
-          <w:lang w:eastAsia="ko-KR"/>
-        </w:rPr>
-        <w:t xml:space="preserve"> /</w:t>
-      </w:r>
-      <w:proofErr w:type="gramEnd"/>
-      <w:r>
-        <w:rPr>
-          <w:color w:val="auto"/>
-          <w:lang w:eastAsia="ko-KR"/>
-        </w:rPr>
-        <w:t xml:space="preserve"> 코드 구현 기준 </w:t>
-      </w:r>
-      <w:proofErr w:type="spellStart"/>
-      <w:r>
-        <w:rPr>
-          <w:color w:val="auto"/>
-          <w:lang w:eastAsia="ko-KR"/>
-        </w:rPr>
-        <w:t>커밋</w:t>
-      </w:r>
-      <w:proofErr w:type="spellEnd"/>
-      <w:r>
-        <w:rPr>
-          <w:color w:val="auto"/>
-          <w:lang w:eastAsia="ko-KR"/>
-        </w:rPr>
-        <w:t xml:space="preserve"> ID를 기록할 수 있습니다. 최종 제출 기준 </w:t>
-      </w:r>
-      <w:proofErr w:type="spellStart"/>
-      <w:r>
-        <w:rPr>
-          <w:color w:val="auto"/>
-          <w:lang w:eastAsia="ko-KR"/>
-        </w:rPr>
-        <w:t>커밋</w:t>
-      </w:r>
-      <w:proofErr w:type="spellEnd"/>
-      <w:r>
-        <w:rPr>
-          <w:color w:val="auto"/>
-          <w:lang w:eastAsia="ko-KR"/>
-        </w:rPr>
-        <w:t xml:space="preserve"> SHA는 LMS에 제출합니다.]</w:t>
+        <w:t>[브랜치 / 코드 구현 기준 커밋 ID를 기록할 수 있습니다. 최종 제출 기준 커밋 SHA는 LMS에 제출합니다.]</w:t>
       </w:r>
     </w:p>
     <w:p>
@@ -477,41 +308,13 @@
         </w:rPr>
         <w:t xml:space="preserve">오늘의 거지방은 사용자가 자신의 소비 내역이나 소비 경험을 게시글로 기록하여 하루의 소비를 돌아보고, 다른 사용자의 기록을 조회하여 바람직한 소비 습관을 배울 수 있는 웹 서비스이다. Vue와 Spring Boot를 선택한 이유는 실습을 통해 두 기술을 학습한 경험이 있이 비교적 익숙했기 때문이다. 기존에 학습한 내용을 바탕으로 </w:t>
       </w:r>
-      <w:proofErr w:type="spellStart"/>
       <w:r>
         <w:rPr>
           <w:rFonts w:ascii="맑은 고딕" w:eastAsia="맑은 고딕" w:hAnsi="맑은 고딕" w:cs="맑은 고딕" w:hint="eastAsia"/>
           <w:color w:val="auto"/>
           <w:lang w:eastAsia="ko-KR"/>
         </w:rPr>
-        <w:t>프론트엔드와</w:t>
-      </w:r>
-      <w:proofErr w:type="spellEnd"/>
-      <w:r>
-        <w:rPr>
-          <w:rFonts w:ascii="맑은 고딕" w:eastAsia="맑은 고딕" w:hAnsi="맑은 고딕" w:cs="맑은 고딕" w:hint="eastAsia"/>
-          <w:color w:val="auto"/>
-          <w:lang w:eastAsia="ko-KR"/>
-        </w:rPr>
-        <w:t xml:space="preserve"> </w:t>
-      </w:r>
-      <w:proofErr w:type="spellStart"/>
-      <w:r>
-        <w:rPr>
-          <w:rFonts w:ascii="맑은 고딕" w:eastAsia="맑은 고딕" w:hAnsi="맑은 고딕" w:cs="맑은 고딕" w:hint="eastAsia"/>
-          <w:color w:val="auto"/>
-          <w:lang w:eastAsia="ko-KR"/>
-        </w:rPr>
-        <w:t>벡엔드를</w:t>
-      </w:r>
-      <w:proofErr w:type="spellEnd"/>
-      <w:r>
-        <w:rPr>
-          <w:rFonts w:ascii="맑은 고딕" w:eastAsia="맑은 고딕" w:hAnsi="맑은 고딕" w:cs="맑은 고딕" w:hint="eastAsia"/>
-          <w:color w:val="auto"/>
-          <w:lang w:eastAsia="ko-KR"/>
-        </w:rPr>
-        <w:t xml:space="preserve"> 구성하였다. </w:t>
+        <w:t xml:space="preserve">프론트엔드와 벡엔드를 구성하였다. </w:t>
       </w:r>
     </w:p>
     <w:p>
@@ -565,7 +368,6 @@
             <w:pPr>
               <w:spacing w:before="60" w:after="60" w:line="270" w:lineRule="exact"/>
             </w:pPr>
-            <w:proofErr w:type="spellStart"/>
             <w:r>
               <w:rPr>
                 <w:b/>
@@ -574,7 +376,6 @@
               </w:rPr>
               <w:t>기능</w:t>
             </w:r>
-            <w:proofErr w:type="spellEnd"/>
           </w:p>
         </w:tc>
         <w:tc>
@@ -774,21 +575,12 @@
                 <w:color w:val="auto"/>
               </w:rPr>
             </w:pPr>
-            <w:proofErr w:type="spellStart"/>
             <w:r>
               <w:rPr>
                 <w:color w:val="auto"/>
                 <w:sz w:val="18"/>
               </w:rPr>
-              <w:t>App.vue</w:t>
-            </w:r>
-            <w:proofErr w:type="spellEnd"/>
-            <w:r>
-              <w:rPr>
-                <w:color w:val="auto"/>
-                <w:sz w:val="18"/>
-              </w:rPr>
-              <w:t xml:space="preserve">, BoardController.java </w:t>
+              <w:t xml:space="preserve">App.vue, BoardController.java </w:t>
             </w:r>
             <w:r>
               <w:rPr>
@@ -1027,47 +819,13 @@
                 <w:color w:val="auto"/>
               </w:rPr>
             </w:pPr>
-            <w:proofErr w:type="spellStart"/>
             <w:r>
               <w:rPr>
                 <w:color w:val="auto"/>
                 <w:sz w:val="18"/>
               </w:rPr>
-              <w:t>인증과</w:t>
-            </w:r>
-            <w:proofErr w:type="spellEnd"/>
-            <w:r>
-              <w:rPr>
-                <w:color w:val="auto"/>
-                <w:sz w:val="18"/>
-              </w:rPr>
-              <w:t xml:space="preserve"> 내 </w:t>
-            </w:r>
-            <w:proofErr w:type="spellStart"/>
-            <w:r>
-              <w:rPr>
-                <w:color w:val="auto"/>
-                <w:sz w:val="18"/>
-              </w:rPr>
-              <w:t>정보</w:t>
-            </w:r>
-            <w:proofErr w:type="spellEnd"/>
-            <w:r>
-              <w:rPr>
-                <w:color w:val="auto"/>
-                <w:sz w:val="18"/>
-              </w:rPr>
-              <w:t xml:space="preserve"> </w:t>
-            </w:r>
-            <w:proofErr w:type="spellStart"/>
-            <w:r>
-              <w:rPr>
-                <w:color w:val="auto"/>
-                <w:sz w:val="18"/>
-              </w:rPr>
-              <w:t>조회</w:t>
-            </w:r>
-            <w:proofErr w:type="spellEnd"/>
+              <w:t>인증과 내 정보 조회</w:t>
+            </w:r>
           </w:p>
         </w:tc>
         <w:tc>
@@ -1172,25 +930,8 @@
                 <w:color w:val="auto"/>
                 <w:sz w:val="18"/>
               </w:rPr>
-              <w:t>/</w:t>
-            </w:r>
-            <w:proofErr w:type="spellStart"/>
-            <w:r>
-              <w:rPr>
-                <w:color w:val="auto"/>
-                <w:sz w:val="18"/>
-              </w:rPr>
-              <w:t>api</w:t>
-            </w:r>
-            <w:proofErr w:type="spellEnd"/>
-            <w:r>
-              <w:rPr>
-                <w:color w:val="auto"/>
-                <w:sz w:val="18"/>
-              </w:rPr>
-              <w:t xml:space="preserve">/me </w:t>
-            </w:r>
-            <w:proofErr w:type="spellStart"/>
+              <w:t xml:space="preserve">/api/me </w:t>
+            </w:r>
             <w:r>
               <w:rPr>
                 <w:rFonts w:ascii="맑은 고딕" w:eastAsia="맑은 고딕" w:hAnsi="맑은 고딕" w:cs="맑은 고딕" w:hint="eastAsia"/>
@@ -1199,7 +940,6 @@
               </w:rPr>
               <w:t>요청</w:t>
             </w:r>
-            <w:proofErr w:type="spellEnd"/>
           </w:p>
         </w:tc>
       </w:tr>
@@ -1341,7 +1081,6 @@
                 <w:color w:val="auto"/>
               </w:rPr>
             </w:pPr>
-            <w:proofErr w:type="spellStart"/>
             <w:r>
               <w:rPr>
                 <w:rFonts w:ascii="맑은 고딕" w:eastAsia="맑은 고딕" w:hAnsi="맑은 고딕" w:cs="맑은 고딕" w:hint="eastAsia"/>
@@ -1350,7 +1089,6 @@
               </w:rPr>
               <w:t>작성자</w:t>
             </w:r>
-            <w:proofErr w:type="spellEnd"/>
             <w:r>
               <w:rPr>
                 <w:color w:val="auto"/>
@@ -1358,7 +1096,6 @@
               </w:rPr>
               <w:t xml:space="preserve"> </w:t>
             </w:r>
-            <w:proofErr w:type="spellStart"/>
             <w:r>
               <w:rPr>
                 <w:rFonts w:ascii="맑은 고딕" w:eastAsia="맑은 고딕" w:hAnsi="맑은 고딕" w:cs="맑은 고딕" w:hint="eastAsia"/>
@@ -1367,7 +1104,6 @@
               </w:rPr>
               <w:t>권한</w:t>
             </w:r>
-            <w:proofErr w:type="spellEnd"/>
             <w:r>
               <w:rPr>
                 <w:color w:val="auto"/>
@@ -1375,7 +1111,6 @@
               </w:rPr>
               <w:t xml:space="preserve"> </w:t>
             </w:r>
-            <w:proofErr w:type="spellStart"/>
             <w:r>
               <w:rPr>
                 <w:rFonts w:ascii="맑은 고딕" w:eastAsia="맑은 고딕" w:hAnsi="맑은 고딕" w:cs="맑은 고딕" w:hint="eastAsia"/>
@@ -1384,7 +1119,6 @@
               </w:rPr>
               <w:t>검사</w:t>
             </w:r>
-            <w:proofErr w:type="spellEnd"/>
           </w:p>
         </w:tc>
       </w:tr>
@@ -1497,17 +1231,8 @@
                 <w:color w:val="auto"/>
                 <w:sz w:val="18"/>
               </w:rPr>
-              <w:t xml:space="preserve">api.js, </w:t>
-            </w:r>
-            <w:proofErr w:type="spellStart"/>
-            <w:r>
-              <w:rPr>
-                <w:color w:val="auto"/>
-                <w:sz w:val="18"/>
-              </w:rPr>
-              <w:t>App.vue</w:t>
-            </w:r>
-            <w:proofErr w:type="spellEnd"/>
+              <w:t>api.js, App.vue</w:t>
+            </w:r>
           </w:p>
         </w:tc>
         <w:tc>
@@ -1535,7 +1260,6 @@
                 <w:color w:val="auto"/>
               </w:rPr>
             </w:pPr>
-            <w:proofErr w:type="spellStart"/>
             <w:r>
               <w:rPr>
                 <w:rFonts w:ascii="맑은 고딕" w:eastAsia="맑은 고딕" w:hAnsi="맑은 고딕" w:cs="맑은 고딕" w:hint="eastAsia"/>
@@ -1544,7 +1268,6 @@
               </w:rPr>
               <w:t>실제</w:t>
             </w:r>
-            <w:proofErr w:type="spellEnd"/>
             <w:r>
               <w:rPr>
                 <w:color w:val="auto"/>
@@ -1552,7 +1275,6 @@
               </w:rPr>
               <w:t xml:space="preserve"> </w:t>
             </w:r>
-            <w:proofErr w:type="spellStart"/>
             <w:r>
               <w:rPr>
                 <w:rFonts w:ascii="맑은 고딕" w:eastAsia="맑은 고딕" w:hAnsi="맑은 고딕" w:cs="맑은 고딕" w:hint="eastAsia"/>
@@ -1561,7 +1283,6 @@
               </w:rPr>
               <w:t>동작</w:t>
             </w:r>
-            <w:proofErr w:type="spellEnd"/>
             <w:r>
               <w:rPr>
                 <w:color w:val="auto"/>
@@ -1569,7 +1290,6 @@
               </w:rPr>
               <w:t xml:space="preserve"> </w:t>
             </w:r>
-            <w:proofErr w:type="spellStart"/>
             <w:r>
               <w:rPr>
                 <w:rFonts w:ascii="맑은 고딕" w:eastAsia="맑은 고딕" w:hAnsi="맑은 고딕" w:cs="맑은 고딕" w:hint="eastAsia"/>
@@ -1578,7 +1298,6 @@
               </w:rPr>
               <w:t>테스트</w:t>
             </w:r>
-            <w:proofErr w:type="spellEnd"/>
             <w:r>
               <w:rPr>
                 <w:color w:val="auto"/>
@@ -1586,7 +1305,6 @@
               </w:rPr>
               <w:t xml:space="preserve"> </w:t>
             </w:r>
-            <w:proofErr w:type="spellStart"/>
             <w:r>
               <w:rPr>
                 <w:rFonts w:ascii="맑은 고딕" w:eastAsia="맑은 고딕" w:hAnsi="맑은 고딕" w:cs="맑은 고딕" w:hint="eastAsia"/>
@@ -1595,7 +1313,6 @@
               </w:rPr>
               <w:t>필요</w:t>
             </w:r>
-            <w:proofErr w:type="spellEnd"/>
           </w:p>
         </w:tc>
       </w:tr>
@@ -1634,33 +1351,8 @@
                 <w:color w:val="auto"/>
                 <w:sz w:val="18"/>
               </w:rPr>
-              <w:t xml:space="preserve">DB </w:t>
-            </w:r>
-            <w:proofErr w:type="spellStart"/>
-            <w:r>
-              <w:rPr>
-                <w:color w:val="auto"/>
-                <w:sz w:val="18"/>
-              </w:rPr>
-              <w:t>데이터</w:t>
-            </w:r>
-            <w:proofErr w:type="spellEnd"/>
-            <w:r>
-              <w:rPr>
-                <w:color w:val="auto"/>
-                <w:sz w:val="18"/>
-              </w:rPr>
-              <w:t xml:space="preserve"> </w:t>
-            </w:r>
-            <w:proofErr w:type="spellStart"/>
-            <w:r>
-              <w:rPr>
-                <w:color w:val="auto"/>
-                <w:sz w:val="18"/>
-              </w:rPr>
-              <w:t>유지</w:t>
-            </w:r>
-            <w:proofErr w:type="spellEnd"/>
+              <w:t>DB 데이터 유지</w:t>
+            </w:r>
           </w:p>
         </w:tc>
         <w:tc>
@@ -1919,193 +1611,31 @@
           <w:color w:val="auto"/>
           <w:lang w:eastAsia="ko-KR"/>
         </w:rPr>
-        <w:t xml:space="preserve">본 서비스는 Vue로 구성한 </w:t>
-      </w:r>
-      <w:proofErr w:type="spellStart"/>
+        <w:t>본 서비스는 Vue로 구성한 프론트엔드, Spring Boot로 구성한 백엔드 API 서버, SQLite 데이터베이스로 구성된다. 프론트엔드는 사용자의 입력을 받아 백엔드에 API 요청을 보내고, 백엔드는 요청을</w:t>
+      </w:r>
+      <w:r>
+        <w:rPr>
+          <w:rFonts w:ascii="맑은 고딕" w:eastAsia="맑은 고딕" w:hAnsi="맑은 고딕" w:cs="맑은 고딕"/>
+          <w:color w:val="auto"/>
+          <w:lang w:eastAsia="ko-KR"/>
+        </w:rPr>
+        <w:t xml:space="preserve"> 처리한</w:t>
+      </w:r>
       <w:r>
         <w:rPr>
           <w:rFonts w:ascii="맑은 고딕" w:eastAsia="맑은 고딕" w:hAnsi="맑은 고딕" w:cs="맑은 고딕" w:hint="eastAsia"/>
           <w:color w:val="auto"/>
           <w:lang w:eastAsia="ko-KR"/>
         </w:rPr>
-        <w:t>프론트엔드</w:t>
-      </w:r>
-      <w:proofErr w:type="spellEnd"/>
+        <w:t xml:space="preserve"> 결과를 응답한다. 게시글과 사용자 데이터는 SQLite 데이터베이스를 통해 관리한다. </w:t>
+      </w:r>
       <w:r>
         <w:rPr>
           <w:rFonts w:ascii="맑은 고딕" w:eastAsia="맑은 고딕" w:hAnsi="맑은 고딕" w:cs="맑은 고딕" w:hint="eastAsia"/>
           <w:color w:val="auto"/>
           <w:lang w:eastAsia="ko-KR"/>
         </w:rPr>
-        <w:t xml:space="preserve">, Spring Boot로 구성한 </w:t>
-      </w:r>
-      <w:proofErr w:type="spellStart"/>
-      <w:r>
-        <w:rPr>
-          <w:rFonts w:ascii="맑은 고딕" w:eastAsia="맑은 고딕" w:hAnsi="맑은 고딕" w:cs="맑은 고딕" w:hint="eastAsia"/>
-          <w:color w:val="auto"/>
-          <w:lang w:eastAsia="ko-KR"/>
-        </w:rPr>
-        <w:t>백엔드</w:t>
-      </w:r>
-      <w:proofErr w:type="spellEnd"/>
-      <w:r>
-        <w:rPr>
-          <w:rFonts w:ascii="맑은 고딕" w:eastAsia="맑은 고딕" w:hAnsi="맑은 고딕" w:cs="맑은 고딕" w:hint="eastAsia"/>
-          <w:color w:val="auto"/>
-          <w:lang w:eastAsia="ko-KR"/>
-        </w:rPr>
-        <w:t xml:space="preserve"> API 서버, SQLite 데이터베이스로 구성된다. </w:t>
-      </w:r>
-      <w:proofErr w:type="spellStart"/>
-      <w:r>
-        <w:rPr>
-          <w:rFonts w:ascii="맑은 고딕" w:eastAsia="맑은 고딕" w:hAnsi="맑은 고딕" w:cs="맑은 고딕" w:hint="eastAsia"/>
-          <w:color w:val="auto"/>
-          <w:lang w:eastAsia="ko-KR"/>
-        </w:rPr>
-        <w:t>프론트엔드는</w:t>
-      </w:r>
-      <w:proofErr w:type="spellEnd"/>
-      <w:r>
-        <w:rPr>
-          <w:rFonts w:ascii="맑은 고딕" w:eastAsia="맑은 고딕" w:hAnsi="맑은 고딕" w:cs="맑은 고딕" w:hint="eastAsia"/>
-          <w:color w:val="auto"/>
-          <w:lang w:eastAsia="ko-KR"/>
-        </w:rPr>
-        <w:t xml:space="preserve"> 사용자의 입력을 받아 </w:t>
-      </w:r>
-      <w:proofErr w:type="spellStart"/>
-      <w:r>
-        <w:rPr>
-          <w:rFonts w:ascii="맑은 고딕" w:eastAsia="맑은 고딕" w:hAnsi="맑은 고딕" w:cs="맑은 고딕" w:hint="eastAsia"/>
-          <w:color w:val="auto"/>
-          <w:lang w:eastAsia="ko-KR"/>
-        </w:rPr>
-        <w:t>백엔드에</w:t>
-      </w:r>
-      <w:proofErr w:type="spellEnd"/>
-      <w:r>
-        <w:rPr>
-          <w:rFonts w:ascii="맑은 고딕" w:eastAsia="맑은 고딕" w:hAnsi="맑은 고딕" w:cs="맑은 고딕" w:hint="eastAsia"/>
-          <w:color w:val="auto"/>
-          <w:lang w:eastAsia="ko-KR"/>
-        </w:rPr>
-        <w:t xml:space="preserve"> API 요청을 보내고, </w:t>
-      </w:r>
-      <w:proofErr w:type="spellStart"/>
-      <w:r>
-        <w:rPr>
-          <w:rFonts w:ascii="맑은 고딕" w:eastAsia="맑은 고딕" w:hAnsi="맑은 고딕" w:cs="맑은 고딕" w:hint="eastAsia"/>
-          <w:color w:val="auto"/>
-          <w:lang w:eastAsia="ko-KR"/>
-        </w:rPr>
-        <w:t>백엔드는</w:t>
-      </w:r>
-      <w:proofErr w:type="spellEnd"/>
-      <w:r>
-        <w:rPr>
-          <w:rFonts w:ascii="맑은 고딕" w:eastAsia="맑은 고딕" w:hAnsi="맑은 고딕" w:cs="맑은 고딕" w:hint="eastAsia"/>
-          <w:color w:val="auto"/>
-          <w:lang w:eastAsia="ko-KR"/>
-        </w:rPr>
-        <w:t xml:space="preserve"> 요청을</w:t>
-      </w:r>
-      <w:r>
-        <w:rPr>
-          <w:rFonts w:ascii="맑은 고딕" w:eastAsia="맑은 고딕" w:hAnsi="맑은 고딕" w:cs="맑은 고딕"/>
-          <w:color w:val="auto"/>
-          <w:lang w:eastAsia="ko-KR"/>
-        </w:rPr>
-        <w:t xml:space="preserve"> 처리한</w:t>
-      </w:r>
-      <w:r>
-        <w:rPr>
-          <w:rFonts w:ascii="맑은 고딕" w:eastAsia="맑은 고딕" w:hAnsi="맑은 고딕" w:cs="맑은 고딕" w:hint="eastAsia"/>
-          <w:color w:val="auto"/>
-          <w:lang w:eastAsia="ko-KR"/>
-        </w:rPr>
-        <w:t xml:space="preserve"> 결과를 응답한다. 게시글과 사용자 데이터는 SQLite 데이터베이스를 통해 관리한다. </w:t>
-      </w:r>
-      <w:r>
-        <w:rPr>
-          <w:rFonts w:ascii="맑은 고딕" w:eastAsia="맑은 고딕" w:hAnsi="맑은 고딕" w:cs="맑은 고딕" w:hint="eastAsia"/>
-          <w:color w:val="auto"/>
-          <w:lang w:eastAsia="ko-KR"/>
-        </w:rPr>
-        <w:t xml:space="preserve">                                 로그인할 때 사용자가 이메일과 비밀번호를 입력하면 </w:t>
-      </w:r>
-      <w:proofErr w:type="spellStart"/>
-      <w:r>
-        <w:rPr>
-          <w:rFonts w:ascii="맑은 고딕" w:eastAsia="맑은 고딕" w:hAnsi="맑은 고딕" w:cs="맑은 고딕" w:hint="eastAsia"/>
-          <w:color w:val="auto"/>
-          <w:lang w:eastAsia="ko-KR"/>
-        </w:rPr>
-        <w:t>프론트엔드는</w:t>
-      </w:r>
-      <w:proofErr w:type="spellEnd"/>
-      <w:r>
-        <w:rPr>
-          <w:rFonts w:ascii="맑은 고딕" w:eastAsia="맑은 고딕" w:hAnsi="맑은 고딕" w:cs="맑은 고딕" w:hint="eastAsia"/>
-          <w:color w:val="auto"/>
-          <w:lang w:eastAsia="ko-KR"/>
-        </w:rPr>
-        <w:t xml:space="preserve"> 로그인 API에 인증 정보를 전송한다. 인증에 성공하면 서버에서 발급한 JWT를 전달받아 </w:t>
-      </w:r>
-      <w:proofErr w:type="spellStart"/>
-      <w:r>
-        <w:rPr>
-          <w:rFonts w:ascii="맑은 고딕" w:eastAsia="맑은 고딕" w:hAnsi="맑은 고딕" w:cs="맑은 고딕" w:hint="eastAsia"/>
-          <w:color w:val="auto"/>
-          <w:lang w:eastAsia="ko-KR"/>
-        </w:rPr>
-        <w:t>프론트엔드의</w:t>
-      </w:r>
-      <w:proofErr w:type="spellEnd"/>
-      <w:r>
-        <w:rPr>
-          <w:rFonts w:ascii="맑은 고딕" w:eastAsia="맑은 고딕" w:hAnsi="맑은 고딕" w:cs="맑은 고딕" w:hint="eastAsia"/>
-          <w:color w:val="auto"/>
-          <w:lang w:eastAsia="ko-KR"/>
-        </w:rPr>
-        <w:t xml:space="preserve"> session 변수에 저장한다. 이후 인증이 필요한 요청에는 Authorization: Bearer &lt;토큰&gt; 헤더를 포함한다.                                             게시글을 작성하거나 수정/삭제할 때 서버는 요청의 인증 정보를 확인하고, 해당 사용자가 작업을 수행할 권한이 있는지 검사한다. </w:t>
-      </w:r>
-      <w:proofErr w:type="spellStart"/>
-      <w:r>
-        <w:rPr>
-          <w:rFonts w:ascii="맑은 고딕" w:eastAsia="맑은 고딕" w:hAnsi="맑은 고딕" w:cs="맑은 고딕" w:hint="eastAsia"/>
-          <w:color w:val="auto"/>
-          <w:lang w:eastAsia="ko-KR"/>
-        </w:rPr>
-        <w:t>로그아웃하면</w:t>
-      </w:r>
-      <w:proofErr w:type="spellEnd"/>
-      <w:r>
-        <w:rPr>
-          <w:rFonts w:ascii="맑은 고딕" w:eastAsia="맑은 고딕" w:hAnsi="맑은 고딕" w:cs="맑은 고딕" w:hint="eastAsia"/>
-          <w:color w:val="auto"/>
-          <w:lang w:eastAsia="ko-KR"/>
-        </w:rPr>
-        <w:t xml:space="preserve"> </w:t>
-      </w:r>
-      <w:proofErr w:type="spellStart"/>
-      <w:r>
-        <w:rPr>
-          <w:rFonts w:ascii="맑은 고딕" w:eastAsia="맑은 고딕" w:hAnsi="맑은 고딕" w:cs="맑은 고딕" w:hint="eastAsia"/>
-          <w:color w:val="auto"/>
-          <w:lang w:eastAsia="ko-KR"/>
-        </w:rPr>
-        <w:t>프론트엔드에</w:t>
-      </w:r>
-      <w:proofErr w:type="spellEnd"/>
-      <w:r>
-        <w:rPr>
-          <w:rFonts w:ascii="맑은 고딕" w:eastAsia="맑은 고딕" w:hAnsi="맑은 고딕" w:cs="맑은 고딕" w:hint="eastAsia"/>
-          <w:color w:val="auto"/>
-          <w:lang w:eastAsia="ko-KR"/>
-        </w:rPr>
-        <w:t xml:space="preserve"> 저장된 로그인 상태를 초기화한다. </w:t>
+        <w:t xml:space="preserve">                                 로그인할 때 사용자가 이메일과 비밀번호를 입력하면 프론트엔드는 로그인 API에 인증 정보를 전송한다. 인증에 성공하면 서버에서 발급한 JWT를 전달받아 프론트엔드의 session 변수에 저장한다. 이후 인증이 필요한 요청에는 Authorization: Bearer &lt;토큰&gt; 헤더를 포함한다.                                             게시글을 작성하거나 수정/삭제할 때 서버는 요청의 인증 정보를 확인하고, 해당 사용자가 작업을 수행할 권한이 있는지 검사한다. 로그아웃하면 프론트엔드에 저장된 로그인 상태를 초기화한다. </w:t>
       </w:r>
     </w:p>
     <w:tbl>
@@ -2152,52 +1682,14 @@
                 <w:color w:val="auto"/>
               </w:rPr>
             </w:pPr>
-            <w:proofErr w:type="spellStart"/>
             <w:r>
               <w:rPr>
                 <w:b/>
                 <w:color w:val="auto"/>
                 <w:sz w:val="18"/>
               </w:rPr>
-              <w:t>변경한</w:t>
-            </w:r>
-            <w:proofErr w:type="spellEnd"/>
-            <w:r>
-              <w:rPr>
-                <w:b/>
-                <w:color w:val="auto"/>
-                <w:sz w:val="18"/>
-              </w:rPr>
-              <w:t xml:space="preserve"> </w:t>
-            </w:r>
-            <w:proofErr w:type="spellStart"/>
-            <w:r>
-              <w:rPr>
-                <w:b/>
-                <w:color w:val="auto"/>
-                <w:sz w:val="18"/>
-              </w:rPr>
-              <w:t>파일과</w:t>
-            </w:r>
-            <w:proofErr w:type="spellEnd"/>
-            <w:r>
-              <w:rPr>
-                <w:b/>
-                <w:color w:val="auto"/>
-                <w:sz w:val="18"/>
-              </w:rPr>
-              <w:t xml:space="preserve"> </w:t>
-            </w:r>
-            <w:proofErr w:type="spellStart"/>
-            <w:r>
-              <w:rPr>
-                <w:b/>
-                <w:color w:val="auto"/>
-                <w:sz w:val="18"/>
-              </w:rPr>
-              <w:t>함수</w:t>
-            </w:r>
-            <w:proofErr w:type="spellEnd"/>
+              <w:t>변경한 파일과 함수</w:t>
+            </w:r>
           </w:p>
         </w:tc>
         <w:tc>
@@ -2336,7 +1828,6 @@
                 <w:color w:val="auto"/>
               </w:rPr>
             </w:pPr>
-            <w:proofErr w:type="spellStart"/>
             <w:r>
               <w:rPr>
                 <w:color w:val="auto"/>
@@ -2344,7 +1835,6 @@
               </w:rPr>
               <w:t>App.vue</w:t>
             </w:r>
-            <w:proofErr w:type="spellEnd"/>
           </w:p>
         </w:tc>
         <w:tc>
@@ -2652,7 +2142,6 @@
               </w:rPr>
               <w:t xml:space="preserve"> </w:t>
             </w:r>
-            <w:proofErr w:type="spellStart"/>
             <w:r>
               <w:rPr>
                 <w:rFonts w:ascii="맑은 고딕" w:eastAsia="맑은 고딕" w:hAnsi="맑은 고딕" w:cs="맑은 고딕" w:hint="eastAsia"/>
@@ -2662,7 +2151,6 @@
               </w:rPr>
               <w:t>거지방</w:t>
             </w:r>
-            <w:proofErr w:type="spellEnd"/>
             <w:r>
               <w:rPr>
                 <w:color w:val="auto"/>
@@ -3138,7 +2626,6 @@
               </w:rPr>
               <w:t xml:space="preserve">, </w:t>
             </w:r>
-            <w:proofErr w:type="spellStart"/>
             <w:r>
               <w:rPr>
                 <w:rFonts w:ascii="맑은 고딕" w:eastAsia="맑은 고딕" w:hAnsi="맑은 고딕" w:cs="맑은 고딕" w:hint="eastAsia"/>
@@ -3148,7 +2635,6 @@
               </w:rPr>
               <w:t>입력창</w:t>
             </w:r>
-            <w:proofErr w:type="spellEnd"/>
             <w:r>
               <w:rPr>
                 <w:color w:val="auto"/>
@@ -3455,91 +2941,7 @@
         <w:rPr>
           <w:lang w:eastAsia="ko-KR"/>
         </w:rPr>
-        <w:t xml:space="preserve">[운영체제와 </w:t>
-      </w:r>
-      <w:proofErr w:type="gramStart"/>
-      <w:r>
-        <w:rPr>
-          <w:lang w:eastAsia="ko-KR"/>
-        </w:rPr>
-        <w:t>버전 /</w:t>
-      </w:r>
-      <w:proofErr w:type="gramEnd"/>
-      <w:r>
-        <w:rPr>
-          <w:lang w:eastAsia="ko-KR"/>
-        </w:rPr>
-        <w:t xml:space="preserve"> 새 폴더 </w:t>
-      </w:r>
-      <w:proofErr w:type="gramStart"/>
-      <w:r>
-        <w:rPr>
-          <w:lang w:eastAsia="ko-KR"/>
-        </w:rPr>
-        <w:t>설치 /</w:t>
-      </w:r>
-      <w:proofErr w:type="gramEnd"/>
-      <w:r>
-        <w:rPr>
-          <w:lang w:eastAsia="ko-KR"/>
-        </w:rPr>
-        <w:t xml:space="preserve"> </w:t>
-      </w:r>
-      <w:proofErr w:type="gramStart"/>
-      <w:r>
-        <w:rPr>
-          <w:lang w:eastAsia="ko-KR"/>
-        </w:rPr>
-        <w:t>환경설정 /</w:t>
-      </w:r>
-      <w:proofErr w:type="gramEnd"/>
-      <w:r>
-        <w:rPr>
-          <w:lang w:eastAsia="ko-KR"/>
-        </w:rPr>
-        <w:t xml:space="preserve"> 프론트 </w:t>
-      </w:r>
-      <w:proofErr w:type="gramStart"/>
-      <w:r>
-        <w:rPr>
-          <w:lang w:eastAsia="ko-KR"/>
-        </w:rPr>
-        <w:t>빌드 /</w:t>
-      </w:r>
-      <w:proofErr w:type="gramEnd"/>
-      <w:r>
-        <w:rPr>
-          <w:lang w:eastAsia="ko-KR"/>
-        </w:rPr>
-        <w:t xml:space="preserve"> </w:t>
-      </w:r>
-      <w:proofErr w:type="spellStart"/>
-      <w:r>
-        <w:rPr>
-          <w:lang w:eastAsia="ko-KR"/>
-        </w:rPr>
-        <w:t>백엔드</w:t>
-      </w:r>
-      <w:proofErr w:type="spellEnd"/>
-      <w:r>
-        <w:rPr>
-          <w:lang w:eastAsia="ko-KR"/>
-        </w:rPr>
-        <w:t xml:space="preserve"> </w:t>
-      </w:r>
-      <w:proofErr w:type="gramStart"/>
-      <w:r>
-        <w:rPr>
-          <w:lang w:eastAsia="ko-KR"/>
-        </w:rPr>
-        <w:t>실행 /</w:t>
-      </w:r>
-      <w:proofErr w:type="gramEnd"/>
-      <w:r>
-        <w:rPr>
-          <w:lang w:eastAsia="ko-KR"/>
-        </w:rPr>
-        <w:t xml:space="preserve"> SQLite 파일 경로]</w:t>
+        <w:t>[운영체제와 버전 / 새 폴더 설치 / 환경설정 / 프론트 빌드 / 백엔드 실행 / SQLite 파일 경로]</w:t>
       </w:r>
     </w:p>
     <w:p>
@@ -3555,35 +2957,7 @@
         <w:rPr>
           <w:lang w:eastAsia="ko-KR"/>
         </w:rPr>
-        <w:t xml:space="preserve">[4173번 접속 및 API 연결 </w:t>
-      </w:r>
-      <w:proofErr w:type="gramStart"/>
-      <w:r>
-        <w:rPr>
-          <w:lang w:eastAsia="ko-KR"/>
-        </w:rPr>
-        <w:t>확인 /</w:t>
-      </w:r>
-      <w:proofErr w:type="gramEnd"/>
-      <w:r>
-        <w:rPr>
-          <w:lang w:eastAsia="ko-KR"/>
-        </w:rPr>
-        <w:t xml:space="preserve"> 서버 재시작 후 데이터 </w:t>
-      </w:r>
-      <w:proofErr w:type="gramStart"/>
-      <w:r>
-        <w:rPr>
-          <w:lang w:eastAsia="ko-KR"/>
-        </w:rPr>
-        <w:t>유지 /</w:t>
-      </w:r>
-      <w:proofErr w:type="gramEnd"/>
-      <w:r>
-        <w:rPr>
-          <w:lang w:eastAsia="ko-KR"/>
-        </w:rPr>
-        <w:t xml:space="preserve"> 증거 위치]</w:t>
+        <w:t>[4173번 접속 및 API 연결 확인 / 서버 재시작 후 데이터 유지 / 증거 위치]</w:t>
       </w:r>
     </w:p>
     <w:p>
@@ -3745,7 +3119,6 @@
           <w:lang w:eastAsia="ko-KR"/>
         </w:rPr>
       </w:pPr>
-      <w:proofErr w:type="spellStart"/>
       <w:r>
         <w:rPr>
           <w:rFonts w:ascii="굴림" w:eastAsia="굴림" w:hAnsi="굴림" w:cs="굴림" w:hint="eastAsia"/>
@@ -3757,7 +3130,6 @@
         </w:rPr>
         <w:t>프론트엔드</w:t>
       </w:r>
-      <w:proofErr w:type="spellEnd"/>
       <w:r>
         <w:rPr>
           <w:rFonts w:ascii="굴림" w:eastAsia="굴림" w:hAnsi="굴림" w:cs="굴림"/>
@@ -3958,7 +3330,6 @@
           <w:lang w:eastAsia="ko-KR"/>
         </w:rPr>
       </w:pPr>
-      <w:proofErr w:type="spellStart"/>
       <w:r>
         <w:rPr>
           <w:rFonts w:ascii="굴림" w:eastAsia="굴림" w:hAnsi="굴림" w:cs="굴림" w:hint="eastAsia"/>
@@ -3970,7 +3341,6 @@
         </w:rPr>
         <w:t>프론트엔드</w:t>
       </w:r>
-      <w:proofErr w:type="spellEnd"/>
       <w:r>
         <w:rPr>
           <w:rFonts w:ascii="굴림" w:eastAsia="굴림" w:hAnsi="굴림" w:cs="굴림"/>
@@ -4171,7 +3541,6 @@
           <w:lang w:eastAsia="ko-KR"/>
         </w:rPr>
       </w:pPr>
-      <w:proofErr w:type="spellStart"/>
       <w:r>
         <w:rPr>
           <w:rFonts w:ascii="굴림" w:eastAsia="굴림" w:hAnsi="굴림" w:cs="굴림" w:hint="eastAsia"/>
@@ -4183,7 +3552,6 @@
         </w:rPr>
         <w:t>백엔드</w:t>
       </w:r>
-      <w:proofErr w:type="spellEnd"/>
       <w:r>
         <w:rPr>
           <w:rFonts w:ascii="굴림" w:eastAsia="굴림" w:hAnsi="굴림" w:cs="굴림"/>
@@ -4384,7 +3752,6 @@
           <w:lang w:eastAsia="ko-KR"/>
         </w:rPr>
       </w:pPr>
-      <w:proofErr w:type="spellStart"/>
       <w:r>
         <w:rPr>
           <w:rFonts w:ascii="굴림" w:eastAsia="굴림" w:hAnsi="굴림" w:cs="굴림" w:hint="eastAsia"/>
@@ -4396,7 +3763,6 @@
         </w:rPr>
         <w:t>프론트엔드</w:t>
       </w:r>
-      <w:proofErr w:type="spellEnd"/>
       <w:r>
         <w:rPr>
           <w:rFonts w:ascii="굴림" w:eastAsia="굴림" w:hAnsi="굴림" w:cs="굴림"/>
@@ -5193,151 +4559,127 @@
     </w:p>
     <w:p>
       <w:pPr>
-        <w:pStyle w:val="Hint"/>
-        <w:spacing w:after="280"/>
-        <w:rPr>
-          <w:lang w:eastAsia="ko-KR"/>
-        </w:rPr>
-      </w:pPr>
-      <w:r>
-        <w:rPr>
-          <w:lang w:eastAsia="ko-KR"/>
-        </w:rPr>
-        <w:t>네 부분을 각각 설명하세요. 전체 파일을 붙이지 말고 핵심 코드 5~20줄 정도를 발췌한 뒤 입력 → 처리 → 출력과 실패 조건을 자신의 말로 설명합니다. 성공·실패 시 HTTP 상태와 JSON code, 해당 분기를 만드는 코드도 연결해 적으세요. 줄 번호를 적는 경우 제출한 코드 기준인지 확인하세요.</w:t>
+        <w:pStyle w:val="21"/>
+        <w:rPr>
+          <w:lang w:eastAsia="ko-KR"/>
+        </w:rPr>
+      </w:pPr>
+      <w:r>
+        <w:rPr>
+          <w:lang w:eastAsia="ko-KR"/>
+        </w:rPr>
+        <w:t xml:space="preserve">3 1 </w:t>
+      </w:r>
+      <w:r>
+        <w:rPr>
+          <w:lang w:eastAsia="ko-KR"/>
+        </w:rPr>
+        <w:t>로그인과</w:t>
+      </w:r>
+      <w:r>
+        <w:rPr>
+          <w:lang w:eastAsia="ko-KR"/>
+        </w:rPr>
+        <w:t xml:space="preserve"> JWT </w:t>
+      </w:r>
+      <w:r>
+        <w:rPr>
+          <w:lang w:eastAsia="ko-KR"/>
+        </w:rPr>
+        <w:t>발급</w:t>
       </w:r>
     </w:p>
     <w:p>
       <w:pPr>
-        <w:pStyle w:val="21"/>
-        <w:rPr>
-          <w:lang w:eastAsia="ko-KR"/>
-        </w:rPr>
-      </w:pPr>
-      <w:r>
-        <w:rPr>
-          <w:lang w:eastAsia="ko-KR"/>
-        </w:rPr>
-        <w:t xml:space="preserve">3 1 </w:t>
-      </w:r>
-      <w:r>
-        <w:rPr>
-          <w:lang w:eastAsia="ko-KR"/>
-        </w:rPr>
-        <w:t>로그인과</w:t>
-      </w:r>
-      <w:r>
-        <w:rPr>
-          <w:lang w:eastAsia="ko-KR"/>
-        </w:rPr>
-        <w:t xml:space="preserve"> JWT </w:t>
-      </w:r>
-      <w:r>
-        <w:rPr>
-          <w:lang w:eastAsia="ko-KR"/>
-        </w:rPr>
-        <w:t>발급</w:t>
+        <w:spacing w:after="160"/>
+        <w:rPr>
+          <w:rFonts w:eastAsia="맑은 고딕" w:hint="eastAsia"/>
+          <w:lang w:eastAsia="ko-KR"/>
+        </w:rPr>
+      </w:pPr>
+      <w:r>
+        <w:rPr>
+          <w:lang w:eastAsia="ko-KR"/>
+        </w:rPr>
+        <w:t xml:space="preserve">파일 / 함수: </w:t>
+      </w:r>
+      <w:r>
+        <w:rPr>
+          <w:lang w:eastAsia="ko-KR"/>
+        </w:rPr>
+        <w:t>AuthService.</w:t>
+      </w:r>
+      <w:r>
+        <w:rPr>
+          <w:lang w:eastAsia="ko-KR"/>
+        </w:rPr>
+        <w:t>java</w:t>
+      </w:r>
+      <w:r>
+        <w:rPr>
+          <w:rFonts w:eastAsia="맑은 고딕" w:hint="eastAsia"/>
+          <w:lang w:eastAsia="ko-KR"/>
+        </w:rPr>
+        <w:t xml:space="preserve"> </w:t>
+      </w:r>
+      <w:r>
+        <w:rPr>
+          <w:rFonts w:ascii="맑은 고딕" w:eastAsia="맑은 고딕" w:hAnsi="맑은 고딕" w:cs="맑은 고딕" w:hint="eastAsia"/>
+          <w:lang w:eastAsia="ko-KR"/>
+        </w:rPr>
+        <w:t xml:space="preserve">/ </w:t>
+      </w:r>
+      <w:r>
+        <w:rPr>
+          <w:rFonts w:eastAsia="맑은 고딕"/>
+          <w:lang w:eastAsia="ko-KR"/>
+        </w:rPr>
+        <w:t>issueToken</w:t>
+      </w:r>
+      <w:r>
+        <w:rPr>
+          <w:rFonts w:eastAsia="맑은 고딕" w:hint="eastAsia"/>
+          <w:lang w:eastAsia="ko-KR"/>
+        </w:rPr>
+        <w:t>()</w:t>
+      </w:r>
+      <w:r>
+        <w:rPr>
+          <w:rFonts w:eastAsia="맑은 고딕" w:hint="eastAsia"/>
+          <w:lang w:eastAsia="ko-KR"/>
+        </w:rPr>
+        <w:t>, BoardController.java / login()</w:t>
       </w:r>
     </w:p>
     <w:p>
       <w:pPr>
-        <w:spacing w:after="160"/>
-        <w:rPr>
-          <w:rFonts w:eastAsia="맑은 고딕" w:hint="eastAsia"/>
-          <w:lang w:eastAsia="ko-KR"/>
-        </w:rPr>
-      </w:pPr>
-      <w:proofErr w:type="gramStart"/>
-      <w:r>
-        <w:rPr>
-          <w:lang w:eastAsia="ko-KR"/>
-        </w:rPr>
-        <w:t>파일 /</w:t>
-      </w:r>
-      <w:proofErr w:type="gramEnd"/>
-      <w:r>
-        <w:rPr>
-          <w:lang w:eastAsia="ko-KR"/>
-        </w:rPr>
-        <w:t xml:space="preserve"> 함수: </w:t>
-      </w:r>
-      <w:proofErr w:type="gramStart"/>
-      <w:r>
-        <w:rPr>
-          <w:lang w:eastAsia="ko-KR"/>
-        </w:rPr>
-        <w:t>AuthService.</w:t>
-      </w:r>
-      <w:r>
-        <w:rPr>
-          <w:lang w:eastAsia="ko-KR"/>
-        </w:rPr>
-        <w:t>java</w:t>
-      </w:r>
-      <w:r>
-        <w:rPr>
-          <w:rFonts w:eastAsia="맑은 고딕" w:hint="eastAsia"/>
-          <w:lang w:eastAsia="ko-KR"/>
-        </w:rPr>
-        <w:t xml:space="preserve"> </w:t>
-      </w:r>
-      <w:r>
-        <w:rPr>
-          <w:rFonts w:ascii="맑은 고딕" w:eastAsia="맑은 고딕" w:hAnsi="맑은 고딕" w:cs="맑은 고딕" w:hint="eastAsia"/>
-          <w:lang w:eastAsia="ko-KR"/>
-        </w:rPr>
-        <w:t>/</w:t>
-      </w:r>
-      <w:proofErr w:type="gramEnd"/>
-      <w:r>
-        <w:rPr>
-          <w:rFonts w:ascii="맑은 고딕" w:eastAsia="맑은 고딕" w:hAnsi="맑은 고딕" w:cs="맑은 고딕" w:hint="eastAsia"/>
-          <w:lang w:eastAsia="ko-KR"/>
-        </w:rPr>
-        <w:t xml:space="preserve"> </w:t>
-      </w:r>
-      <w:proofErr w:type="spellStart"/>
-      <w:r>
+        <w:pStyle w:val="31"/>
         <w:rPr>
           <w:rFonts w:eastAsia="맑은 고딕"/>
           <w:lang w:eastAsia="ko-KR"/>
         </w:rPr>
-        <w:t>issueToken</w:t>
-      </w:r>
-      <w:proofErr w:type="spellEnd"/>
-      <w:r>
-        <w:rPr>
-          <w:rFonts w:eastAsia="맑은 고딕" w:hint="eastAsia"/>
-          <w:lang w:eastAsia="ko-KR"/>
-        </w:rPr>
-        <w:t>()</w:t>
-      </w:r>
-      <w:r>
-        <w:rPr>
-          <w:rFonts w:eastAsia="맑은 고딕" w:hint="eastAsia"/>
-          <w:lang w:eastAsia="ko-KR"/>
-        </w:rPr>
-        <w:t xml:space="preserve">, </w:t>
-      </w:r>
-      <w:proofErr w:type="gramStart"/>
-      <w:r>
-        <w:rPr>
-          <w:rFonts w:eastAsia="맑은 고딕" w:hint="eastAsia"/>
-          <w:lang w:eastAsia="ko-KR"/>
-        </w:rPr>
-        <w:t>BoardController.java /</w:t>
-      </w:r>
-      <w:proofErr w:type="gramEnd"/>
-      <w:r>
-        <w:rPr>
-          <w:rFonts w:eastAsia="맑은 고딕" w:hint="eastAsia"/>
-          <w:lang w:eastAsia="ko-KR"/>
-        </w:rPr>
-        <w:t xml:space="preserve"> login()</w:t>
+      </w:pPr>
+      <w:r>
+        <w:rPr>
+          <w:lang w:eastAsia="ko-KR"/>
+        </w:rPr>
+        <w:t>코드</w:t>
+      </w:r>
+      <w:r>
+        <w:rPr>
+          <w:lang w:eastAsia="ko-KR"/>
+        </w:rPr>
+        <w:t xml:space="preserve"> </w:t>
+      </w:r>
+      <w:r>
+        <w:rPr>
+          <w:lang w:eastAsia="ko-KR"/>
+        </w:rPr>
+        <w:t>발췌</w:t>
       </w:r>
     </w:p>
     <w:p>
       <w:pPr>
-        <w:pStyle w:val="31"/>
         <w:rPr>
           <w:rFonts w:eastAsia="맑은 고딕"/>
           <w:lang w:eastAsia="ko-KR"/>
@@ -5345,21 +4687,10 @@
       </w:pPr>
       <w:r>
         <w:rPr>
-          <w:lang w:eastAsia="ko-KR"/>
-        </w:rPr>
-        <w:t>코드</w:t>
-      </w:r>
-      <w:r>
-        <w:rPr>
-          <w:lang w:eastAsia="ko-KR"/>
-        </w:rPr>
-        <w:t xml:space="preserve"> </w:t>
-      </w:r>
-      <w:r>
-        <w:rPr>
-          <w:lang w:eastAsia="ko-KR"/>
-        </w:rPr>
-        <w:t>발췌</w:t>
+          <w:rFonts w:eastAsia="맑은 고딕"/>
+          <w:lang w:eastAsia="ko-KR"/>
+        </w:rPr>
+        <w:t>@PostMapping("/auth/login")</w:t>
       </w:r>
     </w:p>
     <w:p>
@@ -5369,21 +4700,12 @@
           <w:lang w:eastAsia="ko-KR"/>
         </w:rPr>
       </w:pPr>
-      <w:proofErr w:type="gramStart"/>
       <w:r>
         <w:rPr>
           <w:rFonts w:eastAsia="맑은 고딕"/>
           <w:lang w:eastAsia="ko-KR"/>
         </w:rPr>
-        <w:t>@PostMapping</w:t>
-      </w:r>
-      <w:proofErr w:type="gramEnd"/>
-      <w:r>
-        <w:rPr>
-          <w:rFonts w:eastAsia="맑은 고딕"/>
-          <w:lang w:eastAsia="ko-KR"/>
-        </w:rPr>
-        <w:t>("/auth/login")</w:t>
+        <w:t xml:space="preserve">  public Object login(@RequestBody Map&lt;String, Object&gt; body) {</w:t>
       </w:r>
     </w:p>
     <w:p>
@@ -5398,33 +4720,8 @@
           <w:rFonts w:eastAsia="맑은 고딕"/>
           <w:lang w:eastAsia="ko-KR"/>
         </w:rPr>
-        <w:t xml:space="preserve">  public Object </w:t>
-      </w:r>
-      <w:proofErr w:type="gramStart"/>
-      <w:r>
-        <w:rPr>
-          <w:rFonts w:eastAsia="맑은 고딕"/>
-          <w:lang w:eastAsia="ko-KR"/>
-        </w:rPr>
-        <w:t>login(</w:t>
-      </w:r>
-      <w:proofErr w:type="gramEnd"/>
-      <w:r>
-        <w:rPr>
-          <w:rFonts w:eastAsia="맑은 고딕"/>
-          <w:lang w:eastAsia="ko-KR"/>
-        </w:rPr>
-        <w:t xml:space="preserve">@RequestBody Map&lt;String, Object&gt; </w:t>
-      </w:r>
-      <w:proofErr w:type="gramStart"/>
-      <w:r>
-        <w:rPr>
-          <w:rFonts w:eastAsia="맑은 고딕"/>
-          <w:lang w:eastAsia="ko-KR"/>
-        </w:rPr>
-        <w:t>body) {</w:t>
-      </w:r>
-      <w:proofErr w:type="gramEnd"/>
+        <w:t xml:space="preserve">    var input = fields(body, Map.of("email", 254, "password", 128));</w:t>
+      </w:r>
     </w:p>
     <w:p>
       <w:pPr>
@@ -5438,39 +4735,7 @@
           <w:rFonts w:eastAsia="맑은 고딕"/>
           <w:lang w:eastAsia="ko-KR"/>
         </w:rPr>
-        <w:t xml:space="preserve">    var input = </w:t>
-      </w:r>
-      <w:proofErr w:type="gramStart"/>
-      <w:r>
-        <w:rPr>
-          <w:rFonts w:eastAsia="맑은 고딕"/>
-          <w:lang w:eastAsia="ko-KR"/>
-        </w:rPr>
-        <w:t>fields(</w:t>
-      </w:r>
-      <w:proofErr w:type="gramEnd"/>
-      <w:r>
-        <w:rPr>
-          <w:rFonts w:eastAsia="맑은 고딕"/>
-          <w:lang w:eastAsia="ko-KR"/>
-        </w:rPr>
-        <w:t xml:space="preserve">body, </w:t>
-      </w:r>
-      <w:proofErr w:type="spellStart"/>
-      <w:r>
-        <w:rPr>
-          <w:rFonts w:eastAsia="맑은 고딕"/>
-          <w:lang w:eastAsia="ko-KR"/>
-        </w:rPr>
-        <w:t>Map.of</w:t>
-      </w:r>
-      <w:proofErr w:type="spellEnd"/>
-      <w:r>
-        <w:rPr>
-          <w:rFonts w:eastAsia="맑은 고딕"/>
-          <w:lang w:eastAsia="ko-KR"/>
-        </w:rPr>
-        <w:t>("email", 254, "password", 128));</w:t>
+        <w:t xml:space="preserve">    var user = users.verify(input.get("email"), input.get("password")); </w:t>
       </w:r>
     </w:p>
     <w:p>
@@ -5485,57 +4750,63 @@
           <w:rFonts w:eastAsia="맑은 고딕"/>
           <w:lang w:eastAsia="ko-KR"/>
         </w:rPr>
-        <w:t xml:space="preserve">    var user = </w:t>
-      </w:r>
-      <w:proofErr w:type="spellStart"/>
-      <w:proofErr w:type="gramStart"/>
+        <w:t xml:space="preserve">    if (user == null) throw new ApiError(401, "INVALID_CREDENTIALS", "</w:t>
+      </w:r>
+      <w:r>
+        <w:rPr>
+          <w:rFonts w:eastAsia="맑은 고딕" w:hint="eastAsia"/>
+          <w:lang w:eastAsia="ko-KR"/>
+        </w:rPr>
+        <w:t>이메일</w:t>
+      </w:r>
       <w:r>
         <w:rPr>
           <w:rFonts w:eastAsia="맑은 고딕"/>
           <w:lang w:eastAsia="ko-KR"/>
         </w:rPr>
-        <w:t>users.verify</w:t>
-      </w:r>
-      <w:proofErr w:type="spellEnd"/>
-      <w:proofErr w:type="gramEnd"/>
+        <w:t xml:space="preserve"> </w:t>
+      </w:r>
+      <w:r>
+        <w:rPr>
+          <w:rFonts w:eastAsia="맑은 고딕" w:hint="eastAsia"/>
+          <w:lang w:eastAsia="ko-KR"/>
+        </w:rPr>
+        <w:t>또는</w:t>
+      </w:r>
       <w:r>
         <w:rPr>
           <w:rFonts w:eastAsia="맑은 고딕"/>
           <w:lang w:eastAsia="ko-KR"/>
         </w:rPr>
-        <w:t>(</w:t>
-      </w:r>
-      <w:proofErr w:type="spellStart"/>
+        <w:t xml:space="preserve"> </w:t>
+      </w:r>
+      <w:r>
+        <w:rPr>
+          <w:rFonts w:eastAsia="맑은 고딕" w:hint="eastAsia"/>
+          <w:lang w:eastAsia="ko-KR"/>
+        </w:rPr>
+        <w:t>비밀번호를</w:t>
+      </w:r>
       <w:r>
         <w:rPr>
           <w:rFonts w:eastAsia="맑은 고딕"/>
           <w:lang w:eastAsia="ko-KR"/>
         </w:rPr>
-        <w:t>input.get</w:t>
-      </w:r>
-      <w:proofErr w:type="spellEnd"/>
+        <w:t xml:space="preserve"> </w:t>
+      </w:r>
+      <w:r>
+        <w:rPr>
+          <w:rFonts w:eastAsia="맑은 고딕" w:hint="eastAsia"/>
+          <w:lang w:eastAsia="ko-KR"/>
+        </w:rPr>
+        <w:t>확인하세요</w:t>
+      </w:r>
       <w:r>
         <w:rPr>
           <w:rFonts w:eastAsia="맑은 고딕"/>
           <w:lang w:eastAsia="ko-KR"/>
         </w:rPr>
-        <w:t xml:space="preserve">("email"), </w:t>
-      </w:r>
-      <w:proofErr w:type="spellStart"/>
-      <w:r>
-        <w:rPr>
-          <w:rFonts w:eastAsia="맑은 고딕"/>
-          <w:lang w:eastAsia="ko-KR"/>
-        </w:rPr>
-        <w:t>input.get</w:t>
-      </w:r>
-      <w:proofErr w:type="spellEnd"/>
-      <w:r>
-        <w:rPr>
-          <w:rFonts w:eastAsia="맑은 고딕"/>
-          <w:lang w:eastAsia="ko-KR"/>
-        </w:rPr>
-        <w:t xml:space="preserve">("password")); </w:t>
+        <w:t xml:space="preserve">."); </w:t>
       </w:r>
     </w:p>
     <w:p>
@@ -5550,83 +4821,12 @@
           <w:rFonts w:eastAsia="맑은 고딕"/>
           <w:lang w:eastAsia="ko-KR"/>
         </w:rPr>
-        <w:t xml:space="preserve">    if (user == null) throw new </w:t>
-      </w:r>
-      <w:proofErr w:type="spellStart"/>
-      <w:r>
-        <w:rPr>
-          <w:rFonts w:eastAsia="맑은 고딕"/>
-          <w:lang w:eastAsia="ko-KR"/>
-        </w:rPr>
-        <w:t>ApiError</w:t>
-      </w:r>
-      <w:proofErr w:type="spellEnd"/>
-      <w:r>
-        <w:rPr>
-          <w:rFonts w:eastAsia="맑은 고딕"/>
-          <w:lang w:eastAsia="ko-KR"/>
-        </w:rPr>
-        <w:t>(401, "INVALID_CREDENTIALS", "</w:t>
-      </w:r>
-      <w:r>
-        <w:rPr>
-          <w:rFonts w:eastAsia="맑은 고딕" w:hint="eastAsia"/>
-          <w:lang w:eastAsia="ko-KR"/>
-        </w:rPr>
-        <w:t>이메일</w:t>
-      </w:r>
-      <w:r>
-        <w:rPr>
-          <w:rFonts w:eastAsia="맑은 고딕"/>
-          <w:lang w:eastAsia="ko-KR"/>
-        </w:rPr>
-        <w:t xml:space="preserve"> </w:t>
-      </w:r>
-      <w:r>
-        <w:rPr>
-          <w:rFonts w:eastAsia="맑은 고딕" w:hint="eastAsia"/>
-          <w:lang w:eastAsia="ko-KR"/>
-        </w:rPr>
-        <w:t>또는</w:t>
-      </w:r>
-      <w:r>
-        <w:rPr>
-          <w:rFonts w:eastAsia="맑은 고딕"/>
-          <w:lang w:eastAsia="ko-KR"/>
-        </w:rPr>
-        <w:t xml:space="preserve"> </w:t>
-      </w:r>
-      <w:r>
-        <w:rPr>
-          <w:rFonts w:eastAsia="맑은 고딕" w:hint="eastAsia"/>
-          <w:lang w:eastAsia="ko-KR"/>
-        </w:rPr>
-        <w:t>비밀번호를</w:t>
-      </w:r>
-      <w:r>
-        <w:rPr>
-          <w:rFonts w:eastAsia="맑은 고딕"/>
-          <w:lang w:eastAsia="ko-KR"/>
-        </w:rPr>
-        <w:t xml:space="preserve"> </w:t>
-      </w:r>
-      <w:r>
-        <w:rPr>
-          <w:rFonts w:eastAsia="맑은 고딕" w:hint="eastAsia"/>
-          <w:lang w:eastAsia="ko-KR"/>
-        </w:rPr>
-        <w:t>확인하세요</w:t>
-      </w:r>
-      <w:r>
-        <w:rPr>
-          <w:rFonts w:eastAsia="맑은 고딕"/>
-          <w:lang w:eastAsia="ko-KR"/>
-        </w:rPr>
-        <w:t xml:space="preserve">."); </w:t>
+        <w:t xml:space="preserve">    return Map.of("accessToken", auth.issueToken(user), "expiresIn", ttl, "user", user); </w:t>
       </w:r>
     </w:p>
     <w:p>
       <w:pPr>
+        <w:ind w:firstLine="90"/>
         <w:rPr>
           <w:rFonts w:eastAsia="맑은 고딕"/>
           <w:lang w:eastAsia="ko-KR"/>
@@ -5637,105 +4837,23 @@
           <w:rFonts w:eastAsia="맑은 고딕"/>
           <w:lang w:eastAsia="ko-KR"/>
         </w:rPr>
-        <w:t xml:space="preserve">    return </w:t>
-      </w:r>
-      <w:proofErr w:type="spellStart"/>
-      <w:r>
-        <w:rPr>
-          <w:rFonts w:eastAsia="맑은 고딕"/>
-          <w:lang w:eastAsia="ko-KR"/>
-        </w:rPr>
-        <w:t>Map.of</w:t>
-      </w:r>
-      <w:proofErr w:type="spellEnd"/>
-      <w:r>
-        <w:rPr>
-          <w:rFonts w:eastAsia="맑은 고딕"/>
-          <w:lang w:eastAsia="ko-KR"/>
-        </w:rPr>
-        <w:t>("</w:t>
-      </w:r>
-      <w:proofErr w:type="spellStart"/>
-      <w:r>
-        <w:rPr>
-          <w:rFonts w:eastAsia="맑은 고딕"/>
-          <w:lang w:eastAsia="ko-KR"/>
-        </w:rPr>
-        <w:t>accessToken</w:t>
-      </w:r>
-      <w:proofErr w:type="spellEnd"/>
-      <w:r>
-        <w:rPr>
-          <w:rFonts w:eastAsia="맑은 고딕"/>
-          <w:lang w:eastAsia="ko-KR"/>
-        </w:rPr>
-        <w:t xml:space="preserve">", </w:t>
-      </w:r>
-      <w:proofErr w:type="spellStart"/>
-      <w:proofErr w:type="gramStart"/>
-      <w:r>
-        <w:rPr>
-          <w:rFonts w:eastAsia="맑은 고딕"/>
-          <w:lang w:eastAsia="ko-KR"/>
-        </w:rPr>
-        <w:t>auth.issueToken</w:t>
-      </w:r>
-      <w:proofErr w:type="spellEnd"/>
-      <w:proofErr w:type="gramEnd"/>
-      <w:r>
-        <w:rPr>
-          <w:rFonts w:eastAsia="맑은 고딕"/>
-          <w:lang w:eastAsia="ko-KR"/>
-        </w:rPr>
-        <w:t>(user), "</w:t>
-      </w:r>
-      <w:proofErr w:type="spellStart"/>
-      <w:r>
-        <w:rPr>
-          <w:rFonts w:eastAsia="맑은 고딕"/>
-          <w:lang w:eastAsia="ko-KR"/>
-        </w:rPr>
-        <w:t>expiresIn</w:t>
-      </w:r>
-      <w:proofErr w:type="spellEnd"/>
-      <w:r>
-        <w:rPr>
-          <w:rFonts w:eastAsia="맑은 고딕"/>
-          <w:lang w:eastAsia="ko-KR"/>
-        </w:rPr>
-        <w:t xml:space="preserve">", </w:t>
-      </w:r>
-      <w:proofErr w:type="spellStart"/>
-      <w:r>
-        <w:rPr>
-          <w:rFonts w:eastAsia="맑은 고딕"/>
-          <w:lang w:eastAsia="ko-KR"/>
-        </w:rPr>
-        <w:t>ttl</w:t>
-      </w:r>
-      <w:proofErr w:type="spellEnd"/>
-      <w:r>
-        <w:rPr>
-          <w:rFonts w:eastAsia="맑은 고딕"/>
-          <w:lang w:eastAsia="ko-KR"/>
-        </w:rPr>
-        <w:t xml:space="preserve">, "user", user); </w:t>
+        <w:t>}</w:t>
       </w:r>
     </w:p>
     <w:p>
       <w:pPr>
         <w:ind w:firstLine="90"/>
         <w:rPr>
+          <w:rFonts w:eastAsia="맑은 고딕" w:hint="eastAsia"/>
+          <w:lang w:eastAsia="ko-KR"/>
+        </w:rPr>
+      </w:pPr>
+      <w:r>
+        <w:rPr>
           <w:rFonts w:eastAsia="맑은 고딕"/>
           <w:lang w:eastAsia="ko-KR"/>
         </w:rPr>
-      </w:pPr>
-      <w:r>
-        <w:rPr>
-          <w:rFonts w:eastAsia="맑은 고딕"/>
-          <w:lang w:eastAsia="ko-KR"/>
-        </w:rPr>
-        <w:t>}</w:t>
+        <w:t>public String issueToken(Users.PublicUser user) {</w:t>
       </w:r>
     </w:p>
     <w:p>
@@ -5751,91 +4869,23 @@
           <w:rFonts w:eastAsia="맑은 고딕"/>
           <w:lang w:eastAsia="ko-KR"/>
         </w:rPr>
-        <w:t xml:space="preserve">public String </w:t>
-      </w:r>
-      <w:proofErr w:type="spellStart"/>
-      <w:proofErr w:type="gramStart"/>
-      <w:r>
-        <w:rPr>
-          <w:rFonts w:eastAsia="맑은 고딕"/>
-          <w:lang w:eastAsia="ko-KR"/>
-        </w:rPr>
-        <w:t>issueToken</w:t>
-      </w:r>
-      <w:proofErr w:type="spellEnd"/>
-      <w:r>
-        <w:rPr>
-          <w:rFonts w:eastAsia="맑은 고딕"/>
-          <w:lang w:eastAsia="ko-KR"/>
-        </w:rPr>
-        <w:t>(</w:t>
-      </w:r>
-      <w:proofErr w:type="spellStart"/>
-      <w:proofErr w:type="gramEnd"/>
-      <w:r>
-        <w:rPr>
-          <w:rFonts w:eastAsia="맑은 고딕"/>
-          <w:lang w:eastAsia="ko-KR"/>
-        </w:rPr>
-        <w:t>Users.PublicUser</w:t>
-      </w:r>
-      <w:proofErr w:type="spellEnd"/>
-      <w:r>
-        <w:rPr>
-          <w:rFonts w:eastAsia="맑은 고딕"/>
-          <w:lang w:eastAsia="ko-KR"/>
-        </w:rPr>
-        <w:t xml:space="preserve"> </w:t>
-      </w:r>
-      <w:proofErr w:type="gramStart"/>
-      <w:r>
-        <w:rPr>
-          <w:rFonts w:eastAsia="맑은 고딕"/>
-          <w:lang w:eastAsia="ko-KR"/>
-        </w:rPr>
-        <w:t>user) {</w:t>
-      </w:r>
-      <w:proofErr w:type="gramEnd"/>
+        <w:t>    Instant now = Instant.now();</w:t>
+      </w:r>
     </w:p>
     <w:p>
       <w:pPr>
         <w:ind w:firstLine="90"/>
         <w:rPr>
-          <w:rFonts w:eastAsia="맑은 고딕" w:hint="eastAsia"/>
-          <w:lang w:eastAsia="ko-KR"/>
-        </w:rPr>
-      </w:pPr>
-      <w:r>
-        <w:rPr>
           <w:rFonts w:eastAsia="맑은 고딕"/>
           <w:lang w:eastAsia="ko-KR"/>
         </w:rPr>
-        <w:t xml:space="preserve">    Instant now = </w:t>
-      </w:r>
-      <w:proofErr w:type="spellStart"/>
-      <w:proofErr w:type="gramStart"/>
+      </w:pPr>
       <w:r>
         <w:rPr>
           <w:rFonts w:eastAsia="맑은 고딕"/>
           <w:lang w:eastAsia="ko-KR"/>
         </w:rPr>
-        <w:t>Instant.now</w:t>
-      </w:r>
-      <w:proofErr w:type="spellEnd"/>
-      <w:r>
-        <w:rPr>
-          <w:rFonts w:eastAsia="맑은 고딕"/>
-          <w:lang w:eastAsia="ko-KR"/>
-        </w:rPr>
-        <w:t>(</w:t>
-      </w:r>
-      <w:proofErr w:type="gramEnd"/>
-      <w:r>
-        <w:rPr>
-          <w:rFonts w:eastAsia="맑은 고딕"/>
-          <w:lang w:eastAsia="ko-KR"/>
-        </w:rPr>
-        <w:t>);</w:t>
+        <w:t>    return Jwts.builder().subject(Long.toString(user.id()))</w:t>
       </w:r>
     </w:p>
     <w:p>
@@ -5851,71 +4901,7 @@
           <w:rFonts w:eastAsia="맑은 고딕"/>
           <w:lang w:eastAsia="ko-KR"/>
         </w:rPr>
-        <w:t xml:space="preserve">    return </w:t>
-      </w:r>
-      <w:proofErr w:type="spellStart"/>
-      <w:r>
-        <w:rPr>
-          <w:rFonts w:eastAsia="맑은 고딕"/>
-          <w:lang w:eastAsia="ko-KR"/>
-        </w:rPr>
-        <w:t>Jwts.builder</w:t>
-      </w:r>
-      <w:proofErr w:type="spellEnd"/>
-      <w:r>
-        <w:rPr>
-          <w:rFonts w:eastAsia="맑은 고딕"/>
-          <w:lang w:eastAsia="ko-KR"/>
-        </w:rPr>
-        <w:t>(</w:t>
-      </w:r>
-      <w:proofErr w:type="gramStart"/>
-      <w:r>
-        <w:rPr>
-          <w:rFonts w:eastAsia="맑은 고딕"/>
-          <w:lang w:eastAsia="ko-KR"/>
-        </w:rPr>
-        <w:t>).subject</w:t>
-      </w:r>
-      <w:proofErr w:type="gramEnd"/>
-      <w:r>
-        <w:rPr>
-          <w:rFonts w:eastAsia="맑은 고딕"/>
-          <w:lang w:eastAsia="ko-KR"/>
-        </w:rPr>
-        <w:t>(</w:t>
-      </w:r>
-      <w:proofErr w:type="spellStart"/>
-      <w:r>
-        <w:rPr>
-          <w:rFonts w:eastAsia="맑은 고딕"/>
-          <w:lang w:eastAsia="ko-KR"/>
-        </w:rPr>
-        <w:t>Long.toString</w:t>
-      </w:r>
-      <w:proofErr w:type="spellEnd"/>
-      <w:r>
-        <w:rPr>
-          <w:rFonts w:eastAsia="맑은 고딕"/>
-          <w:lang w:eastAsia="ko-KR"/>
-        </w:rPr>
-        <w:t>(</w:t>
-      </w:r>
-      <w:proofErr w:type="gramStart"/>
-      <w:r>
-        <w:rPr>
-          <w:rFonts w:eastAsia="맑은 고딕"/>
-          <w:lang w:eastAsia="ko-KR"/>
-        </w:rPr>
-        <w:t>user.id(</w:t>
-      </w:r>
-      <w:proofErr w:type="gramEnd"/>
-      <w:r>
-        <w:rPr>
-          <w:rFonts w:eastAsia="맑은 고딕"/>
-          <w:lang w:eastAsia="ko-KR"/>
-        </w:rPr>
-        <w:t>)))</w:t>
+        <w:t>        .issuer(issuer).audience().add(audience).and()</w:t>
       </w:r>
     </w:p>
     <w:p>
@@ -5931,71 +4917,7 @@
           <w:rFonts w:eastAsia="맑은 고딕"/>
           <w:lang w:eastAsia="ko-KR"/>
         </w:rPr>
-        <w:t xml:space="preserve">        </w:t>
-      </w:r>
-      <w:proofErr w:type="gramStart"/>
-      <w:r>
-        <w:rPr>
-          <w:rFonts w:eastAsia="맑은 고딕"/>
-          <w:lang w:eastAsia="ko-KR"/>
-        </w:rPr>
-        <w:t>.issuer</w:t>
-      </w:r>
-      <w:proofErr w:type="gramEnd"/>
-      <w:r>
-        <w:rPr>
-          <w:rFonts w:eastAsia="맑은 고딕"/>
-          <w:lang w:eastAsia="ko-KR"/>
-        </w:rPr>
-        <w:t>(issuer</w:t>
-      </w:r>
-      <w:proofErr w:type="gramStart"/>
-      <w:r>
-        <w:rPr>
-          <w:rFonts w:eastAsia="맑은 고딕"/>
-          <w:lang w:eastAsia="ko-KR"/>
-        </w:rPr>
-        <w:t>).audience</w:t>
-      </w:r>
-      <w:proofErr w:type="gramEnd"/>
-      <w:r>
-        <w:rPr>
-          <w:rFonts w:eastAsia="맑은 고딕"/>
-          <w:lang w:eastAsia="ko-KR"/>
-        </w:rPr>
-        <w:t>(</w:t>
-      </w:r>
-      <w:proofErr w:type="gramStart"/>
-      <w:r>
-        <w:rPr>
-          <w:rFonts w:eastAsia="맑은 고딕"/>
-          <w:lang w:eastAsia="ko-KR"/>
-        </w:rPr>
-        <w:t>).add</w:t>
-      </w:r>
-      <w:proofErr w:type="gramEnd"/>
-      <w:r>
-        <w:rPr>
-          <w:rFonts w:eastAsia="맑은 고딕"/>
-          <w:lang w:eastAsia="ko-KR"/>
-        </w:rPr>
-        <w:t>(audience).</w:t>
-      </w:r>
-      <w:proofErr w:type="gramStart"/>
-      <w:r>
-        <w:rPr>
-          <w:rFonts w:eastAsia="맑은 고딕"/>
-          <w:lang w:eastAsia="ko-KR"/>
-        </w:rPr>
-        <w:t>and(</w:t>
-      </w:r>
-      <w:proofErr w:type="gramEnd"/>
-      <w:r>
-        <w:rPr>
-          <w:rFonts w:eastAsia="맑은 고딕"/>
-          <w:lang w:eastAsia="ko-KR"/>
-        </w:rPr>
-        <w:t>)</w:t>
+        <w:t>        .issuedAt(Date.from(now)).expiration(Date.from(now.plusSeconds(ttl)))</w:t>
       </w:r>
     </w:p>
     <w:p>
@@ -6011,55 +4933,7 @@
           <w:rFonts w:eastAsia="맑은 고딕"/>
           <w:lang w:eastAsia="ko-KR"/>
         </w:rPr>
-        <w:t xml:space="preserve">        </w:t>
-      </w:r>
-      <w:proofErr w:type="gramStart"/>
-      <w:r>
-        <w:rPr>
-          <w:rFonts w:eastAsia="맑은 고딕"/>
-          <w:lang w:eastAsia="ko-KR"/>
-        </w:rPr>
-        <w:t>.issuedAt</w:t>
-      </w:r>
-      <w:proofErr w:type="gramEnd"/>
-      <w:r>
-        <w:rPr>
-          <w:rFonts w:eastAsia="맑은 고딕"/>
-          <w:lang w:eastAsia="ko-KR"/>
-        </w:rPr>
-        <w:t>(Date.from(now)</w:t>
-      </w:r>
-      <w:proofErr w:type="gramStart"/>
-      <w:r>
-        <w:rPr>
-          <w:rFonts w:eastAsia="맑은 고딕"/>
-          <w:lang w:eastAsia="ko-KR"/>
-        </w:rPr>
-        <w:t>).expiration</w:t>
-      </w:r>
-      <w:proofErr w:type="gramEnd"/>
-      <w:r>
-        <w:rPr>
-          <w:rFonts w:eastAsia="맑은 고딕"/>
-          <w:lang w:eastAsia="ko-KR"/>
-        </w:rPr>
-        <w:t>(Date.from(</w:t>
-      </w:r>
-      <w:proofErr w:type="gramStart"/>
-      <w:r>
-        <w:rPr>
-          <w:rFonts w:eastAsia="맑은 고딕"/>
-          <w:lang w:eastAsia="ko-KR"/>
-        </w:rPr>
-        <w:t>now.plusSeconds</w:t>
-      </w:r>
-      <w:proofErr w:type="gramEnd"/>
-      <w:r>
-        <w:rPr>
-          <w:rFonts w:eastAsia="맑은 고딕"/>
-          <w:lang w:eastAsia="ko-KR"/>
-        </w:rPr>
-        <w:t>(ttl)))</w:t>
+        <w:t>        .signWith(key, Jwts.SIG.HS256).compact();</w:t>
       </w:r>
     </w:p>
     <w:p>
@@ -6075,64 +4949,64 @@
           <w:rFonts w:eastAsia="맑은 고딕"/>
           <w:lang w:eastAsia="ko-KR"/>
         </w:rPr>
-        <w:t xml:space="preserve">        </w:t>
-      </w:r>
-      <w:proofErr w:type="gramStart"/>
-      <w:r>
-        <w:rPr>
-          <w:rFonts w:eastAsia="맑은 고딕"/>
-          <w:lang w:eastAsia="ko-KR"/>
-        </w:rPr>
-        <w:t>.</w:t>
-      </w:r>
-      <w:proofErr w:type="spellStart"/>
-      <w:r>
-        <w:rPr>
-          <w:rFonts w:eastAsia="맑은 고딕"/>
-          <w:lang w:eastAsia="ko-KR"/>
-        </w:rPr>
-        <w:t>signWith</w:t>
-      </w:r>
-      <w:proofErr w:type="spellEnd"/>
-      <w:proofErr w:type="gramEnd"/>
-      <w:r>
-        <w:rPr>
-          <w:rFonts w:eastAsia="맑은 고딕"/>
-          <w:lang w:eastAsia="ko-KR"/>
-        </w:rPr>
-        <w:t>(key, Jwts.SIG.HS256</w:t>
-      </w:r>
-      <w:proofErr w:type="gramStart"/>
-      <w:r>
-        <w:rPr>
-          <w:rFonts w:eastAsia="맑은 고딕"/>
-          <w:lang w:eastAsia="ko-KR"/>
-        </w:rPr>
-        <w:t>).compact</w:t>
-      </w:r>
-      <w:proofErr w:type="gramEnd"/>
-      <w:r>
-        <w:rPr>
-          <w:rFonts w:eastAsia="맑은 고딕"/>
-          <w:lang w:eastAsia="ko-KR"/>
-        </w:rPr>
-        <w:t>();</w:t>
+        <w:t>  }</w:t>
       </w:r>
     </w:p>
     <w:p>
       <w:pPr>
-        <w:ind w:firstLine="90"/>
-        <w:rPr>
-          <w:rFonts w:eastAsia="맑은 고딕"/>
-          <w:lang w:eastAsia="ko-KR"/>
-        </w:rPr>
-      </w:pPr>
-      <w:r>
-        <w:rPr>
-          <w:rFonts w:eastAsia="맑은 고딕"/>
-          <w:lang w:eastAsia="ko-KR"/>
-        </w:rPr>
-        <w:t>  }</w:t>
+        <w:pStyle w:val="31"/>
+        <w:rPr>
+          <w:lang w:eastAsia="ko-KR"/>
+        </w:rPr>
+      </w:pPr>
+      <w:r>
+        <w:rPr>
+          <w:rFonts w:ascii="맑은 고딕" w:eastAsia="맑은 고딕" w:hAnsi="맑은 고딕" w:cs="맑은 고딕" w:hint="eastAsia"/>
+          <w:lang w:eastAsia="ko-KR"/>
+        </w:rPr>
+        <w:t>동</w:t>
+      </w:r>
+      <w:r>
+        <w:rPr>
+          <w:lang w:eastAsia="ko-KR"/>
+        </w:rPr>
+        <w:t>작과</w:t>
+      </w:r>
+      <w:r>
+        <w:rPr>
+          <w:lang w:eastAsia="ko-KR"/>
+        </w:rPr>
+        <w:t xml:space="preserve"> </w:t>
+      </w:r>
+      <w:r>
+        <w:rPr>
+          <w:lang w:eastAsia="ko-KR"/>
+        </w:rPr>
+        <w:t>응답</w:t>
+      </w:r>
+      <w:r>
+        <w:rPr>
+          <w:lang w:eastAsia="ko-KR"/>
+        </w:rPr>
+        <w:t xml:space="preserve"> </w:t>
+      </w:r>
+      <w:r>
+        <w:rPr>
+          <w:lang w:eastAsia="ko-KR"/>
+        </w:rPr>
+        <w:t>코드</w:t>
+      </w:r>
+      <w:r>
+        <w:rPr>
+          <w:lang w:eastAsia="ko-KR"/>
+        </w:rPr>
+        <w:t xml:space="preserve"> </w:t>
+      </w:r>
+      <w:r>
+        <w:rPr>
+          <w:lang w:eastAsia="ko-KR"/>
+        </w:rPr>
+        <w:t>설명</w:t>
       </w:r>
     </w:p>
     <w:p>
@@ -6239,17 +5113,8 @@
           <w:rFonts w:eastAsia="맑은 고딕" w:hint="eastAsia"/>
           <w:lang w:eastAsia="ko-KR"/>
         </w:rPr>
-        <w:t xml:space="preserve">.  </w:t>
-      </w:r>
-      <w:proofErr w:type="spellStart"/>
-      <w:r>
-        <w:rPr>
-          <w:rFonts w:eastAsia="맑은 고딕" w:hint="eastAsia"/>
-          <w:lang w:eastAsia="ko-KR"/>
-        </w:rPr>
-        <w:t>loginO</w:t>
-      </w:r>
-      <w:proofErr w:type="spellEnd"/>
+        <w:t>.  loginO</w:t>
+      </w:r>
       <w:r>
         <w:rPr>
           <w:rFonts w:eastAsia="맑은 고딕" w:hint="eastAsia"/>
@@ -6332,27 +5197,8 @@
           <w:rFonts w:eastAsia="맑은 고딕" w:hint="eastAsia"/>
           <w:lang w:eastAsia="ko-KR"/>
         </w:rPr>
-        <w:t xml:space="preserve">, </w:t>
-      </w:r>
-      <w:proofErr w:type="spellStart"/>
-      <w:proofErr w:type="gramStart"/>
-      <w:r>
-        <w:rPr>
-          <w:rFonts w:eastAsia="맑은 고딕" w:hint="eastAsia"/>
-          <w:lang w:eastAsia="ko-KR"/>
-        </w:rPr>
-        <w:t>users.verify</w:t>
-      </w:r>
-      <w:proofErr w:type="spellEnd"/>
-      <w:proofErr w:type="gramEnd"/>
-      <w:r>
-        <w:rPr>
-          <w:rFonts w:eastAsia="맑은 고딕" w:hint="eastAsia"/>
-          <w:lang w:eastAsia="ko-KR"/>
-        </w:rPr>
-        <w:t>()</w:t>
-      </w:r>
-      <w:proofErr w:type="spellStart"/>
+        <w:t>, users.verify()</w:t>
+      </w:r>
       <w:r>
         <w:rPr>
           <w:rFonts w:eastAsia="맑은 고딕" w:hint="eastAsia"/>
@@ -6360,7 +5206,6 @@
         </w:rPr>
         <w:t>를</w:t>
       </w:r>
-      <w:proofErr w:type="spellEnd"/>
       <w:r>
         <w:rPr>
           <w:rFonts w:eastAsia="맑은 고딕" w:hint="eastAsia"/>
@@ -6424,7 +5269,6 @@
         </w:rPr>
         <w:t xml:space="preserve"> </w:t>
       </w:r>
-      <w:proofErr w:type="spellStart"/>
       <w:r>
         <w:rPr>
           <w:rFonts w:eastAsia="맑은 고딕" w:hint="eastAsia"/>
@@ -6432,7 +5276,6 @@
         </w:rPr>
         <w:t>올바른지</w:t>
       </w:r>
-      <w:proofErr w:type="spellEnd"/>
       <w:r>
         <w:rPr>
           <w:rFonts w:eastAsia="맑은 고딕" w:hint="eastAsia"/>
@@ -6573,25 +5416,7 @@
           <w:rFonts w:eastAsia="맑은 고딕" w:hint="eastAsia"/>
           <w:lang w:eastAsia="ko-KR"/>
         </w:rPr>
-        <w:t xml:space="preserve"> </w:t>
-      </w:r>
-      <w:proofErr w:type="spellStart"/>
-      <w:proofErr w:type="gramStart"/>
-      <w:r>
-        <w:rPr>
-          <w:rFonts w:eastAsia="맑은 고딕" w:hint="eastAsia"/>
-          <w:lang w:eastAsia="ko-KR"/>
-        </w:rPr>
-        <w:t>auth.issueToken</w:t>
-      </w:r>
-      <w:proofErr w:type="spellEnd"/>
-      <w:proofErr w:type="gramEnd"/>
-      <w:r>
-        <w:rPr>
-          <w:rFonts w:eastAsia="맑은 고딕" w:hint="eastAsia"/>
-          <w:lang w:eastAsia="ko-KR"/>
-        </w:rPr>
-        <w:t>(user)</w:t>
+        <w:t xml:space="preserve"> auth.issueToken(user)</w:t>
       </w:r>
       <w:r>
         <w:rPr>
@@ -6647,23 +5472,7 @@
           <w:rFonts w:eastAsia="맑은 고딕" w:hint="eastAsia"/>
           <w:lang w:eastAsia="ko-KR"/>
         </w:rPr>
-        <w:t xml:space="preserve">. </w:t>
-      </w:r>
-      <w:proofErr w:type="spellStart"/>
-      <w:r>
-        <w:rPr>
-          <w:rFonts w:eastAsia="맑은 고딕" w:hint="eastAsia"/>
-          <w:lang w:eastAsia="ko-KR"/>
-        </w:rPr>
-        <w:t>issueToken</w:t>
-      </w:r>
-      <w:proofErr w:type="spellEnd"/>
-      <w:r>
-        <w:rPr>
-          <w:rFonts w:eastAsia="맑은 고딕" w:hint="eastAsia"/>
-          <w:lang w:eastAsia="ko-KR"/>
-        </w:rPr>
-        <w:t>()</w:t>
+        <w:t>. issueToken()</w:t>
       </w:r>
       <w:r>
         <w:rPr>
@@ -6803,17 +5612,8 @@
           <w:rFonts w:eastAsia="맑은 고딕" w:hint="eastAsia"/>
           <w:lang w:eastAsia="ko-KR"/>
         </w:rPr>
-        <w:t xml:space="preserve">, </w:t>
-      </w:r>
-      <w:proofErr w:type="spellStart"/>
-      <w:r>
-        <w:rPr>
-          <w:rFonts w:eastAsia="맑은 고딕" w:hint="eastAsia"/>
-          <w:lang w:eastAsia="ko-KR"/>
-        </w:rPr>
-        <w:t>userID</w:t>
-      </w:r>
-      <w:proofErr w:type="spellEnd"/>
+        <w:t>, userID</w:t>
+      </w:r>
       <w:r>
         <w:rPr>
           <w:rFonts w:eastAsia="맑은 고딕" w:hint="eastAsia"/>
@@ -6840,23 +5640,7 @@
           <w:rFonts w:eastAsia="맑은 고딕" w:hint="eastAsia"/>
           <w:lang w:eastAsia="ko-KR"/>
         </w:rPr>
-        <w:t xml:space="preserve"> </w:t>
-      </w:r>
-      <w:proofErr w:type="spellStart"/>
-      <w:r>
-        <w:rPr>
-          <w:rFonts w:eastAsia="맑은 고딕" w:hint="eastAsia"/>
-          <w:lang w:eastAsia="ko-KR"/>
-        </w:rPr>
-        <w:t>iss</w:t>
-      </w:r>
-      <w:proofErr w:type="spellEnd"/>
-      <w:r>
-        <w:rPr>
-          <w:rFonts w:eastAsia="맑은 고딕" w:hint="eastAsia"/>
-          <w:lang w:eastAsia="ko-KR"/>
-        </w:rPr>
-        <w:t xml:space="preserve">, </w:t>
+        <w:t xml:space="preserve"> iss, </w:t>
       </w:r>
       <w:r>
         <w:rPr>
@@ -6872,7 +5656,6 @@
         </w:rPr>
         <w:t xml:space="preserve"> </w:t>
       </w:r>
-      <w:proofErr w:type="gramStart"/>
       <w:r>
         <w:rPr>
           <w:rFonts w:eastAsia="맑은 고딕" w:hint="eastAsia"/>
@@ -6885,18 +5668,8 @@
           <w:rFonts w:eastAsia="맑은 고딕" w:hint="eastAsia"/>
           <w:lang w:eastAsia="ko-KR"/>
         </w:rPr>
-        <w:t xml:space="preserve">  </w:t>
-      </w:r>
-      <w:proofErr w:type="spellStart"/>
-      <w:r>
-        <w:rPr>
-          <w:rFonts w:eastAsia="맑은 고딕" w:hint="eastAsia"/>
-          <w:lang w:eastAsia="ko-KR"/>
-        </w:rPr>
-        <w:t>aud</w:t>
-      </w:r>
-      <w:proofErr w:type="spellEnd"/>
-      <w:proofErr w:type="gramEnd"/>
+        <w:t xml:space="preserve">  aud</w:t>
+      </w:r>
       <w:r>
         <w:rPr>
           <w:rFonts w:eastAsia="맑은 고딕" w:hint="eastAsia"/>
@@ -7356,291 +6129,1334 @@
     </w:p>
     <w:p>
       <w:pPr>
-        <w:pStyle w:val="31"/>
-        <w:rPr>
-          <w:lang w:eastAsia="ko-KR"/>
-        </w:rPr>
-      </w:pPr>
-      <w:r>
-        <w:rPr>
-          <w:rFonts w:ascii="맑은 고딕" w:eastAsia="맑은 고딕" w:hAnsi="맑은 고딕" w:cs="맑은 고딕" w:hint="eastAsia"/>
+        <w:pStyle w:val="21"/>
+        <w:rPr>
+          <w:lang w:eastAsia="ko-KR"/>
+        </w:rPr>
+      </w:pPr>
+      <w:r>
+        <w:rPr>
           <w:lang w:eastAsia="ko-KR"/>
         </w:rPr>
         <w:lastRenderedPageBreak/>
-        <w:t>동</w:t>
-      </w:r>
-      <w:r>
-        <w:rPr>
-          <w:lang w:eastAsia="ko-KR"/>
-        </w:rPr>
-        <w:t>작과</w:t>
-      </w:r>
-      <w:r>
-        <w:rPr>
-          <w:lang w:eastAsia="ko-KR"/>
-        </w:rPr>
-        <w:t xml:space="preserve"> </w:t>
-      </w:r>
-      <w:r>
-        <w:rPr>
-          <w:lang w:eastAsia="ko-KR"/>
-        </w:rPr>
-        <w:t>응답</w:t>
-      </w:r>
-      <w:r>
-        <w:rPr>
-          <w:lang w:eastAsia="ko-KR"/>
-        </w:rPr>
-        <w:t xml:space="preserve"> </w:t>
-      </w:r>
-      <w:r>
-        <w:rPr>
-          <w:lang w:eastAsia="ko-KR"/>
-        </w:rPr>
-        <w:t>코드</w:t>
-      </w:r>
-      <w:r>
-        <w:rPr>
-          <w:lang w:eastAsia="ko-KR"/>
-        </w:rPr>
-        <w:t xml:space="preserve"> </w:t>
-      </w:r>
-      <w:r>
-        <w:rPr>
-          <w:lang w:eastAsia="ko-KR"/>
-        </w:rPr>
-        <w:t>설명</w:t>
+        <w:t xml:space="preserve">3 2 </w:t>
+      </w:r>
+      <w:r>
+        <w:rPr>
+          <w:lang w:eastAsia="ko-KR"/>
+        </w:rPr>
+        <w:t>브라우저</w:t>
+      </w:r>
+      <w:r>
+        <w:rPr>
+          <w:lang w:eastAsia="ko-KR"/>
+        </w:rPr>
+        <w:t xml:space="preserve"> </w:t>
+      </w:r>
+      <w:r>
+        <w:rPr>
+          <w:lang w:eastAsia="ko-KR"/>
+        </w:rPr>
+        <w:t>토큰</w:t>
+      </w:r>
+      <w:r>
+        <w:rPr>
+          <w:lang w:eastAsia="ko-KR"/>
+        </w:rPr>
+        <w:t xml:space="preserve"> </w:t>
+      </w:r>
+      <w:r>
+        <w:rPr>
+          <w:lang w:eastAsia="ko-KR"/>
+        </w:rPr>
+        <w:t>저장과</w:t>
+      </w:r>
+      <w:r>
+        <w:rPr>
+          <w:lang w:eastAsia="ko-KR"/>
+        </w:rPr>
+        <w:t xml:space="preserve"> </w:t>
+      </w:r>
+      <w:r>
+        <w:rPr>
+          <w:lang w:eastAsia="ko-KR"/>
+        </w:rPr>
+        <w:t>전송</w:t>
       </w:r>
     </w:p>
     <w:p>
       <w:pPr>
-        <w:pStyle w:val="Answer"/>
-        <w:spacing w:after="460"/>
-        <w:rPr>
-          <w:lang w:eastAsia="ko-KR"/>
-        </w:rPr>
-      </w:pPr>
-      <w:r>
-        <w:rPr>
-          <w:lang w:eastAsia="ko-KR"/>
-        </w:rPr>
-        <w:t>[입력 검증, 계정 확인, 토큰 클레임과 유효 시간, 응답을 설명] 성공·실패 HTTP와 JSON code도 적으세요.</w:t>
+        <w:spacing w:after="160"/>
+        <w:rPr>
+          <w:rFonts w:eastAsia="맑은 고딕" w:hint="eastAsia"/>
+          <w:lang w:eastAsia="ko-KR"/>
+        </w:rPr>
+      </w:pPr>
+      <w:r>
+        <w:rPr>
+          <w:lang w:eastAsia="ko-KR"/>
+        </w:rPr>
+        <w:t xml:space="preserve">파일 / 함수: </w:t>
+      </w:r>
+      <w:r>
+        <w:rPr>
+          <w:rFonts w:eastAsia="맑은 고딕" w:hint="eastAsia"/>
+          <w:lang w:eastAsia="ko-KR"/>
+        </w:rPr>
+        <w:t xml:space="preserve">api.js/ login(), </w:t>
+      </w:r>
+      <w:r>
+        <w:rPr>
+          <w:rFonts w:eastAsia="맑은 고딕"/>
+          <w:lang w:eastAsia="ko-KR"/>
+        </w:rPr>
+        <w:t>authorizationHeaders</w:t>
+      </w:r>
+      <w:r>
+        <w:rPr>
+          <w:rFonts w:eastAsia="맑은 고딕" w:hint="eastAsia"/>
+          <w:lang w:eastAsia="ko-KR"/>
+        </w:rPr>
+        <w:t>()</w:t>
       </w:r>
     </w:p>
     <w:p>
       <w:pPr>
-        <w:pStyle w:val="21"/>
-        <w:rPr>
-          <w:lang w:eastAsia="ko-KR"/>
-        </w:rPr>
-      </w:pPr>
-      <w:r>
-        <w:rPr>
-          <w:lang w:eastAsia="ko-KR"/>
-        </w:rPr>
-        <w:t xml:space="preserve">3 2 </w:t>
-      </w:r>
-      <w:r>
-        <w:rPr>
-          <w:lang w:eastAsia="ko-KR"/>
-        </w:rPr>
-        <w:t>브라우저</w:t>
-      </w:r>
-      <w:r>
-        <w:rPr>
-          <w:lang w:eastAsia="ko-KR"/>
-        </w:rPr>
-        <w:t xml:space="preserve"> </w:t>
-      </w:r>
-      <w:r>
-        <w:rPr>
-          <w:lang w:eastAsia="ko-KR"/>
-        </w:rPr>
-        <w:t>토큰</w:t>
-      </w:r>
-      <w:r>
-        <w:rPr>
-          <w:lang w:eastAsia="ko-KR"/>
-        </w:rPr>
-        <w:t xml:space="preserve"> </w:t>
-      </w:r>
-      <w:r>
-        <w:rPr>
-          <w:lang w:eastAsia="ko-KR"/>
-        </w:rPr>
-        <w:t>저장과</w:t>
-      </w:r>
-      <w:r>
-        <w:rPr>
-          <w:lang w:eastAsia="ko-KR"/>
-        </w:rPr>
-        <w:t xml:space="preserve"> </w:t>
-      </w:r>
-      <w:r>
-        <w:rPr>
-          <w:lang w:eastAsia="ko-KR"/>
-        </w:rPr>
-        <w:t>전송</w:t>
+        <w:pStyle w:val="31"/>
+        <w:rPr>
+          <w:rFonts w:eastAsia="맑은 고딕"/>
+          <w:lang w:eastAsia="ko-KR"/>
+        </w:rPr>
+      </w:pPr>
+      <w:r>
+        <w:rPr>
+          <w:rFonts w:ascii="맑은 고딕" w:eastAsia="맑은 고딕" w:hAnsi="맑은 고딕" w:cs="맑은 고딕" w:hint="eastAsia"/>
+          <w:lang w:eastAsia="ko-KR"/>
+        </w:rPr>
+        <w:t>코드</w:t>
+      </w:r>
+      <w:r>
+        <w:rPr>
+          <w:lang w:eastAsia="ko-KR"/>
+        </w:rPr>
+        <w:t xml:space="preserve"> </w:t>
+      </w:r>
+      <w:r>
+        <w:rPr>
+          <w:rFonts w:ascii="맑은 고딕" w:eastAsia="맑은 고딕" w:hAnsi="맑은 고딕" w:cs="맑은 고딕" w:hint="eastAsia"/>
+          <w:lang w:eastAsia="ko-KR"/>
+        </w:rPr>
+        <w:t>발췌</w:t>
       </w:r>
     </w:p>
     <w:p>
       <w:pPr>
-        <w:spacing w:after="160"/>
-        <w:rPr>
-          <w:lang w:eastAsia="ko-KR"/>
-        </w:rPr>
-      </w:pPr>
-      <w:proofErr w:type="gramStart"/>
-      <w:r>
-        <w:rPr>
-          <w:lang w:eastAsia="ko-KR"/>
-        </w:rPr>
-        <w:t>파일 /</w:t>
-      </w:r>
-      <w:proofErr w:type="gramEnd"/>
-      <w:r>
-        <w:rPr>
-          <w:lang w:eastAsia="ko-KR"/>
-        </w:rPr>
-        <w:t xml:space="preserve"> 함수: [작성]</w:t>
+        <w:rPr>
+          <w:rFonts w:eastAsia="맑은 고딕"/>
+          <w:lang w:eastAsia="ko-KR"/>
+        </w:rPr>
+      </w:pPr>
+      <w:r>
+        <w:rPr>
+          <w:rFonts w:eastAsia="맑은 고딕"/>
+          <w:lang w:eastAsia="ko-KR"/>
+        </w:rPr>
+        <w:t>export async function login(email, password) {</w:t>
       </w:r>
     </w:p>
     <w:p>
       <w:pPr>
-        <w:pStyle w:val="31"/>
-        <w:rPr>
-          <w:lang w:eastAsia="ko-KR"/>
-        </w:rPr>
-      </w:pPr>
-      <w:r>
-        <w:rPr>
-          <w:lang w:eastAsia="ko-KR"/>
-        </w:rPr>
-        <w:t>코드</w:t>
-      </w:r>
-      <w:r>
-        <w:rPr>
-          <w:lang w:eastAsia="ko-KR"/>
-        </w:rPr>
-        <w:t xml:space="preserve"> </w:t>
-      </w:r>
-      <w:r>
-        <w:rPr>
-          <w:lang w:eastAsia="ko-KR"/>
-        </w:rPr>
-        <w:t>발췌</w:t>
+        <w:rPr>
+          <w:rFonts w:eastAsia="맑은 고딕"/>
+          <w:lang w:eastAsia="ko-KR"/>
+        </w:rPr>
+      </w:pPr>
+      <w:r>
+        <w:rPr>
+          <w:rFonts w:eastAsia="맑은 고딕"/>
+          <w:lang w:eastAsia="ko-KR"/>
+        </w:rPr>
+        <w:t>  const data = await request("/auth/login", {</w:t>
       </w:r>
     </w:p>
     <w:p>
       <w:pPr>
-        <w:pStyle w:val="Answer"/>
-        <w:spacing w:after="1400"/>
-        <w:rPr>
-          <w:lang w:eastAsia="ko-KR"/>
-        </w:rPr>
-      </w:pPr>
-      <w:r>
-        <w:rPr>
-          <w:lang w:eastAsia="ko-KR"/>
-        </w:rPr>
-        <w:t>[핵심 코드 5~20줄을 붙여 넣으세요. 필요한 만큼 영역을 늘립니다.]</w:t>
+        <w:rPr>
+          <w:rFonts w:eastAsia="맑은 고딕"/>
+          <w:lang w:eastAsia="ko-KR"/>
+        </w:rPr>
+      </w:pPr>
+      <w:r>
+        <w:rPr>
+          <w:rFonts w:eastAsia="맑은 고딕"/>
+          <w:lang w:eastAsia="ko-KR"/>
+        </w:rPr>
+        <w:t>    method: "POST",</w:t>
       </w:r>
     </w:p>
     <w:p>
       <w:pPr>
-        <w:pStyle w:val="31"/>
-        <w:rPr>
-          <w:lang w:eastAsia="ko-KR"/>
-        </w:rPr>
-      </w:pPr>
-      <w:r>
-        <w:rPr>
-          <w:lang w:eastAsia="ko-KR"/>
-        </w:rPr>
-        <w:t>동작과</w:t>
-      </w:r>
-      <w:r>
-        <w:rPr>
-          <w:lang w:eastAsia="ko-KR"/>
-        </w:rPr>
-        <w:t xml:space="preserve"> </w:t>
-      </w:r>
-      <w:r>
-        <w:rPr>
-          <w:lang w:eastAsia="ko-KR"/>
-        </w:rPr>
-        <w:t>응답</w:t>
-      </w:r>
-      <w:r>
-        <w:rPr>
-          <w:lang w:eastAsia="ko-KR"/>
-        </w:rPr>
-        <w:t xml:space="preserve"> </w:t>
-      </w:r>
-      <w:r>
-        <w:rPr>
-          <w:lang w:eastAsia="ko-KR"/>
-        </w:rPr>
-        <w:t>코드</w:t>
-      </w:r>
-      <w:r>
-        <w:rPr>
-          <w:lang w:eastAsia="ko-KR"/>
-        </w:rPr>
-        <w:t xml:space="preserve"> </w:t>
-      </w:r>
-      <w:r>
-        <w:rPr>
-          <w:lang w:eastAsia="ko-KR"/>
-        </w:rPr>
-        <w:t>설명</w:t>
+        <w:rPr>
+          <w:rFonts w:eastAsia="맑은 고딕"/>
+          <w:lang w:eastAsia="ko-KR"/>
+        </w:rPr>
+      </w:pPr>
+      <w:r>
+        <w:rPr>
+          <w:rFonts w:eastAsia="맑은 고딕"/>
+          <w:lang w:eastAsia="ko-KR"/>
+        </w:rPr>
+        <w:t xml:space="preserve">    body: JSON.stringify({email, password}) </w:t>
       </w:r>
     </w:p>
     <w:p>
       <w:pPr>
-        <w:pStyle w:val="Answer"/>
-        <w:spacing w:after="460"/>
-        <w:rPr>
-          <w:lang w:eastAsia="ko-KR"/>
-        </w:rPr>
-      </w:pPr>
-      <w:r>
-        <w:rPr>
-          <w:lang w:eastAsia="ko-KR"/>
-        </w:rPr>
-        <w:t>[로그인 응답 처리, 저장 위치, Authorization 헤더, 로그아웃을 설명] 성공·실패 HTTP와 JSON code도 적으세요.</w:t>
+        <w:rPr>
+          <w:rFonts w:eastAsia="맑은 고딕"/>
+          <w:lang w:eastAsia="ko-KR"/>
+        </w:rPr>
+      </w:pPr>
+      <w:r>
+        <w:rPr>
+          <w:rFonts w:eastAsia="맑은 고딕"/>
+          <w:lang w:eastAsia="ko-KR"/>
+        </w:rPr>
+        <w:t>  });</w:t>
       </w:r>
     </w:p>
     <w:p>
       <w:pPr>
         <w:rPr>
-          <w:lang w:eastAsia="ko-KR"/>
-        </w:rPr>
-      </w:pPr>
-      <w:r>
-        <w:rPr>
-          <w:lang w:eastAsia="ko-KR"/>
-        </w:rPr>
-        <w:br w:type="page"/>
+          <w:rFonts w:eastAsia="맑은 고딕"/>
+          <w:lang w:eastAsia="ko-KR"/>
+        </w:rPr>
+      </w:pPr>
+      <w:r>
+        <w:rPr>
+          <w:rFonts w:eastAsia="맑은 고딕"/>
+          <w:lang w:eastAsia="ko-KR"/>
+        </w:rPr>
+        <w:t>  session = {</w:t>
       </w:r>
     </w:p>
     <w:p>
       <w:pPr>
-        <w:pStyle w:val="Eyebrow"/>
-        <w:rPr>
-          <w:lang w:eastAsia="ko-KR"/>
-        </w:rPr>
-      </w:pPr>
-      <w:r>
-        <w:rPr>
-          <w:lang w:eastAsia="ko-KR"/>
-        </w:rPr>
-        <w:lastRenderedPageBreak/>
-        <w:t>웹서비스설계     03 계속</w:t>
+        <w:rPr>
+          <w:rFonts w:eastAsia="맑은 고딕"/>
+          <w:lang w:eastAsia="ko-KR"/>
+        </w:rPr>
+      </w:pPr>
+      <w:r>
+        <w:rPr>
+          <w:rFonts w:eastAsia="맑은 고딕"/>
+          <w:lang w:eastAsia="ko-KR"/>
+        </w:rPr>
+        <w:t>    accessToken: data.accessToken,</w:t>
       </w:r>
     </w:p>
     <w:p>
       <w:pPr>
+        <w:rPr>
+          <w:rFonts w:eastAsia="맑은 고딕"/>
+          <w:lang w:eastAsia="ko-KR"/>
+        </w:rPr>
+      </w:pPr>
+      <w:r>
+        <w:rPr>
+          <w:rFonts w:eastAsia="맑은 고딕"/>
+          <w:lang w:eastAsia="ko-KR"/>
+        </w:rPr>
+        <w:t>    user: data.user,</w:t>
+      </w:r>
+    </w:p>
+    <w:p>
+      <w:pPr>
+        <w:rPr>
+          <w:rFonts w:eastAsia="맑은 고딕"/>
+          <w:lang w:eastAsia="ko-KR"/>
+        </w:rPr>
+      </w:pPr>
+      <w:r>
+        <w:rPr>
+          <w:rFonts w:eastAsia="맑은 고딕"/>
+          <w:lang w:eastAsia="ko-KR"/>
+        </w:rPr>
+        <w:t>  };</w:t>
+      </w:r>
+    </w:p>
+    <w:p>
+      <w:pPr>
+        <w:rPr>
+          <w:rFonts w:eastAsia="맑은 고딕"/>
+          <w:lang w:eastAsia="ko-KR"/>
+        </w:rPr>
+      </w:pPr>
+      <w:r>
+        <w:rPr>
+          <w:rFonts w:eastAsia="맑은 고딕"/>
+          <w:lang w:eastAsia="ko-KR"/>
+        </w:rPr>
+        <w:t>  return data.user;</w:t>
+      </w:r>
+    </w:p>
+    <w:p>
+      <w:pPr>
+        <w:rPr>
+          <w:rFonts w:eastAsia="맑은 고딕"/>
+          <w:lang w:eastAsia="ko-KR"/>
+        </w:rPr>
+      </w:pPr>
+      <w:r>
+        <w:rPr>
+          <w:rFonts w:eastAsia="맑은 고딕"/>
+          <w:lang w:eastAsia="ko-KR"/>
+        </w:rPr>
+        <w:t>}</w:t>
+      </w:r>
+    </w:p>
+    <w:p>
+      <w:pPr>
+        <w:rPr>
+          <w:rFonts w:eastAsia="맑은 고딕"/>
+          <w:lang w:eastAsia="ko-KR"/>
+        </w:rPr>
+      </w:pPr>
+    </w:p>
+    <w:p>
+      <w:pPr>
+        <w:rPr>
+          <w:rFonts w:eastAsia="맑은 고딕" w:hint="eastAsia"/>
+          <w:lang w:eastAsia="ko-KR"/>
+        </w:rPr>
+      </w:pPr>
+      <w:r>
+        <w:rPr>
+          <w:rFonts w:eastAsia="맑은 고딕"/>
+          <w:lang w:eastAsia="ko-KR"/>
+        </w:rPr>
+        <w:t>function authorizationHeaders() {</w:t>
+      </w:r>
+    </w:p>
+    <w:p>
+      <w:pPr>
+        <w:rPr>
+          <w:rFonts w:eastAsia="맑은 고딕"/>
+          <w:lang w:eastAsia="ko-KR"/>
+        </w:rPr>
+      </w:pPr>
+      <w:r>
+        <w:rPr>
+          <w:rFonts w:eastAsia="맑은 고딕"/>
+          <w:lang w:eastAsia="ko-KR"/>
+        </w:rPr>
+        <w:t>if(!session.accessToken)</w:t>
+      </w:r>
+    </w:p>
+    <w:p>
+      <w:pPr>
+        <w:rPr>
+          <w:rFonts w:eastAsia="맑은 고딕"/>
+          <w:lang w:eastAsia="ko-KR"/>
+        </w:rPr>
+      </w:pPr>
+      <w:r>
+        <w:rPr>
+          <w:rFonts w:eastAsia="맑은 고딕"/>
+          <w:lang w:eastAsia="ko-KR"/>
+        </w:rPr>
+        <w:t xml:space="preserve">    return {};</w:t>
+      </w:r>
+    </w:p>
+    <w:p>
+      <w:pPr>
+        <w:rPr>
+          <w:rFonts w:eastAsia="맑은 고딕"/>
+          <w:lang w:eastAsia="ko-KR"/>
+        </w:rPr>
+      </w:pPr>
+      <w:r>
+        <w:rPr>
+          <w:rFonts w:eastAsia="맑은 고딕"/>
+          <w:lang w:eastAsia="ko-KR"/>
+        </w:rPr>
+        <w:t>return {</w:t>
+      </w:r>
+    </w:p>
+    <w:p>
+      <w:pPr>
+        <w:rPr>
+          <w:rFonts w:eastAsia="맑은 고딕"/>
+          <w:lang w:eastAsia="ko-KR"/>
+        </w:rPr>
+      </w:pPr>
+      <w:r>
+        <w:rPr>
+          <w:rFonts w:eastAsia="맑은 고딕"/>
+          <w:lang w:eastAsia="ko-KR"/>
+        </w:rPr>
+        <w:t xml:space="preserve">    "Authorization": "Bearer " + session.accessToken</w:t>
+      </w:r>
+    </w:p>
+    <w:p>
+      <w:pPr>
+        <w:rPr>
+          <w:rFonts w:eastAsia="맑은 고딕"/>
+          <w:lang w:eastAsia="ko-KR"/>
+        </w:rPr>
+      </w:pPr>
+      <w:r>
+        <w:rPr>
+          <w:rFonts w:eastAsia="맑은 고딕"/>
+          <w:lang w:eastAsia="ko-KR"/>
+        </w:rPr>
+        <w:t xml:space="preserve">  };</w:t>
+      </w:r>
+    </w:p>
+    <w:p>
+      <w:pPr>
+        <w:rPr>
+          <w:rFonts w:eastAsia="맑은 고딕"/>
+          <w:lang w:eastAsia="ko-KR"/>
+        </w:rPr>
+      </w:pPr>
+      <w:r>
+        <w:rPr>
+          <w:rFonts w:eastAsia="맑은 고딕"/>
+          <w:lang w:eastAsia="ko-KR"/>
+        </w:rPr>
+        <w:t>}</w:t>
+      </w:r>
+    </w:p>
+    <w:p>
+      <w:pPr>
+        <w:rPr>
+          <w:rFonts w:eastAsia="맑은 고딕"/>
+          <w:lang w:eastAsia="ko-KR"/>
+        </w:rPr>
+      </w:pPr>
+      <w:r>
+        <w:rPr>
+          <w:rFonts w:eastAsia="맑은 고딕"/>
+          <w:lang w:eastAsia="ko-KR"/>
+        </w:rPr>
+        <w:t>export function clearSession() {</w:t>
+      </w:r>
+    </w:p>
+    <w:p>
+      <w:pPr>
+        <w:rPr>
+          <w:rFonts w:eastAsia="맑은 고딕"/>
+          <w:lang w:eastAsia="ko-KR"/>
+        </w:rPr>
+      </w:pPr>
+      <w:r>
+        <w:rPr>
+          <w:rFonts w:eastAsia="맑은 고딕"/>
+          <w:lang w:eastAsia="ko-KR"/>
+        </w:rPr>
+        <w:t>  session = { accessToken: "", user: null };</w:t>
+      </w:r>
+    </w:p>
+    <w:p>
+      <w:pPr>
+        <w:rPr>
+          <w:rFonts w:eastAsia="맑은 고딕" w:hint="eastAsia"/>
+          <w:lang w:eastAsia="ko-KR"/>
+        </w:rPr>
+      </w:pPr>
+      <w:r>
+        <w:rPr>
+          <w:rFonts w:eastAsia="맑은 고딕"/>
+          <w:lang w:eastAsia="ko-KR"/>
+        </w:rPr>
+        <w:t>}</w:t>
+      </w:r>
+    </w:p>
+    <w:p>
+      <w:pPr>
+        <w:pStyle w:val="31"/>
+        <w:rPr>
+          <w:rFonts w:ascii="맑은 고딕" w:eastAsia="맑은 고딕" w:hAnsi="맑은 고딕" w:cs="맑은 고딕"/>
+          <w:lang w:eastAsia="ko-KR"/>
+        </w:rPr>
+      </w:pPr>
+      <w:r>
+        <w:rPr>
+          <w:rFonts w:ascii="맑은 고딕" w:eastAsia="맑은 고딕" w:hAnsi="맑은 고딕" w:cs="맑은 고딕" w:hint="eastAsia"/>
+          <w:lang w:eastAsia="ko-KR"/>
+        </w:rPr>
+        <w:t>동작과</w:t>
+      </w:r>
+      <w:r>
+        <w:rPr>
+          <w:lang w:eastAsia="ko-KR"/>
+        </w:rPr>
+        <w:t xml:space="preserve"> </w:t>
+      </w:r>
+      <w:r>
+        <w:rPr>
+          <w:rFonts w:ascii="맑은 고딕" w:eastAsia="맑은 고딕" w:hAnsi="맑은 고딕" w:cs="맑은 고딕" w:hint="eastAsia"/>
+          <w:lang w:eastAsia="ko-KR"/>
+        </w:rPr>
+        <w:t>응답</w:t>
+      </w:r>
+      <w:r>
+        <w:rPr>
+          <w:lang w:eastAsia="ko-KR"/>
+        </w:rPr>
+        <w:t xml:space="preserve"> </w:t>
+      </w:r>
+      <w:r>
+        <w:rPr>
+          <w:rFonts w:ascii="맑은 고딕" w:eastAsia="맑은 고딕" w:hAnsi="맑은 고딕" w:cs="맑은 고딕" w:hint="eastAsia"/>
+          <w:lang w:eastAsia="ko-KR"/>
+        </w:rPr>
+        <w:t>코드</w:t>
+      </w:r>
+      <w:r>
+        <w:rPr>
+          <w:lang w:eastAsia="ko-KR"/>
+        </w:rPr>
+        <w:t xml:space="preserve"> </w:t>
+      </w:r>
+      <w:r>
+        <w:rPr>
+          <w:rFonts w:ascii="맑은 고딕" w:eastAsia="맑은 고딕" w:hAnsi="맑은 고딕" w:cs="맑은 고딕" w:hint="eastAsia"/>
+          <w:lang w:eastAsia="ko-KR"/>
+        </w:rPr>
+        <w:t>설명</w:t>
+      </w:r>
+    </w:p>
+    <w:p>
+      <w:pPr>
+        <w:rPr>
+          <w:rFonts w:eastAsia="맑은 고딕"/>
+          <w:lang w:eastAsia="ko-KR"/>
+        </w:rPr>
+      </w:pPr>
+      <w:r>
+        <w:rPr>
+          <w:rFonts w:eastAsia="맑은 고딕" w:hint="eastAsia"/>
+          <w:lang w:eastAsia="ko-KR"/>
+        </w:rPr>
+        <w:t>로그인에</w:t>
+      </w:r>
+      <w:r>
+        <w:rPr>
+          <w:rFonts w:eastAsia="맑은 고딕" w:hint="eastAsia"/>
+          <w:lang w:eastAsia="ko-KR"/>
+        </w:rPr>
+        <w:t xml:space="preserve"> </w:t>
+      </w:r>
+      <w:r>
+        <w:rPr>
+          <w:rFonts w:eastAsia="맑은 고딕" w:hint="eastAsia"/>
+          <w:lang w:eastAsia="ko-KR"/>
+        </w:rPr>
+        <w:t>성공하면</w:t>
+      </w:r>
+      <w:r>
+        <w:rPr>
+          <w:rFonts w:eastAsia="맑은 고딕" w:hint="eastAsia"/>
+          <w:lang w:eastAsia="ko-KR"/>
+        </w:rPr>
+        <w:t xml:space="preserve"> </w:t>
+      </w:r>
+      <w:r>
+        <w:rPr>
+          <w:rFonts w:eastAsia="맑은 고딕" w:hint="eastAsia"/>
+          <w:lang w:eastAsia="ko-KR"/>
+        </w:rPr>
+        <w:t>서버에서</w:t>
+      </w:r>
+      <w:r>
+        <w:rPr>
+          <w:rFonts w:eastAsia="맑은 고딕" w:hint="eastAsia"/>
+          <w:lang w:eastAsia="ko-KR"/>
+        </w:rPr>
+        <w:t xml:space="preserve"> </w:t>
+      </w:r>
+      <w:r>
+        <w:rPr>
+          <w:rFonts w:eastAsia="맑은 고딕" w:hint="eastAsia"/>
+          <w:lang w:eastAsia="ko-KR"/>
+        </w:rPr>
+        <w:t>받은</w:t>
+      </w:r>
+      <w:r>
+        <w:rPr>
+          <w:rFonts w:eastAsia="맑은 고딕" w:hint="eastAsia"/>
+          <w:lang w:eastAsia="ko-KR"/>
+        </w:rPr>
+        <w:t xml:space="preserve"> JWT</w:t>
+      </w:r>
+      <w:r>
+        <w:rPr>
+          <w:rFonts w:eastAsia="맑은 고딕" w:hint="eastAsia"/>
+          <w:lang w:eastAsia="ko-KR"/>
+        </w:rPr>
+        <w:t>와</w:t>
+      </w:r>
+      <w:r>
+        <w:rPr>
+          <w:rFonts w:eastAsia="맑은 고딕" w:hint="eastAsia"/>
+          <w:lang w:eastAsia="ko-KR"/>
+        </w:rPr>
+        <w:t xml:space="preserve"> </w:t>
+      </w:r>
+      <w:r>
+        <w:rPr>
+          <w:rFonts w:eastAsia="맑은 고딕" w:hint="eastAsia"/>
+          <w:lang w:eastAsia="ko-KR"/>
+        </w:rPr>
+        <w:t>사용자</w:t>
+      </w:r>
+      <w:r>
+        <w:rPr>
+          <w:rFonts w:eastAsia="맑은 고딕" w:hint="eastAsia"/>
+          <w:lang w:eastAsia="ko-KR"/>
+        </w:rPr>
+        <w:t xml:space="preserve"> </w:t>
+      </w:r>
+      <w:r>
+        <w:rPr>
+          <w:rFonts w:eastAsia="맑은 고딕" w:hint="eastAsia"/>
+          <w:lang w:eastAsia="ko-KR"/>
+        </w:rPr>
+        <w:t>정보를</w:t>
+      </w:r>
+      <w:r>
+        <w:rPr>
+          <w:rFonts w:eastAsia="맑은 고딕" w:hint="eastAsia"/>
+          <w:lang w:eastAsia="ko-KR"/>
+        </w:rPr>
+        <w:t xml:space="preserve"> session</w:t>
+      </w:r>
+      <w:r>
+        <w:rPr>
+          <w:rFonts w:eastAsia="맑은 고딕" w:hint="eastAsia"/>
+          <w:lang w:eastAsia="ko-KR"/>
+        </w:rPr>
+        <w:t>에</w:t>
+      </w:r>
+      <w:r>
+        <w:rPr>
+          <w:rFonts w:eastAsia="맑은 고딕" w:hint="eastAsia"/>
+          <w:lang w:eastAsia="ko-KR"/>
+        </w:rPr>
+        <w:t xml:space="preserve"> </w:t>
+      </w:r>
+      <w:r>
+        <w:rPr>
+          <w:rFonts w:eastAsia="맑은 고딕" w:hint="eastAsia"/>
+          <w:lang w:eastAsia="ko-KR"/>
+        </w:rPr>
+        <w:t>저장한다</w:t>
+      </w:r>
+      <w:r>
+        <w:rPr>
+          <w:rFonts w:eastAsia="맑은 고딕" w:hint="eastAsia"/>
+          <w:lang w:eastAsia="ko-KR"/>
+        </w:rPr>
+        <w:t xml:space="preserve">. </w:t>
+      </w:r>
+      <w:r>
+        <w:rPr>
+          <w:rFonts w:eastAsia="맑은 고딕" w:hint="eastAsia"/>
+          <w:lang w:eastAsia="ko-KR"/>
+        </w:rPr>
+        <w:t>토큰은</w:t>
+      </w:r>
+      <w:r>
+        <w:rPr>
+          <w:rFonts w:eastAsia="맑은 고딕" w:hint="eastAsia"/>
+          <w:lang w:eastAsia="ko-KR"/>
+        </w:rPr>
+        <w:t xml:space="preserve"> accessToken</w:t>
+      </w:r>
+      <w:r>
+        <w:rPr>
+          <w:rFonts w:eastAsia="맑은 고딕" w:hint="eastAsia"/>
+          <w:lang w:eastAsia="ko-KR"/>
+        </w:rPr>
+        <w:t>에</w:t>
+      </w:r>
+      <w:r>
+        <w:rPr>
+          <w:rFonts w:eastAsia="맑은 고딕" w:hint="eastAsia"/>
+          <w:lang w:eastAsia="ko-KR"/>
+        </w:rPr>
+        <w:t xml:space="preserve"> </w:t>
+      </w:r>
+      <w:r>
+        <w:rPr>
+          <w:rFonts w:eastAsia="맑은 고딕" w:hint="eastAsia"/>
+          <w:lang w:eastAsia="ko-KR"/>
+        </w:rPr>
+        <w:t>저장되며</w:t>
+      </w:r>
+      <w:r>
+        <w:rPr>
+          <w:rFonts w:eastAsia="맑은 고딕" w:hint="eastAsia"/>
+          <w:lang w:eastAsia="ko-KR"/>
+        </w:rPr>
+        <w:t xml:space="preserve">, </w:t>
+      </w:r>
+      <w:r>
+        <w:rPr>
+          <w:rFonts w:eastAsia="맑은 고딕" w:hint="eastAsia"/>
+          <w:lang w:eastAsia="ko-KR"/>
+        </w:rPr>
+        <w:t>별도의</w:t>
+      </w:r>
+      <w:r>
+        <w:rPr>
+          <w:rFonts w:eastAsia="맑은 고딕" w:hint="eastAsia"/>
+          <w:lang w:eastAsia="ko-KR"/>
+        </w:rPr>
+        <w:t xml:space="preserve"> </w:t>
+      </w:r>
+      <w:r>
+        <w:rPr>
+          <w:rFonts w:eastAsia="맑은 고딕" w:hint="eastAsia"/>
+          <w:lang w:eastAsia="ko-KR"/>
+        </w:rPr>
+        <w:t>브라우저</w:t>
+      </w:r>
+      <w:r>
+        <w:rPr>
+          <w:rFonts w:eastAsia="맑은 고딕" w:hint="eastAsia"/>
+          <w:lang w:eastAsia="ko-KR"/>
+        </w:rPr>
+        <w:t xml:space="preserve"> </w:t>
+      </w:r>
+      <w:r>
+        <w:rPr>
+          <w:rFonts w:eastAsia="맑은 고딕" w:hint="eastAsia"/>
+          <w:lang w:eastAsia="ko-KR"/>
+        </w:rPr>
+        <w:t>저장소가</w:t>
+      </w:r>
+      <w:r>
+        <w:rPr>
+          <w:rFonts w:eastAsia="맑은 고딕" w:hint="eastAsia"/>
+          <w:lang w:eastAsia="ko-KR"/>
+        </w:rPr>
+        <w:t xml:space="preserve"> </w:t>
+      </w:r>
+      <w:r>
+        <w:rPr>
+          <w:rFonts w:eastAsia="맑은 고딕" w:hint="eastAsia"/>
+          <w:lang w:eastAsia="ko-KR"/>
+        </w:rPr>
+        <w:t>아니라</w:t>
+      </w:r>
+      <w:r>
+        <w:rPr>
+          <w:rFonts w:eastAsia="맑은 고딕" w:hint="eastAsia"/>
+          <w:lang w:eastAsia="ko-KR"/>
+        </w:rPr>
+        <w:t xml:space="preserve"> </w:t>
+      </w:r>
+      <w:r>
+        <w:rPr>
+          <w:rFonts w:eastAsia="맑은 고딕" w:hint="eastAsia"/>
+          <w:lang w:eastAsia="ko-KR"/>
+        </w:rPr>
+        <w:t>자바스크립트</w:t>
+      </w:r>
+      <w:r>
+        <w:rPr>
+          <w:rFonts w:eastAsia="맑은 고딕" w:hint="eastAsia"/>
+          <w:lang w:eastAsia="ko-KR"/>
+        </w:rPr>
+        <w:t xml:space="preserve"> </w:t>
+      </w:r>
+      <w:r>
+        <w:rPr>
+          <w:rFonts w:eastAsia="맑은 고딕" w:hint="eastAsia"/>
+          <w:lang w:eastAsia="ko-KR"/>
+        </w:rPr>
+        <w:t>메모리에서</w:t>
+      </w:r>
+      <w:r>
+        <w:rPr>
+          <w:rFonts w:eastAsia="맑은 고딕" w:hint="eastAsia"/>
+          <w:lang w:eastAsia="ko-KR"/>
+        </w:rPr>
+        <w:t xml:space="preserve"> </w:t>
+      </w:r>
+      <w:r>
+        <w:rPr>
+          <w:rFonts w:eastAsia="맑은 고딕" w:hint="eastAsia"/>
+          <w:lang w:eastAsia="ko-KR"/>
+        </w:rPr>
+        <w:t>관리한다</w:t>
+      </w:r>
+      <w:r>
+        <w:rPr>
+          <w:rFonts w:eastAsia="맑은 고딕" w:hint="eastAsia"/>
+          <w:lang w:eastAsia="ko-KR"/>
+        </w:rPr>
+        <w:t>.</w:t>
+      </w:r>
+    </w:p>
+    <w:p>
+      <w:pPr>
+        <w:rPr>
+          <w:rFonts w:eastAsia="맑은 고딕"/>
+          <w:lang w:eastAsia="ko-KR"/>
+        </w:rPr>
+      </w:pPr>
+      <w:r>
+        <w:rPr>
+          <w:rFonts w:eastAsia="맑은 고딕" w:hint="eastAsia"/>
+          <w:lang w:eastAsia="ko-KR"/>
+        </w:rPr>
+        <w:t>이후</w:t>
+      </w:r>
+      <w:r>
+        <w:rPr>
+          <w:rFonts w:eastAsia="맑은 고딕" w:hint="eastAsia"/>
+          <w:lang w:eastAsia="ko-KR"/>
+        </w:rPr>
+        <w:t xml:space="preserve"> API </w:t>
+      </w:r>
+      <w:r>
+        <w:rPr>
+          <w:rFonts w:eastAsia="맑은 고딕" w:hint="eastAsia"/>
+          <w:lang w:eastAsia="ko-KR"/>
+        </w:rPr>
+        <w:t>요청을</w:t>
+      </w:r>
+      <w:r>
+        <w:rPr>
+          <w:rFonts w:eastAsia="맑은 고딕" w:hint="eastAsia"/>
+          <w:lang w:eastAsia="ko-KR"/>
+        </w:rPr>
+        <w:t xml:space="preserve"> </w:t>
+      </w:r>
+      <w:r>
+        <w:rPr>
+          <w:rFonts w:eastAsia="맑은 고딕" w:hint="eastAsia"/>
+          <w:lang w:eastAsia="ko-KR"/>
+        </w:rPr>
+        <w:t>보낼</w:t>
+      </w:r>
+      <w:r>
+        <w:rPr>
+          <w:rFonts w:eastAsia="맑은 고딕" w:hint="eastAsia"/>
+          <w:lang w:eastAsia="ko-KR"/>
+        </w:rPr>
+        <w:t xml:space="preserve"> </w:t>
+      </w:r>
+      <w:r>
+        <w:rPr>
+          <w:rFonts w:eastAsia="맑은 고딕" w:hint="eastAsia"/>
+          <w:lang w:eastAsia="ko-KR"/>
+        </w:rPr>
+        <w:t>때</w:t>
+      </w:r>
+      <w:r>
+        <w:rPr>
+          <w:rFonts w:eastAsia="맑은 고딕" w:hint="eastAsia"/>
+          <w:lang w:eastAsia="ko-KR"/>
+        </w:rPr>
+        <w:t xml:space="preserve"> authorizationHeaders() </w:t>
+      </w:r>
+      <w:r>
+        <w:rPr>
+          <w:rFonts w:eastAsia="맑은 고딕" w:hint="eastAsia"/>
+          <w:lang w:eastAsia="ko-KR"/>
+        </w:rPr>
+        <w:t>함수에서</w:t>
+      </w:r>
+      <w:r>
+        <w:rPr>
+          <w:rFonts w:eastAsia="맑은 고딕" w:hint="eastAsia"/>
+          <w:lang w:eastAsia="ko-KR"/>
+        </w:rPr>
+        <w:t xml:space="preserve"> </w:t>
+      </w:r>
+      <w:r>
+        <w:rPr>
+          <w:rFonts w:eastAsia="맑은 고딕" w:hint="eastAsia"/>
+          <w:lang w:eastAsia="ko-KR"/>
+        </w:rPr>
+        <w:t>토큰이</w:t>
+      </w:r>
+      <w:r>
+        <w:rPr>
+          <w:rFonts w:eastAsia="맑은 고딕" w:hint="eastAsia"/>
+          <w:lang w:eastAsia="ko-KR"/>
+        </w:rPr>
+        <w:t xml:space="preserve"> </w:t>
+      </w:r>
+      <w:r>
+        <w:rPr>
+          <w:rFonts w:eastAsia="맑은 고딕" w:hint="eastAsia"/>
+          <w:lang w:eastAsia="ko-KR"/>
+        </w:rPr>
+        <w:t>존재하는지</w:t>
+      </w:r>
+      <w:r>
+        <w:rPr>
+          <w:rFonts w:eastAsia="맑은 고딕" w:hint="eastAsia"/>
+          <w:lang w:eastAsia="ko-KR"/>
+        </w:rPr>
+        <w:t xml:space="preserve"> </w:t>
+      </w:r>
+      <w:r>
+        <w:rPr>
+          <w:rFonts w:eastAsia="맑은 고딕" w:hint="eastAsia"/>
+          <w:lang w:eastAsia="ko-KR"/>
+        </w:rPr>
+        <w:t>확인하고</w:t>
+      </w:r>
+      <w:r>
+        <w:rPr>
+          <w:rFonts w:eastAsia="맑은 고딕" w:hint="eastAsia"/>
+          <w:lang w:eastAsia="ko-KR"/>
+        </w:rPr>
+        <w:t xml:space="preserve">, </w:t>
+      </w:r>
+      <w:r>
+        <w:rPr>
+          <w:rFonts w:eastAsia="맑은 고딕" w:hint="eastAsia"/>
+          <w:lang w:eastAsia="ko-KR"/>
+        </w:rPr>
+        <w:t>토큰이</w:t>
+      </w:r>
+      <w:r>
+        <w:rPr>
+          <w:rFonts w:eastAsia="맑은 고딕" w:hint="eastAsia"/>
+          <w:lang w:eastAsia="ko-KR"/>
+        </w:rPr>
+        <w:t xml:space="preserve"> </w:t>
+      </w:r>
+      <w:r>
+        <w:rPr>
+          <w:rFonts w:eastAsia="맑은 고딕" w:hint="eastAsia"/>
+          <w:lang w:eastAsia="ko-KR"/>
+        </w:rPr>
+        <w:t>있으면</w:t>
+      </w:r>
+      <w:r>
+        <w:rPr>
+          <w:rFonts w:eastAsia="맑은 고딕" w:hint="eastAsia"/>
+          <w:lang w:eastAsia="ko-KR"/>
+        </w:rPr>
+        <w:t xml:space="preserve"> HTTP </w:t>
+      </w:r>
+      <w:r>
+        <w:rPr>
+          <w:rFonts w:eastAsia="맑은 고딕" w:hint="eastAsia"/>
+          <w:lang w:eastAsia="ko-KR"/>
+        </w:rPr>
+        <w:t>요청</w:t>
+      </w:r>
+      <w:r>
+        <w:rPr>
+          <w:rFonts w:eastAsia="맑은 고딕" w:hint="eastAsia"/>
+          <w:lang w:eastAsia="ko-KR"/>
+        </w:rPr>
+        <w:t xml:space="preserve"> </w:t>
+      </w:r>
+      <w:r>
+        <w:rPr>
+          <w:rFonts w:eastAsia="맑은 고딕" w:hint="eastAsia"/>
+          <w:lang w:eastAsia="ko-KR"/>
+        </w:rPr>
+        <w:t>헤더에</w:t>
+      </w:r>
+      <w:r>
+        <w:rPr>
+          <w:rFonts w:eastAsia="맑은 고딕" w:hint="eastAsia"/>
+          <w:lang w:eastAsia="ko-KR"/>
+        </w:rPr>
+        <w:t xml:space="preserve"> </w:t>
+      </w:r>
+      <w:r>
+        <w:rPr>
+          <w:rFonts w:eastAsia="맑은 고딕"/>
+          <w:lang w:eastAsia="ko-KR"/>
+        </w:rPr>
+        <w:t>Authorization: Bearer + session.accessToken</w:t>
+      </w:r>
+      <w:r>
+        <w:rPr>
+          <w:rFonts w:eastAsia="맑은 고딕" w:hint="eastAsia"/>
+          <w:lang w:eastAsia="ko-KR"/>
+        </w:rPr>
+        <w:t xml:space="preserve"> </w:t>
+      </w:r>
+      <w:r>
+        <w:rPr>
+          <w:rFonts w:eastAsia="맑은 고딕" w:hint="eastAsia"/>
+          <w:lang w:eastAsia="ko-KR"/>
+        </w:rPr>
+        <w:t>형태로</w:t>
+      </w:r>
+      <w:r>
+        <w:rPr>
+          <w:rFonts w:eastAsia="맑은 고딕" w:hint="eastAsia"/>
+          <w:lang w:eastAsia="ko-KR"/>
+        </w:rPr>
+        <w:t xml:space="preserve"> </w:t>
+      </w:r>
+      <w:r>
+        <w:rPr>
+          <w:rFonts w:eastAsia="맑은 고딕" w:hint="eastAsia"/>
+          <w:lang w:eastAsia="ko-KR"/>
+        </w:rPr>
+        <w:t>추가한다</w:t>
+      </w:r>
+      <w:r>
+        <w:rPr>
+          <w:rFonts w:eastAsia="맑은 고딕" w:hint="eastAsia"/>
+          <w:lang w:eastAsia="ko-KR"/>
+        </w:rPr>
+        <w:t xml:space="preserve">. </w:t>
+      </w:r>
+      <w:r>
+        <w:rPr>
+          <w:rFonts w:eastAsia="맑은 고딕" w:hint="eastAsia"/>
+          <w:lang w:eastAsia="ko-KR"/>
+        </w:rPr>
+        <w:t>이를</w:t>
+      </w:r>
+      <w:r>
+        <w:rPr>
+          <w:rFonts w:eastAsia="맑은 고딕" w:hint="eastAsia"/>
+          <w:lang w:eastAsia="ko-KR"/>
+        </w:rPr>
+        <w:t xml:space="preserve"> </w:t>
+      </w:r>
+      <w:r>
+        <w:rPr>
+          <w:rFonts w:eastAsia="맑은 고딕" w:hint="eastAsia"/>
+          <w:lang w:eastAsia="ko-KR"/>
+        </w:rPr>
+        <w:t>통해</w:t>
+      </w:r>
+      <w:r>
+        <w:rPr>
+          <w:rFonts w:eastAsia="맑은 고딕" w:hint="eastAsia"/>
+          <w:lang w:eastAsia="ko-KR"/>
+        </w:rPr>
+        <w:t xml:space="preserve"> </w:t>
+      </w:r>
+      <w:r>
+        <w:rPr>
+          <w:rFonts w:eastAsia="맑은 고딕" w:hint="eastAsia"/>
+          <w:lang w:eastAsia="ko-KR"/>
+        </w:rPr>
+        <w:t>서버는</w:t>
+      </w:r>
+      <w:r>
+        <w:rPr>
+          <w:rFonts w:eastAsia="맑은 고딕" w:hint="eastAsia"/>
+          <w:lang w:eastAsia="ko-KR"/>
+        </w:rPr>
+        <w:t xml:space="preserve"> </w:t>
+      </w:r>
+      <w:r>
+        <w:rPr>
+          <w:rFonts w:eastAsia="맑은 고딕" w:hint="eastAsia"/>
+          <w:lang w:eastAsia="ko-KR"/>
+        </w:rPr>
+        <w:t>요청을</w:t>
+      </w:r>
+      <w:r>
+        <w:rPr>
+          <w:rFonts w:eastAsia="맑은 고딕" w:hint="eastAsia"/>
+          <w:lang w:eastAsia="ko-KR"/>
+        </w:rPr>
+        <w:t xml:space="preserve"> </w:t>
+      </w:r>
+      <w:r>
+        <w:rPr>
+          <w:rFonts w:eastAsia="맑은 고딕" w:hint="eastAsia"/>
+          <w:lang w:eastAsia="ko-KR"/>
+        </w:rPr>
+        <w:t>보낸</w:t>
+      </w:r>
+      <w:r>
+        <w:rPr>
+          <w:rFonts w:eastAsia="맑은 고딕" w:hint="eastAsia"/>
+          <w:lang w:eastAsia="ko-KR"/>
+        </w:rPr>
+        <w:t xml:space="preserve"> </w:t>
+      </w:r>
+      <w:r>
+        <w:rPr>
+          <w:rFonts w:eastAsia="맑은 고딕" w:hint="eastAsia"/>
+          <w:lang w:eastAsia="ko-KR"/>
+        </w:rPr>
+        <w:t>사용자의</w:t>
+      </w:r>
+      <w:r>
+        <w:rPr>
+          <w:rFonts w:eastAsia="맑은 고딕" w:hint="eastAsia"/>
+          <w:lang w:eastAsia="ko-KR"/>
+        </w:rPr>
+        <w:t xml:space="preserve"> JWT</w:t>
+      </w:r>
+      <w:r>
+        <w:rPr>
+          <w:rFonts w:eastAsia="맑은 고딕" w:hint="eastAsia"/>
+          <w:lang w:eastAsia="ko-KR"/>
+        </w:rPr>
+        <w:t>를</w:t>
+      </w:r>
+      <w:r>
+        <w:rPr>
+          <w:rFonts w:eastAsia="맑은 고딕" w:hint="eastAsia"/>
+          <w:lang w:eastAsia="ko-KR"/>
+        </w:rPr>
+        <w:t xml:space="preserve"> </w:t>
+      </w:r>
+      <w:r>
+        <w:rPr>
+          <w:rFonts w:eastAsia="맑은 고딕" w:hint="eastAsia"/>
+          <w:lang w:eastAsia="ko-KR"/>
+        </w:rPr>
+        <w:t>확인할</w:t>
+      </w:r>
+      <w:r>
+        <w:rPr>
+          <w:rFonts w:eastAsia="맑은 고딕" w:hint="eastAsia"/>
+          <w:lang w:eastAsia="ko-KR"/>
+        </w:rPr>
+        <w:t xml:space="preserve"> </w:t>
+      </w:r>
+      <w:r>
+        <w:rPr>
+          <w:rFonts w:eastAsia="맑은 고딕" w:hint="eastAsia"/>
+          <w:lang w:eastAsia="ko-KR"/>
+        </w:rPr>
+        <w:t>수</w:t>
+      </w:r>
+      <w:r>
+        <w:rPr>
+          <w:rFonts w:eastAsia="맑은 고딕" w:hint="eastAsia"/>
+          <w:lang w:eastAsia="ko-KR"/>
+        </w:rPr>
+        <w:t xml:space="preserve"> </w:t>
+      </w:r>
+      <w:r>
+        <w:rPr>
+          <w:rFonts w:eastAsia="맑은 고딕" w:hint="eastAsia"/>
+          <w:lang w:eastAsia="ko-KR"/>
+        </w:rPr>
+        <w:t>있다</w:t>
+      </w:r>
+      <w:r>
+        <w:rPr>
+          <w:rFonts w:eastAsia="맑은 고딕" w:hint="eastAsia"/>
+          <w:lang w:eastAsia="ko-KR"/>
+        </w:rPr>
+        <w:t xml:space="preserve">. </w:t>
+      </w:r>
+    </w:p>
+    <w:p>
+      <w:pPr>
+        <w:rPr>
+          <w:rFonts w:eastAsia="맑은 고딕" w:hint="eastAsia"/>
+          <w:lang w:eastAsia="ko-KR"/>
+        </w:rPr>
+      </w:pPr>
+      <w:r>
+        <w:rPr>
+          <w:rFonts w:eastAsia="맑은 고딕" w:hint="eastAsia"/>
+          <w:lang w:eastAsia="ko-KR"/>
+        </w:rPr>
+        <w:t>또한</w:t>
+      </w:r>
+      <w:r>
+        <w:rPr>
+          <w:rFonts w:eastAsia="맑은 고딕" w:hint="eastAsia"/>
+          <w:lang w:eastAsia="ko-KR"/>
+        </w:rPr>
+        <w:t xml:space="preserve"> API </w:t>
+      </w:r>
+      <w:r>
+        <w:rPr>
+          <w:rFonts w:eastAsia="맑은 고딕" w:hint="eastAsia"/>
+          <w:lang w:eastAsia="ko-KR"/>
+        </w:rPr>
+        <w:t>응답이</w:t>
+      </w:r>
+      <w:r>
+        <w:rPr>
+          <w:rFonts w:eastAsia="맑은 고딕" w:hint="eastAsia"/>
+          <w:lang w:eastAsia="ko-KR"/>
+        </w:rPr>
+        <w:t xml:space="preserve"> 401 </w:t>
+      </w:r>
+      <w:r>
+        <w:rPr>
+          <w:rFonts w:eastAsia="맑은 고딕" w:hint="eastAsia"/>
+          <w:lang w:eastAsia="ko-KR"/>
+        </w:rPr>
+        <w:t>상태</w:t>
+      </w:r>
+      <w:r>
+        <w:rPr>
+          <w:rFonts w:eastAsia="맑은 고딕" w:hint="eastAsia"/>
+          <w:lang w:eastAsia="ko-KR"/>
+        </w:rPr>
+        <w:t xml:space="preserve"> </w:t>
+      </w:r>
+      <w:r>
+        <w:rPr>
+          <w:rFonts w:eastAsia="맑은 고딕" w:hint="eastAsia"/>
+          <w:lang w:eastAsia="ko-KR"/>
+        </w:rPr>
+        <w:t>코드이면</w:t>
+      </w:r>
+      <w:r>
+        <w:rPr>
+          <w:rFonts w:eastAsia="맑은 고딕" w:hint="eastAsia"/>
+          <w:lang w:eastAsia="ko-KR"/>
+        </w:rPr>
+        <w:t xml:space="preserve"> clearSession()</w:t>
+      </w:r>
+      <w:r>
+        <w:rPr>
+          <w:rFonts w:eastAsia="맑은 고딕" w:hint="eastAsia"/>
+          <w:lang w:eastAsia="ko-KR"/>
+        </w:rPr>
+        <w:t>을</w:t>
+      </w:r>
+      <w:r>
+        <w:rPr>
+          <w:rFonts w:eastAsia="맑은 고딕" w:hint="eastAsia"/>
+          <w:lang w:eastAsia="ko-KR"/>
+        </w:rPr>
+        <w:t xml:space="preserve"> </w:t>
+      </w:r>
+      <w:r>
+        <w:rPr>
+          <w:rFonts w:eastAsia="맑은 고딕" w:hint="eastAsia"/>
+          <w:lang w:eastAsia="ko-KR"/>
+        </w:rPr>
+        <w:t>호출하여</w:t>
+      </w:r>
+      <w:r>
+        <w:rPr>
+          <w:rFonts w:eastAsia="맑은 고딕" w:hint="eastAsia"/>
+          <w:lang w:eastAsia="ko-KR"/>
+        </w:rPr>
+        <w:t xml:space="preserve"> </w:t>
+      </w:r>
+      <w:r>
+        <w:rPr>
+          <w:rFonts w:eastAsia="맑은 고딕" w:hint="eastAsia"/>
+          <w:lang w:eastAsia="ko-KR"/>
+        </w:rPr>
+        <w:t>저장된</w:t>
+      </w:r>
+      <w:r>
+        <w:rPr>
+          <w:rFonts w:eastAsia="맑은 고딕" w:hint="eastAsia"/>
+          <w:lang w:eastAsia="ko-KR"/>
+        </w:rPr>
+        <w:t xml:space="preserve"> </w:t>
+      </w:r>
+      <w:r>
+        <w:rPr>
+          <w:rFonts w:eastAsia="맑은 고딕" w:hint="eastAsia"/>
+          <w:lang w:eastAsia="ko-KR"/>
+        </w:rPr>
+        <w:t>토큰과</w:t>
+      </w:r>
+      <w:r>
+        <w:rPr>
+          <w:rFonts w:eastAsia="맑은 고딕" w:hint="eastAsia"/>
+          <w:lang w:eastAsia="ko-KR"/>
+        </w:rPr>
+        <w:t xml:space="preserve"> </w:t>
+      </w:r>
+      <w:r>
+        <w:rPr>
+          <w:rFonts w:eastAsia="맑은 고딕" w:hint="eastAsia"/>
+          <w:lang w:eastAsia="ko-KR"/>
+        </w:rPr>
+        <w:t>사용자</w:t>
+      </w:r>
+      <w:r>
+        <w:rPr>
+          <w:rFonts w:eastAsia="맑은 고딕" w:hint="eastAsia"/>
+          <w:lang w:eastAsia="ko-KR"/>
+        </w:rPr>
+        <w:t xml:space="preserve"> </w:t>
+      </w:r>
+      <w:r>
+        <w:rPr>
+          <w:rFonts w:eastAsia="맑은 고딕" w:hint="eastAsia"/>
+          <w:lang w:eastAsia="ko-KR"/>
+        </w:rPr>
+        <w:t>정보를</w:t>
+      </w:r>
+      <w:r>
+        <w:rPr>
+          <w:rFonts w:eastAsia="맑은 고딕" w:hint="eastAsia"/>
+          <w:lang w:eastAsia="ko-KR"/>
+        </w:rPr>
+        <w:t xml:space="preserve"> </w:t>
+      </w:r>
+      <w:r>
+        <w:rPr>
+          <w:rFonts w:eastAsia="맑은 고딕" w:hint="eastAsia"/>
+          <w:lang w:eastAsia="ko-KR"/>
+        </w:rPr>
+        <w:t>초기화한다</w:t>
+      </w:r>
+      <w:r>
+        <w:rPr>
+          <w:rFonts w:eastAsia="맑은 고딕" w:hint="eastAsia"/>
+          <w:lang w:eastAsia="ko-KR"/>
+        </w:rPr>
+        <w:t xml:space="preserve">. </w:t>
+      </w:r>
+    </w:p>
+    <w:p>
+      <w:pPr>
+        <w:rPr>
+          <w:lang w:eastAsia="ko-KR"/>
+        </w:rPr>
+      </w:pPr>
+      <w:r>
+        <w:rPr>
+          <w:lang w:eastAsia="ko-KR"/>
+        </w:rPr>
+        <w:br w:type="page"/>
+      </w:r>
+      <w:r>
+        <w:rPr>
+          <w:rFonts w:ascii="맑은 고딕" w:eastAsia="맑은 고딕" w:hAnsi="맑은 고딕" w:cs="맑은 고딕" w:hint="eastAsia"/>
+          <w:lang w:eastAsia="ko-KR"/>
+        </w:rPr>
+        <w:lastRenderedPageBreak/>
+        <w:t>웹서비스설계</w:t>
+      </w:r>
+      <w:r>
+        <w:rPr>
+          <w:lang w:eastAsia="ko-KR"/>
+        </w:rPr>
+        <w:t xml:space="preserve">     03 </w:t>
+      </w:r>
+      <w:r>
+        <w:rPr>
+          <w:rFonts w:ascii="맑은 고딕" w:eastAsia="맑은 고딕" w:hAnsi="맑은 고딕" w:cs="맑은 고딕" w:hint="eastAsia"/>
+          <w:lang w:eastAsia="ko-KR"/>
+        </w:rPr>
+        <w:t>계속</w:t>
+      </w:r>
+    </w:p>
+    <w:p>
+      <w:pPr>
         <w:pStyle w:val="1"/>
         <w:spacing w:before="0"/>
         <w:rPr>
@@ -7649,9 +7465,16 @@
       </w:pPr>
       <w:r>
         <w:rPr>
-          <w:lang w:eastAsia="ko-KR"/>
-        </w:rPr>
-        <w:t>서버</w:t>
+          <w:rFonts w:ascii="맑은 고딕" w:eastAsia="맑은 고딕" w:hAnsi="맑은 고딕" w:cs="맑은 고딕" w:hint="eastAsia"/>
+          <w:lang w:eastAsia="ko-KR"/>
+        </w:rPr>
+        <w:t>서</w:t>
+      </w:r>
+      <w:r>
+        <w:rPr>
+          <w:lang w:eastAsia="ko-KR"/>
+        </w:rPr>
+        <w:t>버</w:t>
       </w:r>
       <w:r>
         <w:rPr>
@@ -7692,381 +7515,3218 @@
     </w:p>
     <w:p>
       <w:pPr>
-        <w:pStyle w:val="Hint"/>
-        <w:spacing w:after="280"/>
-        <w:rPr>
-          <w:lang w:eastAsia="ko-KR"/>
-        </w:rPr>
-      </w:pPr>
-      <w:r>
-        <w:rPr>
-          <w:lang w:eastAsia="ko-KR"/>
-        </w:rPr>
-        <w:t>아래 설명은 실제 제출한 파일과 함수의 동작을 근거로 작성하세요.</w:t>
+        <w:pStyle w:val="21"/>
+        <w:rPr>
+          <w:lang w:eastAsia="ko-KR"/>
+        </w:rPr>
+      </w:pPr>
+      <w:r>
+        <w:rPr>
+          <w:lang w:eastAsia="ko-KR"/>
+        </w:rPr>
+        <w:t xml:space="preserve">3 3 </w:t>
+      </w:r>
+      <w:r>
+        <w:rPr>
+          <w:lang w:eastAsia="ko-KR"/>
+        </w:rPr>
+        <w:t>서버</w:t>
+      </w:r>
+      <w:r>
+        <w:rPr>
+          <w:lang w:eastAsia="ko-KR"/>
+        </w:rPr>
+        <w:t xml:space="preserve"> JWT </w:t>
+      </w:r>
+      <w:r>
+        <w:rPr>
+          <w:lang w:eastAsia="ko-KR"/>
+        </w:rPr>
+        <w:t>검증</w:t>
       </w:r>
     </w:p>
     <w:p>
       <w:pPr>
-        <w:pStyle w:val="21"/>
-        <w:rPr>
-          <w:lang w:eastAsia="ko-KR"/>
-        </w:rPr>
-      </w:pPr>
-      <w:r>
-        <w:rPr>
-          <w:lang w:eastAsia="ko-KR"/>
-        </w:rPr>
-        <w:t xml:space="preserve">3 3 </w:t>
-      </w:r>
-      <w:r>
-        <w:rPr>
-          <w:lang w:eastAsia="ko-KR"/>
-        </w:rPr>
-        <w:t>서버</w:t>
-      </w:r>
-      <w:r>
-        <w:rPr>
-          <w:lang w:eastAsia="ko-KR"/>
-        </w:rPr>
-        <w:t xml:space="preserve"> JWT </w:t>
-      </w:r>
-      <w:r>
-        <w:rPr>
-          <w:lang w:eastAsia="ko-KR"/>
-        </w:rPr>
-        <w:t>검증</w:t>
+        <w:spacing w:after="160"/>
+        <w:rPr>
+          <w:rFonts w:ascii="맑은 고딕" w:eastAsia="맑은 고딕" w:hAnsi="맑은 고딕" w:cs="맑은 고딕" w:hint="eastAsia"/>
+          <w:lang w:eastAsia="ko-KR"/>
+        </w:rPr>
+      </w:pPr>
+      <w:r>
+        <w:rPr>
+          <w:lang w:eastAsia="ko-KR"/>
+        </w:rPr>
+        <w:t xml:space="preserve">파일 / 함수: </w:t>
+      </w:r>
+      <w:r>
+        <w:rPr>
+          <w:rFonts w:ascii="맑은 고딕" w:eastAsia="맑은 고딕" w:hAnsi="맑은 고딕" w:cs="맑은 고딕" w:hint="eastAsia"/>
+          <w:lang w:eastAsia="ko-KR"/>
+        </w:rPr>
+        <w:t xml:space="preserve">AuthService.java / </w:t>
+      </w:r>
+      <w:r>
+        <w:rPr>
+          <w:rFonts w:ascii="맑은 고딕" w:eastAsia="맑은 고딕" w:hAnsi="맑은 고딕" w:cs="맑은 고딕"/>
+          <w:lang w:eastAsia="ko-KR"/>
+        </w:rPr>
+        <w:t>currentUserId</w:t>
+      </w:r>
+      <w:r>
+        <w:rPr>
+          <w:rFonts w:ascii="맑은 고딕" w:eastAsia="맑은 고딕" w:hAnsi="맑은 고딕" w:cs="맑은 고딕" w:hint="eastAsia"/>
+          <w:lang w:eastAsia="ko-KR"/>
+        </w:rPr>
+        <w:t>()</w:t>
       </w:r>
     </w:p>
     <w:p>
       <w:pPr>
-        <w:spacing w:after="160"/>
-        <w:rPr>
-          <w:lang w:eastAsia="ko-KR"/>
-        </w:rPr>
-      </w:pPr>
-      <w:proofErr w:type="gramStart"/>
-      <w:r>
-        <w:rPr>
-          <w:lang w:eastAsia="ko-KR"/>
-        </w:rPr>
-        <w:t>파일 /</w:t>
-      </w:r>
-      <w:proofErr w:type="gramEnd"/>
-      <w:r>
-        <w:rPr>
-          <w:lang w:eastAsia="ko-KR"/>
-        </w:rPr>
-        <w:t xml:space="preserve"> 함수: [작성]</w:t>
+        <w:pStyle w:val="31"/>
+        <w:rPr>
+          <w:rFonts w:eastAsia="맑은 고딕"/>
+          <w:lang w:eastAsia="ko-KR"/>
+        </w:rPr>
+      </w:pPr>
+      <w:r>
+        <w:rPr>
+          <w:lang w:eastAsia="ko-KR"/>
+        </w:rPr>
+        <w:t>코드</w:t>
+      </w:r>
+      <w:r>
+        <w:rPr>
+          <w:lang w:eastAsia="ko-KR"/>
+        </w:rPr>
+        <w:t xml:space="preserve"> </w:t>
+      </w:r>
+      <w:r>
+        <w:rPr>
+          <w:lang w:eastAsia="ko-KR"/>
+        </w:rPr>
+        <w:t>발췌</w:t>
       </w:r>
     </w:p>
     <w:p>
       <w:pPr>
-        <w:pStyle w:val="31"/>
-        <w:rPr>
-          <w:lang w:eastAsia="ko-KR"/>
-        </w:rPr>
-      </w:pPr>
-      <w:r>
-        <w:rPr>
-          <w:lang w:eastAsia="ko-KR"/>
-        </w:rPr>
-        <w:t>코드</w:t>
-      </w:r>
-      <w:r>
-        <w:rPr>
-          <w:lang w:eastAsia="ko-KR"/>
-        </w:rPr>
-        <w:t xml:space="preserve"> </w:t>
-      </w:r>
-      <w:r>
-        <w:rPr>
-          <w:lang w:eastAsia="ko-KR"/>
-        </w:rPr>
-        <w:t>발췌</w:t>
+        <w:rPr>
+          <w:rFonts w:eastAsia="맑은 고딕"/>
+          <w:lang w:eastAsia="ko-KR"/>
+        </w:rPr>
+      </w:pPr>
+      <w:r>
+        <w:rPr>
+          <w:rFonts w:eastAsia="맑은 고딕"/>
+          <w:lang w:eastAsia="ko-KR"/>
+        </w:rPr>
+        <w:t>String header = request.getHeader("Authorization");</w:t>
       </w:r>
     </w:p>
     <w:p>
       <w:pPr>
-        <w:pStyle w:val="Answer"/>
-        <w:spacing w:after="1400"/>
-        <w:rPr>
-          <w:lang w:eastAsia="ko-KR"/>
-        </w:rPr>
-      </w:pPr>
-      <w:r>
-        <w:rPr>
-          <w:lang w:eastAsia="ko-KR"/>
-        </w:rPr>
-        <w:t>[핵심 코드 5~20줄을 붙여 넣으세요. 필요한 만큼 영역을 늘립니다.]</w:t>
+        <w:rPr>
+          <w:rFonts w:eastAsia="맑은 고딕"/>
+          <w:lang w:eastAsia="ko-KR"/>
+        </w:rPr>
+      </w:pPr>
+      <w:r>
+        <w:rPr>
+          <w:rFonts w:eastAsia="맑은 고딕"/>
+          <w:lang w:eastAsia="ko-KR"/>
+        </w:rPr>
+        <w:t>if (header == null || !header.startsWith("Bearer "))</w:t>
+      </w:r>
+      <w:r>
+        <w:rPr>
+          <w:rFonts w:eastAsia="맑은 고딕" w:hint="eastAsia"/>
+          <w:lang w:eastAsia="ko-KR"/>
+        </w:rPr>
+        <w:t xml:space="preserve"> </w:t>
+      </w:r>
+      <w:r>
+        <w:rPr>
+          <w:rFonts w:eastAsia="맑은 고딕"/>
+          <w:lang w:eastAsia="ko-KR"/>
+        </w:rPr>
+        <w:t xml:space="preserve">throw new ApiError(401, "TOKEN_REQUIRED", "Bearer </w:t>
+      </w:r>
+      <w:r>
+        <w:rPr>
+          <w:rFonts w:eastAsia="맑은 고딕" w:hint="eastAsia"/>
+          <w:lang w:eastAsia="ko-KR"/>
+        </w:rPr>
+        <w:t>형식</w:t>
+      </w:r>
+      <w:r>
+        <w:rPr>
+          <w:rFonts w:eastAsia="맑은 고딕"/>
+          <w:lang w:eastAsia="ko-KR"/>
+        </w:rPr>
+        <w:t xml:space="preserve"> </w:t>
+      </w:r>
+      <w:r>
+        <w:rPr>
+          <w:rFonts w:eastAsia="맑은 고딕" w:hint="eastAsia"/>
+          <w:lang w:eastAsia="ko-KR"/>
+        </w:rPr>
+        <w:t>오류</w:t>
+      </w:r>
+      <w:r>
+        <w:rPr>
+          <w:rFonts w:eastAsia="맑은 고딕"/>
+          <w:lang w:eastAsia="ko-KR"/>
+        </w:rPr>
+        <w:t>");</w:t>
       </w:r>
     </w:p>
     <w:p>
       <w:pPr>
-        <w:pStyle w:val="31"/>
-        <w:rPr>
-          <w:lang w:eastAsia="ko-KR"/>
-        </w:rPr>
-      </w:pPr>
-      <w:r>
-        <w:rPr>
-          <w:lang w:eastAsia="ko-KR"/>
-        </w:rPr>
-        <w:t>동작과</w:t>
-      </w:r>
-      <w:r>
-        <w:rPr>
-          <w:lang w:eastAsia="ko-KR"/>
-        </w:rPr>
-        <w:t xml:space="preserve"> </w:t>
-      </w:r>
-      <w:r>
-        <w:rPr>
-          <w:lang w:eastAsia="ko-KR"/>
-        </w:rPr>
-        <w:t>응답</w:t>
-      </w:r>
-      <w:r>
-        <w:rPr>
-          <w:lang w:eastAsia="ko-KR"/>
-        </w:rPr>
-        <w:t xml:space="preserve"> </w:t>
-      </w:r>
-      <w:r>
-        <w:rPr>
-          <w:lang w:eastAsia="ko-KR"/>
-        </w:rPr>
-        <w:t>코드</w:t>
-      </w:r>
-      <w:r>
-        <w:rPr>
-          <w:lang w:eastAsia="ko-KR"/>
-        </w:rPr>
-        <w:t xml:space="preserve"> </w:t>
-      </w:r>
-      <w:r>
-        <w:rPr>
-          <w:lang w:eastAsia="ko-KR"/>
-        </w:rPr>
-        <w:t>설명</w:t>
+        <w:rPr>
+          <w:rFonts w:eastAsia="맑은 고딕"/>
+          <w:lang w:eastAsia="ko-KR"/>
+        </w:rPr>
+      </w:pPr>
+      <w:r>
+        <w:rPr>
+          <w:rFonts w:eastAsia="맑은 고딕"/>
+          <w:lang w:eastAsia="ko-KR"/>
+        </w:rPr>
+        <w:t>String token = header.substring(7);</w:t>
       </w:r>
     </w:p>
     <w:p>
       <w:pPr>
-        <w:pStyle w:val="Answer"/>
-        <w:spacing w:after="460"/>
-        <w:rPr>
-          <w:lang w:eastAsia="ko-KR"/>
-        </w:rPr>
-      </w:pPr>
-      <w:r>
-        <w:rPr>
-          <w:lang w:eastAsia="ko-KR"/>
-        </w:rPr>
-        <w:t>[서명·알고리즘·만료·필수 클레임 검사와 사용자 ID 전달, 실패 응답을 설명] 성공·실패 HTTP와 JSON code도 적으세요.</w:t>
+        <w:rPr>
+          <w:rFonts w:eastAsia="맑은 고딕"/>
+          <w:lang w:eastAsia="ko-KR"/>
+        </w:rPr>
+      </w:pPr>
+      <w:r>
+        <w:rPr>
+          <w:rFonts w:eastAsia="맑은 고딕"/>
+          <w:lang w:eastAsia="ko-KR"/>
+        </w:rPr>
+        <w:t>if (token.isEmpty() throw new ApiError(401, "TOKEN_REQUIRED", "</w:t>
+      </w:r>
+      <w:r>
+        <w:rPr>
+          <w:rFonts w:eastAsia="맑은 고딕" w:hint="eastAsia"/>
+          <w:lang w:eastAsia="ko-KR"/>
+        </w:rPr>
+        <w:t>토큰</w:t>
+      </w:r>
+      <w:r>
+        <w:rPr>
+          <w:rFonts w:eastAsia="맑은 고딕"/>
+          <w:lang w:eastAsia="ko-KR"/>
+        </w:rPr>
+        <w:t xml:space="preserve"> </w:t>
+      </w:r>
+      <w:r>
+        <w:rPr>
+          <w:rFonts w:eastAsia="맑은 고딕" w:hint="eastAsia"/>
+          <w:lang w:eastAsia="ko-KR"/>
+        </w:rPr>
+        <w:t>누락</w:t>
+      </w:r>
+      <w:r>
+        <w:rPr>
+          <w:rFonts w:eastAsia="맑은 고딕"/>
+          <w:lang w:eastAsia="ko-KR"/>
+        </w:rPr>
+        <w:t>");</w:t>
       </w:r>
     </w:p>
     <w:p>
       <w:pPr>
-        <w:pStyle w:val="21"/>
-        <w:rPr>
-          <w:lang w:eastAsia="ko-KR"/>
-        </w:rPr>
-      </w:pPr>
-      <w:r>
-        <w:rPr>
-          <w:lang w:eastAsia="ko-KR"/>
-        </w:rPr>
-        <w:t xml:space="preserve">3 4 </w:t>
-      </w:r>
-      <w:r>
-        <w:rPr>
-          <w:lang w:eastAsia="ko-KR"/>
-        </w:rPr>
-        <w:t>작성자</w:t>
-      </w:r>
-      <w:r>
-        <w:rPr>
-          <w:lang w:eastAsia="ko-KR"/>
-        </w:rPr>
-        <w:t xml:space="preserve"> </w:t>
-      </w:r>
-      <w:r>
-        <w:rPr>
-          <w:lang w:eastAsia="ko-KR"/>
-        </w:rPr>
-        <w:t>권한</w:t>
-      </w:r>
-      <w:r>
-        <w:rPr>
-          <w:lang w:eastAsia="ko-KR"/>
-        </w:rPr>
-        <w:t xml:space="preserve"> </w:t>
-      </w:r>
-      <w:r>
-        <w:rPr>
-          <w:lang w:eastAsia="ko-KR"/>
-        </w:rPr>
-        <w:t>검사</w:t>
+        <w:rPr>
+          <w:rFonts w:eastAsia="맑은 고딕"/>
+          <w:lang w:eastAsia="ko-KR"/>
+        </w:rPr>
+      </w:pPr>
+      <w:r>
+        <w:rPr>
+          <w:rFonts w:eastAsia="맑은 고딕"/>
+          <w:lang w:eastAsia="ko-KR"/>
+        </w:rPr>
+        <w:t>var jws = Jwts.parser().verifyWith(key</w:t>
+      </w:r>
+      <w:r>
+        <w:rPr>
+          <w:rFonts w:eastAsia="맑은 고딕" w:hint="eastAsia"/>
+          <w:lang w:eastAsia="ko-KR"/>
+        </w:rPr>
+        <w:t>)</w:t>
+      </w:r>
+      <w:r>
+        <w:rPr>
+          <w:rFonts w:eastAsia="맑은 고딕"/>
+          <w:lang w:eastAsia="ko-KR"/>
+        </w:rPr>
+        <w:t>.requireIssuer(issuer).requireAudience(audience).build().parseSignedClaims(token);</w:t>
       </w:r>
     </w:p>
     <w:p>
       <w:pPr>
-        <w:spacing w:after="160"/>
-        <w:rPr>
-          <w:lang w:eastAsia="ko-KR"/>
-        </w:rPr>
-      </w:pPr>
-      <w:proofErr w:type="gramStart"/>
-      <w:r>
-        <w:rPr>
-          <w:lang w:eastAsia="ko-KR"/>
-        </w:rPr>
-        <w:t>파일 /</w:t>
-      </w:r>
-      <w:proofErr w:type="gramEnd"/>
-      <w:r>
-        <w:rPr>
-          <w:lang w:eastAsia="ko-KR"/>
-        </w:rPr>
-        <w:t xml:space="preserve"> 함수: [작성]</w:t>
+        <w:rPr>
+          <w:rFonts w:eastAsia="맑은 고딕"/>
+          <w:lang w:eastAsia="ko-KR"/>
+        </w:rPr>
+      </w:pPr>
+      <w:r>
+        <w:rPr>
+          <w:rFonts w:eastAsia="맑은 고딕"/>
+          <w:lang w:eastAsia="ko-KR"/>
+        </w:rPr>
+        <w:t>var claims = jws.getPayload();</w:t>
       </w:r>
     </w:p>
     <w:p>
       <w:pPr>
-        <w:pStyle w:val="31"/>
-        <w:rPr>
-          <w:lang w:eastAsia="ko-KR"/>
-        </w:rPr>
-      </w:pPr>
-      <w:r>
-        <w:rPr>
-          <w:lang w:eastAsia="ko-KR"/>
-        </w:rPr>
-        <w:t>코드</w:t>
-      </w:r>
-      <w:r>
-        <w:rPr>
-          <w:lang w:eastAsia="ko-KR"/>
-        </w:rPr>
-        <w:t xml:space="preserve"> </w:t>
-      </w:r>
-      <w:r>
-        <w:rPr>
-          <w:lang w:eastAsia="ko-KR"/>
-        </w:rPr>
-        <w:t>발췌</w:t>
+        <w:rPr>
+          <w:rFonts w:eastAsia="맑은 고딕"/>
+          <w:lang w:eastAsia="ko-KR"/>
+        </w:rPr>
+      </w:pPr>
+      <w:r>
+        <w:rPr>
+          <w:rFonts w:eastAsia="맑은 고딕"/>
+          <w:lang w:eastAsia="ko-KR"/>
+        </w:rPr>
+        <w:t>if (!"HS256".equals(jws.getHeader().getAlgorithm()) || claims.getExpiration() == null)</w:t>
       </w:r>
     </w:p>
     <w:p>
       <w:pPr>
-        <w:pStyle w:val="Answer"/>
-        <w:spacing w:after="1400"/>
-        <w:rPr>
-          <w:lang w:eastAsia="ko-KR"/>
-        </w:rPr>
-      </w:pPr>
-      <w:r>
-        <w:rPr>
-          <w:lang w:eastAsia="ko-KR"/>
-        </w:rPr>
-        <w:t>[핵심 코드 5~20줄을 붙여 넣으세요. 필요한 만큼 영역을 늘립니다.]</w:t>
+        <w:ind w:firstLineChars="100" w:firstLine="200"/>
+        <w:rPr>
+          <w:rFonts w:eastAsia="맑은 고딕"/>
+          <w:lang w:eastAsia="ko-KR"/>
+        </w:rPr>
+      </w:pPr>
+      <w:r>
+        <w:rPr>
+          <w:rFonts w:eastAsia="맑은 고딕"/>
+          <w:lang w:eastAsia="ko-KR"/>
+        </w:rPr>
+        <w:t>throw new IllegalArgumentException();</w:t>
       </w:r>
     </w:p>
     <w:p>
       <w:pPr>
-        <w:pStyle w:val="31"/>
-        <w:rPr>
-          <w:lang w:eastAsia="ko-KR"/>
-        </w:rPr>
-      </w:pPr>
-      <w:r>
-        <w:rPr>
-          <w:lang w:eastAsia="ko-KR"/>
-        </w:rPr>
-        <w:t>동작과</w:t>
-      </w:r>
-      <w:r>
-        <w:rPr>
-          <w:lang w:eastAsia="ko-KR"/>
-        </w:rPr>
-        <w:t xml:space="preserve"> </w:t>
-      </w:r>
-      <w:r>
-        <w:rPr>
-          <w:lang w:eastAsia="ko-KR"/>
-        </w:rPr>
-        <w:t>응답</w:t>
-      </w:r>
-      <w:r>
-        <w:rPr>
-          <w:lang w:eastAsia="ko-KR"/>
-        </w:rPr>
-        <w:t xml:space="preserve"> </w:t>
-      </w:r>
-      <w:r>
-        <w:rPr>
-          <w:lang w:eastAsia="ko-KR"/>
-        </w:rPr>
-        <w:t>코드</w:t>
-      </w:r>
-      <w:r>
-        <w:rPr>
-          <w:lang w:eastAsia="ko-KR"/>
-        </w:rPr>
-        <w:t xml:space="preserve"> </w:t>
-      </w:r>
-      <w:r>
-        <w:rPr>
-          <w:lang w:eastAsia="ko-KR"/>
-        </w:rPr>
-        <w:t>설명</w:t>
+        <w:rPr>
+          <w:rFonts w:eastAsia="맑은 고딕"/>
+          <w:lang w:eastAsia="ko-KR"/>
+        </w:rPr>
+      </w:pPr>
+      <w:r>
+        <w:rPr>
+          <w:rFonts w:eastAsia="맑은 고딕"/>
+          <w:lang w:eastAsia="ko-KR"/>
+        </w:rPr>
+        <w:t>String sub = claims.getSubject();</w:t>
       </w:r>
     </w:p>
     <w:p>
       <w:pPr>
-        <w:pStyle w:val="Answer"/>
-        <w:spacing w:after="460"/>
-        <w:rPr>
-          <w:lang w:eastAsia="ko-KR"/>
-        </w:rPr>
-      </w:pPr>
-      <w:r>
-        <w:rPr>
-          <w:lang w:eastAsia="ko-KR"/>
-        </w:rPr>
-        <w:t>[누구와 누구를 비교하는지, 401과 403의 차이, 작성자 위조 방지를 설명] 성공·실패 HTTP와 JSON code도 적으세요.</w:t>
+        <w:rPr>
+          <w:rFonts w:eastAsia="맑은 고딕"/>
+          <w:lang w:eastAsia="ko-KR"/>
+        </w:rPr>
+      </w:pPr>
+      <w:r>
+        <w:rPr>
+          <w:rFonts w:eastAsia="맑은 고딕"/>
+          <w:lang w:eastAsia="ko-KR"/>
+        </w:rPr>
+        <w:t>if (sub == null || !sub.matches("[1-9][0-9]*") throw new IllegalArgumentException();</w:t>
       </w:r>
     </w:p>
     <w:p>
       <w:pPr>
         <w:rPr>
-          <w:lang w:eastAsia="ko-KR"/>
-        </w:rPr>
-      </w:pPr>
-      <w:r>
-        <w:rPr>
-          <w:lang w:eastAsia="ko-KR"/>
-        </w:rPr>
-        <w:br w:type="page"/>
+          <w:rFonts w:eastAsia="맑은 고딕"/>
+          <w:lang w:eastAsia="ko-KR"/>
+        </w:rPr>
+      </w:pPr>
+      <w:r>
+        <w:rPr>
+          <w:rFonts w:eastAsia="맑은 고딕"/>
+          <w:lang w:eastAsia="ko-KR"/>
+        </w:rPr>
+        <w:t>var userID = Long.parseLong(sub);</w:t>
       </w:r>
     </w:p>
     <w:p>
       <w:pPr>
-        <w:pStyle w:val="Eyebrow"/>
-        <w:rPr>
-          <w:lang w:eastAsia="ko-KR"/>
-        </w:rPr>
-      </w:pPr>
-      <w:r>
-        <w:rPr>
-          <w:lang w:eastAsia="ko-KR"/>
-        </w:rPr>
-        <w:lastRenderedPageBreak/>
-        <w:t>웹서비스설계     04</w:t>
+        <w:rPr>
+          <w:rFonts w:eastAsia="맑은 고딕"/>
+          <w:lang w:eastAsia="ko-KR"/>
+        </w:rPr>
+      </w:pPr>
+      <w:r>
+        <w:rPr>
+          <w:rFonts w:eastAsia="맑은 고딕"/>
+          <w:lang w:eastAsia="ko-KR"/>
+        </w:rPr>
+        <w:t>if (users.find(userID) == null) throw new IllegalArgumentException();</w:t>
       </w:r>
     </w:p>
     <w:p>
       <w:pPr>
+        <w:rPr>
+          <w:rFonts w:eastAsia="맑은 고딕"/>
+          <w:lang w:eastAsia="ko-KR"/>
+        </w:rPr>
+      </w:pPr>
+      <w:r>
+        <w:rPr>
+          <w:rFonts w:eastAsia="맑은 고딕"/>
+          <w:lang w:eastAsia="ko-KR"/>
+        </w:rPr>
+        <w:t>return userID;</w:t>
+      </w:r>
+    </w:p>
+    <w:p>
+      <w:pPr>
+        <w:rPr>
+          <w:rFonts w:eastAsia="맑은 고딕"/>
+          <w:lang w:eastAsia="ko-KR"/>
+        </w:rPr>
+      </w:pPr>
+      <w:r>
+        <w:rPr>
+          <w:rFonts w:eastAsia="맑은 고딕"/>
+          <w:lang w:eastAsia="ko-KR"/>
+        </w:rPr>
+        <w:t>} catch (ExpiredJwtException e) {</w:t>
+      </w:r>
+    </w:p>
+    <w:p>
+      <w:pPr>
+        <w:rPr>
+          <w:rFonts w:eastAsia="맑은 고딕"/>
+          <w:lang w:eastAsia="ko-KR"/>
+        </w:rPr>
+      </w:pPr>
+      <w:r>
+        <w:rPr>
+          <w:rFonts w:eastAsia="맑은 고딕"/>
+          <w:lang w:eastAsia="ko-KR"/>
+        </w:rPr>
+        <w:t xml:space="preserve">  throw new ApiError(401, "TOKEN_EXPIRED", "</w:t>
+      </w:r>
+      <w:r>
+        <w:rPr>
+          <w:rFonts w:eastAsia="맑은 고딕" w:hint="eastAsia"/>
+          <w:lang w:eastAsia="ko-KR"/>
+        </w:rPr>
+        <w:t>정상</w:t>
+      </w:r>
+      <w:r>
+        <w:rPr>
+          <w:rFonts w:eastAsia="맑은 고딕"/>
+          <w:lang w:eastAsia="ko-KR"/>
+        </w:rPr>
+        <w:t xml:space="preserve"> </w:t>
+      </w:r>
+      <w:r>
+        <w:rPr>
+          <w:rFonts w:eastAsia="맑은 고딕" w:hint="eastAsia"/>
+          <w:lang w:eastAsia="ko-KR"/>
+        </w:rPr>
+        <w:t>서명의</w:t>
+      </w:r>
+      <w:r>
+        <w:rPr>
+          <w:rFonts w:eastAsia="맑은 고딕"/>
+          <w:lang w:eastAsia="ko-KR"/>
+        </w:rPr>
+        <w:t xml:space="preserve"> </w:t>
+      </w:r>
+      <w:r>
+        <w:rPr>
+          <w:rFonts w:eastAsia="맑은 고딕" w:hint="eastAsia"/>
+          <w:lang w:eastAsia="ko-KR"/>
+        </w:rPr>
+        <w:t>토큰이</w:t>
+      </w:r>
+      <w:r>
+        <w:rPr>
+          <w:rFonts w:eastAsia="맑은 고딕"/>
+          <w:lang w:eastAsia="ko-KR"/>
+        </w:rPr>
+        <w:t xml:space="preserve"> </w:t>
+      </w:r>
+      <w:r>
+        <w:rPr>
+          <w:rFonts w:eastAsia="맑은 고딕" w:hint="eastAsia"/>
+          <w:lang w:eastAsia="ko-KR"/>
+        </w:rPr>
+        <w:t>만료됨</w:t>
+      </w:r>
+      <w:r>
+        <w:rPr>
+          <w:rFonts w:eastAsia="맑은 고딕"/>
+          <w:lang w:eastAsia="ko-KR"/>
+        </w:rPr>
+        <w:t>");</w:t>
+      </w:r>
+    </w:p>
+    <w:p>
+      <w:pPr>
+        <w:rPr>
+          <w:rFonts w:eastAsia="맑은 고딕"/>
+          <w:lang w:eastAsia="ko-KR"/>
+        </w:rPr>
+      </w:pPr>
+      <w:r>
+        <w:rPr>
+          <w:rFonts w:eastAsia="맑은 고딕"/>
+          <w:lang w:eastAsia="ko-KR"/>
+        </w:rPr>
+        <w:t>} catch (JwtException | IllegalArgumentException e) {</w:t>
+      </w:r>
+    </w:p>
+    <w:p>
+      <w:pPr>
+        <w:rPr>
+          <w:rFonts w:eastAsia="맑은 고딕"/>
+          <w:lang w:eastAsia="ko-KR"/>
+        </w:rPr>
+      </w:pPr>
+      <w:r>
+        <w:rPr>
+          <w:rFonts w:eastAsia="맑은 고딕"/>
+          <w:lang w:eastAsia="ko-KR"/>
+        </w:rPr>
+        <w:t xml:space="preserve">  throw new ApiError(401, "INVALID_TOKEN", "</w:t>
+      </w:r>
+      <w:r>
+        <w:rPr>
+          <w:rFonts w:eastAsia="맑은 고딕" w:hint="eastAsia"/>
+          <w:lang w:eastAsia="ko-KR"/>
+        </w:rPr>
+        <w:t>변조</w:t>
+      </w:r>
+      <w:r>
+        <w:rPr>
+          <w:rFonts w:eastAsia="맑은 고딕" w:hint="cs"/>
+          <w:lang w:eastAsia="ko-KR"/>
+        </w:rPr>
+        <w:t>·</w:t>
+      </w:r>
+      <w:r>
+        <w:rPr>
+          <w:rFonts w:eastAsia="맑은 고딕" w:hint="eastAsia"/>
+          <w:lang w:eastAsia="ko-KR"/>
+        </w:rPr>
+        <w:t>서명</w:t>
+      </w:r>
+      <w:r>
+        <w:rPr>
+          <w:rFonts w:eastAsia="맑은 고딕" w:hint="cs"/>
+          <w:lang w:eastAsia="ko-KR"/>
+        </w:rPr>
+        <w:t>·</w:t>
+      </w:r>
+      <w:r>
+        <w:rPr>
+          <w:rFonts w:eastAsia="맑은 고딕" w:hint="eastAsia"/>
+          <w:lang w:eastAsia="ko-KR"/>
+        </w:rPr>
+        <w:t>클레임</w:t>
+      </w:r>
+      <w:r>
+        <w:rPr>
+          <w:rFonts w:eastAsia="맑은 고딕"/>
+          <w:lang w:eastAsia="ko-KR"/>
+        </w:rPr>
+        <w:t xml:space="preserve"> </w:t>
+      </w:r>
+      <w:r>
+        <w:rPr>
+          <w:rFonts w:eastAsia="맑은 고딕" w:hint="eastAsia"/>
+          <w:lang w:eastAsia="ko-KR"/>
+        </w:rPr>
+        <w:t>오류</w:t>
+      </w:r>
+      <w:r>
+        <w:rPr>
+          <w:rFonts w:eastAsia="맑은 고딕" w:hint="cs"/>
+          <w:lang w:eastAsia="ko-KR"/>
+        </w:rPr>
+        <w:t>·</w:t>
+      </w:r>
+      <w:r>
+        <w:rPr>
+          <w:rFonts w:eastAsia="맑은 고딕" w:hint="eastAsia"/>
+          <w:lang w:eastAsia="ko-KR"/>
+        </w:rPr>
+        <w:t>없는</w:t>
+      </w:r>
+      <w:r>
+        <w:rPr>
+          <w:rFonts w:eastAsia="맑은 고딕"/>
+          <w:lang w:eastAsia="ko-KR"/>
+        </w:rPr>
+        <w:t xml:space="preserve"> </w:t>
+      </w:r>
+      <w:r>
+        <w:rPr>
+          <w:rFonts w:eastAsia="맑은 고딕" w:hint="eastAsia"/>
+          <w:lang w:eastAsia="ko-KR"/>
+        </w:rPr>
+        <w:t>사용자</w:t>
+      </w:r>
+      <w:r>
+        <w:rPr>
+          <w:rFonts w:eastAsia="맑은 고딕"/>
+          <w:lang w:eastAsia="ko-KR"/>
+        </w:rPr>
+        <w:t>");</w:t>
+      </w:r>
+    </w:p>
+    <w:p>
+      <w:pPr>
+        <w:rPr>
+          <w:rFonts w:eastAsia="맑은 고딕" w:hint="eastAsia"/>
+          <w:lang w:eastAsia="ko-KR"/>
+        </w:rPr>
+      </w:pPr>
+      <w:r>
+        <w:rPr>
+          <w:rFonts w:eastAsia="맑은 고딕"/>
+          <w:lang w:eastAsia="ko-KR"/>
+        </w:rPr>
+        <w:t>}</w:t>
+      </w:r>
+    </w:p>
+    <w:p>
+      <w:pPr>
+        <w:pStyle w:val="31"/>
+        <w:rPr>
+          <w:rFonts w:ascii="맑은 고딕" w:eastAsia="맑은 고딕" w:hAnsi="맑은 고딕" w:cs="맑은 고딕"/>
+          <w:lang w:eastAsia="ko-KR"/>
+        </w:rPr>
+      </w:pPr>
+      <w:r>
+        <w:rPr>
+          <w:rFonts w:ascii="맑은 고딕" w:eastAsia="맑은 고딕" w:hAnsi="맑은 고딕" w:cs="맑은 고딕" w:hint="eastAsia"/>
+          <w:lang w:eastAsia="ko-KR"/>
+        </w:rPr>
+        <w:t>동작과</w:t>
+      </w:r>
+      <w:r>
+        <w:rPr>
+          <w:lang w:eastAsia="ko-KR"/>
+        </w:rPr>
+        <w:t xml:space="preserve"> </w:t>
+      </w:r>
+      <w:r>
+        <w:rPr>
+          <w:rFonts w:ascii="맑은 고딕" w:eastAsia="맑은 고딕" w:hAnsi="맑은 고딕" w:cs="맑은 고딕" w:hint="eastAsia"/>
+          <w:lang w:eastAsia="ko-KR"/>
+        </w:rPr>
+        <w:t>응답</w:t>
+      </w:r>
+      <w:r>
+        <w:rPr>
+          <w:lang w:eastAsia="ko-KR"/>
+        </w:rPr>
+        <w:t xml:space="preserve"> </w:t>
+      </w:r>
+      <w:r>
+        <w:rPr>
+          <w:rFonts w:ascii="맑은 고딕" w:eastAsia="맑은 고딕" w:hAnsi="맑은 고딕" w:cs="맑은 고딕" w:hint="eastAsia"/>
+          <w:lang w:eastAsia="ko-KR"/>
+        </w:rPr>
+        <w:t>코드</w:t>
+      </w:r>
+      <w:r>
+        <w:rPr>
+          <w:lang w:eastAsia="ko-KR"/>
+        </w:rPr>
+        <w:t xml:space="preserve"> </w:t>
+      </w:r>
+      <w:r>
+        <w:rPr>
+          <w:rFonts w:ascii="맑은 고딕" w:eastAsia="맑은 고딕" w:hAnsi="맑은 고딕" w:cs="맑은 고딕" w:hint="eastAsia"/>
+          <w:lang w:eastAsia="ko-KR"/>
+        </w:rPr>
+        <w:t>설명</w:t>
+      </w:r>
+    </w:p>
+    <w:p>
+      <w:pPr>
+        <w:rPr>
+          <w:rFonts w:eastAsia="맑은 고딕"/>
+          <w:lang w:eastAsia="ko-KR"/>
+        </w:rPr>
+      </w:pPr>
+      <w:r>
+        <w:rPr>
+          <w:rFonts w:eastAsia="맑은 고딕" w:hint="eastAsia"/>
+          <w:lang w:eastAsia="ko-KR"/>
+        </w:rPr>
+        <w:t>서버는</w:t>
+      </w:r>
+      <w:r>
+        <w:rPr>
+          <w:rFonts w:eastAsia="맑은 고딕" w:hint="eastAsia"/>
+          <w:lang w:eastAsia="ko-KR"/>
+        </w:rPr>
+        <w:t xml:space="preserve"> </w:t>
+      </w:r>
+      <w:r>
+        <w:rPr>
+          <w:rFonts w:eastAsia="맑은 고딕" w:hint="eastAsia"/>
+          <w:lang w:eastAsia="ko-KR"/>
+        </w:rPr>
+        <w:t>요청의</w:t>
+      </w:r>
+      <w:r>
+        <w:rPr>
+          <w:rFonts w:eastAsia="맑은 고딕" w:hint="eastAsia"/>
+          <w:lang w:eastAsia="ko-KR"/>
+        </w:rPr>
+        <w:t xml:space="preserve"> Authorization</w:t>
+      </w:r>
+      <w:r>
+        <w:rPr>
+          <w:rFonts w:eastAsia="맑은 고딕" w:hint="eastAsia"/>
+          <w:lang w:eastAsia="ko-KR"/>
+        </w:rPr>
+        <w:t>에서</w:t>
+      </w:r>
+      <w:r>
+        <w:rPr>
+          <w:rFonts w:eastAsia="맑은 고딕" w:hint="eastAsia"/>
+          <w:lang w:eastAsia="ko-KR"/>
+        </w:rPr>
+        <w:t xml:space="preserve"> Bearer </w:t>
+      </w:r>
+      <w:r>
+        <w:rPr>
+          <w:rFonts w:eastAsia="맑은 고딕" w:hint="eastAsia"/>
+          <w:lang w:eastAsia="ko-KR"/>
+        </w:rPr>
+        <w:t>뒤에</w:t>
+      </w:r>
+      <w:r>
+        <w:rPr>
+          <w:rFonts w:eastAsia="맑은 고딕" w:hint="eastAsia"/>
+          <w:lang w:eastAsia="ko-KR"/>
+        </w:rPr>
+        <w:t xml:space="preserve"> </w:t>
+      </w:r>
+      <w:r>
+        <w:rPr>
+          <w:rFonts w:eastAsia="맑은 고딕" w:hint="eastAsia"/>
+          <w:lang w:eastAsia="ko-KR"/>
+        </w:rPr>
+        <w:t>있는</w:t>
+      </w:r>
+      <w:r>
+        <w:rPr>
+          <w:rFonts w:eastAsia="맑은 고딕" w:hint="eastAsia"/>
+          <w:lang w:eastAsia="ko-KR"/>
+        </w:rPr>
+        <w:t xml:space="preserve"> JWT</w:t>
+      </w:r>
+      <w:r>
+        <w:rPr>
+          <w:rFonts w:eastAsia="맑은 고딕" w:hint="eastAsia"/>
+          <w:lang w:eastAsia="ko-KR"/>
+        </w:rPr>
+        <w:t>를</w:t>
+      </w:r>
+      <w:r>
+        <w:rPr>
+          <w:rFonts w:eastAsia="맑은 고딕" w:hint="eastAsia"/>
+          <w:lang w:eastAsia="ko-KR"/>
+        </w:rPr>
+        <w:t xml:space="preserve"> </w:t>
+      </w:r>
+      <w:r>
+        <w:rPr>
+          <w:rFonts w:eastAsia="맑은 고딕" w:hint="eastAsia"/>
+          <w:lang w:eastAsia="ko-KR"/>
+        </w:rPr>
+        <w:t>추출한다</w:t>
+      </w:r>
+      <w:r>
+        <w:rPr>
+          <w:rFonts w:eastAsia="맑은 고딕" w:hint="eastAsia"/>
+          <w:lang w:eastAsia="ko-KR"/>
+        </w:rPr>
+        <w:t xml:space="preserve">. </w:t>
+      </w:r>
+      <w:r>
+        <w:rPr>
+          <w:rFonts w:eastAsia="맑은 고딕" w:hint="eastAsia"/>
+          <w:lang w:eastAsia="ko-KR"/>
+        </w:rPr>
+        <w:t>이후</w:t>
+      </w:r>
+      <w:r>
+        <w:rPr>
+          <w:rFonts w:eastAsia="맑은 고딕" w:hint="eastAsia"/>
+          <w:lang w:eastAsia="ko-KR"/>
+        </w:rPr>
+        <w:t xml:space="preserve"> </w:t>
+      </w:r>
+      <w:r>
+        <w:rPr>
+          <w:rFonts w:eastAsia="맑은 고딕" w:hint="eastAsia"/>
+          <w:lang w:eastAsia="ko-KR"/>
+        </w:rPr>
+        <w:t>서버</w:t>
+      </w:r>
+      <w:r>
+        <w:rPr>
+          <w:rFonts w:eastAsia="맑은 고딕" w:hint="eastAsia"/>
+          <w:lang w:eastAsia="ko-KR"/>
+        </w:rPr>
+        <w:t xml:space="preserve"> </w:t>
+      </w:r>
+      <w:r>
+        <w:rPr>
+          <w:rFonts w:eastAsia="맑은 고딕" w:hint="eastAsia"/>
+          <w:lang w:eastAsia="ko-KR"/>
+        </w:rPr>
+        <w:t>키를</w:t>
+      </w:r>
+      <w:r>
+        <w:rPr>
+          <w:rFonts w:eastAsia="맑은 고딕" w:hint="eastAsia"/>
+          <w:lang w:eastAsia="ko-KR"/>
+        </w:rPr>
+        <w:t xml:space="preserve"> </w:t>
+      </w:r>
+      <w:r>
+        <w:rPr>
+          <w:rFonts w:eastAsia="맑은 고딕" w:hint="eastAsia"/>
+          <w:lang w:eastAsia="ko-KR"/>
+        </w:rPr>
+        <w:t>이용해</w:t>
+      </w:r>
+      <w:r>
+        <w:rPr>
+          <w:rFonts w:eastAsia="맑은 고딕" w:hint="eastAsia"/>
+          <w:lang w:eastAsia="ko-KR"/>
+        </w:rPr>
+        <w:t xml:space="preserve"> </w:t>
+      </w:r>
+      <w:r>
+        <w:rPr>
+          <w:rFonts w:eastAsia="맑은 고딕" w:hint="eastAsia"/>
+          <w:lang w:eastAsia="ko-KR"/>
+        </w:rPr>
+        <w:t>서명을</w:t>
+      </w:r>
+      <w:r>
+        <w:rPr>
+          <w:rFonts w:eastAsia="맑은 고딕" w:hint="eastAsia"/>
+          <w:lang w:eastAsia="ko-KR"/>
+        </w:rPr>
+        <w:t xml:space="preserve"> </w:t>
+      </w:r>
+      <w:r>
+        <w:rPr>
+          <w:rFonts w:eastAsia="맑은 고딕" w:hint="eastAsia"/>
+          <w:lang w:eastAsia="ko-KR"/>
+        </w:rPr>
+        <w:t>검증하고</w:t>
+      </w:r>
+      <w:r>
+        <w:rPr>
+          <w:rFonts w:eastAsia="맑은 고딕" w:hint="eastAsia"/>
+          <w:lang w:eastAsia="ko-KR"/>
+        </w:rPr>
+        <w:t xml:space="preserve">, </w:t>
+      </w:r>
+      <w:r>
+        <w:rPr>
+          <w:rFonts w:eastAsia="맑은 고딕" w:hint="eastAsia"/>
+          <w:lang w:eastAsia="ko-KR"/>
+        </w:rPr>
+        <w:t>알고리즘이</w:t>
+      </w:r>
+      <w:r>
+        <w:rPr>
+          <w:rFonts w:eastAsia="맑은 고딕" w:hint="eastAsia"/>
+          <w:lang w:eastAsia="ko-KR"/>
+        </w:rPr>
+        <w:t xml:space="preserve"> HS256</w:t>
+      </w:r>
+      <w:r>
+        <w:rPr>
+          <w:rFonts w:eastAsia="맑은 고딕" w:hint="eastAsia"/>
+          <w:lang w:eastAsia="ko-KR"/>
+        </w:rPr>
+        <w:t>인지</w:t>
+      </w:r>
+      <w:r>
+        <w:rPr>
+          <w:rFonts w:eastAsia="맑은 고딕" w:hint="eastAsia"/>
+          <w:lang w:eastAsia="ko-KR"/>
+        </w:rPr>
+        <w:t xml:space="preserve"> </w:t>
+      </w:r>
+      <w:r>
+        <w:rPr>
+          <w:rFonts w:eastAsia="맑은 고딕" w:hint="eastAsia"/>
+          <w:lang w:eastAsia="ko-KR"/>
+        </w:rPr>
+        <w:t>확인한다</w:t>
+      </w:r>
+      <w:r>
+        <w:rPr>
+          <w:rFonts w:eastAsia="맑은 고딕" w:hint="eastAsia"/>
+          <w:lang w:eastAsia="ko-KR"/>
+        </w:rPr>
+        <w:t xml:space="preserve">. </w:t>
+      </w:r>
+      <w:r>
+        <w:rPr>
+          <w:rFonts w:eastAsia="맑은 고딕" w:hint="eastAsia"/>
+          <w:lang w:eastAsia="ko-KR"/>
+        </w:rPr>
+        <w:t>또한</w:t>
+      </w:r>
+      <w:r>
+        <w:rPr>
+          <w:rFonts w:eastAsia="맑은 고딕" w:hint="eastAsia"/>
+          <w:lang w:eastAsia="ko-KR"/>
+        </w:rPr>
+        <w:t xml:space="preserve"> </w:t>
+      </w:r>
+      <w:r>
+        <w:rPr>
+          <w:rFonts w:eastAsia="맑은 고딕" w:hint="eastAsia"/>
+          <w:lang w:eastAsia="ko-KR"/>
+        </w:rPr>
+        <w:t>토큰의</w:t>
+      </w:r>
+      <w:r>
+        <w:rPr>
+          <w:rFonts w:eastAsia="맑은 고딕" w:hint="eastAsia"/>
+          <w:lang w:eastAsia="ko-KR"/>
+        </w:rPr>
+        <w:t xml:space="preserve"> </w:t>
+      </w:r>
+      <w:r>
+        <w:rPr>
+          <w:rFonts w:eastAsia="맑은 고딕" w:hint="eastAsia"/>
+          <w:lang w:eastAsia="ko-KR"/>
+        </w:rPr>
+        <w:t>만료</w:t>
+      </w:r>
+      <w:r>
+        <w:rPr>
+          <w:rFonts w:eastAsia="맑은 고딕" w:hint="eastAsia"/>
+          <w:lang w:eastAsia="ko-KR"/>
+        </w:rPr>
+        <w:t xml:space="preserve"> </w:t>
+      </w:r>
+      <w:r>
+        <w:rPr>
+          <w:rFonts w:eastAsia="맑은 고딕" w:hint="eastAsia"/>
+          <w:lang w:eastAsia="ko-KR"/>
+        </w:rPr>
+        <w:t>여부와</w:t>
+      </w:r>
+      <w:r>
+        <w:rPr>
+          <w:rFonts w:eastAsia="맑은 고딕" w:hint="eastAsia"/>
+          <w:lang w:eastAsia="ko-KR"/>
+        </w:rPr>
+        <w:t xml:space="preserve"> </w:t>
+      </w:r>
+      <w:r>
+        <w:rPr>
+          <w:rFonts w:eastAsia="맑은 고딕" w:hint="eastAsia"/>
+          <w:lang w:eastAsia="ko-KR"/>
+        </w:rPr>
+        <w:t>발급자</w:t>
+      </w:r>
+      <w:r>
+        <w:rPr>
+          <w:rFonts w:eastAsia="맑은 고딕" w:hint="eastAsia"/>
+          <w:lang w:eastAsia="ko-KR"/>
+        </w:rPr>
+        <w:t xml:space="preserve">, </w:t>
+      </w:r>
+      <w:r>
+        <w:rPr>
+          <w:rFonts w:eastAsia="맑은 고딕" w:hint="eastAsia"/>
+          <w:lang w:eastAsia="ko-KR"/>
+        </w:rPr>
+        <w:t>대상자</w:t>
+      </w:r>
+      <w:r>
+        <w:rPr>
+          <w:rFonts w:eastAsia="맑은 고딕" w:hint="eastAsia"/>
+          <w:lang w:eastAsia="ko-KR"/>
+        </w:rPr>
+        <w:t xml:space="preserve">, </w:t>
+      </w:r>
+      <w:r>
+        <w:rPr>
+          <w:rFonts w:eastAsia="맑은 고딕" w:hint="eastAsia"/>
+          <w:lang w:eastAsia="ko-KR"/>
+        </w:rPr>
+        <w:t>사용자</w:t>
+      </w:r>
+      <w:r>
+        <w:rPr>
+          <w:rFonts w:eastAsia="맑은 고딕" w:hint="eastAsia"/>
+          <w:lang w:eastAsia="ko-KR"/>
+        </w:rPr>
+        <w:t xml:space="preserve"> ID </w:t>
+      </w:r>
+      <w:r>
+        <w:rPr>
+          <w:rFonts w:eastAsia="맑은 고딕" w:hint="eastAsia"/>
+          <w:lang w:eastAsia="ko-KR"/>
+        </w:rPr>
+        <w:t>등의</w:t>
+      </w:r>
+      <w:r>
+        <w:rPr>
+          <w:rFonts w:eastAsia="맑은 고딕" w:hint="eastAsia"/>
+          <w:lang w:eastAsia="ko-KR"/>
+        </w:rPr>
+        <w:t xml:space="preserve"> </w:t>
+      </w:r>
+      <w:r>
+        <w:rPr>
+          <w:rFonts w:eastAsia="맑은 고딕" w:hint="eastAsia"/>
+          <w:lang w:eastAsia="ko-KR"/>
+        </w:rPr>
+        <w:t>정보를</w:t>
+      </w:r>
+      <w:r>
+        <w:rPr>
+          <w:rFonts w:eastAsia="맑은 고딕" w:hint="eastAsia"/>
+          <w:lang w:eastAsia="ko-KR"/>
+        </w:rPr>
+        <w:t xml:space="preserve"> </w:t>
+      </w:r>
+      <w:r>
+        <w:rPr>
+          <w:rFonts w:eastAsia="맑은 고딕" w:hint="eastAsia"/>
+          <w:lang w:eastAsia="ko-KR"/>
+        </w:rPr>
+        <w:t>검사한다</w:t>
+      </w:r>
+      <w:r>
+        <w:rPr>
+          <w:rFonts w:eastAsia="맑은 고딕" w:hint="eastAsia"/>
+          <w:lang w:eastAsia="ko-KR"/>
+        </w:rPr>
+        <w:t xml:space="preserve">. </w:t>
+      </w:r>
+      <w:r>
+        <w:rPr>
+          <w:rFonts w:eastAsia="맑은 고딕" w:hint="eastAsia"/>
+          <w:lang w:eastAsia="ko-KR"/>
+        </w:rPr>
+        <w:t>마지막으로</w:t>
+      </w:r>
+      <w:r>
+        <w:rPr>
+          <w:rFonts w:eastAsia="맑은 고딕" w:hint="eastAsia"/>
+          <w:lang w:eastAsia="ko-KR"/>
+        </w:rPr>
+        <w:t xml:space="preserve"> </w:t>
+      </w:r>
+      <w:r>
+        <w:rPr>
+          <w:rFonts w:eastAsia="맑은 고딕" w:hint="eastAsia"/>
+          <w:lang w:eastAsia="ko-KR"/>
+        </w:rPr>
+        <w:t>토큰에</w:t>
+      </w:r>
+      <w:r>
+        <w:rPr>
+          <w:rFonts w:eastAsia="맑은 고딕" w:hint="eastAsia"/>
+          <w:lang w:eastAsia="ko-KR"/>
+        </w:rPr>
+        <w:t xml:space="preserve"> </w:t>
+      </w:r>
+      <w:r>
+        <w:rPr>
+          <w:rFonts w:eastAsia="맑은 고딕" w:hint="eastAsia"/>
+          <w:lang w:eastAsia="ko-KR"/>
+        </w:rPr>
+        <w:t>포함된</w:t>
+      </w:r>
+      <w:r>
+        <w:rPr>
+          <w:rFonts w:eastAsia="맑은 고딕" w:hint="eastAsia"/>
+          <w:lang w:eastAsia="ko-KR"/>
+        </w:rPr>
+        <w:t xml:space="preserve"> </w:t>
+      </w:r>
+      <w:r>
+        <w:rPr>
+          <w:rFonts w:eastAsia="맑은 고딕" w:hint="eastAsia"/>
+          <w:lang w:eastAsia="ko-KR"/>
+        </w:rPr>
+        <w:t>사용자</w:t>
+      </w:r>
+      <w:r>
+        <w:rPr>
+          <w:rFonts w:eastAsia="맑은 고딕" w:hint="eastAsia"/>
+          <w:lang w:eastAsia="ko-KR"/>
+        </w:rPr>
+        <w:t xml:space="preserve"> ID</w:t>
+      </w:r>
+      <w:r>
+        <w:rPr>
+          <w:rFonts w:eastAsia="맑은 고딕" w:hint="eastAsia"/>
+          <w:lang w:eastAsia="ko-KR"/>
+        </w:rPr>
+        <w:t>가</w:t>
+      </w:r>
+      <w:r>
+        <w:rPr>
+          <w:rFonts w:eastAsia="맑은 고딕" w:hint="eastAsia"/>
+          <w:lang w:eastAsia="ko-KR"/>
+        </w:rPr>
+        <w:t xml:space="preserve"> </w:t>
+      </w:r>
+      <w:r>
+        <w:rPr>
+          <w:rFonts w:eastAsia="맑은 고딕" w:hint="eastAsia"/>
+          <w:lang w:eastAsia="ko-KR"/>
+        </w:rPr>
+        <w:t>실제로</w:t>
+      </w:r>
+      <w:r>
+        <w:rPr>
+          <w:rFonts w:eastAsia="맑은 고딕" w:hint="eastAsia"/>
+          <w:lang w:eastAsia="ko-KR"/>
+        </w:rPr>
+        <w:t xml:space="preserve"> </w:t>
+      </w:r>
+      <w:r>
+        <w:rPr>
+          <w:rFonts w:eastAsia="맑은 고딕" w:hint="eastAsia"/>
+          <w:lang w:eastAsia="ko-KR"/>
+        </w:rPr>
+        <w:t>존재하는지</w:t>
+      </w:r>
+      <w:r>
+        <w:rPr>
+          <w:rFonts w:eastAsia="맑은 고딕" w:hint="eastAsia"/>
+          <w:lang w:eastAsia="ko-KR"/>
+        </w:rPr>
+        <w:t xml:space="preserve"> </w:t>
+      </w:r>
+      <w:r>
+        <w:rPr>
+          <w:rFonts w:eastAsia="맑은 고딕" w:hint="eastAsia"/>
+          <w:lang w:eastAsia="ko-KR"/>
+        </w:rPr>
+        <w:t>확인하고</w:t>
+      </w:r>
+      <w:r>
+        <w:rPr>
+          <w:rFonts w:eastAsia="맑은 고딕" w:hint="eastAsia"/>
+          <w:lang w:eastAsia="ko-KR"/>
+        </w:rPr>
+        <w:t xml:space="preserve">, </w:t>
+      </w:r>
+      <w:r>
+        <w:rPr>
+          <w:rFonts w:eastAsia="맑은 고딕" w:hint="eastAsia"/>
+          <w:lang w:eastAsia="ko-KR"/>
+        </w:rPr>
+        <w:t>검증이</w:t>
+      </w:r>
+      <w:r>
+        <w:rPr>
+          <w:rFonts w:eastAsia="맑은 고딕" w:hint="eastAsia"/>
+          <w:lang w:eastAsia="ko-KR"/>
+        </w:rPr>
+        <w:t xml:space="preserve"> </w:t>
+      </w:r>
+      <w:r>
+        <w:rPr>
+          <w:rFonts w:eastAsia="맑은 고딕" w:hint="eastAsia"/>
+          <w:lang w:eastAsia="ko-KR"/>
+        </w:rPr>
+        <w:t>완료되면</w:t>
+      </w:r>
+      <w:r>
+        <w:rPr>
+          <w:rFonts w:eastAsia="맑은 고딕" w:hint="eastAsia"/>
+          <w:lang w:eastAsia="ko-KR"/>
+        </w:rPr>
+        <w:t xml:space="preserve"> </w:t>
+      </w:r>
+      <w:r>
+        <w:rPr>
+          <w:rFonts w:eastAsia="맑은 고딕" w:hint="eastAsia"/>
+          <w:lang w:eastAsia="ko-KR"/>
+        </w:rPr>
+        <w:t>해당</w:t>
+      </w:r>
+      <w:r>
+        <w:rPr>
+          <w:rFonts w:eastAsia="맑은 고딕" w:hint="eastAsia"/>
+          <w:lang w:eastAsia="ko-KR"/>
+        </w:rPr>
+        <w:t xml:space="preserve"> ID</w:t>
+      </w:r>
+      <w:r>
+        <w:rPr>
+          <w:rFonts w:eastAsia="맑은 고딕" w:hint="eastAsia"/>
+          <w:lang w:eastAsia="ko-KR"/>
+        </w:rPr>
+        <w:t>를</w:t>
+      </w:r>
+      <w:r>
+        <w:rPr>
+          <w:rFonts w:eastAsia="맑은 고딕" w:hint="eastAsia"/>
+          <w:lang w:eastAsia="ko-KR"/>
+        </w:rPr>
+        <w:t xml:space="preserve"> </w:t>
+      </w:r>
+      <w:r>
+        <w:rPr>
+          <w:rFonts w:eastAsia="맑은 고딕" w:hint="eastAsia"/>
+          <w:lang w:eastAsia="ko-KR"/>
+        </w:rPr>
+        <w:t>반환한다</w:t>
+      </w:r>
+      <w:r>
+        <w:rPr>
+          <w:rFonts w:eastAsia="맑은 고딕" w:hint="eastAsia"/>
+          <w:lang w:eastAsia="ko-KR"/>
+        </w:rPr>
+        <w:t xml:space="preserve">. </w:t>
+      </w:r>
+    </w:p>
+    <w:p>
+      <w:pPr>
+        <w:rPr>
+          <w:rFonts w:eastAsia="맑은 고딕"/>
+          <w:lang w:eastAsia="ko-KR"/>
+        </w:rPr>
+      </w:pPr>
+      <w:r>
+        <w:rPr>
+          <w:rFonts w:eastAsia="맑은 고딕" w:hint="eastAsia"/>
+          <w:lang w:eastAsia="ko-KR"/>
+        </w:rPr>
+        <w:t>검증에</w:t>
+      </w:r>
+      <w:r>
+        <w:rPr>
+          <w:rFonts w:eastAsia="맑은 고딕" w:hint="eastAsia"/>
+          <w:lang w:eastAsia="ko-KR"/>
+        </w:rPr>
+        <w:t xml:space="preserve"> </w:t>
+      </w:r>
+      <w:r>
+        <w:rPr>
+          <w:rFonts w:eastAsia="맑은 고딕" w:hint="eastAsia"/>
+          <w:lang w:eastAsia="ko-KR"/>
+        </w:rPr>
+        <w:t>성공하면</w:t>
+      </w:r>
+      <w:r>
+        <w:rPr>
+          <w:rFonts w:eastAsia="맑은 고딕" w:hint="eastAsia"/>
+          <w:lang w:eastAsia="ko-KR"/>
+        </w:rPr>
+        <w:t xml:space="preserve"> </w:t>
+      </w:r>
+      <w:r>
+        <w:rPr>
+          <w:rFonts w:eastAsia="맑은 고딕" w:hint="eastAsia"/>
+          <w:lang w:eastAsia="ko-KR"/>
+        </w:rPr>
+        <w:t>정상적으로</w:t>
+      </w:r>
+      <w:r>
+        <w:rPr>
+          <w:rFonts w:eastAsia="맑은 고딕" w:hint="eastAsia"/>
+          <w:lang w:eastAsia="ko-KR"/>
+        </w:rPr>
+        <w:t xml:space="preserve"> </w:t>
+      </w:r>
+      <w:r>
+        <w:rPr>
+          <w:rFonts w:eastAsia="맑은 고딕" w:hint="eastAsia"/>
+          <w:lang w:eastAsia="ko-KR"/>
+        </w:rPr>
+        <w:t>요청을</w:t>
+      </w:r>
+      <w:r>
+        <w:rPr>
+          <w:rFonts w:eastAsia="맑은 고딕" w:hint="eastAsia"/>
+          <w:lang w:eastAsia="ko-KR"/>
+        </w:rPr>
+        <w:t xml:space="preserve"> </w:t>
+      </w:r>
+      <w:r>
+        <w:rPr>
+          <w:rFonts w:eastAsia="맑은 고딕" w:hint="eastAsia"/>
+          <w:lang w:eastAsia="ko-KR"/>
+        </w:rPr>
+        <w:t>처리하며</w:t>
+      </w:r>
+      <w:r>
+        <w:rPr>
+          <w:rFonts w:eastAsia="맑은 고딕" w:hint="eastAsia"/>
+          <w:lang w:eastAsia="ko-KR"/>
+        </w:rPr>
+        <w:t xml:space="preserve">, HTTP </w:t>
+      </w:r>
+      <w:r>
+        <w:rPr>
+          <w:rFonts w:eastAsia="맑은 고딕" w:hint="eastAsia"/>
+          <w:lang w:eastAsia="ko-KR"/>
+        </w:rPr>
+        <w:t>응답</w:t>
+      </w:r>
+      <w:r>
+        <w:rPr>
+          <w:rFonts w:eastAsia="맑은 고딕" w:hint="eastAsia"/>
+          <w:lang w:eastAsia="ko-KR"/>
+        </w:rPr>
+        <w:t xml:space="preserve"> </w:t>
+      </w:r>
+      <w:r>
+        <w:rPr>
+          <w:rFonts w:eastAsia="맑은 고딕" w:hint="eastAsia"/>
+          <w:lang w:eastAsia="ko-KR"/>
+        </w:rPr>
+        <w:t>코드는</w:t>
+      </w:r>
+      <w:r>
+        <w:rPr>
+          <w:rFonts w:eastAsia="맑은 고딕" w:hint="eastAsia"/>
+          <w:lang w:eastAsia="ko-KR"/>
+        </w:rPr>
+        <w:t xml:space="preserve"> </w:t>
+      </w:r>
+      <w:r>
+        <w:rPr>
+          <w:rFonts w:eastAsia="맑은 고딕" w:hint="eastAsia"/>
+          <w:lang w:eastAsia="ko-KR"/>
+        </w:rPr>
+        <w:t>해당</w:t>
+      </w:r>
+      <w:r>
+        <w:rPr>
+          <w:rFonts w:eastAsia="맑은 고딕" w:hint="eastAsia"/>
+          <w:lang w:eastAsia="ko-KR"/>
+        </w:rPr>
+        <w:t xml:space="preserve"> API</w:t>
+      </w:r>
+      <w:r>
+        <w:rPr>
+          <w:rFonts w:eastAsia="맑은 고딕" w:hint="eastAsia"/>
+          <w:lang w:eastAsia="ko-KR"/>
+        </w:rPr>
+        <w:t>의</w:t>
+      </w:r>
+      <w:r>
+        <w:rPr>
+          <w:rFonts w:eastAsia="맑은 고딕" w:hint="eastAsia"/>
+          <w:lang w:eastAsia="ko-KR"/>
+        </w:rPr>
+        <w:t xml:space="preserve"> </w:t>
+      </w:r>
+      <w:r>
+        <w:rPr>
+          <w:rFonts w:eastAsia="맑은 고딕" w:hint="eastAsia"/>
+          <w:lang w:eastAsia="ko-KR"/>
+        </w:rPr>
+        <w:t>처리</w:t>
+      </w:r>
+      <w:r>
+        <w:rPr>
+          <w:rFonts w:eastAsia="맑은 고딕" w:hint="eastAsia"/>
+          <w:lang w:eastAsia="ko-KR"/>
+        </w:rPr>
+        <w:t xml:space="preserve"> </w:t>
+      </w:r>
+      <w:r>
+        <w:rPr>
+          <w:rFonts w:eastAsia="맑은 고딕" w:hint="eastAsia"/>
+          <w:lang w:eastAsia="ko-KR"/>
+        </w:rPr>
+        <w:t>결과에</w:t>
+      </w:r>
+      <w:r>
+        <w:rPr>
+          <w:rFonts w:eastAsia="맑은 고딕" w:hint="eastAsia"/>
+          <w:lang w:eastAsia="ko-KR"/>
+        </w:rPr>
+        <w:t xml:space="preserve"> </w:t>
+      </w:r>
+      <w:r>
+        <w:rPr>
+          <w:rFonts w:eastAsia="맑은 고딕" w:hint="eastAsia"/>
+          <w:lang w:eastAsia="ko-KR"/>
+        </w:rPr>
+        <w:t>따라</w:t>
+      </w:r>
+      <w:r>
+        <w:rPr>
+          <w:rFonts w:eastAsia="맑은 고딕" w:hint="eastAsia"/>
+          <w:lang w:eastAsia="ko-KR"/>
+        </w:rPr>
+        <w:t xml:space="preserve"> </w:t>
+      </w:r>
+      <w:r>
+        <w:rPr>
+          <w:rFonts w:eastAsia="맑은 고딕" w:hint="eastAsia"/>
+          <w:lang w:eastAsia="ko-KR"/>
+        </w:rPr>
+        <w:t>결정된다</w:t>
+      </w:r>
+      <w:r>
+        <w:rPr>
+          <w:rFonts w:eastAsia="맑은 고딕" w:hint="eastAsia"/>
+          <w:lang w:eastAsia="ko-KR"/>
+        </w:rPr>
+        <w:t xml:space="preserve">. </w:t>
+      </w:r>
+      <w:r>
+        <w:rPr>
+          <w:rFonts w:eastAsia="맑은 고딕" w:hint="eastAsia"/>
+          <w:lang w:eastAsia="ko-KR"/>
+        </w:rPr>
+        <w:t>검증에</w:t>
+      </w:r>
+      <w:r>
+        <w:rPr>
+          <w:rFonts w:eastAsia="맑은 고딕" w:hint="eastAsia"/>
+          <w:lang w:eastAsia="ko-KR"/>
+        </w:rPr>
+        <w:t xml:space="preserve"> </w:t>
+      </w:r>
+      <w:r>
+        <w:rPr>
+          <w:rFonts w:eastAsia="맑은 고딕" w:hint="eastAsia"/>
+          <w:lang w:eastAsia="ko-KR"/>
+        </w:rPr>
+        <w:t>실패하면</w:t>
+      </w:r>
+      <w:r>
+        <w:rPr>
+          <w:rFonts w:eastAsia="맑은 고딕" w:hint="eastAsia"/>
+          <w:lang w:eastAsia="ko-KR"/>
+        </w:rPr>
+        <w:t xml:space="preserve"> </w:t>
+      </w:r>
+      <w:r>
+        <w:rPr>
+          <w:rFonts w:eastAsia="맑은 고딕" w:hint="eastAsia"/>
+          <w:lang w:eastAsia="ko-KR"/>
+        </w:rPr>
+        <w:t>다음과</w:t>
+      </w:r>
+      <w:r>
+        <w:rPr>
+          <w:rFonts w:eastAsia="맑은 고딕" w:hint="eastAsia"/>
+          <w:lang w:eastAsia="ko-KR"/>
+        </w:rPr>
+        <w:t xml:space="preserve"> </w:t>
+      </w:r>
+      <w:r>
+        <w:rPr>
+          <w:rFonts w:eastAsia="맑은 고딕" w:hint="eastAsia"/>
+          <w:lang w:eastAsia="ko-KR"/>
+        </w:rPr>
+        <w:t>같이</w:t>
+      </w:r>
+      <w:r>
+        <w:rPr>
+          <w:rFonts w:eastAsia="맑은 고딕" w:hint="eastAsia"/>
+          <w:lang w:eastAsia="ko-KR"/>
+        </w:rPr>
+        <w:t xml:space="preserve"> </w:t>
+      </w:r>
+      <w:r>
+        <w:rPr>
+          <w:rFonts w:eastAsia="맑은 고딕" w:hint="eastAsia"/>
+          <w:lang w:eastAsia="ko-KR"/>
+        </w:rPr>
+        <w:t>오류를</w:t>
+      </w:r>
+      <w:r>
+        <w:rPr>
+          <w:rFonts w:eastAsia="맑은 고딕" w:hint="eastAsia"/>
+          <w:lang w:eastAsia="ko-KR"/>
+        </w:rPr>
+        <w:t xml:space="preserve"> </w:t>
+      </w:r>
+      <w:r>
+        <w:rPr>
+          <w:rFonts w:eastAsia="맑은 고딕" w:hint="eastAsia"/>
+          <w:lang w:eastAsia="ko-KR"/>
+        </w:rPr>
+        <w:t>반환한다</w:t>
+      </w:r>
+      <w:r>
+        <w:rPr>
+          <w:rFonts w:eastAsia="맑은 고딕" w:hint="eastAsia"/>
+          <w:lang w:eastAsia="ko-KR"/>
+        </w:rPr>
+        <w:t xml:space="preserve">. </w:t>
+      </w:r>
+    </w:p>
+    <w:p>
+      <w:pPr>
+        <w:pStyle w:val="aa"/>
+        <w:numPr>
+          <w:ilvl w:val="0"/>
+          <w:numId w:val="11"/>
+        </w:numPr>
+        <w:rPr>
+          <w:rFonts w:eastAsia="맑은 고딕" w:hint="eastAsia"/>
+          <w:lang w:eastAsia="ko-KR"/>
+        </w:rPr>
+      </w:pPr>
+      <w:r>
+        <w:rPr>
+          <w:rFonts w:eastAsia="맑은 고딕"/>
+          <w:lang w:eastAsia="ko-KR"/>
+        </w:rPr>
+        <w:t xml:space="preserve">HTTP 401 / TOKEN_REQUIRED: </w:t>
+      </w:r>
+      <w:r>
+        <w:rPr>
+          <w:rFonts w:eastAsia="맑은 고딕" w:hint="eastAsia"/>
+          <w:lang w:eastAsia="ko-KR"/>
+        </w:rPr>
+        <w:t>토큰이</w:t>
+      </w:r>
+      <w:r>
+        <w:rPr>
+          <w:rFonts w:eastAsia="맑은 고딕"/>
+          <w:lang w:eastAsia="ko-KR"/>
+        </w:rPr>
+        <w:t xml:space="preserve"> </w:t>
+      </w:r>
+      <w:r>
+        <w:rPr>
+          <w:rFonts w:eastAsia="맑은 고딕" w:hint="eastAsia"/>
+          <w:lang w:eastAsia="ko-KR"/>
+        </w:rPr>
+        <w:t>없거나</w:t>
+      </w:r>
+      <w:r>
+        <w:rPr>
+          <w:rFonts w:eastAsia="맑은 고딕"/>
+          <w:lang w:eastAsia="ko-KR"/>
+        </w:rPr>
+        <w:t xml:space="preserve"> Bearer </w:t>
+      </w:r>
+      <w:r>
+        <w:rPr>
+          <w:rFonts w:eastAsia="맑은 고딕" w:hint="eastAsia"/>
+          <w:lang w:eastAsia="ko-KR"/>
+        </w:rPr>
+        <w:t>형식이</w:t>
+      </w:r>
+      <w:r>
+        <w:rPr>
+          <w:rFonts w:eastAsia="맑은 고딕"/>
+          <w:lang w:eastAsia="ko-KR"/>
+        </w:rPr>
+        <w:t xml:space="preserve"> </w:t>
+      </w:r>
+      <w:r>
+        <w:rPr>
+          <w:rFonts w:eastAsia="맑은 고딕" w:hint="eastAsia"/>
+          <w:lang w:eastAsia="ko-KR"/>
+        </w:rPr>
+        <w:t>올바르지</w:t>
+      </w:r>
+      <w:r>
+        <w:rPr>
+          <w:rFonts w:eastAsia="맑은 고딕"/>
+          <w:lang w:eastAsia="ko-KR"/>
+        </w:rPr>
+        <w:t xml:space="preserve"> </w:t>
+      </w:r>
+      <w:r>
+        <w:rPr>
+          <w:rFonts w:eastAsia="맑은 고딕" w:hint="eastAsia"/>
+          <w:lang w:eastAsia="ko-KR"/>
+        </w:rPr>
+        <w:t>않은</w:t>
+      </w:r>
+      <w:r>
+        <w:rPr>
+          <w:rFonts w:eastAsia="맑은 고딕"/>
+          <w:lang w:eastAsia="ko-KR"/>
+        </w:rPr>
+        <w:t xml:space="preserve"> </w:t>
+      </w:r>
+      <w:r>
+        <w:rPr>
+          <w:rFonts w:eastAsia="맑은 고딕" w:hint="eastAsia"/>
+          <w:lang w:eastAsia="ko-KR"/>
+        </w:rPr>
+        <w:t>경우</w:t>
+      </w:r>
+    </w:p>
+    <w:p>
+      <w:pPr>
+        <w:pStyle w:val="aa"/>
+        <w:numPr>
+          <w:ilvl w:val="0"/>
+          <w:numId w:val="11"/>
+        </w:numPr>
+        <w:rPr>
+          <w:rFonts w:eastAsia="맑은 고딕" w:hint="eastAsia"/>
+          <w:lang w:eastAsia="ko-KR"/>
+        </w:rPr>
+      </w:pPr>
+      <w:r>
+        <w:rPr>
+          <w:rFonts w:eastAsia="맑은 고딕"/>
+          <w:lang w:eastAsia="ko-KR"/>
+        </w:rPr>
+        <w:lastRenderedPageBreak/>
+        <w:t xml:space="preserve">HTTP 401 / INVALID_TOKEN: </w:t>
+      </w:r>
+      <w:r>
+        <w:rPr>
+          <w:rFonts w:eastAsia="맑은 고딕" w:hint="eastAsia"/>
+          <w:lang w:eastAsia="ko-KR"/>
+        </w:rPr>
+        <w:t>서명</w:t>
+      </w:r>
+      <w:r>
+        <w:rPr>
+          <w:rFonts w:eastAsia="맑은 고딕"/>
+          <w:lang w:eastAsia="ko-KR"/>
+        </w:rPr>
+        <w:t xml:space="preserve">, </w:t>
+      </w:r>
+      <w:r>
+        <w:rPr>
+          <w:rFonts w:eastAsia="맑은 고딕" w:hint="eastAsia"/>
+          <w:lang w:eastAsia="ko-KR"/>
+        </w:rPr>
+        <w:t>알고리즘</w:t>
+      </w:r>
+      <w:r>
+        <w:rPr>
+          <w:rFonts w:eastAsia="맑은 고딕"/>
+          <w:lang w:eastAsia="ko-KR"/>
+        </w:rPr>
+        <w:t xml:space="preserve">, </w:t>
+      </w:r>
+      <w:r>
+        <w:rPr>
+          <w:rFonts w:eastAsia="맑은 고딕" w:hint="eastAsia"/>
+          <w:lang w:eastAsia="ko-KR"/>
+        </w:rPr>
+        <w:t>클레임</w:t>
+      </w:r>
+      <w:r>
+        <w:rPr>
+          <w:rFonts w:eastAsia="맑은 고딕"/>
+          <w:lang w:eastAsia="ko-KR"/>
+        </w:rPr>
+        <w:t xml:space="preserve"> </w:t>
+      </w:r>
+      <w:r>
+        <w:rPr>
+          <w:rFonts w:eastAsia="맑은 고딕" w:hint="eastAsia"/>
+          <w:lang w:eastAsia="ko-KR"/>
+        </w:rPr>
+        <w:t>또는</w:t>
+      </w:r>
+      <w:r>
+        <w:rPr>
+          <w:rFonts w:eastAsia="맑은 고딕"/>
+          <w:lang w:eastAsia="ko-KR"/>
+        </w:rPr>
+        <w:t xml:space="preserve"> </w:t>
+      </w:r>
+      <w:r>
+        <w:rPr>
+          <w:rFonts w:eastAsia="맑은 고딕" w:hint="eastAsia"/>
+          <w:lang w:eastAsia="ko-KR"/>
+        </w:rPr>
+        <w:t>사용자</w:t>
+      </w:r>
+      <w:r>
+        <w:rPr>
+          <w:rFonts w:eastAsia="맑은 고딕"/>
+          <w:lang w:eastAsia="ko-KR"/>
+        </w:rPr>
+        <w:t xml:space="preserve"> ID </w:t>
+      </w:r>
+      <w:r>
+        <w:rPr>
+          <w:rFonts w:eastAsia="맑은 고딕" w:hint="eastAsia"/>
+          <w:lang w:eastAsia="ko-KR"/>
+        </w:rPr>
+        <w:t>검증에</w:t>
+      </w:r>
+      <w:r>
+        <w:rPr>
+          <w:rFonts w:eastAsia="맑은 고딕"/>
+          <w:lang w:eastAsia="ko-KR"/>
+        </w:rPr>
+        <w:t xml:space="preserve"> </w:t>
+      </w:r>
+      <w:r>
+        <w:rPr>
+          <w:rFonts w:eastAsia="맑은 고딕" w:hint="eastAsia"/>
+          <w:lang w:eastAsia="ko-KR"/>
+        </w:rPr>
+        <w:t>실패한</w:t>
+      </w:r>
+      <w:r>
+        <w:rPr>
+          <w:rFonts w:eastAsia="맑은 고딕"/>
+          <w:lang w:eastAsia="ko-KR"/>
+        </w:rPr>
+        <w:t xml:space="preserve"> </w:t>
+      </w:r>
+      <w:r>
+        <w:rPr>
+          <w:rFonts w:eastAsia="맑은 고딕" w:hint="eastAsia"/>
+          <w:lang w:eastAsia="ko-KR"/>
+        </w:rPr>
+        <w:t>경우</w:t>
+      </w:r>
+    </w:p>
+    <w:p>
+      <w:pPr>
+        <w:pStyle w:val="aa"/>
+        <w:numPr>
+          <w:ilvl w:val="0"/>
+          <w:numId w:val="11"/>
+        </w:numPr>
+        <w:rPr>
+          <w:rFonts w:eastAsia="맑은 고딕"/>
+          <w:lang w:eastAsia="ko-KR"/>
+        </w:rPr>
+      </w:pPr>
+      <w:r>
+        <w:rPr>
+          <w:rFonts w:eastAsia="맑은 고딕"/>
+          <w:lang w:eastAsia="ko-KR"/>
+        </w:rPr>
+        <w:t xml:space="preserve">HTTP 401 / TOKEN_EXPIRED: </w:t>
+      </w:r>
+      <w:r>
+        <w:rPr>
+          <w:rFonts w:eastAsia="맑은 고딕" w:hint="eastAsia"/>
+          <w:lang w:eastAsia="ko-KR"/>
+        </w:rPr>
+        <w:t>토큰이</w:t>
+      </w:r>
+      <w:r>
+        <w:rPr>
+          <w:rFonts w:eastAsia="맑은 고딕"/>
+          <w:lang w:eastAsia="ko-KR"/>
+        </w:rPr>
+        <w:t xml:space="preserve"> </w:t>
+      </w:r>
+      <w:r>
+        <w:rPr>
+          <w:rFonts w:eastAsia="맑은 고딕" w:hint="eastAsia"/>
+          <w:lang w:eastAsia="ko-KR"/>
+        </w:rPr>
+        <w:t>만료된</w:t>
+      </w:r>
+      <w:r>
+        <w:rPr>
+          <w:rFonts w:eastAsia="맑은 고딕"/>
+          <w:lang w:eastAsia="ko-KR"/>
+        </w:rPr>
+        <w:t xml:space="preserve"> </w:t>
+      </w:r>
+      <w:r>
+        <w:rPr>
+          <w:rFonts w:eastAsia="맑은 고딕" w:hint="eastAsia"/>
+          <w:lang w:eastAsia="ko-KR"/>
+        </w:rPr>
+        <w:t>경우</w:t>
+      </w:r>
+    </w:p>
+    <w:p>
+      <w:pPr>
+        <w:rPr>
+          <w:rFonts w:eastAsia="맑은 고딕" w:hint="eastAsia"/>
+          <w:lang w:eastAsia="ko-KR"/>
+        </w:rPr>
+      </w:pPr>
+      <w:r>
+        <w:rPr>
+          <w:rFonts w:eastAsia="맑은 고딕" w:hint="eastAsia"/>
+          <w:lang w:eastAsia="ko-KR"/>
+        </w:rPr>
+        <w:t>이</w:t>
+      </w:r>
+      <w:r>
+        <w:rPr>
+          <w:rFonts w:eastAsia="맑은 고딕" w:hint="eastAsia"/>
+          <w:lang w:eastAsia="ko-KR"/>
+        </w:rPr>
+        <w:t xml:space="preserve"> </w:t>
+      </w:r>
+      <w:r>
+        <w:rPr>
+          <w:rFonts w:eastAsia="맑은 고딕" w:hint="eastAsia"/>
+          <w:lang w:eastAsia="ko-KR"/>
+        </w:rPr>
+        <w:t>과정을</w:t>
+      </w:r>
+      <w:r>
+        <w:rPr>
+          <w:rFonts w:eastAsia="맑은 고딕" w:hint="eastAsia"/>
+          <w:lang w:eastAsia="ko-KR"/>
+        </w:rPr>
+        <w:t xml:space="preserve"> </w:t>
+      </w:r>
+      <w:r>
+        <w:rPr>
+          <w:rFonts w:eastAsia="맑은 고딕" w:hint="eastAsia"/>
+          <w:lang w:eastAsia="ko-KR"/>
+        </w:rPr>
+        <w:t>통해</w:t>
+      </w:r>
+      <w:r>
+        <w:rPr>
+          <w:rFonts w:eastAsia="맑은 고딕" w:hint="eastAsia"/>
+          <w:lang w:eastAsia="ko-KR"/>
+        </w:rPr>
+        <w:t xml:space="preserve"> </w:t>
+      </w:r>
+      <w:r>
+        <w:rPr>
+          <w:rFonts w:eastAsia="맑은 고딕" w:hint="eastAsia"/>
+          <w:lang w:eastAsia="ko-KR"/>
+        </w:rPr>
+        <w:t>서버는</w:t>
+      </w:r>
+      <w:r>
+        <w:rPr>
+          <w:rFonts w:eastAsia="맑은 고딕" w:hint="eastAsia"/>
+          <w:lang w:eastAsia="ko-KR"/>
+        </w:rPr>
+        <w:t xml:space="preserve"> </w:t>
+      </w:r>
+      <w:r>
+        <w:rPr>
+          <w:rFonts w:eastAsia="맑은 고딕" w:hint="eastAsia"/>
+          <w:lang w:eastAsia="ko-KR"/>
+        </w:rPr>
+        <w:t>유효한</w:t>
+      </w:r>
+      <w:r>
+        <w:rPr>
+          <w:rFonts w:eastAsia="맑은 고딕" w:hint="eastAsia"/>
+          <w:lang w:eastAsia="ko-KR"/>
+        </w:rPr>
+        <w:t xml:space="preserve"> JWT</w:t>
+      </w:r>
+      <w:r>
+        <w:rPr>
+          <w:rFonts w:eastAsia="맑은 고딕" w:hint="eastAsia"/>
+          <w:lang w:eastAsia="ko-KR"/>
+        </w:rPr>
+        <w:t>를</w:t>
+      </w:r>
+      <w:r>
+        <w:rPr>
+          <w:rFonts w:eastAsia="맑은 고딕" w:hint="eastAsia"/>
+          <w:lang w:eastAsia="ko-KR"/>
+        </w:rPr>
+        <w:t xml:space="preserve"> </w:t>
+      </w:r>
+      <w:r>
+        <w:rPr>
+          <w:rFonts w:eastAsia="맑은 고딕" w:hint="eastAsia"/>
+          <w:lang w:eastAsia="ko-KR"/>
+        </w:rPr>
+        <w:t>가진</w:t>
+      </w:r>
+      <w:r>
+        <w:rPr>
+          <w:rFonts w:eastAsia="맑은 고딕" w:hint="eastAsia"/>
+          <w:lang w:eastAsia="ko-KR"/>
+        </w:rPr>
+        <w:t xml:space="preserve"> </w:t>
+      </w:r>
+      <w:r>
+        <w:rPr>
+          <w:rFonts w:eastAsia="맑은 고딕" w:hint="eastAsia"/>
+          <w:lang w:eastAsia="ko-KR"/>
+        </w:rPr>
+        <w:t>사용자의</w:t>
+      </w:r>
+      <w:r>
+        <w:rPr>
+          <w:rFonts w:eastAsia="맑은 고딕" w:hint="eastAsia"/>
+          <w:lang w:eastAsia="ko-KR"/>
+        </w:rPr>
+        <w:t xml:space="preserve"> </w:t>
+      </w:r>
+      <w:r>
+        <w:rPr>
+          <w:rFonts w:eastAsia="맑은 고딕" w:hint="eastAsia"/>
+          <w:lang w:eastAsia="ko-KR"/>
+        </w:rPr>
+        <w:t>요청만</w:t>
+      </w:r>
+      <w:r>
+        <w:rPr>
+          <w:rFonts w:eastAsia="맑은 고딕" w:hint="eastAsia"/>
+          <w:lang w:eastAsia="ko-KR"/>
+        </w:rPr>
+        <w:t xml:space="preserve"> </w:t>
+      </w:r>
+      <w:r>
+        <w:rPr>
+          <w:rFonts w:eastAsia="맑은 고딕" w:hint="eastAsia"/>
+          <w:lang w:eastAsia="ko-KR"/>
+        </w:rPr>
+        <w:t>인증하고</w:t>
+      </w:r>
+      <w:r>
+        <w:rPr>
+          <w:rFonts w:eastAsia="맑은 고딕" w:hint="eastAsia"/>
+          <w:lang w:eastAsia="ko-KR"/>
+        </w:rPr>
+        <w:t xml:space="preserve">, </w:t>
+      </w:r>
+      <w:r>
+        <w:rPr>
+          <w:rFonts w:eastAsia="맑은 고딕" w:hint="eastAsia"/>
+          <w:lang w:eastAsia="ko-KR"/>
+        </w:rPr>
+        <w:t>잘못된</w:t>
+      </w:r>
+      <w:r>
+        <w:rPr>
+          <w:rFonts w:eastAsia="맑은 고딕" w:hint="eastAsia"/>
+          <w:lang w:eastAsia="ko-KR"/>
+        </w:rPr>
+        <w:t xml:space="preserve"> </w:t>
+      </w:r>
+      <w:r>
+        <w:rPr>
+          <w:rFonts w:eastAsia="맑은 고딕" w:hint="eastAsia"/>
+          <w:lang w:eastAsia="ko-KR"/>
+        </w:rPr>
+        <w:t>토큰이나</w:t>
+      </w:r>
+      <w:r>
+        <w:rPr>
+          <w:rFonts w:eastAsia="맑은 고딕" w:hint="eastAsia"/>
+          <w:lang w:eastAsia="ko-KR"/>
+        </w:rPr>
+        <w:t xml:space="preserve"> </w:t>
+      </w:r>
+      <w:r>
+        <w:rPr>
+          <w:rFonts w:eastAsia="맑은 고딕" w:hint="eastAsia"/>
+          <w:lang w:eastAsia="ko-KR"/>
+        </w:rPr>
+        <w:t>만료된</w:t>
+      </w:r>
+      <w:r>
+        <w:rPr>
+          <w:rFonts w:eastAsia="맑은 고딕" w:hint="eastAsia"/>
+          <w:lang w:eastAsia="ko-KR"/>
+        </w:rPr>
+        <w:t xml:space="preserve"> </w:t>
+      </w:r>
+      <w:r>
+        <w:rPr>
+          <w:rFonts w:eastAsia="맑은 고딕" w:hint="eastAsia"/>
+          <w:lang w:eastAsia="ko-KR"/>
+        </w:rPr>
+        <w:t>토큰을</w:t>
+      </w:r>
+      <w:r>
+        <w:rPr>
+          <w:rFonts w:eastAsia="맑은 고딕" w:hint="eastAsia"/>
+          <w:lang w:eastAsia="ko-KR"/>
+        </w:rPr>
+        <w:t xml:space="preserve"> </w:t>
+      </w:r>
+      <w:r>
+        <w:rPr>
+          <w:rFonts w:eastAsia="맑은 고딕" w:hint="eastAsia"/>
+          <w:lang w:eastAsia="ko-KR"/>
+        </w:rPr>
+        <w:t>사용한</w:t>
+      </w:r>
+      <w:r>
+        <w:rPr>
+          <w:rFonts w:eastAsia="맑은 고딕" w:hint="eastAsia"/>
+          <w:lang w:eastAsia="ko-KR"/>
+        </w:rPr>
+        <w:t xml:space="preserve"> </w:t>
+      </w:r>
+      <w:r>
+        <w:rPr>
+          <w:rFonts w:eastAsia="맑은 고딕" w:hint="eastAsia"/>
+          <w:lang w:eastAsia="ko-KR"/>
+        </w:rPr>
+        <w:t>요청은</w:t>
+      </w:r>
+      <w:r>
+        <w:rPr>
+          <w:rFonts w:eastAsia="맑은 고딕" w:hint="eastAsia"/>
+          <w:lang w:eastAsia="ko-KR"/>
+        </w:rPr>
+        <w:t xml:space="preserve"> </w:t>
+      </w:r>
+      <w:r>
+        <w:rPr>
+          <w:rFonts w:eastAsia="맑은 고딕" w:hint="eastAsia"/>
+          <w:lang w:eastAsia="ko-KR"/>
+        </w:rPr>
+        <w:t>거부한다</w:t>
+      </w:r>
+      <w:r>
+        <w:rPr>
+          <w:rFonts w:eastAsia="맑은 고딕" w:hint="eastAsia"/>
+          <w:lang w:eastAsia="ko-KR"/>
+        </w:rPr>
+        <w:t xml:space="preserve">. </w:t>
+      </w:r>
+    </w:p>
+    <w:p>
+      <w:pPr>
+        <w:pStyle w:val="21"/>
+        <w:rPr>
+          <w:lang w:eastAsia="ko-KR"/>
+        </w:rPr>
+      </w:pPr>
+      <w:r>
+        <w:rPr>
+          <w:lang w:eastAsia="ko-KR"/>
+        </w:rPr>
+        <w:t xml:space="preserve">3 4 </w:t>
+      </w:r>
+      <w:r>
+        <w:rPr>
+          <w:lang w:eastAsia="ko-KR"/>
+        </w:rPr>
+        <w:t>작성자</w:t>
+      </w:r>
+      <w:r>
+        <w:rPr>
+          <w:lang w:eastAsia="ko-KR"/>
+        </w:rPr>
+        <w:t xml:space="preserve"> </w:t>
+      </w:r>
+      <w:r>
+        <w:rPr>
+          <w:lang w:eastAsia="ko-KR"/>
+        </w:rPr>
+        <w:t>권한</w:t>
+      </w:r>
+      <w:r>
+        <w:rPr>
+          <w:lang w:eastAsia="ko-KR"/>
+        </w:rPr>
+        <w:t xml:space="preserve"> </w:t>
+      </w:r>
+      <w:r>
+        <w:rPr>
+          <w:lang w:eastAsia="ko-KR"/>
+        </w:rPr>
+        <w:t>검사</w:t>
+      </w:r>
+    </w:p>
+    <w:p>
+      <w:pPr>
+        <w:spacing w:after="160"/>
+        <w:rPr>
+          <w:rFonts w:eastAsia="맑은 고딕" w:hint="eastAsia"/>
+          <w:lang w:eastAsia="ko-KR"/>
+        </w:rPr>
+      </w:pPr>
+      <w:r>
+        <w:rPr>
+          <w:lang w:eastAsia="ko-KR"/>
+        </w:rPr>
+        <w:t xml:space="preserve">파일 / 함수: </w:t>
+      </w:r>
+      <w:r>
+        <w:rPr>
+          <w:rFonts w:eastAsia="맑은 고딕" w:hint="eastAsia"/>
+          <w:lang w:eastAsia="ko-KR"/>
+        </w:rPr>
+        <w:t>AuthService.java / assertOwner()</w:t>
+      </w:r>
+    </w:p>
+    <w:p>
+      <w:pPr>
+        <w:pStyle w:val="31"/>
+        <w:rPr>
+          <w:rFonts w:eastAsia="맑은 고딕"/>
+          <w:lang w:eastAsia="ko-KR"/>
+        </w:rPr>
+      </w:pPr>
+      <w:r>
+        <w:rPr>
+          <w:lang w:eastAsia="ko-KR"/>
+        </w:rPr>
+        <w:t>코드</w:t>
+      </w:r>
+      <w:r>
+        <w:rPr>
+          <w:lang w:eastAsia="ko-KR"/>
+        </w:rPr>
+        <w:t xml:space="preserve"> </w:t>
+      </w:r>
+      <w:r>
+        <w:rPr>
+          <w:lang w:eastAsia="ko-KR"/>
+        </w:rPr>
+        <w:t>발췌</w:t>
+      </w:r>
+    </w:p>
+    <w:p>
+      <w:pPr>
+        <w:rPr>
+          <w:rFonts w:eastAsia="맑은 고딕"/>
+          <w:lang w:eastAsia="ko-KR"/>
+        </w:rPr>
+      </w:pPr>
+      <w:r>
+        <w:rPr>
+          <w:rFonts w:eastAsia="맑은 고딕"/>
+          <w:lang w:eastAsia="ko-KR"/>
+        </w:rPr>
+        <w:t>  public void assertOwner(long userId, long authorId) {</w:t>
+      </w:r>
+    </w:p>
+    <w:p>
+      <w:pPr>
+        <w:rPr>
+          <w:rFonts w:eastAsia="맑은 고딕"/>
+          <w:lang w:eastAsia="ko-KR"/>
+        </w:rPr>
+      </w:pPr>
+      <w:r>
+        <w:rPr>
+          <w:rFonts w:eastAsia="맑은 고딕"/>
+          <w:lang w:eastAsia="ko-KR"/>
+        </w:rPr>
+        <w:t xml:space="preserve">    // TODO BE-03: </w:t>
+      </w:r>
+      <w:r>
+        <w:rPr>
+          <w:rFonts w:eastAsia="맑은 고딕"/>
+          <w:lang w:eastAsia="ko-KR"/>
+        </w:rPr>
+        <w:t>다른</w:t>
+      </w:r>
+      <w:r>
+        <w:rPr>
+          <w:rFonts w:eastAsia="맑은 고딕"/>
+          <w:lang w:eastAsia="ko-KR"/>
+        </w:rPr>
+        <w:t xml:space="preserve"> </w:t>
+      </w:r>
+      <w:r>
+        <w:rPr>
+          <w:rFonts w:eastAsia="맑은 고딕"/>
+          <w:lang w:eastAsia="ko-KR"/>
+        </w:rPr>
+        <w:t>작성자이면</w:t>
+      </w:r>
+      <w:r>
+        <w:rPr>
+          <w:rFonts w:eastAsia="맑은 고딕"/>
+          <w:lang w:eastAsia="ko-KR"/>
+        </w:rPr>
+        <w:t xml:space="preserve"> 403 FORBIDDEN. </w:t>
+      </w:r>
+      <w:r>
+        <w:rPr>
+          <w:rFonts w:eastAsia="맑은 고딕"/>
+          <w:lang w:eastAsia="ko-KR"/>
+        </w:rPr>
+        <w:t>현재는</w:t>
+      </w:r>
+      <w:r>
+        <w:rPr>
+          <w:rFonts w:eastAsia="맑은 고딕"/>
+          <w:lang w:eastAsia="ko-KR"/>
+        </w:rPr>
+        <w:t xml:space="preserve"> </w:t>
+      </w:r>
+      <w:r>
+        <w:rPr>
+          <w:rFonts w:eastAsia="맑은 고딕"/>
+          <w:lang w:eastAsia="ko-KR"/>
+        </w:rPr>
+        <w:t>검사하지</w:t>
+      </w:r>
+      <w:r>
+        <w:rPr>
+          <w:rFonts w:eastAsia="맑은 고딕"/>
+          <w:lang w:eastAsia="ko-KR"/>
+        </w:rPr>
+        <w:t xml:space="preserve"> </w:t>
+      </w:r>
+      <w:r>
+        <w:rPr>
+          <w:rFonts w:eastAsia="맑은 고딕"/>
+          <w:lang w:eastAsia="ko-KR"/>
+        </w:rPr>
+        <w:t>않습니다</w:t>
+      </w:r>
+      <w:r>
+        <w:rPr>
+          <w:rFonts w:eastAsia="맑은 고딕"/>
+          <w:lang w:eastAsia="ko-KR"/>
+        </w:rPr>
+        <w:t>.</w:t>
+      </w:r>
+    </w:p>
+    <w:p>
+      <w:pPr>
+        <w:rPr>
+          <w:rFonts w:eastAsia="맑은 고딕"/>
+          <w:lang w:eastAsia="ko-KR"/>
+        </w:rPr>
+      </w:pPr>
+      <w:r>
+        <w:rPr>
+          <w:rFonts w:eastAsia="맑은 고딕"/>
+          <w:lang w:eastAsia="ko-KR"/>
+        </w:rPr>
+        <w:t>    if(userId != authorId) throw new ApiError( 403, "FORBIDDEN", "</w:t>
+      </w:r>
+      <w:r>
+        <w:rPr>
+          <w:rFonts w:eastAsia="맑은 고딕"/>
+          <w:lang w:eastAsia="ko-KR"/>
+        </w:rPr>
+        <w:t>인증한</w:t>
+      </w:r>
+      <w:r>
+        <w:rPr>
+          <w:rFonts w:eastAsia="맑은 고딕"/>
+          <w:lang w:eastAsia="ko-KR"/>
+        </w:rPr>
+        <w:t xml:space="preserve"> </w:t>
+      </w:r>
+      <w:r>
+        <w:rPr>
+          <w:rFonts w:eastAsia="맑은 고딕"/>
+          <w:lang w:eastAsia="ko-KR"/>
+        </w:rPr>
+        <w:t>사용자가</w:t>
+      </w:r>
+      <w:r>
+        <w:rPr>
+          <w:rFonts w:eastAsia="맑은 고딕"/>
+          <w:lang w:eastAsia="ko-KR"/>
+        </w:rPr>
+        <w:t xml:space="preserve"> </w:t>
+      </w:r>
+      <w:r>
+        <w:rPr>
+          <w:rFonts w:eastAsia="맑은 고딕"/>
+          <w:lang w:eastAsia="ko-KR"/>
+        </w:rPr>
+        <w:t>다른</w:t>
+      </w:r>
+      <w:r>
+        <w:rPr>
+          <w:rFonts w:eastAsia="맑은 고딕"/>
+          <w:lang w:eastAsia="ko-KR"/>
+        </w:rPr>
+        <w:t xml:space="preserve"> </w:t>
+      </w:r>
+      <w:r>
+        <w:rPr>
+          <w:rFonts w:eastAsia="맑은 고딕"/>
+          <w:lang w:eastAsia="ko-KR"/>
+        </w:rPr>
+        <w:t>사람</w:t>
+      </w:r>
+      <w:r>
+        <w:rPr>
+          <w:rFonts w:eastAsia="맑은 고딕"/>
+          <w:lang w:eastAsia="ko-KR"/>
+        </w:rPr>
+        <w:t xml:space="preserve"> </w:t>
+      </w:r>
+      <w:r>
+        <w:rPr>
+          <w:rFonts w:eastAsia="맑은 고딕"/>
+          <w:lang w:eastAsia="ko-KR"/>
+        </w:rPr>
+        <w:t>글을</w:t>
+      </w:r>
+      <w:r>
+        <w:rPr>
+          <w:rFonts w:eastAsia="맑은 고딕"/>
+          <w:lang w:eastAsia="ko-KR"/>
+        </w:rPr>
+        <w:t xml:space="preserve"> </w:t>
+      </w:r>
+      <w:r>
+        <w:rPr>
+          <w:rFonts w:eastAsia="맑은 고딕"/>
+          <w:lang w:eastAsia="ko-KR"/>
+        </w:rPr>
+        <w:t>변경</w:t>
+      </w:r>
+      <w:r>
+        <w:rPr>
+          <w:rFonts w:eastAsia="맑은 고딕"/>
+          <w:lang w:eastAsia="ko-KR"/>
+        </w:rPr>
+        <w:t>");</w:t>
+      </w:r>
+    </w:p>
+    <w:p>
+      <w:pPr>
+        <w:rPr>
+          <w:rFonts w:eastAsia="맑은 고딕"/>
+          <w:lang w:eastAsia="ko-KR"/>
+        </w:rPr>
+      </w:pPr>
+      <w:r>
+        <w:rPr>
+          <w:rFonts w:eastAsia="맑은 고딕"/>
+          <w:lang w:eastAsia="ko-KR"/>
+        </w:rPr>
+        <w:t>  }</w:t>
+      </w:r>
+    </w:p>
+    <w:p>
+      <w:pPr>
+        <w:rPr>
+          <w:rFonts w:eastAsia="맑은 고딕"/>
+          <w:lang w:eastAsia="ko-KR"/>
+        </w:rPr>
+      </w:pPr>
+      <w:r>
+        <w:rPr>
+          <w:rFonts w:eastAsia="맑은 고딕"/>
+          <w:lang w:eastAsia="ko-KR"/>
+        </w:rPr>
+        <w:t>}</w:t>
+      </w:r>
+    </w:p>
+    <w:p>
+      <w:pPr>
+        <w:rPr>
+          <w:rFonts w:eastAsia="맑은 고딕" w:hint="eastAsia"/>
+          <w:lang w:eastAsia="ko-KR"/>
+        </w:rPr>
+      </w:pPr>
+    </w:p>
+    <w:p>
+      <w:pPr>
+        <w:pStyle w:val="31"/>
+        <w:rPr>
+          <w:lang w:eastAsia="ko-KR"/>
+        </w:rPr>
+      </w:pPr>
+      <w:r>
+        <w:rPr>
+          <w:rFonts w:ascii="맑은 고딕" w:eastAsia="맑은 고딕" w:hAnsi="맑은 고딕" w:cs="맑은 고딕" w:hint="eastAsia"/>
+          <w:lang w:eastAsia="ko-KR"/>
+        </w:rPr>
+        <w:t>동작과</w:t>
+      </w:r>
+      <w:r>
+        <w:rPr>
+          <w:lang w:eastAsia="ko-KR"/>
+        </w:rPr>
+        <w:t xml:space="preserve"> </w:t>
+      </w:r>
+      <w:r>
+        <w:rPr>
+          <w:rFonts w:ascii="맑은 고딕" w:eastAsia="맑은 고딕" w:hAnsi="맑은 고딕" w:cs="맑은 고딕" w:hint="eastAsia"/>
+          <w:lang w:eastAsia="ko-KR"/>
+        </w:rPr>
+        <w:t>응답</w:t>
+      </w:r>
+      <w:r>
+        <w:rPr>
+          <w:lang w:eastAsia="ko-KR"/>
+        </w:rPr>
+        <w:t xml:space="preserve"> </w:t>
+      </w:r>
+      <w:r>
+        <w:rPr>
+          <w:rFonts w:ascii="맑은 고딕" w:eastAsia="맑은 고딕" w:hAnsi="맑은 고딕" w:cs="맑은 고딕" w:hint="eastAsia"/>
+          <w:lang w:eastAsia="ko-KR"/>
+        </w:rPr>
+        <w:t>코드</w:t>
+      </w:r>
+      <w:r>
+        <w:rPr>
+          <w:lang w:eastAsia="ko-KR"/>
+        </w:rPr>
+        <w:t xml:space="preserve"> </w:t>
+      </w:r>
+      <w:r>
+        <w:rPr>
+          <w:rFonts w:ascii="맑은 고딕" w:eastAsia="맑은 고딕" w:hAnsi="맑은 고딕" w:cs="맑은 고딕" w:hint="eastAsia"/>
+          <w:lang w:eastAsia="ko-KR"/>
+        </w:rPr>
+        <w:t>설명</w:t>
+      </w:r>
+    </w:p>
+    <w:p>
+      <w:pPr>
+        <w:rPr>
+          <w:rFonts w:ascii="맑은 고딕" w:eastAsia="맑은 고딕" w:hAnsi="맑은 고딕" w:cs="맑은 고딕"/>
+          <w:lang w:eastAsia="ko-KR"/>
+        </w:rPr>
+      </w:pPr>
+      <w:r>
+        <w:rPr>
+          <w:rFonts w:ascii="맑은 고딕" w:eastAsia="맑은 고딕" w:hAnsi="맑은 고딕" w:cs="맑은 고딕" w:hint="eastAsia"/>
+          <w:lang w:eastAsia="ko-KR"/>
+        </w:rPr>
+        <w:t>assertOwner()는 JWT 검증을 통해 확인한 현재 사용자 ID인 userID와 게시글에 저장된 작성자의 ID인 authorID를 비교한다. 두 ID가 다르면 다른 사용자가 작성한 글을 조작하려는 것으로 판단해 403 FORBIDDEN 오류를 발생시킨다. 두 ID가 같으면 오류를 발생시키지 않고 다음 작업을 진행한다.</w:t>
+      </w:r>
+    </w:p>
+    <w:p>
+      <w:pPr>
+        <w:rPr>
+          <w:rFonts w:eastAsia="맑은 고딕"/>
+          <w:lang w:eastAsia="ko-KR"/>
+        </w:rPr>
+      </w:pPr>
+      <w:r>
+        <w:rPr>
+          <w:lang w:eastAsia="ko-KR"/>
+        </w:rPr>
+        <w:t>401 Unauthorized</w:t>
+      </w:r>
+      <w:r>
+        <w:rPr>
+          <w:rFonts w:ascii="맑은 고딕" w:eastAsia="맑은 고딕" w:hAnsi="맑은 고딕" w:cs="맑은 고딕" w:hint="eastAsia"/>
+          <w:lang w:eastAsia="ko-KR"/>
+        </w:rPr>
+        <w:t>는</w:t>
+      </w:r>
+      <w:r>
+        <w:rPr>
+          <w:lang w:eastAsia="ko-KR"/>
+        </w:rPr>
+        <w:t xml:space="preserve"> </w:t>
+      </w:r>
+      <w:r>
+        <w:rPr>
+          <w:rFonts w:ascii="맑은 고딕" w:eastAsia="맑은 고딕" w:hAnsi="맑은 고딕" w:cs="맑은 고딕" w:hint="eastAsia"/>
+          <w:lang w:eastAsia="ko-KR"/>
+        </w:rPr>
+        <w:t>토큰이</w:t>
+      </w:r>
+      <w:r>
+        <w:rPr>
+          <w:lang w:eastAsia="ko-KR"/>
+        </w:rPr>
+        <w:t xml:space="preserve"> </w:t>
+      </w:r>
+      <w:r>
+        <w:rPr>
+          <w:rFonts w:ascii="맑은 고딕" w:eastAsia="맑은 고딕" w:hAnsi="맑은 고딕" w:cs="맑은 고딕" w:hint="eastAsia"/>
+          <w:lang w:eastAsia="ko-KR"/>
+        </w:rPr>
+        <w:t>없거나</w:t>
+      </w:r>
+      <w:r>
+        <w:rPr>
+          <w:lang w:eastAsia="ko-KR"/>
+        </w:rPr>
+        <w:t xml:space="preserve"> </w:t>
+      </w:r>
+      <w:r>
+        <w:rPr>
+          <w:rFonts w:ascii="맑은 고딕" w:eastAsia="맑은 고딕" w:hAnsi="맑은 고딕" w:cs="맑은 고딕" w:hint="eastAsia"/>
+          <w:lang w:eastAsia="ko-KR"/>
+        </w:rPr>
+        <w:t>유효하지</w:t>
+      </w:r>
+      <w:r>
+        <w:rPr>
+          <w:lang w:eastAsia="ko-KR"/>
+        </w:rPr>
+        <w:t xml:space="preserve"> </w:t>
+      </w:r>
+      <w:r>
+        <w:rPr>
+          <w:rFonts w:ascii="맑은 고딕" w:eastAsia="맑은 고딕" w:hAnsi="맑은 고딕" w:cs="맑은 고딕" w:hint="eastAsia"/>
+          <w:lang w:eastAsia="ko-KR"/>
+        </w:rPr>
+        <w:t>않아</w:t>
+      </w:r>
+      <w:r>
+        <w:rPr>
+          <w:lang w:eastAsia="ko-KR"/>
+        </w:rPr>
+        <w:t xml:space="preserve"> </w:t>
+      </w:r>
+      <w:r>
+        <w:rPr>
+          <w:rFonts w:ascii="맑은 고딕" w:eastAsia="맑은 고딕" w:hAnsi="맑은 고딕" w:cs="맑은 고딕" w:hint="eastAsia"/>
+          <w:lang w:eastAsia="ko-KR"/>
+        </w:rPr>
+        <w:t>사용자를</w:t>
+      </w:r>
+      <w:r>
+        <w:rPr>
+          <w:lang w:eastAsia="ko-KR"/>
+        </w:rPr>
+        <w:t xml:space="preserve"> </w:t>
+      </w:r>
+      <w:r>
+        <w:rPr>
+          <w:rFonts w:ascii="맑은 고딕" w:eastAsia="맑은 고딕" w:hAnsi="맑은 고딕" w:cs="맑은 고딕" w:hint="eastAsia"/>
+          <w:lang w:eastAsia="ko-KR"/>
+        </w:rPr>
+        <w:t>인증할</w:t>
+      </w:r>
+      <w:r>
+        <w:rPr>
+          <w:lang w:eastAsia="ko-KR"/>
+        </w:rPr>
+        <w:t xml:space="preserve"> </w:t>
+      </w:r>
+      <w:r>
+        <w:rPr>
+          <w:rFonts w:ascii="맑은 고딕" w:eastAsia="맑은 고딕" w:hAnsi="맑은 고딕" w:cs="맑은 고딕" w:hint="eastAsia"/>
+          <w:lang w:eastAsia="ko-KR"/>
+        </w:rPr>
+        <w:t>수</w:t>
+      </w:r>
+      <w:r>
+        <w:rPr>
+          <w:lang w:eastAsia="ko-KR"/>
+        </w:rPr>
+        <w:t xml:space="preserve"> </w:t>
+      </w:r>
+      <w:r>
+        <w:rPr>
+          <w:rFonts w:ascii="맑은 고딕" w:eastAsia="맑은 고딕" w:hAnsi="맑은 고딕" w:cs="맑은 고딕" w:hint="eastAsia"/>
+          <w:lang w:eastAsia="ko-KR"/>
+        </w:rPr>
+        <w:t>없는</w:t>
+      </w:r>
+      <w:r>
+        <w:rPr>
+          <w:lang w:eastAsia="ko-KR"/>
+        </w:rPr>
+        <w:t xml:space="preserve"> </w:t>
+      </w:r>
+      <w:r>
+        <w:rPr>
+          <w:rFonts w:ascii="맑은 고딕" w:eastAsia="맑은 고딕" w:hAnsi="맑은 고딕" w:cs="맑은 고딕" w:hint="eastAsia"/>
+          <w:lang w:eastAsia="ko-KR"/>
+        </w:rPr>
+        <w:t>경우에</w:t>
+      </w:r>
+      <w:r>
+        <w:rPr>
+          <w:lang w:eastAsia="ko-KR"/>
+        </w:rPr>
+        <w:t xml:space="preserve"> </w:t>
+      </w:r>
+      <w:r>
+        <w:rPr>
+          <w:rFonts w:ascii="맑은 고딕" w:eastAsia="맑은 고딕" w:hAnsi="맑은 고딕" w:cs="맑은 고딕" w:hint="eastAsia"/>
+          <w:lang w:eastAsia="ko-KR"/>
+        </w:rPr>
+        <w:t>발생한다</w:t>
+      </w:r>
+      <w:r>
+        <w:rPr>
+          <w:lang w:eastAsia="ko-KR"/>
+        </w:rPr>
+        <w:t xml:space="preserve">. </w:t>
+      </w:r>
+      <w:r>
+        <w:rPr>
+          <w:rFonts w:ascii="맑은 고딕" w:eastAsia="맑은 고딕" w:hAnsi="맑은 고딕" w:cs="맑은 고딕" w:hint="eastAsia"/>
+          <w:lang w:eastAsia="ko-KR"/>
+        </w:rPr>
+        <w:t>반면</w:t>
+      </w:r>
+      <w:r>
+        <w:rPr>
+          <w:lang w:eastAsia="ko-KR"/>
+        </w:rPr>
+        <w:t xml:space="preserve"> 403 Forbidden</w:t>
+      </w:r>
+      <w:r>
+        <w:rPr>
+          <w:rFonts w:ascii="맑은 고딕" w:eastAsia="맑은 고딕" w:hAnsi="맑은 고딕" w:cs="맑은 고딕" w:hint="eastAsia"/>
+          <w:lang w:eastAsia="ko-KR"/>
+        </w:rPr>
+        <w:t>은</w:t>
+      </w:r>
+      <w:r>
+        <w:rPr>
+          <w:lang w:eastAsia="ko-KR"/>
+        </w:rPr>
+        <w:t xml:space="preserve"> </w:t>
+      </w:r>
+      <w:r>
+        <w:rPr>
+          <w:rFonts w:ascii="맑은 고딕" w:eastAsia="맑은 고딕" w:hAnsi="맑은 고딕" w:cs="맑은 고딕" w:hint="eastAsia"/>
+          <w:lang w:eastAsia="ko-KR"/>
+        </w:rPr>
+        <w:t>사용자가</w:t>
+      </w:r>
+      <w:r>
+        <w:rPr>
+          <w:lang w:eastAsia="ko-KR"/>
+        </w:rPr>
+        <w:t xml:space="preserve"> </w:t>
+      </w:r>
+      <w:r>
+        <w:rPr>
+          <w:rFonts w:ascii="맑은 고딕" w:eastAsia="맑은 고딕" w:hAnsi="맑은 고딕" w:cs="맑은 고딕" w:hint="eastAsia"/>
+          <w:lang w:eastAsia="ko-KR"/>
+        </w:rPr>
+        <w:t>정상적으로</w:t>
+      </w:r>
+      <w:r>
+        <w:rPr>
+          <w:lang w:eastAsia="ko-KR"/>
+        </w:rPr>
+        <w:t xml:space="preserve"> </w:t>
+      </w:r>
+      <w:r>
+        <w:rPr>
+          <w:rFonts w:ascii="맑은 고딕" w:eastAsia="맑은 고딕" w:hAnsi="맑은 고딕" w:cs="맑은 고딕" w:hint="eastAsia"/>
+          <w:lang w:eastAsia="ko-KR"/>
+        </w:rPr>
+        <w:t>인증되었지만</w:t>
+      </w:r>
+      <w:r>
+        <w:rPr>
+          <w:lang w:eastAsia="ko-KR"/>
+        </w:rPr>
+        <w:t xml:space="preserve"> </w:t>
+      </w:r>
+      <w:r>
+        <w:rPr>
+          <w:rFonts w:ascii="맑은 고딕" w:eastAsia="맑은 고딕" w:hAnsi="맑은 고딕" w:cs="맑은 고딕" w:hint="eastAsia"/>
+          <w:lang w:eastAsia="ko-KR"/>
+        </w:rPr>
+        <w:t>해당</w:t>
+      </w:r>
+      <w:r>
+        <w:rPr>
+          <w:lang w:eastAsia="ko-KR"/>
+        </w:rPr>
+        <w:t xml:space="preserve"> </w:t>
+      </w:r>
+      <w:r>
+        <w:rPr>
+          <w:rFonts w:ascii="맑은 고딕" w:eastAsia="맑은 고딕" w:hAnsi="맑은 고딕" w:cs="맑은 고딕" w:hint="eastAsia"/>
+          <w:lang w:eastAsia="ko-KR"/>
+        </w:rPr>
+        <w:t>게시글을</w:t>
+      </w:r>
+      <w:r>
+        <w:rPr>
+          <w:lang w:eastAsia="ko-KR"/>
+        </w:rPr>
+        <w:t xml:space="preserve"> </w:t>
+      </w:r>
+      <w:r>
+        <w:rPr>
+          <w:rFonts w:ascii="맑은 고딕" w:eastAsia="맑은 고딕" w:hAnsi="맑은 고딕" w:cs="맑은 고딕" w:hint="eastAsia"/>
+          <w:lang w:eastAsia="ko-KR"/>
+        </w:rPr>
+        <w:t>수정하거나</w:t>
+      </w:r>
+      <w:r>
+        <w:rPr>
+          <w:lang w:eastAsia="ko-KR"/>
+        </w:rPr>
+        <w:t xml:space="preserve"> </w:t>
+      </w:r>
+      <w:r>
+        <w:rPr>
+          <w:rFonts w:ascii="맑은 고딕" w:eastAsia="맑은 고딕" w:hAnsi="맑은 고딕" w:cs="맑은 고딕" w:hint="eastAsia"/>
+          <w:lang w:eastAsia="ko-KR"/>
+        </w:rPr>
+        <w:t>삭제할</w:t>
+      </w:r>
+      <w:r>
+        <w:rPr>
+          <w:lang w:eastAsia="ko-KR"/>
+        </w:rPr>
+        <w:t xml:space="preserve"> </w:t>
+      </w:r>
+      <w:r>
+        <w:rPr>
+          <w:rFonts w:ascii="맑은 고딕" w:eastAsia="맑은 고딕" w:hAnsi="맑은 고딕" w:cs="맑은 고딕" w:hint="eastAsia"/>
+          <w:lang w:eastAsia="ko-KR"/>
+        </w:rPr>
+        <w:t>권한이</w:t>
+      </w:r>
+      <w:r>
+        <w:rPr>
+          <w:lang w:eastAsia="ko-KR"/>
+        </w:rPr>
+        <w:t xml:space="preserve"> </w:t>
+      </w:r>
+      <w:r>
+        <w:rPr>
+          <w:rFonts w:ascii="맑은 고딕" w:eastAsia="맑은 고딕" w:hAnsi="맑은 고딕" w:cs="맑은 고딕" w:hint="eastAsia"/>
+          <w:lang w:eastAsia="ko-KR"/>
+        </w:rPr>
+        <w:t>없는</w:t>
+      </w:r>
+      <w:r>
+        <w:rPr>
+          <w:lang w:eastAsia="ko-KR"/>
+        </w:rPr>
+        <w:t xml:space="preserve"> </w:t>
+      </w:r>
+      <w:r>
+        <w:rPr>
+          <w:rFonts w:ascii="맑은 고딕" w:eastAsia="맑은 고딕" w:hAnsi="맑은 고딕" w:cs="맑은 고딕" w:hint="eastAsia"/>
+          <w:lang w:eastAsia="ko-KR"/>
+        </w:rPr>
+        <w:t>경우에</w:t>
+      </w:r>
+      <w:r>
+        <w:rPr>
+          <w:lang w:eastAsia="ko-KR"/>
+        </w:rPr>
+        <w:t xml:space="preserve"> </w:t>
+      </w:r>
+      <w:r>
+        <w:rPr>
+          <w:rFonts w:ascii="맑은 고딕" w:eastAsia="맑은 고딕" w:hAnsi="맑은 고딕" w:cs="맑은 고딕" w:hint="eastAsia"/>
+          <w:lang w:eastAsia="ko-KR"/>
+        </w:rPr>
+        <w:t>발생한다</w:t>
+      </w:r>
+      <w:r>
+        <w:rPr>
+          <w:lang w:eastAsia="ko-KR"/>
+        </w:rPr>
+        <w:t>.</w:t>
+      </w:r>
+    </w:p>
+    <w:p>
+      <w:pPr>
+        <w:rPr>
+          <w:rFonts w:eastAsia="맑은 고딕"/>
+          <w:lang w:eastAsia="ko-KR"/>
+        </w:rPr>
+      </w:pPr>
+      <w:r>
+        <w:rPr>
+          <w:rFonts w:eastAsia="맑은 고딕"/>
+          <w:lang w:eastAsia="ko-KR"/>
+        </w:rPr>
+        <w:t>작성자</w:t>
+      </w:r>
+      <w:r>
+        <w:rPr>
+          <w:rFonts w:eastAsia="맑은 고딕" w:hint="eastAsia"/>
+          <w:lang w:eastAsia="ko-KR"/>
+        </w:rPr>
+        <w:t xml:space="preserve"> </w:t>
+      </w:r>
+      <w:r>
+        <w:rPr>
+          <w:rFonts w:eastAsia="맑은 고딕"/>
+          <w:lang w:eastAsia="ko-KR"/>
+        </w:rPr>
+        <w:t>위조를</w:t>
+      </w:r>
+      <w:r>
+        <w:rPr>
+          <w:rFonts w:eastAsia="맑은 고딕" w:hint="eastAsia"/>
+          <w:lang w:eastAsia="ko-KR"/>
+        </w:rPr>
+        <w:t xml:space="preserve"> </w:t>
+      </w:r>
+      <w:r>
+        <w:rPr>
+          <w:rFonts w:eastAsia="맑은 고딕"/>
+          <w:lang w:eastAsia="ko-KR"/>
+        </w:rPr>
+        <w:t>방지하려면</w:t>
+      </w:r>
+      <w:r>
+        <w:rPr>
+          <w:rFonts w:eastAsia="맑은 고딕" w:hint="eastAsia"/>
+          <w:lang w:eastAsia="ko-KR"/>
+        </w:rPr>
+        <w:t xml:space="preserve"> </w:t>
+      </w:r>
+      <w:r>
+        <w:rPr>
+          <w:rFonts w:eastAsia="맑은 고딕"/>
+          <w:lang w:eastAsia="ko-KR"/>
+        </w:rPr>
+        <w:t>요청</w:t>
+      </w:r>
+      <w:r>
+        <w:rPr>
+          <w:rFonts w:eastAsia="맑은 고딕" w:hint="eastAsia"/>
+          <w:lang w:eastAsia="ko-KR"/>
+        </w:rPr>
+        <w:t xml:space="preserve"> </w:t>
+      </w:r>
+      <w:r>
+        <w:rPr>
+          <w:rFonts w:eastAsia="맑은 고딕"/>
+          <w:lang w:eastAsia="ko-KR"/>
+        </w:rPr>
+        <w:t>본문에</w:t>
+      </w:r>
+      <w:r>
+        <w:rPr>
+          <w:rFonts w:eastAsia="맑은 고딕" w:hint="eastAsia"/>
+          <w:lang w:eastAsia="ko-KR"/>
+        </w:rPr>
+        <w:t xml:space="preserve"> </w:t>
+      </w:r>
+      <w:r>
+        <w:rPr>
+          <w:rFonts w:eastAsia="맑은 고딕"/>
+          <w:lang w:eastAsia="ko-KR"/>
+        </w:rPr>
+        <w:t>포함된</w:t>
+      </w:r>
+      <w:r>
+        <w:rPr>
+          <w:rFonts w:eastAsia="맑은 고딕" w:hint="eastAsia"/>
+          <w:lang w:eastAsia="ko-KR"/>
+        </w:rPr>
+        <w:t xml:space="preserve"> authorId</w:t>
+      </w:r>
+      <w:r>
+        <w:rPr>
+          <w:rFonts w:eastAsia="맑은 고딕" w:hint="eastAsia"/>
+          <w:lang w:eastAsia="ko-KR"/>
+        </w:rPr>
+        <w:t>를</w:t>
+      </w:r>
+      <w:r>
+        <w:rPr>
+          <w:rFonts w:eastAsia="맑은 고딕" w:hint="eastAsia"/>
+          <w:lang w:eastAsia="ko-KR"/>
+        </w:rPr>
+        <w:t xml:space="preserve"> </w:t>
+      </w:r>
+      <w:r>
+        <w:rPr>
+          <w:rFonts w:eastAsia="맑은 고딕" w:hint="eastAsia"/>
+          <w:lang w:eastAsia="ko-KR"/>
+        </w:rPr>
+        <w:t>그대로</w:t>
+      </w:r>
+      <w:r>
+        <w:rPr>
+          <w:rFonts w:eastAsia="맑은 고딕" w:hint="eastAsia"/>
+          <w:lang w:eastAsia="ko-KR"/>
+        </w:rPr>
+        <w:t xml:space="preserve"> </w:t>
+      </w:r>
+      <w:r>
+        <w:rPr>
+          <w:rFonts w:eastAsia="맑은 고딕" w:hint="eastAsia"/>
+          <w:lang w:eastAsia="ko-KR"/>
+        </w:rPr>
+        <w:t>신뢰하는</w:t>
+      </w:r>
+      <w:r>
+        <w:rPr>
+          <w:rFonts w:eastAsia="맑은 고딕" w:hint="eastAsia"/>
+          <w:lang w:eastAsia="ko-KR"/>
+        </w:rPr>
+        <w:t xml:space="preserve"> </w:t>
+      </w:r>
+      <w:r>
+        <w:rPr>
+          <w:rFonts w:eastAsia="맑은 고딕" w:hint="eastAsia"/>
+          <w:lang w:eastAsia="ko-KR"/>
+        </w:rPr>
+        <w:t>게</w:t>
+      </w:r>
+      <w:r>
+        <w:rPr>
+          <w:rFonts w:eastAsia="맑은 고딕" w:hint="eastAsia"/>
+          <w:lang w:eastAsia="ko-KR"/>
+        </w:rPr>
+        <w:t xml:space="preserve"> </w:t>
+      </w:r>
+      <w:r>
+        <w:rPr>
+          <w:rFonts w:eastAsia="맑은 고딕" w:hint="eastAsia"/>
+          <w:lang w:eastAsia="ko-KR"/>
+        </w:rPr>
+        <w:t>아닌</w:t>
+      </w:r>
+      <w:r>
+        <w:rPr>
+          <w:rFonts w:eastAsia="맑은 고딕" w:hint="eastAsia"/>
+          <w:lang w:eastAsia="ko-KR"/>
+        </w:rPr>
+        <w:t xml:space="preserve">, </w:t>
+      </w:r>
+      <w:r>
+        <w:rPr>
+          <w:rFonts w:eastAsia="맑은 고딕" w:hint="eastAsia"/>
+          <w:lang w:eastAsia="ko-KR"/>
+        </w:rPr>
+        <w:t>서버에서</w:t>
+      </w:r>
+      <w:r>
+        <w:rPr>
+          <w:rFonts w:eastAsia="맑은 고딕" w:hint="eastAsia"/>
+          <w:lang w:eastAsia="ko-KR"/>
+        </w:rPr>
+        <w:t xml:space="preserve"> JWT</w:t>
+      </w:r>
+      <w:r>
+        <w:rPr>
+          <w:rFonts w:eastAsia="맑은 고딕" w:hint="eastAsia"/>
+          <w:lang w:eastAsia="ko-KR"/>
+        </w:rPr>
+        <w:t>를</w:t>
+      </w:r>
+      <w:r>
+        <w:rPr>
+          <w:rFonts w:eastAsia="맑은 고딕" w:hint="eastAsia"/>
+          <w:lang w:eastAsia="ko-KR"/>
+        </w:rPr>
+        <w:t xml:space="preserve"> </w:t>
+      </w:r>
+      <w:r>
+        <w:rPr>
+          <w:rFonts w:eastAsia="맑은 고딕" w:hint="eastAsia"/>
+          <w:lang w:eastAsia="ko-KR"/>
+        </w:rPr>
+        <w:t>검증해</w:t>
+      </w:r>
+      <w:r>
+        <w:rPr>
+          <w:rFonts w:eastAsia="맑은 고딕" w:hint="eastAsia"/>
+          <w:lang w:eastAsia="ko-KR"/>
+        </w:rPr>
+        <w:t xml:space="preserve"> </w:t>
+      </w:r>
+      <w:r>
+        <w:rPr>
+          <w:rFonts w:eastAsia="맑은 고딕" w:hint="eastAsia"/>
+          <w:lang w:eastAsia="ko-KR"/>
+        </w:rPr>
+        <w:t>얻은</w:t>
+      </w:r>
+      <w:r>
+        <w:rPr>
+          <w:rFonts w:eastAsia="맑은 고딕" w:hint="eastAsia"/>
+          <w:lang w:eastAsia="ko-KR"/>
+        </w:rPr>
+        <w:t xml:space="preserve"> </w:t>
+      </w:r>
+      <w:r>
+        <w:rPr>
+          <w:rFonts w:eastAsia="맑은 고딕" w:hint="eastAsia"/>
+          <w:lang w:eastAsia="ko-KR"/>
+        </w:rPr>
+        <w:t>사용자</w:t>
+      </w:r>
+      <w:r>
+        <w:rPr>
+          <w:rFonts w:eastAsia="맑은 고딕" w:hint="eastAsia"/>
+          <w:lang w:eastAsia="ko-KR"/>
+        </w:rPr>
+        <w:t xml:space="preserve"> ID</w:t>
+      </w:r>
+      <w:r>
+        <w:rPr>
+          <w:rFonts w:eastAsia="맑은 고딕" w:hint="eastAsia"/>
+          <w:lang w:eastAsia="ko-KR"/>
+        </w:rPr>
+        <w:t>를</w:t>
+      </w:r>
+      <w:r>
+        <w:rPr>
+          <w:rFonts w:eastAsia="맑은 고딕" w:hint="eastAsia"/>
+          <w:lang w:eastAsia="ko-KR"/>
+        </w:rPr>
+        <w:t xml:space="preserve"> </w:t>
+      </w:r>
+      <w:r>
+        <w:rPr>
+          <w:rFonts w:eastAsia="맑은 고딕" w:hint="eastAsia"/>
+          <w:lang w:eastAsia="ko-KR"/>
+        </w:rPr>
+        <w:t>기준으로</w:t>
+      </w:r>
+      <w:r>
+        <w:rPr>
+          <w:rFonts w:eastAsia="맑은 고딕" w:hint="eastAsia"/>
+          <w:lang w:eastAsia="ko-KR"/>
+        </w:rPr>
+        <w:t xml:space="preserve"> </w:t>
+      </w:r>
+      <w:r>
+        <w:rPr>
+          <w:rFonts w:eastAsia="맑은 고딕" w:hint="eastAsia"/>
+          <w:lang w:eastAsia="ko-KR"/>
+        </w:rPr>
+        <w:t>권한을</w:t>
+      </w:r>
+      <w:r>
+        <w:rPr>
+          <w:rFonts w:eastAsia="맑은 고딕" w:hint="eastAsia"/>
+          <w:lang w:eastAsia="ko-KR"/>
+        </w:rPr>
+        <w:t xml:space="preserve"> </w:t>
+      </w:r>
+      <w:r>
+        <w:rPr>
+          <w:rFonts w:eastAsia="맑은 고딕" w:hint="eastAsia"/>
+          <w:lang w:eastAsia="ko-KR"/>
+        </w:rPr>
+        <w:t>확인하고</w:t>
+      </w:r>
+      <w:r>
+        <w:rPr>
+          <w:rFonts w:eastAsia="맑은 고딕" w:hint="eastAsia"/>
+          <w:lang w:eastAsia="ko-KR"/>
+        </w:rPr>
+        <w:t xml:space="preserve">, </w:t>
+      </w:r>
+      <w:r>
+        <w:rPr>
+          <w:rFonts w:eastAsia="맑은 고딕" w:hint="eastAsia"/>
+          <w:lang w:eastAsia="ko-KR"/>
+        </w:rPr>
+        <w:t>게시글의</w:t>
+      </w:r>
+      <w:r>
+        <w:rPr>
+          <w:rFonts w:eastAsia="맑은 고딕" w:hint="eastAsia"/>
+          <w:lang w:eastAsia="ko-KR"/>
+        </w:rPr>
+        <w:t xml:space="preserve"> </w:t>
+      </w:r>
+      <w:r>
+        <w:rPr>
+          <w:rFonts w:eastAsia="맑은 고딕" w:hint="eastAsia"/>
+          <w:lang w:eastAsia="ko-KR"/>
+        </w:rPr>
+        <w:t>실제</w:t>
+      </w:r>
+      <w:r>
+        <w:rPr>
+          <w:rFonts w:eastAsia="맑은 고딕" w:hint="eastAsia"/>
+          <w:lang w:eastAsia="ko-KR"/>
+        </w:rPr>
+        <w:t xml:space="preserve"> </w:t>
+      </w:r>
+      <w:r>
+        <w:rPr>
+          <w:rFonts w:eastAsia="맑은 고딕" w:hint="eastAsia"/>
+          <w:lang w:eastAsia="ko-KR"/>
+        </w:rPr>
+        <w:t>작성자</w:t>
+      </w:r>
+      <w:r>
+        <w:rPr>
+          <w:rFonts w:eastAsia="맑은 고딕" w:hint="eastAsia"/>
+          <w:lang w:eastAsia="ko-KR"/>
+        </w:rPr>
+        <w:t xml:space="preserve"> ID</w:t>
+      </w:r>
+      <w:r>
+        <w:rPr>
+          <w:rFonts w:eastAsia="맑은 고딕" w:hint="eastAsia"/>
+          <w:lang w:eastAsia="ko-KR"/>
+        </w:rPr>
+        <w:t>와</w:t>
+      </w:r>
+      <w:r>
+        <w:rPr>
+          <w:rFonts w:eastAsia="맑은 고딕" w:hint="eastAsia"/>
+          <w:lang w:eastAsia="ko-KR"/>
+        </w:rPr>
+        <w:t xml:space="preserve"> </w:t>
+      </w:r>
+      <w:r>
+        <w:rPr>
+          <w:rFonts w:eastAsia="맑은 고딕" w:hint="eastAsia"/>
+          <w:lang w:eastAsia="ko-KR"/>
+        </w:rPr>
+        <w:t>비교해야</w:t>
+      </w:r>
+      <w:r>
+        <w:rPr>
+          <w:rFonts w:eastAsia="맑은 고딕" w:hint="eastAsia"/>
+          <w:lang w:eastAsia="ko-KR"/>
+        </w:rPr>
+        <w:t xml:space="preserve"> </w:t>
+      </w:r>
+      <w:r>
+        <w:rPr>
+          <w:rFonts w:eastAsia="맑은 고딕" w:hint="eastAsia"/>
+          <w:lang w:eastAsia="ko-KR"/>
+        </w:rPr>
+        <w:t>한다</w:t>
+      </w:r>
+      <w:r>
+        <w:rPr>
+          <w:rFonts w:eastAsia="맑은 고딕" w:hint="eastAsia"/>
+          <w:lang w:eastAsia="ko-KR"/>
+        </w:rPr>
+        <w:t xml:space="preserve">. </w:t>
+      </w:r>
+    </w:p>
+    <w:p>
+      <w:pPr>
+        <w:rPr>
+          <w:rFonts w:eastAsia="맑은 고딕"/>
+          <w:lang w:eastAsia="ko-KR"/>
+        </w:rPr>
+      </w:pPr>
+    </w:p>
+    <w:p>
+      <w:pPr>
+        <w:rPr>
+          <w:rFonts w:eastAsia="맑은 고딕"/>
+          <w:lang w:eastAsia="ko-KR"/>
+        </w:rPr>
+      </w:pPr>
+    </w:p>
+    <w:p>
+      <w:pPr>
+        <w:rPr>
+          <w:rFonts w:eastAsia="맑은 고딕"/>
+          <w:lang w:eastAsia="ko-KR"/>
+        </w:rPr>
+      </w:pPr>
+    </w:p>
+    <w:p>
+      <w:pPr>
+        <w:rPr>
+          <w:rFonts w:eastAsia="맑은 고딕"/>
+          <w:lang w:eastAsia="ko-KR"/>
+        </w:rPr>
+      </w:pPr>
+    </w:p>
+    <w:p>
+      <w:pPr>
+        <w:rPr>
+          <w:rFonts w:eastAsia="맑은 고딕" w:hint="eastAsia"/>
+          <w:lang w:eastAsia="ko-KR"/>
+        </w:rPr>
+      </w:pPr>
+    </w:p>
+    <w:p>
+      <w:pPr>
+        <w:rPr>
+          <w:rFonts w:eastAsia="맑은 고딕"/>
+          <w:lang w:eastAsia="ko-KR"/>
+        </w:rPr>
+      </w:pPr>
+    </w:p>
+    <w:p>
+      <w:pPr>
+        <w:rPr>
+          <w:rFonts w:eastAsia="맑은 고딕"/>
+          <w:lang w:eastAsia="ko-KR"/>
+        </w:rPr>
+      </w:pPr>
+    </w:p>
+    <w:p>
+      <w:pPr>
+        <w:rPr>
+          <w:rFonts w:eastAsia="맑은 고딕"/>
+          <w:lang w:eastAsia="ko-KR"/>
+        </w:rPr>
+      </w:pPr>
+    </w:p>
+    <w:p>
+      <w:pPr>
+        <w:rPr>
+          <w:rFonts w:eastAsia="맑은 고딕"/>
+          <w:lang w:eastAsia="ko-KR"/>
+        </w:rPr>
+      </w:pPr>
+    </w:p>
+    <w:p>
+      <w:pPr>
+        <w:rPr>
+          <w:rFonts w:eastAsia="맑은 고딕"/>
+          <w:lang w:eastAsia="ko-KR"/>
+        </w:rPr>
+      </w:pPr>
+    </w:p>
+    <w:p>
+      <w:pPr>
+        <w:rPr>
+          <w:rFonts w:eastAsia="맑은 고딕" w:hint="eastAsia"/>
+          <w:lang w:eastAsia="ko-KR"/>
+        </w:rPr>
+      </w:pPr>
+    </w:p>
+    <w:p>
+      <w:pPr>
+        <w:rPr>
+          <w:rFonts w:eastAsia="맑은 고딕" w:hint="eastAsia"/>
+          <w:lang w:eastAsia="ko-KR"/>
+        </w:rPr>
+      </w:pPr>
+    </w:p>
+    <w:p>
+      <w:pPr>
+        <w:rPr>
+          <w:rFonts w:eastAsia="맑은 고딕"/>
+          <w:lang w:eastAsia="ko-KR"/>
+        </w:rPr>
+      </w:pPr>
+      <w:r>
+        <w:rPr>
+          <w:rFonts w:ascii="맑은 고딕" w:eastAsia="맑은 고딕" w:hAnsi="맑은 고딕" w:cs="맑은 고딕" w:hint="eastAsia"/>
+          <w:lang w:eastAsia="ko-KR"/>
+        </w:rPr>
+        <w:lastRenderedPageBreak/>
+        <w:t>웹서비스설계</w:t>
+      </w:r>
+      <w:r>
+        <w:rPr>
+          <w:lang w:eastAsia="ko-KR"/>
+        </w:rPr>
+        <w:t xml:space="preserve">     04</w:t>
+      </w:r>
+    </w:p>
+    <w:p>
+      <w:pPr>
         <w:pStyle w:val="1"/>
         <w:spacing w:before="0"/>
         <w:rPr>
@@ -8075,9 +10735,16 @@
       </w:pPr>
       <w:r>
         <w:rPr>
-          <w:lang w:eastAsia="ko-KR"/>
-        </w:rPr>
-        <w:t>테스트</w:t>
+          <w:rFonts w:ascii="맑은 고딕" w:eastAsia="맑은 고딕" w:hAnsi="맑은 고딕" w:cs="맑은 고딕" w:hint="eastAsia"/>
+          <w:lang w:eastAsia="ko-KR"/>
+        </w:rPr>
+        <w:t>테</w:t>
+      </w:r>
+      <w:r>
+        <w:rPr>
+          <w:lang w:eastAsia="ko-KR"/>
+        </w:rPr>
+        <w:t>스트</w:t>
       </w:r>
       <w:r>
         <w:rPr>
@@ -8094,17 +10761,15 @@
     </w:p>
     <w:p>
       <w:pPr>
-        <w:pStyle w:val="Hint"/>
-        <w:spacing w:after="280"/>
-        <w:rPr>
-          <w:lang w:eastAsia="ko-KR"/>
-        </w:rPr>
-      </w:pPr>
-      <w:r>
-        <w:rPr>
-          <w:lang w:eastAsia="ko-KR"/>
-        </w:rPr>
-        <w:t>T01부터 T17까지 수행하고, 실제 응답과 증거의 위치를 기록하세요.</w:t>
+        <w:rPr>
+          <w:lang w:eastAsia="ko-KR"/>
+        </w:rPr>
+      </w:pPr>
+      <w:r>
+        <w:rPr>
+          <w:lang w:eastAsia="ko-KR"/>
+        </w:rPr>
+        <w:t>실행 환경: [OS / 런타임 버전 / 브라우저 / 실행 명령]</w:t>
       </w:r>
     </w:p>
     <w:p>
@@ -8117,49 +10782,7 @@
         <w:rPr>
           <w:lang w:eastAsia="ko-KR"/>
         </w:rPr>
-        <w:t>실행 환경: [</w:t>
-      </w:r>
-      <w:proofErr w:type="gramStart"/>
-      <w:r>
-        <w:rPr>
-          <w:lang w:eastAsia="ko-KR"/>
-        </w:rPr>
-        <w:t>OS /</w:t>
-      </w:r>
-      <w:proofErr w:type="gramEnd"/>
-      <w:r>
-        <w:rPr>
-          <w:lang w:eastAsia="ko-KR"/>
-        </w:rPr>
-        <w:t xml:space="preserve"> 런타임 </w:t>
-      </w:r>
-      <w:proofErr w:type="gramStart"/>
-      <w:r>
-        <w:rPr>
-          <w:lang w:eastAsia="ko-KR"/>
-        </w:rPr>
-        <w:t>버전 /</w:t>
-      </w:r>
-      <w:proofErr w:type="gramEnd"/>
-      <w:r>
-        <w:rPr>
-          <w:lang w:eastAsia="ko-KR"/>
-        </w:rPr>
-        <w:t xml:space="preserve"> </w:t>
-      </w:r>
-      <w:proofErr w:type="gramStart"/>
-      <w:r>
-        <w:rPr>
-          <w:lang w:eastAsia="ko-KR"/>
-        </w:rPr>
-        <w:t>브라우저 /</w:t>
-      </w:r>
-      <w:proofErr w:type="gramEnd"/>
-      <w:r>
-        <w:rPr>
-          <w:lang w:eastAsia="ko-KR"/>
-        </w:rPr>
-        <w:t xml:space="preserve"> 실행 명령]</w:t>
+        <w:t>로컬 배포 확인: [새 폴더에서 설치한 절차 / 프론트 빌드 결과 / 백엔드 실행 명령 / 4173번 접속 및 API 연결 증거]</w:t>
       </w:r>
     </w:p>
     <w:p>
@@ -8172,63 +10795,7 @@
         <w:rPr>
           <w:lang w:eastAsia="ko-KR"/>
         </w:rPr>
-        <w:t xml:space="preserve">로컬 배포 확인: [새 폴더에서 설치한 </w:t>
-      </w:r>
-      <w:proofErr w:type="gramStart"/>
-      <w:r>
-        <w:rPr>
-          <w:lang w:eastAsia="ko-KR"/>
-        </w:rPr>
-        <w:t>절차 /</w:t>
-      </w:r>
-      <w:proofErr w:type="gramEnd"/>
-      <w:r>
-        <w:rPr>
-          <w:lang w:eastAsia="ko-KR"/>
-        </w:rPr>
-        <w:t xml:space="preserve"> 프론트 빌드 </w:t>
-      </w:r>
-      <w:proofErr w:type="gramStart"/>
-      <w:r>
-        <w:rPr>
-          <w:lang w:eastAsia="ko-KR"/>
-        </w:rPr>
-        <w:t>결과 /</w:t>
-      </w:r>
-      <w:proofErr w:type="gramEnd"/>
-      <w:r>
-        <w:rPr>
-          <w:lang w:eastAsia="ko-KR"/>
-        </w:rPr>
-        <w:t xml:space="preserve"> </w:t>
-      </w:r>
-      <w:proofErr w:type="spellStart"/>
-      <w:r>
-        <w:rPr>
-          <w:lang w:eastAsia="ko-KR"/>
-        </w:rPr>
-        <w:t>백엔드</w:t>
-      </w:r>
-      <w:proofErr w:type="spellEnd"/>
-      <w:r>
-        <w:rPr>
-          <w:lang w:eastAsia="ko-KR"/>
-        </w:rPr>
-        <w:t xml:space="preserve"> 실행 </w:t>
-      </w:r>
-      <w:proofErr w:type="gramStart"/>
-      <w:r>
-        <w:rPr>
-          <w:lang w:eastAsia="ko-KR"/>
-        </w:rPr>
-        <w:t>명령 /</w:t>
-      </w:r>
-      <w:proofErr w:type="gramEnd"/>
-      <w:r>
-        <w:rPr>
-          <w:lang w:eastAsia="ko-KR"/>
-        </w:rPr>
-        <w:t xml:space="preserve"> 4173번 접속 및 API 연결 증거]</w:t>
+        <w:t>테스트 일시 및 코드 버전: [작성]</w:t>
       </w:r>
     </w:p>
     <w:p>
@@ -8241,7 +10808,7 @@
         <w:rPr>
           <w:lang w:eastAsia="ko-KR"/>
         </w:rPr>
-        <w:t>테스트 일시 및 코드 버전: [작성]</w:t>
+        <w:t>토큰 TTL: [일반 테스트 값 / 만료 테스트 값]</w:t>
       </w:r>
     </w:p>
     <w:p>
@@ -8252,33 +10819,6 @@
       </w:pPr>
       <w:r>
         <w:rPr>
-          <w:lang w:eastAsia="ko-KR"/>
-        </w:rPr>
-        <w:t xml:space="preserve">토큰 TTL: [일반 테스트 </w:t>
-      </w:r>
-      <w:proofErr w:type="gramStart"/>
-      <w:r>
-        <w:rPr>
-          <w:lang w:eastAsia="ko-KR"/>
-        </w:rPr>
-        <w:t>값 /</w:t>
-      </w:r>
-      <w:proofErr w:type="gramEnd"/>
-      <w:r>
-        <w:rPr>
-          <w:lang w:eastAsia="ko-KR"/>
-        </w:rPr>
-        <w:t xml:space="preserve"> 만료 테스트 값]</w:t>
-      </w:r>
-    </w:p>
-    <w:p>
-      <w:pPr>
-        <w:rPr>
-          <w:lang w:eastAsia="ko-KR"/>
-        </w:rPr>
-      </w:pPr>
-      <w:r>
-        <w:rPr>
           <w:color w:val="213D53"/>
           <w:sz w:val="19"/>
           <w:lang w:eastAsia="ko-KR"/>
@@ -8289,49 +10829,7 @@
         <w:rPr>
           <w:lang w:eastAsia="ko-KR"/>
         </w:rPr>
-        <w:t xml:space="preserve">의 T01~T17 결과를 모두 기록하세요. PASS, FAIL, 미실행을 구분합니다. 예상 결과를 실제 결과로 복사하지 말고 직접 관찰한 HTTP 상태와 JSON code, 화면을 적으세요. 실제 결과 칸에는 예를 들어 </w:t>
-      </w:r>
-      <w:proofErr w:type="gramStart"/>
-      <w:r>
-        <w:rPr>
-          <w:lang w:eastAsia="ko-KR"/>
-        </w:rPr>
-        <w:t>403 /</w:t>
-      </w:r>
-      <w:proofErr w:type="gramEnd"/>
-      <w:r>
-        <w:rPr>
-          <w:lang w:eastAsia="ko-KR"/>
-        </w:rPr>
-        <w:t xml:space="preserve"> FORBIDDEN처럼 기록합니다. 정상 응답은 </w:t>
-      </w:r>
-      <w:proofErr w:type="gramStart"/>
-      <w:r>
-        <w:rPr>
-          <w:lang w:eastAsia="ko-KR"/>
-        </w:rPr>
-        <w:t>200 /</w:t>
-      </w:r>
-      <w:proofErr w:type="gramEnd"/>
-      <w:r>
-        <w:rPr>
-          <w:lang w:eastAsia="ko-KR"/>
-        </w:rPr>
-        <w:t xml:space="preserve"> 해당 </w:t>
-      </w:r>
-      <w:proofErr w:type="spellStart"/>
-      <w:r>
-        <w:rPr>
-          <w:lang w:eastAsia="ko-KR"/>
-        </w:rPr>
-        <w:t>없음처럼</w:t>
-      </w:r>
-      <w:proofErr w:type="spellEnd"/>
-      <w:r>
-        <w:rPr>
-          <w:lang w:eastAsia="ko-KR"/>
-        </w:rPr>
-        <w:t xml:space="preserve"> 적습니다.</w:t>
+        <w:t>의 T01~T17 결과를 모두 기록하세요. PASS, FAIL, 미실행을 구분합니다. 예상 결과를 실제 결과로 복사하지 말고 직접 관찰한 HTTP 상태와 JSON code, 화면을 적으세요. 실제 결과 칸에는 예를 들어 403 / FORBIDDEN처럼 기록합니다. 정상 응답은 200 / 해당 없음처럼 적습니다.</w:t>
       </w:r>
     </w:p>
     <w:tbl>
@@ -8607,13 +11105,138 @@
           <w:p>
             <w:pPr>
               <w:spacing w:before="60" w:after="60" w:line="270" w:lineRule="exact"/>
+              <w:rPr>
+                <w:color w:val="auto"/>
+                <w:lang w:eastAsia="ko-KR"/>
+              </w:rPr>
             </w:pPr>
             <w:r>
               <w:rPr>
-                <w:color w:val="5B6772"/>
-                <w:sz w:val="18"/>
-              </w:rPr>
-              <w:t>[절차]</w:t>
+                <w:rFonts w:ascii="맑은 고딕" w:eastAsia="맑은 고딕" w:hAnsi="맑은 고딕" w:cs="맑은 고딕" w:hint="eastAsia"/>
+                <w:color w:val="auto"/>
+                <w:sz w:val="18"/>
+                <w:lang w:eastAsia="ko-KR"/>
+              </w:rPr>
+              <w:t>토큰</w:t>
+            </w:r>
+            <w:r>
+              <w:rPr>
+                <w:color w:val="auto"/>
+                <w:sz w:val="18"/>
+                <w:lang w:eastAsia="ko-KR"/>
+              </w:rPr>
+              <w:t xml:space="preserve"> </w:t>
+            </w:r>
+            <w:r>
+              <w:rPr>
+                <w:rFonts w:ascii="맑은 고딕" w:eastAsia="맑은 고딕" w:hAnsi="맑은 고딕" w:cs="맑은 고딕" w:hint="eastAsia"/>
+                <w:color w:val="auto"/>
+                <w:sz w:val="18"/>
+                <w:lang w:eastAsia="ko-KR"/>
+              </w:rPr>
+              <w:t>없이</w:t>
+            </w:r>
+            <w:r>
+              <w:rPr>
+                <w:color w:val="auto"/>
+                <w:sz w:val="18"/>
+                <w:lang w:eastAsia="ko-KR"/>
+              </w:rPr>
+              <w:t xml:space="preserve"> </w:t>
+            </w:r>
+            <w:r>
+              <w:rPr>
+                <w:rFonts w:ascii="맑은 고딕" w:eastAsia="맑은 고딕" w:hAnsi="맑은 고딕" w:cs="맑은 고딕" w:hint="eastAsia"/>
+                <w:color w:val="auto"/>
+                <w:sz w:val="18"/>
+                <w:lang w:eastAsia="ko-KR"/>
+              </w:rPr>
+              <w:t>목록</w:t>
+            </w:r>
+            <w:r>
+              <w:rPr>
+                <w:color w:val="auto"/>
+                <w:sz w:val="18"/>
+                <w:lang w:eastAsia="ko-KR"/>
+              </w:rPr>
+              <w:t xml:space="preserve"> </w:t>
+            </w:r>
+            <w:r>
+              <w:rPr>
+                <w:rFonts w:ascii="맑은 고딕" w:eastAsia="맑은 고딕" w:hAnsi="맑은 고딕" w:cs="맑은 고딕" w:hint="eastAsia"/>
+                <w:color w:val="auto"/>
+                <w:sz w:val="18"/>
+                <w:lang w:eastAsia="ko-KR"/>
+              </w:rPr>
+              <w:t>및</w:t>
+            </w:r>
+            <w:r>
+              <w:rPr>
+                <w:color w:val="auto"/>
+                <w:sz w:val="18"/>
+                <w:lang w:eastAsia="ko-KR"/>
+              </w:rPr>
+              <w:t xml:space="preserve"> </w:t>
+            </w:r>
+            <w:r>
+              <w:rPr>
+                <w:rFonts w:ascii="맑은 고딕" w:eastAsia="맑은 고딕" w:hAnsi="맑은 고딕" w:cs="맑은 고딕" w:hint="eastAsia"/>
+                <w:color w:val="auto"/>
+                <w:sz w:val="18"/>
+                <w:lang w:eastAsia="ko-KR"/>
+              </w:rPr>
+              <w:t>존재하는</w:t>
+            </w:r>
+            <w:r>
+              <w:rPr>
+                <w:color w:val="auto"/>
+                <w:sz w:val="18"/>
+                <w:lang w:eastAsia="ko-KR"/>
+              </w:rPr>
+              <w:t xml:space="preserve"> </w:t>
+            </w:r>
+            <w:r>
+              <w:rPr>
+                <w:rFonts w:ascii="맑은 고딕" w:eastAsia="맑은 고딕" w:hAnsi="맑은 고딕" w:cs="맑은 고딕" w:hint="eastAsia"/>
+                <w:color w:val="auto"/>
+                <w:sz w:val="18"/>
+                <w:lang w:eastAsia="ko-KR"/>
+              </w:rPr>
+              <w:t>글</w:t>
+            </w:r>
+            <w:r>
+              <w:rPr>
+                <w:color w:val="auto"/>
+                <w:sz w:val="18"/>
+                <w:lang w:eastAsia="ko-KR"/>
+              </w:rPr>
+              <w:t xml:space="preserve"> </w:t>
+            </w:r>
+            <w:r>
+              <w:rPr>
+                <w:rFonts w:ascii="맑은 고딕" w:eastAsia="맑은 고딕" w:hAnsi="맑은 고딕" w:cs="맑은 고딕" w:hint="eastAsia"/>
+                <w:color w:val="auto"/>
+                <w:sz w:val="18"/>
+                <w:lang w:eastAsia="ko-KR"/>
+              </w:rPr>
+              <w:t>상세</w:t>
+            </w:r>
+            <w:r>
+              <w:rPr>
+                <w:color w:val="auto"/>
+                <w:sz w:val="18"/>
+                <w:lang w:eastAsia="ko-KR"/>
+              </w:rPr>
+              <w:t xml:space="preserve"> </w:t>
+            </w:r>
+            <w:r>
+              <w:rPr>
+                <w:rFonts w:ascii="맑은 고딕" w:eastAsia="맑은 고딕" w:hAnsi="맑은 고딕" w:cs="맑은 고딕" w:hint="eastAsia"/>
+                <w:color w:val="auto"/>
+                <w:sz w:val="18"/>
+                <w:lang w:eastAsia="ko-KR"/>
+              </w:rPr>
+              <w:t>조회</w:t>
             </w:r>
           </w:p>
         </w:tc>
@@ -8638,13 +11261,52 @@
           <w:p>
             <w:pPr>
               <w:spacing w:before="60" w:after="60" w:line="270" w:lineRule="exact"/>
+              <w:rPr>
+                <w:rFonts w:eastAsia="맑은 고딕" w:hint="eastAsia"/>
+                <w:lang w:eastAsia="ko-KR"/>
+              </w:rPr>
             </w:pPr>
             <w:r>
               <w:rPr>
-                <w:color w:val="5B6772"/>
-                <w:sz w:val="18"/>
-              </w:rPr>
-              <w:t>[예상]</w:t>
+                <w:rFonts w:eastAsia="맑은 고딕"/>
+                <w:lang w:eastAsia="ko-KR"/>
+              </w:rPr>
+              <w:t xml:space="preserve">200, </w:t>
+            </w:r>
+            <w:r>
+              <w:rPr>
+                <w:rFonts w:eastAsia="맑은 고딕"/>
+                <w:lang w:eastAsia="ko-KR"/>
+              </w:rPr>
+              <w:t>정상</w:t>
+            </w:r>
+            <w:r>
+              <w:rPr>
+                <w:rFonts w:eastAsia="맑은 고딕"/>
+                <w:lang w:eastAsia="ko-KR"/>
+              </w:rPr>
+              <w:t xml:space="preserve"> </w:t>
+            </w:r>
+            <w:r>
+              <w:rPr>
+                <w:rFonts w:eastAsia="맑은 고딕"/>
+                <w:lang w:eastAsia="ko-KR"/>
+              </w:rPr>
+              <w:t>공개</w:t>
+            </w:r>
+            <w:r>
+              <w:rPr>
+                <w:rFonts w:eastAsia="맑은 고딕"/>
+                <w:lang w:eastAsia="ko-KR"/>
+              </w:rPr>
+              <w:t xml:space="preserve"> </w:t>
+            </w:r>
+            <w:r>
+              <w:rPr>
+                <w:rFonts w:eastAsia="맑은 고딕"/>
+                <w:lang w:eastAsia="ko-KR"/>
+              </w:rPr>
+              <w:t>조회</w:t>
             </w:r>
           </w:p>
         </w:tc>
@@ -11839,7 +14501,6 @@
     </w:p>
     <w:p>
       <w:r>
-        <w:lastRenderedPageBreak/>
         <w:br w:type="page"/>
       </w:r>
     </w:p>
@@ -11945,34 +14606,14 @@
             <w:pPr>
               <w:spacing w:before="60" w:after="60" w:line="270" w:lineRule="exact"/>
             </w:pPr>
-            <w:proofErr w:type="spellStart"/>
             <w:r>
               <w:rPr>
                 <w:b/>
                 <w:color w:val="FFFFFF"/>
                 <w:sz w:val="18"/>
               </w:rPr>
-              <w:t>확인</w:t>
-            </w:r>
-            <w:proofErr w:type="spellEnd"/>
-            <w:r>
-              <w:rPr>
-                <w:b/>
-                <w:color w:val="FFFFFF"/>
-                <w:sz w:val="18"/>
-              </w:rPr>
-              <w:t xml:space="preserve"> </w:t>
-            </w:r>
-            <w:proofErr w:type="spellStart"/>
-            <w:r>
-              <w:rPr>
-                <w:b/>
-                <w:color w:val="FFFFFF"/>
-                <w:sz w:val="18"/>
-              </w:rPr>
-              <w:t>항목</w:t>
-            </w:r>
-            <w:proofErr w:type="spellEnd"/>
+              <w:t>확인 항목</w:t>
+            </w:r>
           </w:p>
         </w:tc>
         <w:tc>
@@ -13427,21 +16068,7 @@
         <w:rPr>
           <w:lang w:eastAsia="ko-KR"/>
         </w:rPr>
-        <w:t xml:space="preserve">[토큰 없이 없는 글 수정 </w:t>
-      </w:r>
-      <w:proofErr w:type="gramStart"/>
-      <w:r>
-        <w:rPr>
-          <w:lang w:eastAsia="ko-KR"/>
-        </w:rPr>
-        <w:t>401 /</w:t>
-      </w:r>
-      <w:proofErr w:type="gramEnd"/>
-      <w:r>
-        <w:rPr>
-          <w:lang w:eastAsia="ko-KR"/>
-        </w:rPr>
-        <w:t xml:space="preserve"> 정상 토큰으로 없는 글 수정 404의 실제 결과]</w:t>
+        <w:t>[토큰 없이 없는 글 수정 401 / 정상 토큰으로 없는 글 수정 404의 실제 결과]</w:t>
       </w:r>
     </w:p>
     <w:p>
@@ -13815,35 +16442,7 @@
         <w:rPr>
           <w:lang w:eastAsia="ko-KR"/>
         </w:rPr>
-        <w:t xml:space="preserve">[빌드 성공 </w:t>
-      </w:r>
-      <w:proofErr w:type="gramStart"/>
-      <w:r>
-        <w:rPr>
-          <w:lang w:eastAsia="ko-KR"/>
-        </w:rPr>
-        <w:t>로그 /</w:t>
-      </w:r>
-      <w:proofErr w:type="gramEnd"/>
-      <w:r>
-        <w:rPr>
-          <w:lang w:eastAsia="ko-KR"/>
-        </w:rPr>
-        <w:t xml:space="preserve"> 4173번 API </w:t>
-      </w:r>
-      <w:proofErr w:type="gramStart"/>
-      <w:r>
-        <w:rPr>
-          <w:lang w:eastAsia="ko-KR"/>
-        </w:rPr>
-        <w:t>연결 /</w:t>
-      </w:r>
-      <w:proofErr w:type="gramEnd"/>
-      <w:r>
-        <w:rPr>
-          <w:lang w:eastAsia="ko-KR"/>
-        </w:rPr>
-        <w:t xml:space="preserve"> 재시작 유지의 화면 또는 파일 경로]</w:t>
+        <w:t>[빌드 성공 로그 / 4173번 API 연결 / 재시작 유지의 화면 또는 파일 경로]</w:t>
       </w:r>
     </w:p>
     <w:p>
@@ -13944,21 +16543,7 @@
         <w:rPr>
           <w:lang w:eastAsia="ko-KR"/>
         </w:rPr>
-        <w:t>AI 사용 여부: [</w:t>
-      </w:r>
-      <w:proofErr w:type="gramStart"/>
-      <w:r>
-        <w:rPr>
-          <w:lang w:eastAsia="ko-KR"/>
-        </w:rPr>
-        <w:t>사용 /</w:t>
-      </w:r>
-      <w:proofErr w:type="gramEnd"/>
-      <w:r>
-        <w:rPr>
-          <w:lang w:eastAsia="ko-KR"/>
-        </w:rPr>
-        <w:t xml:space="preserve"> 미사용]</w:t>
+        <w:t>AI 사용 여부: [사용 / 미사용]</w:t>
       </w:r>
     </w:p>
     <w:p>
@@ -14015,34 +16600,14 @@
             <w:pPr>
               <w:spacing w:before="60" w:after="60" w:line="270" w:lineRule="exact"/>
             </w:pPr>
-            <w:proofErr w:type="spellStart"/>
             <w:r>
               <w:rPr>
                 <w:b/>
                 <w:color w:val="FFFFFF"/>
                 <w:sz w:val="18"/>
               </w:rPr>
-              <w:t>도구와</w:t>
-            </w:r>
-            <w:proofErr w:type="spellEnd"/>
-            <w:r>
-              <w:rPr>
-                <w:b/>
-                <w:color w:val="FFFFFF"/>
-                <w:sz w:val="18"/>
-              </w:rPr>
-              <w:t xml:space="preserve"> </w:t>
-            </w:r>
-            <w:proofErr w:type="spellStart"/>
-            <w:r>
-              <w:rPr>
-                <w:b/>
-                <w:color w:val="FFFFFF"/>
-                <w:sz w:val="18"/>
-              </w:rPr>
-              <w:t>모델</w:t>
-            </w:r>
-            <w:proofErr w:type="spellEnd"/>
+              <w:t>도구와 모델</w:t>
+            </w:r>
           </w:p>
         </w:tc>
         <w:tc>
@@ -14135,34 +16700,14 @@
             <w:pPr>
               <w:spacing w:before="60" w:after="60" w:line="270" w:lineRule="exact"/>
             </w:pPr>
-            <w:proofErr w:type="spellStart"/>
             <w:r>
               <w:rPr>
                 <w:b/>
                 <w:color w:val="FFFFFF"/>
                 <w:sz w:val="18"/>
               </w:rPr>
-              <w:t>반영</w:t>
-            </w:r>
-            <w:proofErr w:type="spellEnd"/>
-            <w:r>
-              <w:rPr>
-                <w:b/>
-                <w:color w:val="FFFFFF"/>
-                <w:sz w:val="18"/>
-              </w:rPr>
-              <w:t xml:space="preserve"> </w:t>
-            </w:r>
-            <w:proofErr w:type="spellStart"/>
-            <w:r>
-              <w:rPr>
-                <w:b/>
-                <w:color w:val="FFFFFF"/>
-                <w:sz w:val="18"/>
-              </w:rPr>
-              <w:t>방식</w:t>
-            </w:r>
-            <w:proofErr w:type="spellEnd"/>
+              <w:t>반영 방식</w:t>
+            </w:r>
           </w:p>
         </w:tc>
       </w:tr>
@@ -14264,23 +16809,7 @@
                 <w:color w:val="5B6772"/>
                 <w:sz w:val="18"/>
               </w:rPr>
-              <w:t>[</w:t>
-            </w:r>
-            <w:proofErr w:type="spellStart"/>
-            <w:r>
-              <w:rPr>
-                <w:color w:val="5B6772"/>
-                <w:sz w:val="18"/>
-              </w:rPr>
-              <w:t>작성</w:t>
-            </w:r>
-            <w:proofErr w:type="spellEnd"/>
-            <w:r>
-              <w:rPr>
-                <w:color w:val="5B6772"/>
-                <w:sz w:val="18"/>
-              </w:rPr>
-              <w:t>]</w:t>
+              <w:t>[작성]</w:t>
             </w:r>
           </w:p>
         </w:tc>
@@ -14315,25 +16844,7 @@
                 <w:sz w:val="18"/>
                 <w:lang w:eastAsia="ko-KR"/>
               </w:rPr>
-              <w:t>[참고/수정 후 반영/그대로 반영/</w:t>
-            </w:r>
-            <w:proofErr w:type="spellStart"/>
-            <w:r>
-              <w:rPr>
-                <w:color w:val="5B6772"/>
-                <w:sz w:val="18"/>
-                <w:lang w:eastAsia="ko-KR"/>
-              </w:rPr>
-              <w:t>미반영</w:t>
-            </w:r>
-            <w:proofErr w:type="spellEnd"/>
-            <w:r>
-              <w:rPr>
-                <w:color w:val="5B6772"/>
-                <w:sz w:val="18"/>
-                <w:lang w:eastAsia="ko-KR"/>
-              </w:rPr>
-              <w:t>]</w:t>
+              <w:t>[참고/수정 후 반영/그대로 반영/미반영]</w:t>
             </w:r>
           </w:p>
         </w:tc>
@@ -14379,19 +16890,11 @@
           <w:lang w:eastAsia="ko-KR"/>
         </w:rPr>
       </w:pPr>
-      <w:proofErr w:type="gramStart"/>
-      <w:r>
-        <w:rPr>
-          <w:lang w:eastAsia="ko-KR"/>
-        </w:rPr>
-        <w:t>도구 /</w:t>
-      </w:r>
-      <w:proofErr w:type="gramEnd"/>
-      <w:r>
-        <w:rPr>
-          <w:lang w:eastAsia="ko-KR"/>
-        </w:rPr>
-        <w:t xml:space="preserve"> 날짜: [작성]</w:t>
+      <w:r>
+        <w:rPr>
+          <w:lang w:eastAsia="ko-KR"/>
+        </w:rPr>
+        <w:t>도구 / 날짜: [작성]</w:t>
       </w:r>
     </w:p>
     <w:p>
@@ -14430,35 +16933,7 @@
         <w:rPr>
           <w:lang w:eastAsia="ko-KR"/>
         </w:rPr>
-        <w:t xml:space="preserve">실제 반영 위치: [파일 </w:t>
-      </w:r>
-      <w:proofErr w:type="gramStart"/>
-      <w:r>
-        <w:rPr>
-          <w:lang w:eastAsia="ko-KR"/>
-        </w:rPr>
-        <w:t>경로 /</w:t>
-      </w:r>
-      <w:proofErr w:type="gramEnd"/>
-      <w:r>
-        <w:rPr>
-          <w:lang w:eastAsia="ko-KR"/>
-        </w:rPr>
-        <w:t xml:space="preserve"> </w:t>
-      </w:r>
-      <w:proofErr w:type="gramStart"/>
-      <w:r>
-        <w:rPr>
-          <w:lang w:eastAsia="ko-KR"/>
-        </w:rPr>
-        <w:t>함수 /</w:t>
-      </w:r>
-      <w:proofErr w:type="gramEnd"/>
-      <w:r>
-        <w:rPr>
-          <w:lang w:eastAsia="ko-KR"/>
-        </w:rPr>
-        <w:t xml:space="preserve"> 보고서 절]</w:t>
+        <w:t>실제 반영 위치: [파일 경로 / 함수 / 보고서 절]</w:t>
       </w:r>
     </w:p>
     <w:p>
@@ -14484,49 +16959,7 @@
         <w:rPr>
           <w:lang w:eastAsia="ko-KR"/>
         </w:rPr>
-        <w:t xml:space="preserve">검증 방법과 결과: [테스트 </w:t>
-      </w:r>
-      <w:proofErr w:type="gramStart"/>
-      <w:r>
-        <w:rPr>
-          <w:lang w:eastAsia="ko-KR"/>
-        </w:rPr>
-        <w:t>ID /</w:t>
-      </w:r>
-      <w:proofErr w:type="gramEnd"/>
-      <w:r>
-        <w:rPr>
-          <w:lang w:eastAsia="ko-KR"/>
-        </w:rPr>
-        <w:t xml:space="preserve"> </w:t>
-      </w:r>
-      <w:proofErr w:type="gramStart"/>
-      <w:r>
-        <w:rPr>
-          <w:lang w:eastAsia="ko-KR"/>
-        </w:rPr>
-        <w:t>요청 /</w:t>
-      </w:r>
-      <w:proofErr w:type="gramEnd"/>
-      <w:r>
-        <w:rPr>
-          <w:lang w:eastAsia="ko-KR"/>
-        </w:rPr>
-        <w:t xml:space="preserve"> 실제 </w:t>
-      </w:r>
-      <w:proofErr w:type="gramStart"/>
-      <w:r>
-        <w:rPr>
-          <w:lang w:eastAsia="ko-KR"/>
-        </w:rPr>
-        <w:t>응답 /</w:t>
-      </w:r>
-      <w:proofErr w:type="gramEnd"/>
-      <w:r>
-        <w:rPr>
-          <w:lang w:eastAsia="ko-KR"/>
-        </w:rPr>
-        <w:t xml:space="preserve"> 수정 전후 비교]</w:t>
+        <w:t>검증 방법과 결과: [테스트 ID / 요청 / 실제 응답 / 수정 전후 비교]</w:t>
       </w:r>
     </w:p>
     <w:p>
@@ -14547,19 +16980,15 @@
       <w:pPr>
         <w:pStyle w:val="21"/>
       </w:pPr>
-      <w:proofErr w:type="spellStart"/>
       <w:r>
         <w:t>참고</w:t>
       </w:r>
-      <w:proofErr w:type="spellEnd"/>
-      <w:r>
-        <w:t xml:space="preserve"> </w:t>
-      </w:r>
-      <w:proofErr w:type="spellStart"/>
+      <w:r>
+        <w:t xml:space="preserve"> </w:t>
+      </w:r>
       <w:r>
         <w:t>자료</w:t>
       </w:r>
-      <w:proofErr w:type="spellEnd"/>
     </w:p>
     <w:tbl>
       <w:tblPr>
@@ -14842,21 +17271,7 @@
         <w:rPr>
           <w:lang w:eastAsia="ko-KR"/>
         </w:rPr>
-        <w:t xml:space="preserve">1. 요청 본문의 </w:t>
-      </w:r>
-      <w:proofErr w:type="spellStart"/>
-      <w:r>
-        <w:rPr>
-          <w:lang w:eastAsia="ko-KR"/>
-        </w:rPr>
-        <w:t>authorId</w:t>
-      </w:r>
-      <w:proofErr w:type="spellEnd"/>
-      <w:r>
-        <w:rPr>
-          <w:lang w:eastAsia="ko-KR"/>
-        </w:rPr>
-        <w:t>를 믿으면 어떤 문제가 생기며, 내 코드는 어떻게 막는가?</w:t>
+        <w:t>1. 요청 본문의 authorId를 믿으면 어떤 문제가 생기며, 내 코드는 어떻게 막는가?</w:t>
       </w:r>
     </w:p>
     <w:p>
@@ -14943,21 +17358,7 @@
         <w:rPr>
           <w:lang w:eastAsia="ko-KR"/>
         </w:rPr>
-        <w:t xml:space="preserve">4. 로그아웃, 토큰 만료, </w:t>
-      </w:r>
-      <w:proofErr w:type="spellStart"/>
-      <w:r>
-        <w:rPr>
-          <w:lang w:eastAsia="ko-KR"/>
-        </w:rPr>
-        <w:t>새로고침은</w:t>
-      </w:r>
-      <w:proofErr w:type="spellEnd"/>
-      <w:r>
-        <w:rPr>
-          <w:lang w:eastAsia="ko-KR"/>
-        </w:rPr>
-        <w:t xml:space="preserve"> 각각 무엇을 바꾸는가? 이미 복사된 토큰은 어떻게 되는가?</w:t>
+        <w:t>4. 로그아웃, 토큰 만료, 새로고침은 각각 무엇을 바꾸는가? 이미 복사된 토큰은 어떻게 되는가?</w:t>
       </w:r>
     </w:p>
     <w:p>
@@ -14986,21 +17387,7 @@
         <w:rPr>
           <w:lang w:eastAsia="ko-KR"/>
         </w:rPr>
-        <w:t>5. 가장 어려웠던 오류 한 가지와 원인 확인·수정·</w:t>
-      </w:r>
-      <w:proofErr w:type="spellStart"/>
-      <w:r>
-        <w:rPr>
-          <w:lang w:eastAsia="ko-KR"/>
-        </w:rPr>
-        <w:t>재검증</w:t>
-      </w:r>
-      <w:proofErr w:type="spellEnd"/>
-      <w:r>
-        <w:rPr>
-          <w:lang w:eastAsia="ko-KR"/>
-        </w:rPr>
-        <w:t xml:space="preserve"> 과정을 설명하라.</w:t>
+        <w:t>5. 가장 어려웠던 오류 한 가지와 원인 확인·수정·재검증 과정을 설명하라.</w:t>
       </w:r>
     </w:p>
     <w:p>
@@ -15044,63 +17431,7 @@
         <w:rPr>
           <w:lang w:eastAsia="ko-KR"/>
         </w:rPr>
-        <w:t xml:space="preserve">제출 확인: </w:t>
-      </w:r>
-      <w:proofErr w:type="gramStart"/>
-      <w:r>
-        <w:rPr>
-          <w:lang w:eastAsia="ko-KR"/>
-        </w:rPr>
-        <w:t>[ ]</w:t>
-      </w:r>
-      <w:proofErr w:type="gramEnd"/>
-      <w:r>
-        <w:rPr>
-          <w:lang w:eastAsia="ko-KR"/>
-        </w:rPr>
-        <w:t xml:space="preserve"> 실제 코드와 설명 일치 </w:t>
-      </w:r>
-      <w:proofErr w:type="gramStart"/>
-      <w:r>
-        <w:rPr>
-          <w:lang w:eastAsia="ko-KR"/>
-        </w:rPr>
-        <w:t>[ ]</w:t>
-      </w:r>
-      <w:proofErr w:type="gramEnd"/>
-      <w:r>
-        <w:rPr>
-          <w:lang w:eastAsia="ko-KR"/>
-        </w:rPr>
-        <w:t xml:space="preserve"> 테스트 직접 수행 </w:t>
-      </w:r>
-      <w:proofErr w:type="gramStart"/>
-      <w:r>
-        <w:rPr>
-          <w:lang w:eastAsia="ko-KR"/>
-        </w:rPr>
-        <w:t>[ ]</w:t>
-      </w:r>
-      <w:proofErr w:type="gramEnd"/>
-      <w:r>
-        <w:rPr>
-          <w:lang w:eastAsia="ko-KR"/>
-        </w:rPr>
-        <w:t xml:space="preserve"> AI 활용 및 출처 기록 </w:t>
-      </w:r>
-      <w:proofErr w:type="gramStart"/>
-      <w:r>
-        <w:rPr>
-          <w:lang w:eastAsia="ko-KR"/>
-        </w:rPr>
-        <w:t>[ ]</w:t>
-      </w:r>
-      <w:proofErr w:type="gramEnd"/>
-      <w:r>
-        <w:rPr>
-          <w:lang w:eastAsia="ko-KR"/>
-        </w:rPr>
-        <w:t xml:space="preserve"> 비밀 키와 토큰 제거</w:t>
+        <w:t>제출 확인: [ ] 실제 코드와 설명 일치 [ ] 테스트 직접 수행 [ ] AI 활용 및 출처 기록 [ ] 비밀 키와 토큰 제거</w:t>
       </w:r>
     </w:p>
     <w:p>
@@ -15115,105 +17446,7 @@
         <w:rPr>
           <w:lang w:eastAsia="ko-KR"/>
         </w:rPr>
-        <w:t xml:space="preserve">GitHub 확인: </w:t>
-      </w:r>
-      <w:proofErr w:type="gramStart"/>
-      <w:r>
-        <w:rPr>
-          <w:lang w:eastAsia="ko-KR"/>
-        </w:rPr>
-        <w:t>[ ]</w:t>
-      </w:r>
-      <w:proofErr w:type="gramEnd"/>
-      <w:r>
-        <w:rPr>
-          <w:lang w:eastAsia="ko-KR"/>
-        </w:rPr>
-        <w:t xml:space="preserve"> 루트 README 작성 </w:t>
-      </w:r>
-      <w:proofErr w:type="gramStart"/>
-      <w:r>
-        <w:rPr>
-          <w:lang w:eastAsia="ko-KR"/>
-        </w:rPr>
-        <w:t>[ ]</w:t>
-      </w:r>
-      <w:proofErr w:type="gramEnd"/>
-      <w:r>
-        <w:rPr>
-          <w:lang w:eastAsia="ko-KR"/>
-        </w:rPr>
-        <w:t xml:space="preserve"> 보고서 PDF와 증거 업로드 </w:t>
-      </w:r>
-      <w:proofErr w:type="gramStart"/>
-      <w:r>
-        <w:rPr>
-          <w:lang w:eastAsia="ko-KR"/>
-        </w:rPr>
-        <w:t>[ ]</w:t>
-      </w:r>
-      <w:proofErr w:type="gramEnd"/>
-      <w:r>
-        <w:rPr>
-          <w:lang w:eastAsia="ko-KR"/>
-        </w:rPr>
-        <w:t xml:space="preserve"> README 문서 링크 확인 </w:t>
-      </w:r>
-      <w:proofErr w:type="gramStart"/>
-      <w:r>
-        <w:rPr>
-          <w:lang w:eastAsia="ko-KR"/>
-        </w:rPr>
-        <w:t>[ ]</w:t>
-      </w:r>
-      <w:proofErr w:type="gramEnd"/>
-      <w:r>
-        <w:rPr>
-          <w:lang w:eastAsia="ko-KR"/>
-        </w:rPr>
-        <w:t xml:space="preserve"> </w:t>
-      </w:r>
-      <w:proofErr w:type="spellStart"/>
-      <w:r>
-        <w:rPr>
-          <w:lang w:eastAsia="ko-KR"/>
-        </w:rPr>
-        <w:t>교수자</w:t>
-      </w:r>
-      <w:proofErr w:type="spellEnd"/>
-      <w:r>
-        <w:rPr>
-          <w:lang w:eastAsia="ko-KR"/>
-        </w:rPr>
-        <w:t xml:space="preserve"> 접근 가능 </w:t>
-      </w:r>
-      <w:proofErr w:type="gramStart"/>
-      <w:r>
-        <w:rPr>
-          <w:lang w:eastAsia="ko-KR"/>
-        </w:rPr>
-        <w:t>[ ]</w:t>
-      </w:r>
-      <w:proofErr w:type="gramEnd"/>
-      <w:r>
-        <w:rPr>
-          <w:lang w:eastAsia="ko-KR"/>
-        </w:rPr>
-        <w:t xml:space="preserve"> 저장소 URL과 </w:t>
-      </w:r>
-      <w:proofErr w:type="spellStart"/>
-      <w:r>
-        <w:rPr>
-          <w:lang w:eastAsia="ko-KR"/>
-        </w:rPr>
-        <w:t>커밋</w:t>
-      </w:r>
-      <w:proofErr w:type="spellEnd"/>
-      <w:r>
-        <w:rPr>
-          <w:lang w:eastAsia="ko-KR"/>
-        </w:rPr>
-        <w:t xml:space="preserve"> SHA 제출</w:t>
+        <w:t>GitHub 확인: [ ] 루트 README 작성 [ ] 보고서 PDF와 증거 업로드 [ ] README 문서 링크 확인 [ ] 교수자 접근 가능 [ ] 저장소 URL과 커밋 SHA 제출</w:t>
       </w:r>
     </w:p>
     <w:sectPr>
@@ -15263,23 +17496,13 @@
         <w:lang w:eastAsia="ko-KR"/>
       </w:rPr>
     </w:pPr>
-    <w:proofErr w:type="gramStart"/>
     <w:r>
       <w:rPr>
         <w:color w:val="5B6772"/>
         <w:sz w:val="16"/>
         <w:lang w:eastAsia="ko-KR"/>
       </w:rPr>
-      <w:t>웹서비스설계  |</w:t>
-    </w:r>
-    <w:proofErr w:type="gramEnd"/>
-    <w:r>
-      <w:rPr>
-        <w:color w:val="5B6772"/>
-        <w:sz w:val="16"/>
-        <w:lang w:eastAsia="ko-KR"/>
-      </w:rPr>
-      <w:t xml:space="preserve">  구현 보고서</w:t>
+      <w:t>웹서비스설계  |  구현 보고서</w:t>
     </w:r>
     <w:r>
       <w:rPr>
@@ -15514,6 +17737,119 @@
     </w:lvl>
   </w:abstractNum>
   <w:abstractNum w:abstractNumId="9" w15:restartNumberingAfterBreak="0">
+    <w:nsid w:val="33AC7AA4"/>
+    <w:multiLevelType w:val="hybridMultilevel"/>
+    <w:tmpl w:val="3782CB94"/>
+    <w:lvl w:ilvl="0" w:tplc="2BCA6EE8">
+      <w:start w:val="3"/>
+      <w:numFmt w:val="bullet"/>
+      <w:lvlText w:val="-"/>
+      <w:lvlJc w:val="left"/>
+      <w:pPr>
+        <w:ind w:left="800" w:hanging="360"/>
+      </w:pPr>
+      <w:rPr>
+        <w:rFonts w:ascii="Noto Sans CJK KR" w:eastAsia="맑은 고딕" w:hAnsi="Noto Sans CJK KR" w:cstheme="minorBidi" w:hint="default"/>
+      </w:rPr>
+    </w:lvl>
+    <w:lvl w:ilvl="1" w:tplc="04090003" w:tentative="1">
+      <w:start w:val="1"/>
+      <w:numFmt w:val="bullet"/>
+      <w:lvlText w:val=""/>
+      <w:lvlJc w:val="left"/>
+      <w:pPr>
+        <w:ind w:left="1320" w:hanging="440"/>
+      </w:pPr>
+      <w:rPr>
+        <w:rFonts w:ascii="Wingdings" w:hAnsi="Wingdings" w:hint="default"/>
+      </w:rPr>
+    </w:lvl>
+    <w:lvl w:ilvl="2" w:tplc="04090005" w:tentative="1">
+      <w:start w:val="1"/>
+      <w:numFmt w:val="bullet"/>
+      <w:lvlText w:val=""/>
+      <w:lvlJc w:val="left"/>
+      <w:pPr>
+        <w:ind w:left="1760" w:hanging="440"/>
+      </w:pPr>
+      <w:rPr>
+        <w:rFonts w:ascii="Wingdings" w:hAnsi="Wingdings" w:hint="default"/>
+      </w:rPr>
+    </w:lvl>
+    <w:lvl w:ilvl="3" w:tplc="04090001" w:tentative="1">
+      <w:start w:val="1"/>
+      <w:numFmt w:val="bullet"/>
+      <w:lvlText w:val=""/>
+      <w:lvlJc w:val="left"/>
+      <w:pPr>
+        <w:ind w:left="2200" w:hanging="440"/>
+      </w:pPr>
+      <w:rPr>
+        <w:rFonts w:ascii="Wingdings" w:hAnsi="Wingdings" w:hint="default"/>
+      </w:rPr>
+    </w:lvl>
+    <w:lvl w:ilvl="4" w:tplc="04090003" w:tentative="1">
+      <w:start w:val="1"/>
+      <w:numFmt w:val="bullet"/>
+      <w:lvlText w:val=""/>
+      <w:lvlJc w:val="left"/>
+      <w:pPr>
+        <w:ind w:left="2640" w:hanging="440"/>
+      </w:pPr>
+      <w:rPr>
+        <w:rFonts w:ascii="Wingdings" w:hAnsi="Wingdings" w:hint="default"/>
+      </w:rPr>
+    </w:lvl>
+    <w:lvl w:ilvl="5" w:tplc="04090005" w:tentative="1">
+      <w:start w:val="1"/>
+      <w:numFmt w:val="bullet"/>
+      <w:lvlText w:val=""/>
+      <w:lvlJc w:val="left"/>
+      <w:pPr>
+        <w:ind w:left="3080" w:hanging="440"/>
+      </w:pPr>
+      <w:rPr>
+        <w:rFonts w:ascii="Wingdings" w:hAnsi="Wingdings" w:hint="default"/>
+      </w:rPr>
+    </w:lvl>
+    <w:lvl w:ilvl="6" w:tplc="04090001" w:tentative="1">
+      <w:start w:val="1"/>
+      <w:numFmt w:val="bullet"/>
+      <w:lvlText w:val=""/>
+      <w:lvlJc w:val="left"/>
+      <w:pPr>
+        <w:ind w:left="3520" w:hanging="440"/>
+      </w:pPr>
+      <w:rPr>
+        <w:rFonts w:ascii="Wingdings" w:hAnsi="Wingdings" w:hint="default"/>
+      </w:rPr>
+    </w:lvl>
+    <w:lvl w:ilvl="7" w:tplc="04090003" w:tentative="1">
+      <w:start w:val="1"/>
+      <w:numFmt w:val="bullet"/>
+      <w:lvlText w:val=""/>
+      <w:lvlJc w:val="left"/>
+      <w:pPr>
+        <w:ind w:left="3960" w:hanging="440"/>
+      </w:pPr>
+      <w:rPr>
+        <w:rFonts w:ascii="Wingdings" w:hAnsi="Wingdings" w:hint="default"/>
+      </w:rPr>
+    </w:lvl>
+    <w:lvl w:ilvl="8" w:tplc="04090005" w:tentative="1">
+      <w:start w:val="1"/>
+      <w:numFmt w:val="bullet"/>
+      <w:lvlText w:val=""/>
+      <w:lvlJc w:val="left"/>
+      <w:pPr>
+        <w:ind w:left="4400" w:hanging="440"/>
+      </w:pPr>
+      <w:rPr>
+        <w:rFonts w:ascii="Wingdings" w:hAnsi="Wingdings" w:hint="default"/>
+      </w:rPr>
+    </w:lvl>
+  </w:abstractNum>
+  <w:abstractNum w:abstractNumId="10" w15:restartNumberingAfterBreak="0">
     <w:nsid w:val="77E73D3F"/>
     <w:multiLevelType w:val="hybridMultilevel"/>
     <w:tmpl w:val="B2503B4A"/>
@@ -15653,6 +17989,9 @@
     <w:abstractNumId w:val="0"/>
   </w:num>
   <w:num w:numId="10" w16cid:durableId="236525716">
+    <w:abstractNumId w:val="10"/>
+  </w:num>
+  <w:num w:numId="11" w16cid:durableId="1314797128">
     <w:abstractNumId w:val="9"/>
   </w:num>
 </w:numbering>

--- a/docs/04_보고서양식.docx
+++ b/docs/04_보고서양식.docx
@@ -125,6 +125,7 @@
           <w:lang w:eastAsia="ko-KR"/>
         </w:rPr>
       </w:pPr>
+      <w:proofErr w:type="gramStart"/>
       <w:r>
         <w:rPr>
           <w:b/>
@@ -141,6 +142,7 @@
         </w:rPr>
         <w:t>202212200</w:t>
       </w:r>
+      <w:proofErr w:type="gramEnd"/>
       <w:r>
         <w:rPr>
           <w:color w:val="auto"/>
@@ -148,6 +150,7 @@
         </w:rPr>
         <w:t xml:space="preserve">  이름: </w:t>
       </w:r>
+      <w:proofErr w:type="gramStart"/>
       <w:r>
         <w:rPr>
           <w:rFonts w:eastAsia="맑은 고딕" w:hint="eastAsia"/>
@@ -161,7 +164,15 @@
           <w:color w:val="auto"/>
           <w:lang w:eastAsia="ko-KR"/>
         </w:rPr>
-        <w:t xml:space="preserve">  제출일: </w:t>
+        <w:t xml:space="preserve">  제출일</w:t>
+      </w:r>
+      <w:proofErr w:type="gramEnd"/>
+      <w:r>
+        <w:rPr>
+          <w:color w:val="auto"/>
+          <w:lang w:eastAsia="ko-KR"/>
+        </w:rPr>
+        <w:t xml:space="preserve">: </w:t>
       </w:r>
       <w:r>
         <w:rPr>
@@ -187,7 +198,16 @@
           <w:color w:val="auto"/>
           <w:lang w:eastAsia="ko-KR"/>
         </w:rPr>
-        <w:t xml:space="preserve">서비스 이름  </w:t>
+        <w:t xml:space="preserve">서비스 </w:t>
+      </w:r>
+      <w:proofErr w:type="gramStart"/>
+      <w:r>
+        <w:rPr>
+          <w:b/>
+          <w:color w:val="auto"/>
+          <w:lang w:eastAsia="ko-KR"/>
+        </w:rPr>
+        <w:t xml:space="preserve">이름  </w:t>
       </w:r>
       <w:r>
         <w:rPr>
@@ -195,8 +215,27 @@
           <w:color w:val="auto"/>
           <w:lang w:eastAsia="ko-KR"/>
         </w:rPr>
-        <w:t>오늘의 거지방</w:t>
-      </w:r>
+        <w:t>오늘의</w:t>
+      </w:r>
+      <w:proofErr w:type="gramEnd"/>
+      <w:r>
+        <w:rPr>
+          <w:rFonts w:ascii="맑은 고딕" w:eastAsia="맑은 고딕" w:hAnsi="맑은 고딕" w:cs="맑은 고딕" w:hint="eastAsia"/>
+          <w:color w:val="auto"/>
+          <w:lang w:eastAsia="ko-KR"/>
+        </w:rPr>
+        <w:t xml:space="preserve"> </w:t>
+      </w:r>
+      <w:proofErr w:type="spellStart"/>
+      <w:r>
+        <w:rPr>
+          <w:rFonts w:ascii="맑은 고딕" w:eastAsia="맑은 고딕" w:hAnsi="맑은 고딕" w:cs="맑은 고딕" w:hint="eastAsia"/>
+          <w:color w:val="auto"/>
+          <w:lang w:eastAsia="ko-KR"/>
+        </w:rPr>
+        <w:t>거지방</w:t>
+      </w:r>
+      <w:proofErr w:type="spellEnd"/>
     </w:p>
     <w:p>
       <w:pPr>
@@ -213,14 +252,79 @@
           <w:color w:val="auto"/>
           <w:lang w:eastAsia="ko-KR"/>
         </w:rPr>
-        <w:t xml:space="preserve">기술 조합과 버전  </w:t>
-      </w:r>
-      <w:r>
-        <w:rPr>
+        <w:t xml:space="preserve">기술 조합과 </w:t>
+      </w:r>
+      <w:proofErr w:type="gramStart"/>
+      <w:r>
+        <w:rPr>
+          <w:b/>
           <w:color w:val="auto"/>
           <w:lang w:eastAsia="ko-KR"/>
         </w:rPr>
-        <w:t>Vue / Spring Boot / SQLite / Java 21</w:t>
+        <w:t xml:space="preserve">버전  </w:t>
+      </w:r>
+      <w:r>
+        <w:rPr>
+          <w:color w:val="auto"/>
+          <w:lang w:eastAsia="ko-KR"/>
+        </w:rPr>
+        <w:t>Vue</w:t>
+      </w:r>
+      <w:proofErr w:type="gramEnd"/>
+      <w:r>
+        <w:rPr>
+          <w:color w:val="auto"/>
+          <w:lang w:eastAsia="ko-KR"/>
+        </w:rPr>
+        <w:t xml:space="preserve"> </w:t>
+      </w:r>
+      <w:proofErr w:type="gramStart"/>
+      <w:r>
+        <w:rPr>
+          <w:color w:val="auto"/>
+          <w:lang w:eastAsia="ko-KR"/>
+        </w:rPr>
+        <w:t>/ Spring</w:t>
+      </w:r>
+      <w:proofErr w:type="gramEnd"/>
+      <w:r>
+        <w:rPr>
+          <w:color w:val="auto"/>
+          <w:lang w:eastAsia="ko-KR"/>
+        </w:rPr>
+        <w:t xml:space="preserve"> </w:t>
+      </w:r>
+      <w:proofErr w:type="gramStart"/>
+      <w:r>
+        <w:rPr>
+          <w:color w:val="auto"/>
+          <w:lang w:eastAsia="ko-KR"/>
+        </w:rPr>
+        <w:t>Boot /</w:t>
+      </w:r>
+      <w:proofErr w:type="gramEnd"/>
+      <w:r>
+        <w:rPr>
+          <w:color w:val="auto"/>
+          <w:lang w:eastAsia="ko-KR"/>
+        </w:rPr>
+        <w:t xml:space="preserve"> </w:t>
+      </w:r>
+      <w:proofErr w:type="gramStart"/>
+      <w:r>
+        <w:rPr>
+          <w:color w:val="auto"/>
+          <w:lang w:eastAsia="ko-KR"/>
+        </w:rPr>
+        <w:t>SQLite /</w:t>
+      </w:r>
+      <w:proofErr w:type="gramEnd"/>
+      <w:r>
+        <w:rPr>
+          <w:color w:val="auto"/>
+          <w:lang w:eastAsia="ko-KR"/>
+        </w:rPr>
+        <w:t xml:space="preserve"> Java 21</w:t>
       </w:r>
     </w:p>
     <w:p>
@@ -267,14 +371,79 @@
           <w:color w:val="auto"/>
           <w:lang w:eastAsia="ko-KR"/>
         </w:rPr>
-        <w:t xml:space="preserve">소스 코드 기준  </w:t>
-      </w:r>
-      <w:r>
-        <w:rPr>
+        <w:t xml:space="preserve">소스 코드 </w:t>
+      </w:r>
+      <w:proofErr w:type="gramStart"/>
+      <w:r>
+        <w:rPr>
+          <w:b/>
           <w:color w:val="auto"/>
           <w:lang w:eastAsia="ko-KR"/>
         </w:rPr>
-        <w:t>[브랜치 / 코드 구현 기준 커밋 ID를 기록할 수 있습니다. 최종 제출 기준 커밋 SHA는 LMS에 제출합니다.]</w:t>
+        <w:t xml:space="preserve">기준  </w:t>
+      </w:r>
+      <w:r>
+        <w:rPr>
+          <w:color w:val="auto"/>
+          <w:lang w:eastAsia="ko-KR"/>
+        </w:rPr>
+        <w:t>[</w:t>
+      </w:r>
+      <w:proofErr w:type="spellStart"/>
+      <w:r>
+        <w:rPr>
+          <w:color w:val="auto"/>
+          <w:lang w:eastAsia="ko-KR"/>
+        </w:rPr>
+        <w:t>브랜치</w:t>
+      </w:r>
+      <w:proofErr w:type="spellEnd"/>
+      <w:r>
+        <w:rPr>
+          <w:color w:val="auto"/>
+          <w:lang w:eastAsia="ko-KR"/>
+        </w:rPr>
+        <w:t xml:space="preserve"> /</w:t>
+      </w:r>
+      <w:proofErr w:type="gramEnd"/>
+      <w:r>
+        <w:rPr>
+          <w:color w:val="auto"/>
+          <w:lang w:eastAsia="ko-KR"/>
+        </w:rPr>
+        <w:t xml:space="preserve"> 코드 구현 기준 </w:t>
+      </w:r>
+      <w:proofErr w:type="spellStart"/>
+      <w:r>
+        <w:rPr>
+          <w:color w:val="auto"/>
+          <w:lang w:eastAsia="ko-KR"/>
+        </w:rPr>
+        <w:t>커밋</w:t>
+      </w:r>
+      <w:proofErr w:type="spellEnd"/>
+      <w:r>
+        <w:rPr>
+          <w:color w:val="auto"/>
+          <w:lang w:eastAsia="ko-KR"/>
+        </w:rPr>
+        <w:t xml:space="preserve"> ID를 기록할 수 있습니다. 최종 제출 기준 </w:t>
+      </w:r>
+      <w:proofErr w:type="spellStart"/>
+      <w:r>
+        <w:rPr>
+          <w:color w:val="auto"/>
+          <w:lang w:eastAsia="ko-KR"/>
+        </w:rPr>
+        <w:t>커밋</w:t>
+      </w:r>
+      <w:proofErr w:type="spellEnd"/>
+      <w:r>
+        <w:rPr>
+          <w:color w:val="auto"/>
+          <w:lang w:eastAsia="ko-KR"/>
+        </w:rPr>
+        <w:t xml:space="preserve"> SHA는 LMS에 제출합니다.]</w:t>
       </w:r>
     </w:p>
     <w:p>
@@ -308,13 +477,41 @@
         </w:rPr>
         <w:t xml:space="preserve">오늘의 거지방은 사용자가 자신의 소비 내역이나 소비 경험을 게시글로 기록하여 하루의 소비를 돌아보고, 다른 사용자의 기록을 조회하여 바람직한 소비 습관을 배울 수 있는 웹 서비스이다. Vue와 Spring Boot를 선택한 이유는 실습을 통해 두 기술을 학습한 경험이 있이 비교적 익숙했기 때문이다. 기존에 학습한 내용을 바탕으로 </w:t>
       </w:r>
+      <w:proofErr w:type="spellStart"/>
       <w:r>
         <w:rPr>
           <w:rFonts w:ascii="맑은 고딕" w:eastAsia="맑은 고딕" w:hAnsi="맑은 고딕" w:cs="맑은 고딕" w:hint="eastAsia"/>
           <w:color w:val="auto"/>
           <w:lang w:eastAsia="ko-KR"/>
         </w:rPr>
-        <w:t xml:space="preserve">프론트엔드와 벡엔드를 구성하였다. </w:t>
+        <w:t>프론트엔드와</w:t>
+      </w:r>
+      <w:proofErr w:type="spellEnd"/>
+      <w:r>
+        <w:rPr>
+          <w:rFonts w:ascii="맑은 고딕" w:eastAsia="맑은 고딕" w:hAnsi="맑은 고딕" w:cs="맑은 고딕" w:hint="eastAsia"/>
+          <w:color w:val="auto"/>
+          <w:lang w:eastAsia="ko-KR"/>
+        </w:rPr>
+        <w:t xml:space="preserve"> </w:t>
+      </w:r>
+      <w:proofErr w:type="spellStart"/>
+      <w:r>
+        <w:rPr>
+          <w:rFonts w:ascii="맑은 고딕" w:eastAsia="맑은 고딕" w:hAnsi="맑은 고딕" w:cs="맑은 고딕" w:hint="eastAsia"/>
+          <w:color w:val="auto"/>
+          <w:lang w:eastAsia="ko-KR"/>
+        </w:rPr>
+        <w:t>벡엔드를</w:t>
+      </w:r>
+      <w:proofErr w:type="spellEnd"/>
+      <w:r>
+        <w:rPr>
+          <w:rFonts w:ascii="맑은 고딕" w:eastAsia="맑은 고딕" w:hAnsi="맑은 고딕" w:cs="맑은 고딕" w:hint="eastAsia"/>
+          <w:color w:val="auto"/>
+          <w:lang w:eastAsia="ko-KR"/>
+        </w:rPr>
+        <w:t xml:space="preserve"> 구성하였다. </w:t>
       </w:r>
     </w:p>
     <w:p>
@@ -368,6 +565,7 @@
             <w:pPr>
               <w:spacing w:before="60" w:after="60" w:line="270" w:lineRule="exact"/>
             </w:pPr>
+            <w:proofErr w:type="spellStart"/>
             <w:r>
               <w:rPr>
                 <w:b/>
@@ -376,6 +574,7 @@
               </w:rPr>
               <w:t>기능</w:t>
             </w:r>
+            <w:proofErr w:type="spellEnd"/>
           </w:p>
         </w:tc>
         <w:tc>
@@ -575,12 +774,21 @@
                 <w:color w:val="auto"/>
               </w:rPr>
             </w:pPr>
+            <w:proofErr w:type="spellStart"/>
             <w:r>
               <w:rPr>
                 <w:color w:val="auto"/>
                 <w:sz w:val="18"/>
               </w:rPr>
-              <w:t xml:space="preserve">App.vue, BoardController.java </w:t>
+              <w:t>App.vue</w:t>
+            </w:r>
+            <w:proofErr w:type="spellEnd"/>
+            <w:r>
+              <w:rPr>
+                <w:color w:val="auto"/>
+                <w:sz w:val="18"/>
+              </w:rPr>
+              <w:t xml:space="preserve">, BoardController.java </w:t>
             </w:r>
             <w:r>
               <w:rPr>
@@ -819,13 +1027,47 @@
                 <w:color w:val="auto"/>
               </w:rPr>
             </w:pPr>
+            <w:proofErr w:type="spellStart"/>
             <w:r>
               <w:rPr>
                 <w:color w:val="auto"/>
                 <w:sz w:val="18"/>
               </w:rPr>
-              <w:t>인증과 내 정보 조회</w:t>
-            </w:r>
+              <w:t>인증과</w:t>
+            </w:r>
+            <w:proofErr w:type="spellEnd"/>
+            <w:r>
+              <w:rPr>
+                <w:color w:val="auto"/>
+                <w:sz w:val="18"/>
+              </w:rPr>
+              <w:t xml:space="preserve"> 내 </w:t>
+            </w:r>
+            <w:proofErr w:type="spellStart"/>
+            <w:r>
+              <w:rPr>
+                <w:color w:val="auto"/>
+                <w:sz w:val="18"/>
+              </w:rPr>
+              <w:t>정보</w:t>
+            </w:r>
+            <w:proofErr w:type="spellEnd"/>
+            <w:r>
+              <w:rPr>
+                <w:color w:val="auto"/>
+                <w:sz w:val="18"/>
+              </w:rPr>
+              <w:t xml:space="preserve"> </w:t>
+            </w:r>
+            <w:proofErr w:type="spellStart"/>
+            <w:r>
+              <w:rPr>
+                <w:color w:val="auto"/>
+                <w:sz w:val="18"/>
+              </w:rPr>
+              <w:t>조회</w:t>
+            </w:r>
+            <w:proofErr w:type="spellEnd"/>
           </w:p>
         </w:tc>
         <w:tc>
@@ -930,8 +1172,25 @@
                 <w:color w:val="auto"/>
                 <w:sz w:val="18"/>
               </w:rPr>
-              <w:t xml:space="preserve">/api/me </w:t>
-            </w:r>
+              <w:t>/</w:t>
+            </w:r>
+            <w:proofErr w:type="spellStart"/>
+            <w:r>
+              <w:rPr>
+                <w:color w:val="auto"/>
+                <w:sz w:val="18"/>
+              </w:rPr>
+              <w:t>api</w:t>
+            </w:r>
+            <w:proofErr w:type="spellEnd"/>
+            <w:r>
+              <w:rPr>
+                <w:color w:val="auto"/>
+                <w:sz w:val="18"/>
+              </w:rPr>
+              <w:t xml:space="preserve">/me </w:t>
+            </w:r>
+            <w:proofErr w:type="spellStart"/>
             <w:r>
               <w:rPr>
                 <w:rFonts w:ascii="맑은 고딕" w:eastAsia="맑은 고딕" w:hAnsi="맑은 고딕" w:cs="맑은 고딕" w:hint="eastAsia"/>
@@ -940,6 +1199,7 @@
               </w:rPr>
               <w:t>요청</w:t>
             </w:r>
+            <w:proofErr w:type="spellEnd"/>
           </w:p>
         </w:tc>
       </w:tr>
@@ -1081,6 +1341,7 @@
                 <w:color w:val="auto"/>
               </w:rPr>
             </w:pPr>
+            <w:proofErr w:type="spellStart"/>
             <w:r>
               <w:rPr>
                 <w:rFonts w:ascii="맑은 고딕" w:eastAsia="맑은 고딕" w:hAnsi="맑은 고딕" w:cs="맑은 고딕" w:hint="eastAsia"/>
@@ -1089,6 +1350,7 @@
               </w:rPr>
               <w:t>작성자</w:t>
             </w:r>
+            <w:proofErr w:type="spellEnd"/>
             <w:r>
               <w:rPr>
                 <w:color w:val="auto"/>
@@ -1096,6 +1358,7 @@
               </w:rPr>
               <w:t xml:space="preserve"> </w:t>
             </w:r>
+            <w:proofErr w:type="spellStart"/>
             <w:r>
               <w:rPr>
                 <w:rFonts w:ascii="맑은 고딕" w:eastAsia="맑은 고딕" w:hAnsi="맑은 고딕" w:cs="맑은 고딕" w:hint="eastAsia"/>
@@ -1104,6 +1367,7 @@
               </w:rPr>
               <w:t>권한</w:t>
             </w:r>
+            <w:proofErr w:type="spellEnd"/>
             <w:r>
               <w:rPr>
                 <w:color w:val="auto"/>
@@ -1111,6 +1375,7 @@
               </w:rPr>
               <w:t xml:space="preserve"> </w:t>
             </w:r>
+            <w:proofErr w:type="spellStart"/>
             <w:r>
               <w:rPr>
                 <w:rFonts w:ascii="맑은 고딕" w:eastAsia="맑은 고딕" w:hAnsi="맑은 고딕" w:cs="맑은 고딕" w:hint="eastAsia"/>
@@ -1119,6 +1384,7 @@
               </w:rPr>
               <w:t>검사</w:t>
             </w:r>
+            <w:proofErr w:type="spellEnd"/>
           </w:p>
         </w:tc>
       </w:tr>
@@ -1231,8 +1497,17 @@
                 <w:color w:val="auto"/>
                 <w:sz w:val="18"/>
               </w:rPr>
-              <w:t>api.js, App.vue</w:t>
-            </w:r>
+              <w:t xml:space="preserve">api.js, </w:t>
+            </w:r>
+            <w:proofErr w:type="spellStart"/>
+            <w:r>
+              <w:rPr>
+                <w:color w:val="auto"/>
+                <w:sz w:val="18"/>
+              </w:rPr>
+              <w:t>App.vue</w:t>
+            </w:r>
+            <w:proofErr w:type="spellEnd"/>
           </w:p>
         </w:tc>
         <w:tc>
@@ -1260,6 +1535,7 @@
                 <w:color w:val="auto"/>
               </w:rPr>
             </w:pPr>
+            <w:proofErr w:type="spellStart"/>
             <w:r>
               <w:rPr>
                 <w:rFonts w:ascii="맑은 고딕" w:eastAsia="맑은 고딕" w:hAnsi="맑은 고딕" w:cs="맑은 고딕" w:hint="eastAsia"/>
@@ -1268,6 +1544,7 @@
               </w:rPr>
               <w:t>실제</w:t>
             </w:r>
+            <w:proofErr w:type="spellEnd"/>
             <w:r>
               <w:rPr>
                 <w:color w:val="auto"/>
@@ -1275,6 +1552,7 @@
               </w:rPr>
               <w:t xml:space="preserve"> </w:t>
             </w:r>
+            <w:proofErr w:type="spellStart"/>
             <w:r>
               <w:rPr>
                 <w:rFonts w:ascii="맑은 고딕" w:eastAsia="맑은 고딕" w:hAnsi="맑은 고딕" w:cs="맑은 고딕" w:hint="eastAsia"/>
@@ -1283,6 +1561,7 @@
               </w:rPr>
               <w:t>동작</w:t>
             </w:r>
+            <w:proofErr w:type="spellEnd"/>
             <w:r>
               <w:rPr>
                 <w:color w:val="auto"/>
@@ -1290,6 +1569,7 @@
               </w:rPr>
               <w:t xml:space="preserve"> </w:t>
             </w:r>
+            <w:proofErr w:type="spellStart"/>
             <w:r>
               <w:rPr>
                 <w:rFonts w:ascii="맑은 고딕" w:eastAsia="맑은 고딕" w:hAnsi="맑은 고딕" w:cs="맑은 고딕" w:hint="eastAsia"/>
@@ -1298,6 +1578,7 @@
               </w:rPr>
               <w:t>테스트</w:t>
             </w:r>
+            <w:proofErr w:type="spellEnd"/>
             <w:r>
               <w:rPr>
                 <w:color w:val="auto"/>
@@ -1305,6 +1586,7 @@
               </w:rPr>
               <w:t xml:space="preserve"> </w:t>
             </w:r>
+            <w:proofErr w:type="spellStart"/>
             <w:r>
               <w:rPr>
                 <w:rFonts w:ascii="맑은 고딕" w:eastAsia="맑은 고딕" w:hAnsi="맑은 고딕" w:cs="맑은 고딕" w:hint="eastAsia"/>
@@ -1313,6 +1595,7 @@
               </w:rPr>
               <w:t>필요</w:t>
             </w:r>
+            <w:proofErr w:type="spellEnd"/>
           </w:p>
         </w:tc>
       </w:tr>
@@ -1351,8 +1634,33 @@
                 <w:color w:val="auto"/>
                 <w:sz w:val="18"/>
               </w:rPr>
-              <w:t>DB 데이터 유지</w:t>
-            </w:r>
+              <w:t xml:space="preserve">DB </w:t>
+            </w:r>
+            <w:proofErr w:type="spellStart"/>
+            <w:r>
+              <w:rPr>
+                <w:color w:val="auto"/>
+                <w:sz w:val="18"/>
+              </w:rPr>
+              <w:t>데이터</w:t>
+            </w:r>
+            <w:proofErr w:type="spellEnd"/>
+            <w:r>
+              <w:rPr>
+                <w:color w:val="auto"/>
+                <w:sz w:val="18"/>
+              </w:rPr>
+              <w:t xml:space="preserve"> </w:t>
+            </w:r>
+            <w:proofErr w:type="spellStart"/>
+            <w:r>
+              <w:rPr>
+                <w:color w:val="auto"/>
+                <w:sz w:val="18"/>
+              </w:rPr>
+              <w:t>유지</w:t>
+            </w:r>
+            <w:proofErr w:type="spellEnd"/>
           </w:p>
         </w:tc>
         <w:tc>
@@ -1611,7 +1919,97 @@
           <w:color w:val="auto"/>
           <w:lang w:eastAsia="ko-KR"/>
         </w:rPr>
-        <w:t>본 서비스는 Vue로 구성한 프론트엔드, Spring Boot로 구성한 백엔드 API 서버, SQLite 데이터베이스로 구성된다. 프론트엔드는 사용자의 입력을 받아 백엔드에 API 요청을 보내고, 백엔드는 요청을</w:t>
+        <w:t xml:space="preserve">본 서비스는 Vue로 구성한 </w:t>
+      </w:r>
+      <w:proofErr w:type="spellStart"/>
+      <w:r>
+        <w:rPr>
+          <w:rFonts w:ascii="맑은 고딕" w:eastAsia="맑은 고딕" w:hAnsi="맑은 고딕" w:cs="맑은 고딕" w:hint="eastAsia"/>
+          <w:color w:val="auto"/>
+          <w:lang w:eastAsia="ko-KR"/>
+        </w:rPr>
+        <w:t>프론트엔드</w:t>
+      </w:r>
+      <w:proofErr w:type="spellEnd"/>
+      <w:r>
+        <w:rPr>
+          <w:rFonts w:ascii="맑은 고딕" w:eastAsia="맑은 고딕" w:hAnsi="맑은 고딕" w:cs="맑은 고딕" w:hint="eastAsia"/>
+          <w:color w:val="auto"/>
+          <w:lang w:eastAsia="ko-KR"/>
+        </w:rPr>
+        <w:t xml:space="preserve">, Spring Boot로 구성한 </w:t>
+      </w:r>
+      <w:proofErr w:type="spellStart"/>
+      <w:r>
+        <w:rPr>
+          <w:rFonts w:ascii="맑은 고딕" w:eastAsia="맑은 고딕" w:hAnsi="맑은 고딕" w:cs="맑은 고딕" w:hint="eastAsia"/>
+          <w:color w:val="auto"/>
+          <w:lang w:eastAsia="ko-KR"/>
+        </w:rPr>
+        <w:t>백엔드</w:t>
+      </w:r>
+      <w:proofErr w:type="spellEnd"/>
+      <w:r>
+        <w:rPr>
+          <w:rFonts w:ascii="맑은 고딕" w:eastAsia="맑은 고딕" w:hAnsi="맑은 고딕" w:cs="맑은 고딕" w:hint="eastAsia"/>
+          <w:color w:val="auto"/>
+          <w:lang w:eastAsia="ko-KR"/>
+        </w:rPr>
+        <w:t xml:space="preserve"> API 서버, SQLite 데이터베이스로 구성된다. </w:t>
+      </w:r>
+      <w:proofErr w:type="spellStart"/>
+      <w:r>
+        <w:rPr>
+          <w:rFonts w:ascii="맑은 고딕" w:eastAsia="맑은 고딕" w:hAnsi="맑은 고딕" w:cs="맑은 고딕" w:hint="eastAsia"/>
+          <w:color w:val="auto"/>
+          <w:lang w:eastAsia="ko-KR"/>
+        </w:rPr>
+        <w:t>프론트엔드는</w:t>
+      </w:r>
+      <w:proofErr w:type="spellEnd"/>
+      <w:r>
+        <w:rPr>
+          <w:rFonts w:ascii="맑은 고딕" w:eastAsia="맑은 고딕" w:hAnsi="맑은 고딕" w:cs="맑은 고딕" w:hint="eastAsia"/>
+          <w:color w:val="auto"/>
+          <w:lang w:eastAsia="ko-KR"/>
+        </w:rPr>
+        <w:t xml:space="preserve"> 사용자의 입력을 받아 </w:t>
+      </w:r>
+      <w:proofErr w:type="spellStart"/>
+      <w:r>
+        <w:rPr>
+          <w:rFonts w:ascii="맑은 고딕" w:eastAsia="맑은 고딕" w:hAnsi="맑은 고딕" w:cs="맑은 고딕" w:hint="eastAsia"/>
+          <w:color w:val="auto"/>
+          <w:lang w:eastAsia="ko-KR"/>
+        </w:rPr>
+        <w:t>백엔드에</w:t>
+      </w:r>
+      <w:proofErr w:type="spellEnd"/>
+      <w:r>
+        <w:rPr>
+          <w:rFonts w:ascii="맑은 고딕" w:eastAsia="맑은 고딕" w:hAnsi="맑은 고딕" w:cs="맑은 고딕" w:hint="eastAsia"/>
+          <w:color w:val="auto"/>
+          <w:lang w:eastAsia="ko-KR"/>
+        </w:rPr>
+        <w:t xml:space="preserve"> API 요청을 보내고, </w:t>
+      </w:r>
+      <w:proofErr w:type="spellStart"/>
+      <w:r>
+        <w:rPr>
+          <w:rFonts w:ascii="맑은 고딕" w:eastAsia="맑은 고딕" w:hAnsi="맑은 고딕" w:cs="맑은 고딕" w:hint="eastAsia"/>
+          <w:color w:val="auto"/>
+          <w:lang w:eastAsia="ko-KR"/>
+        </w:rPr>
+        <w:t>백엔드는</w:t>
+      </w:r>
+      <w:proofErr w:type="spellEnd"/>
+      <w:r>
+        <w:rPr>
+          <w:rFonts w:ascii="맑은 고딕" w:eastAsia="맑은 고딕" w:hAnsi="맑은 고딕" w:cs="맑은 고딕" w:hint="eastAsia"/>
+          <w:color w:val="auto"/>
+          <w:lang w:eastAsia="ko-KR"/>
+        </w:rPr>
+        <w:t xml:space="preserve"> 요청을</w:t>
       </w:r>
       <w:r>
         <w:rPr>
@@ -1635,7 +2033,79 @@
           <w:color w:val="auto"/>
           <w:lang w:eastAsia="ko-KR"/>
         </w:rPr>
-        <w:t xml:space="preserve">                                 로그인할 때 사용자가 이메일과 비밀번호를 입력하면 프론트엔드는 로그인 API에 인증 정보를 전송한다. 인증에 성공하면 서버에서 발급한 JWT를 전달받아 프론트엔드의 session 변수에 저장한다. 이후 인증이 필요한 요청에는 Authorization: Bearer &lt;토큰&gt; 헤더를 포함한다.                                             게시글을 작성하거나 수정/삭제할 때 서버는 요청의 인증 정보를 확인하고, 해당 사용자가 작업을 수행할 권한이 있는지 검사한다. 로그아웃하면 프론트엔드에 저장된 로그인 상태를 초기화한다. </w:t>
+        <w:t xml:space="preserve">                                 로그인할 때 사용자가 이메일과 비밀번호를 입력하면 </w:t>
+      </w:r>
+      <w:proofErr w:type="spellStart"/>
+      <w:r>
+        <w:rPr>
+          <w:rFonts w:ascii="맑은 고딕" w:eastAsia="맑은 고딕" w:hAnsi="맑은 고딕" w:cs="맑은 고딕" w:hint="eastAsia"/>
+          <w:color w:val="auto"/>
+          <w:lang w:eastAsia="ko-KR"/>
+        </w:rPr>
+        <w:t>프론트엔드는</w:t>
+      </w:r>
+      <w:proofErr w:type="spellEnd"/>
+      <w:r>
+        <w:rPr>
+          <w:rFonts w:ascii="맑은 고딕" w:eastAsia="맑은 고딕" w:hAnsi="맑은 고딕" w:cs="맑은 고딕" w:hint="eastAsia"/>
+          <w:color w:val="auto"/>
+          <w:lang w:eastAsia="ko-KR"/>
+        </w:rPr>
+        <w:t xml:space="preserve"> 로그인 API에 인증 정보를 전송한다. 인증에 성공하면 서버에서 발급한 JWT를 전달받아 </w:t>
+      </w:r>
+      <w:proofErr w:type="spellStart"/>
+      <w:r>
+        <w:rPr>
+          <w:rFonts w:ascii="맑은 고딕" w:eastAsia="맑은 고딕" w:hAnsi="맑은 고딕" w:cs="맑은 고딕" w:hint="eastAsia"/>
+          <w:color w:val="auto"/>
+          <w:lang w:eastAsia="ko-KR"/>
+        </w:rPr>
+        <w:t>프론트엔드의</w:t>
+      </w:r>
+      <w:proofErr w:type="spellEnd"/>
+      <w:r>
+        <w:rPr>
+          <w:rFonts w:ascii="맑은 고딕" w:eastAsia="맑은 고딕" w:hAnsi="맑은 고딕" w:cs="맑은 고딕" w:hint="eastAsia"/>
+          <w:color w:val="auto"/>
+          <w:lang w:eastAsia="ko-KR"/>
+        </w:rPr>
+        <w:t xml:space="preserve"> session 변수에 저장한다. 이후 인증이 필요한 요청에는 Authorization: Bearer &lt;토큰&gt; 헤더를 포함한다.                                             게시글을 작성하거나 수정/삭제할 때 서버는 요청의 인증 정보를 확인하고, 해당 사용자가 작업을 수행할 권한이 있는지 검사한다. </w:t>
+      </w:r>
+      <w:proofErr w:type="spellStart"/>
+      <w:r>
+        <w:rPr>
+          <w:rFonts w:ascii="맑은 고딕" w:eastAsia="맑은 고딕" w:hAnsi="맑은 고딕" w:cs="맑은 고딕" w:hint="eastAsia"/>
+          <w:color w:val="auto"/>
+          <w:lang w:eastAsia="ko-KR"/>
+        </w:rPr>
+        <w:t>로그아웃하면</w:t>
+      </w:r>
+      <w:proofErr w:type="spellEnd"/>
+      <w:r>
+        <w:rPr>
+          <w:rFonts w:ascii="맑은 고딕" w:eastAsia="맑은 고딕" w:hAnsi="맑은 고딕" w:cs="맑은 고딕" w:hint="eastAsia"/>
+          <w:color w:val="auto"/>
+          <w:lang w:eastAsia="ko-KR"/>
+        </w:rPr>
+        <w:t xml:space="preserve"> </w:t>
+      </w:r>
+      <w:proofErr w:type="spellStart"/>
+      <w:r>
+        <w:rPr>
+          <w:rFonts w:ascii="맑은 고딕" w:eastAsia="맑은 고딕" w:hAnsi="맑은 고딕" w:cs="맑은 고딕" w:hint="eastAsia"/>
+          <w:color w:val="auto"/>
+          <w:lang w:eastAsia="ko-KR"/>
+        </w:rPr>
+        <w:t>프론트엔드에</w:t>
+      </w:r>
+      <w:proofErr w:type="spellEnd"/>
+      <w:r>
+        <w:rPr>
+          <w:rFonts w:ascii="맑은 고딕" w:eastAsia="맑은 고딕" w:hAnsi="맑은 고딕" w:cs="맑은 고딕" w:hint="eastAsia"/>
+          <w:color w:val="auto"/>
+          <w:lang w:eastAsia="ko-KR"/>
+        </w:rPr>
+        <w:t xml:space="preserve"> 저장된 로그인 상태를 초기화한다. </w:t>
       </w:r>
     </w:p>
     <w:tbl>
@@ -1682,14 +2152,52 @@
                 <w:color w:val="auto"/>
               </w:rPr>
             </w:pPr>
+            <w:proofErr w:type="spellStart"/>
             <w:r>
               <w:rPr>
                 <w:b/>
                 <w:color w:val="auto"/>
                 <w:sz w:val="18"/>
               </w:rPr>
-              <w:t>변경한 파일과 함수</w:t>
-            </w:r>
+              <w:t>변경한</w:t>
+            </w:r>
+            <w:proofErr w:type="spellEnd"/>
+            <w:r>
+              <w:rPr>
+                <w:b/>
+                <w:color w:val="auto"/>
+                <w:sz w:val="18"/>
+              </w:rPr>
+              <w:t xml:space="preserve"> </w:t>
+            </w:r>
+            <w:proofErr w:type="spellStart"/>
+            <w:r>
+              <w:rPr>
+                <w:b/>
+                <w:color w:val="auto"/>
+                <w:sz w:val="18"/>
+              </w:rPr>
+              <w:t>파일과</w:t>
+            </w:r>
+            <w:proofErr w:type="spellEnd"/>
+            <w:r>
+              <w:rPr>
+                <w:b/>
+                <w:color w:val="auto"/>
+                <w:sz w:val="18"/>
+              </w:rPr>
+              <w:t xml:space="preserve"> </w:t>
+            </w:r>
+            <w:proofErr w:type="spellStart"/>
+            <w:r>
+              <w:rPr>
+                <w:b/>
+                <w:color w:val="auto"/>
+                <w:sz w:val="18"/>
+              </w:rPr>
+              <w:t>함수</w:t>
+            </w:r>
+            <w:proofErr w:type="spellEnd"/>
           </w:p>
         </w:tc>
         <w:tc>
@@ -1828,6 +2336,7 @@
                 <w:color w:val="auto"/>
               </w:rPr>
             </w:pPr>
+            <w:proofErr w:type="spellStart"/>
             <w:r>
               <w:rPr>
                 <w:color w:val="auto"/>
@@ -1835,6 +2344,7 @@
               </w:rPr>
               <w:t>App.vue</w:t>
             </w:r>
+            <w:proofErr w:type="spellEnd"/>
           </w:p>
         </w:tc>
         <w:tc>
@@ -2142,6 +2652,7 @@
               </w:rPr>
               <w:t xml:space="preserve"> </w:t>
             </w:r>
+            <w:proofErr w:type="spellStart"/>
             <w:r>
               <w:rPr>
                 <w:rFonts w:ascii="맑은 고딕" w:eastAsia="맑은 고딕" w:hAnsi="맑은 고딕" w:cs="맑은 고딕" w:hint="eastAsia"/>
@@ -2151,6 +2662,7 @@
               </w:rPr>
               <w:t>거지방</w:t>
             </w:r>
+            <w:proofErr w:type="spellEnd"/>
             <w:r>
               <w:rPr>
                 <w:color w:val="auto"/>
@@ -2626,6 +3138,7 @@
               </w:rPr>
               <w:t xml:space="preserve">, </w:t>
             </w:r>
+            <w:proofErr w:type="spellStart"/>
             <w:r>
               <w:rPr>
                 <w:rFonts w:ascii="맑은 고딕" w:eastAsia="맑은 고딕" w:hAnsi="맑은 고딕" w:cs="맑은 고딕" w:hint="eastAsia"/>
@@ -2635,6 +3148,7 @@
               </w:rPr>
               <w:t>입력창</w:t>
             </w:r>
+            <w:proofErr w:type="spellEnd"/>
             <w:r>
               <w:rPr>
                 <w:color w:val="auto"/>
@@ -2941,7 +3455,91 @@
         <w:rPr>
           <w:lang w:eastAsia="ko-KR"/>
         </w:rPr>
-        <w:t>[운영체제와 버전 / 새 폴더 설치 / 환경설정 / 프론트 빌드 / 백엔드 실행 / SQLite 파일 경로]</w:t>
+        <w:t xml:space="preserve">[운영체제와 </w:t>
+      </w:r>
+      <w:proofErr w:type="gramStart"/>
+      <w:r>
+        <w:rPr>
+          <w:lang w:eastAsia="ko-KR"/>
+        </w:rPr>
+        <w:t>버전 /</w:t>
+      </w:r>
+      <w:proofErr w:type="gramEnd"/>
+      <w:r>
+        <w:rPr>
+          <w:lang w:eastAsia="ko-KR"/>
+        </w:rPr>
+        <w:t xml:space="preserve"> 새 폴더 </w:t>
+      </w:r>
+      <w:proofErr w:type="gramStart"/>
+      <w:r>
+        <w:rPr>
+          <w:lang w:eastAsia="ko-KR"/>
+        </w:rPr>
+        <w:t>설치 /</w:t>
+      </w:r>
+      <w:proofErr w:type="gramEnd"/>
+      <w:r>
+        <w:rPr>
+          <w:lang w:eastAsia="ko-KR"/>
+        </w:rPr>
+        <w:t xml:space="preserve"> </w:t>
+      </w:r>
+      <w:proofErr w:type="gramStart"/>
+      <w:r>
+        <w:rPr>
+          <w:lang w:eastAsia="ko-KR"/>
+        </w:rPr>
+        <w:t>환경설정 /</w:t>
+      </w:r>
+      <w:proofErr w:type="gramEnd"/>
+      <w:r>
+        <w:rPr>
+          <w:lang w:eastAsia="ko-KR"/>
+        </w:rPr>
+        <w:t xml:space="preserve"> 프론트 </w:t>
+      </w:r>
+      <w:proofErr w:type="gramStart"/>
+      <w:r>
+        <w:rPr>
+          <w:lang w:eastAsia="ko-KR"/>
+        </w:rPr>
+        <w:t>빌드 /</w:t>
+      </w:r>
+      <w:proofErr w:type="gramEnd"/>
+      <w:r>
+        <w:rPr>
+          <w:lang w:eastAsia="ko-KR"/>
+        </w:rPr>
+        <w:t xml:space="preserve"> </w:t>
+      </w:r>
+      <w:proofErr w:type="spellStart"/>
+      <w:r>
+        <w:rPr>
+          <w:lang w:eastAsia="ko-KR"/>
+        </w:rPr>
+        <w:t>백엔드</w:t>
+      </w:r>
+      <w:proofErr w:type="spellEnd"/>
+      <w:r>
+        <w:rPr>
+          <w:lang w:eastAsia="ko-KR"/>
+        </w:rPr>
+        <w:t xml:space="preserve"> </w:t>
+      </w:r>
+      <w:proofErr w:type="gramStart"/>
+      <w:r>
+        <w:rPr>
+          <w:lang w:eastAsia="ko-KR"/>
+        </w:rPr>
+        <w:t>실행 /</w:t>
+      </w:r>
+      <w:proofErr w:type="gramEnd"/>
+      <w:r>
+        <w:rPr>
+          <w:lang w:eastAsia="ko-KR"/>
+        </w:rPr>
+        <w:t xml:space="preserve"> SQLite 파일 경로]</w:t>
       </w:r>
     </w:p>
     <w:p>
@@ -2957,7 +3555,35 @@
         <w:rPr>
           <w:lang w:eastAsia="ko-KR"/>
         </w:rPr>
-        <w:t>[4173번 접속 및 API 연결 확인 / 서버 재시작 후 데이터 유지 / 증거 위치]</w:t>
+        <w:t xml:space="preserve">[4173번 접속 및 API 연결 </w:t>
+      </w:r>
+      <w:proofErr w:type="gramStart"/>
+      <w:r>
+        <w:rPr>
+          <w:lang w:eastAsia="ko-KR"/>
+        </w:rPr>
+        <w:t>확인 /</w:t>
+      </w:r>
+      <w:proofErr w:type="gramEnd"/>
+      <w:r>
+        <w:rPr>
+          <w:lang w:eastAsia="ko-KR"/>
+        </w:rPr>
+        <w:t xml:space="preserve"> 서버 재시작 후 데이터 </w:t>
+      </w:r>
+      <w:proofErr w:type="gramStart"/>
+      <w:r>
+        <w:rPr>
+          <w:lang w:eastAsia="ko-KR"/>
+        </w:rPr>
+        <w:t>유지 /</w:t>
+      </w:r>
+      <w:proofErr w:type="gramEnd"/>
+      <w:r>
+        <w:rPr>
+          <w:lang w:eastAsia="ko-KR"/>
+        </w:rPr>
+        <w:t xml:space="preserve"> 증거 위치]</w:t>
       </w:r>
     </w:p>
     <w:p>
@@ -3119,6 +3745,7 @@
           <w:lang w:eastAsia="ko-KR"/>
         </w:rPr>
       </w:pPr>
+      <w:proofErr w:type="spellStart"/>
       <w:r>
         <w:rPr>
           <w:rFonts w:ascii="굴림" w:eastAsia="굴림" w:hAnsi="굴림" w:cs="굴림" w:hint="eastAsia"/>
@@ -3130,6 +3757,7 @@
         </w:rPr>
         <w:t>프론트엔드</w:t>
       </w:r>
+      <w:proofErr w:type="spellEnd"/>
       <w:r>
         <w:rPr>
           <w:rFonts w:ascii="굴림" w:eastAsia="굴림" w:hAnsi="굴림" w:cs="굴림"/>
@@ -3330,6 +3958,7 @@
           <w:lang w:eastAsia="ko-KR"/>
         </w:rPr>
       </w:pPr>
+      <w:proofErr w:type="spellStart"/>
       <w:r>
         <w:rPr>
           <w:rFonts w:ascii="굴림" w:eastAsia="굴림" w:hAnsi="굴림" w:cs="굴림" w:hint="eastAsia"/>
@@ -3341,6 +3970,7 @@
         </w:rPr>
         <w:t>프론트엔드</w:t>
       </w:r>
+      <w:proofErr w:type="spellEnd"/>
       <w:r>
         <w:rPr>
           <w:rFonts w:ascii="굴림" w:eastAsia="굴림" w:hAnsi="굴림" w:cs="굴림"/>
@@ -3541,6 +4171,7 @@
           <w:lang w:eastAsia="ko-KR"/>
         </w:rPr>
       </w:pPr>
+      <w:proofErr w:type="spellStart"/>
       <w:r>
         <w:rPr>
           <w:rFonts w:ascii="굴림" w:eastAsia="굴림" w:hAnsi="굴림" w:cs="굴림" w:hint="eastAsia"/>
@@ -3552,6 +4183,7 @@
         </w:rPr>
         <w:t>백엔드</w:t>
       </w:r>
+      <w:proofErr w:type="spellEnd"/>
       <w:r>
         <w:rPr>
           <w:rFonts w:ascii="굴림" w:eastAsia="굴림" w:hAnsi="굴림" w:cs="굴림"/>
@@ -3752,6 +4384,7 @@
           <w:lang w:eastAsia="ko-KR"/>
         </w:rPr>
       </w:pPr>
+      <w:proofErr w:type="spellStart"/>
       <w:r>
         <w:rPr>
           <w:rFonts w:ascii="굴림" w:eastAsia="굴림" w:hAnsi="굴림" w:cs="굴림" w:hint="eastAsia"/>
@@ -3763,6 +4396,7 @@
         </w:rPr>
         <w:t>프론트엔드</w:t>
       </w:r>
+      <w:proofErr w:type="spellEnd"/>
       <w:r>
         <w:rPr>
           <w:rFonts w:ascii="굴림" w:eastAsia="굴림" w:hAnsi="굴림" w:cs="굴림"/>
@@ -4501,6 +5135,54 @@
       <w:pPr>
         <w:pStyle w:val="Eyebrow"/>
         <w:rPr>
+          <w:rFonts w:ascii="굴림" w:eastAsia="굴림" w:hAnsi="굴림" w:cs="굴림" w:hint="eastAsia"/>
+          <w:b w:val="0"/>
+          <w:color w:val="auto"/>
+          <w:sz w:val="20"/>
+          <w:szCs w:val="20"/>
+          <w:lang w:eastAsia="ko-KR"/>
+        </w:rPr>
+      </w:pPr>
+      <w:proofErr w:type="gramStart"/>
+      <w:r>
+        <w:rPr>
+          <w:rFonts w:ascii="굴림" w:eastAsia="굴림" w:hAnsi="굴림" w:cs="굴림" w:hint="eastAsia"/>
+          <w:b w:val="0"/>
+          <w:color w:val="auto"/>
+          <w:sz w:val="20"/>
+          <w:szCs w:val="20"/>
+          <w:lang w:eastAsia="ko-KR"/>
+        </w:rPr>
+        <w:t>증거위치 :</w:t>
+      </w:r>
+      <w:proofErr w:type="gramEnd"/>
+      <w:r>
+        <w:rPr>
+          <w:rFonts w:ascii="굴림" w:eastAsia="굴림" w:hAnsi="굴림" w:cs="굴림" w:hint="eastAsia"/>
+          <w:b w:val="0"/>
+          <w:color w:val="auto"/>
+          <w:sz w:val="20"/>
+          <w:szCs w:val="20"/>
+          <w:lang w:eastAsia="ko-KR"/>
+        </w:rPr>
+        <w:t xml:space="preserve"> docs/evidence/backend.png, docs/evidence/frontend.png</w:t>
+      </w:r>
+      <w:r>
+        <w:rPr>
+          <w:rFonts w:ascii="굴림" w:eastAsia="굴림" w:hAnsi="굴림" w:cs="굴림" w:hint="eastAsia"/>
+          <w:b w:val="0"/>
+          <w:color w:val="auto"/>
+          <w:sz w:val="20"/>
+          <w:szCs w:val="20"/>
+          <w:lang w:eastAsia="ko-KR"/>
+        </w:rPr>
+        <w:t>, health.png</w:t>
+      </w:r>
+    </w:p>
+    <w:p>
+      <w:pPr>
+        <w:pStyle w:val="Eyebrow"/>
+        <w:rPr>
           <w:lang w:eastAsia="ko-KR"/>
         </w:rPr>
       </w:pPr>
@@ -4597,12 +5279,21 @@
           <w:lang w:eastAsia="ko-KR"/>
         </w:rPr>
       </w:pPr>
-      <w:r>
-        <w:rPr>
-          <w:lang w:eastAsia="ko-KR"/>
-        </w:rPr>
-        <w:t xml:space="preserve">파일 / 함수: </w:t>
-      </w:r>
+      <w:proofErr w:type="gramStart"/>
+      <w:r>
+        <w:rPr>
+          <w:lang w:eastAsia="ko-KR"/>
+        </w:rPr>
+        <w:t>파일 /</w:t>
+      </w:r>
+      <w:proofErr w:type="gramEnd"/>
+      <w:r>
+        <w:rPr>
+          <w:lang w:eastAsia="ko-KR"/>
+        </w:rPr>
+        <w:t xml:space="preserve"> 함수: </w:t>
+      </w:r>
+      <w:proofErr w:type="gramStart"/>
       <w:r>
         <w:rPr>
           <w:lang w:eastAsia="ko-KR"/>
@@ -4627,8 +5318,17 @@
           <w:rFonts w:ascii="맑은 고딕" w:eastAsia="맑은 고딕" w:hAnsi="맑은 고딕" w:cs="맑은 고딕" w:hint="eastAsia"/>
           <w:lang w:eastAsia="ko-KR"/>
         </w:rPr>
-        <w:t xml:space="preserve">/ </w:t>
-      </w:r>
+        <w:t>/</w:t>
+      </w:r>
+      <w:proofErr w:type="gramEnd"/>
+      <w:r>
+        <w:rPr>
+          <w:rFonts w:ascii="맑은 고딕" w:eastAsia="맑은 고딕" w:hAnsi="맑은 고딕" w:cs="맑은 고딕" w:hint="eastAsia"/>
+          <w:lang w:eastAsia="ko-KR"/>
+        </w:rPr>
+        <w:t xml:space="preserve"> </w:t>
+      </w:r>
+      <w:proofErr w:type="spellStart"/>
       <w:r>
         <w:rPr>
           <w:rFonts w:eastAsia="맑은 고딕"/>
@@ -4636,6 +5336,7 @@
         </w:rPr>
         <w:t>issueToken</w:t>
       </w:r>
+      <w:proofErr w:type="spellEnd"/>
       <w:r>
         <w:rPr>
           <w:rFonts w:eastAsia="맑은 고딕" w:hint="eastAsia"/>
@@ -4648,7 +5349,23 @@
           <w:rFonts w:eastAsia="맑은 고딕" w:hint="eastAsia"/>
           <w:lang w:eastAsia="ko-KR"/>
         </w:rPr>
-        <w:t>, BoardController.java / login()</w:t>
+        <w:t xml:space="preserve">, </w:t>
+      </w:r>
+      <w:proofErr w:type="gramStart"/>
+      <w:r>
+        <w:rPr>
+          <w:rFonts w:eastAsia="맑은 고딕" w:hint="eastAsia"/>
+          <w:lang w:eastAsia="ko-KR"/>
+        </w:rPr>
+        <w:t>BoardController.java /</w:t>
+      </w:r>
+      <w:proofErr w:type="gramEnd"/>
+      <w:r>
+        <w:rPr>
+          <w:rFonts w:eastAsia="맑은 고딕" w:hint="eastAsia"/>
+          <w:lang w:eastAsia="ko-KR"/>
+        </w:rPr>
+        <w:t xml:space="preserve"> login()</w:t>
       </w:r>
     </w:p>
     <w:p>
@@ -4685,12 +5402,21 @@
           <w:lang w:eastAsia="ko-KR"/>
         </w:rPr>
       </w:pPr>
-      <w:r>
-        <w:rPr>
-          <w:rFonts w:eastAsia="맑은 고딕"/>
-          <w:lang w:eastAsia="ko-KR"/>
-        </w:rPr>
-        <w:t>@PostMapping("/auth/login")</w:t>
+      <w:proofErr w:type="gramStart"/>
+      <w:r>
+        <w:rPr>
+          <w:rFonts w:eastAsia="맑은 고딕"/>
+          <w:lang w:eastAsia="ko-KR"/>
+        </w:rPr>
+        <w:t>@PostMapping</w:t>
+      </w:r>
+      <w:proofErr w:type="gramEnd"/>
+      <w:r>
+        <w:rPr>
+          <w:rFonts w:eastAsia="맑은 고딕"/>
+          <w:lang w:eastAsia="ko-KR"/>
+        </w:rPr>
+        <w:t>("/auth/login")</w:t>
       </w:r>
     </w:p>
     <w:p>
@@ -4705,8 +5431,33 @@
           <w:rFonts w:eastAsia="맑은 고딕"/>
           <w:lang w:eastAsia="ko-KR"/>
         </w:rPr>
-        <w:t xml:space="preserve">  public Object login(@RequestBody Map&lt;String, Object&gt; body) {</w:t>
-      </w:r>
+        <w:t xml:space="preserve">  public Object </w:t>
+      </w:r>
+      <w:proofErr w:type="gramStart"/>
+      <w:r>
+        <w:rPr>
+          <w:rFonts w:eastAsia="맑은 고딕"/>
+          <w:lang w:eastAsia="ko-KR"/>
+        </w:rPr>
+        <w:t>login(</w:t>
+      </w:r>
+      <w:proofErr w:type="gramEnd"/>
+      <w:r>
+        <w:rPr>
+          <w:rFonts w:eastAsia="맑은 고딕"/>
+          <w:lang w:eastAsia="ko-KR"/>
+        </w:rPr>
+        <w:t xml:space="preserve">@RequestBody Map&lt;String, Object&gt; </w:t>
+      </w:r>
+      <w:proofErr w:type="gramStart"/>
+      <w:r>
+        <w:rPr>
+          <w:rFonts w:eastAsia="맑은 고딕"/>
+          <w:lang w:eastAsia="ko-KR"/>
+        </w:rPr>
+        <w:t>body) {</w:t>
+      </w:r>
+      <w:proofErr w:type="gramEnd"/>
     </w:p>
     <w:p>
       <w:pPr>
@@ -4720,7 +5471,39 @@
           <w:rFonts w:eastAsia="맑은 고딕"/>
           <w:lang w:eastAsia="ko-KR"/>
         </w:rPr>
-        <w:t xml:space="preserve">    var input = fields(body, Map.of("email", 254, "password", 128));</w:t>
+        <w:t xml:space="preserve">    var input = </w:t>
+      </w:r>
+      <w:proofErr w:type="gramStart"/>
+      <w:r>
+        <w:rPr>
+          <w:rFonts w:eastAsia="맑은 고딕"/>
+          <w:lang w:eastAsia="ko-KR"/>
+        </w:rPr>
+        <w:t>fields(</w:t>
+      </w:r>
+      <w:proofErr w:type="gramEnd"/>
+      <w:r>
+        <w:rPr>
+          <w:rFonts w:eastAsia="맑은 고딕"/>
+          <w:lang w:eastAsia="ko-KR"/>
+        </w:rPr>
+        <w:t xml:space="preserve">body, </w:t>
+      </w:r>
+      <w:proofErr w:type="spellStart"/>
+      <w:r>
+        <w:rPr>
+          <w:rFonts w:eastAsia="맑은 고딕"/>
+          <w:lang w:eastAsia="ko-KR"/>
+        </w:rPr>
+        <w:t>Map.of</w:t>
+      </w:r>
+      <w:proofErr w:type="spellEnd"/>
+      <w:r>
+        <w:rPr>
+          <w:rFonts w:eastAsia="맑은 고딕"/>
+          <w:lang w:eastAsia="ko-KR"/>
+        </w:rPr>
+        <w:t>("email", 254, "password", 128));</w:t>
       </w:r>
     </w:p>
     <w:p>
@@ -4735,7 +5518,57 @@
           <w:rFonts w:eastAsia="맑은 고딕"/>
           <w:lang w:eastAsia="ko-KR"/>
         </w:rPr>
-        <w:t xml:space="preserve">    var user = users.verify(input.get("email"), input.get("password")); </w:t>
+        <w:t xml:space="preserve">    var user = </w:t>
+      </w:r>
+      <w:proofErr w:type="spellStart"/>
+      <w:proofErr w:type="gramStart"/>
+      <w:r>
+        <w:rPr>
+          <w:rFonts w:eastAsia="맑은 고딕"/>
+          <w:lang w:eastAsia="ko-KR"/>
+        </w:rPr>
+        <w:t>users.verify</w:t>
+      </w:r>
+      <w:proofErr w:type="spellEnd"/>
+      <w:proofErr w:type="gramEnd"/>
+      <w:r>
+        <w:rPr>
+          <w:rFonts w:eastAsia="맑은 고딕"/>
+          <w:lang w:eastAsia="ko-KR"/>
+        </w:rPr>
+        <w:t>(</w:t>
+      </w:r>
+      <w:proofErr w:type="spellStart"/>
+      <w:r>
+        <w:rPr>
+          <w:rFonts w:eastAsia="맑은 고딕"/>
+          <w:lang w:eastAsia="ko-KR"/>
+        </w:rPr>
+        <w:t>input.get</w:t>
+      </w:r>
+      <w:proofErr w:type="spellEnd"/>
+      <w:r>
+        <w:rPr>
+          <w:rFonts w:eastAsia="맑은 고딕"/>
+          <w:lang w:eastAsia="ko-KR"/>
+        </w:rPr>
+        <w:t xml:space="preserve">("email"), </w:t>
+      </w:r>
+      <w:proofErr w:type="spellStart"/>
+      <w:r>
+        <w:rPr>
+          <w:rFonts w:eastAsia="맑은 고딕"/>
+          <w:lang w:eastAsia="ko-KR"/>
+        </w:rPr>
+        <w:t>input.get</w:t>
+      </w:r>
+      <w:proofErr w:type="spellEnd"/>
+      <w:r>
+        <w:rPr>
+          <w:rFonts w:eastAsia="맑은 고딕"/>
+          <w:lang w:eastAsia="ko-KR"/>
+        </w:rPr>
+        <w:t xml:space="preserve">("password")); </w:t>
       </w:r>
     </w:p>
     <w:p>
@@ -4750,7 +5583,23 @@
           <w:rFonts w:eastAsia="맑은 고딕"/>
           <w:lang w:eastAsia="ko-KR"/>
         </w:rPr>
-        <w:t xml:space="preserve">    if (user == null) throw new ApiError(401, "INVALID_CREDENTIALS", "</w:t>
+        <w:t xml:space="preserve">    if (user == null) throw new </w:t>
+      </w:r>
+      <w:proofErr w:type="spellStart"/>
+      <w:r>
+        <w:rPr>
+          <w:rFonts w:eastAsia="맑은 고딕"/>
+          <w:lang w:eastAsia="ko-KR"/>
+        </w:rPr>
+        <w:t>ApiError</w:t>
+      </w:r>
+      <w:proofErr w:type="spellEnd"/>
+      <w:r>
+        <w:rPr>
+          <w:rFonts w:eastAsia="맑은 고딕"/>
+          <w:lang w:eastAsia="ko-KR"/>
+        </w:rPr>
+        <w:t>(401, "INVALID_CREDENTIALS", "</w:t>
       </w:r>
       <w:r>
         <w:rPr>
@@ -4821,7 +5670,89 @@
           <w:rFonts w:eastAsia="맑은 고딕"/>
           <w:lang w:eastAsia="ko-KR"/>
         </w:rPr>
-        <w:t xml:space="preserve">    return Map.of("accessToken", auth.issueToken(user), "expiresIn", ttl, "user", user); </w:t>
+        <w:t xml:space="preserve">    return </w:t>
+      </w:r>
+      <w:proofErr w:type="spellStart"/>
+      <w:r>
+        <w:rPr>
+          <w:rFonts w:eastAsia="맑은 고딕"/>
+          <w:lang w:eastAsia="ko-KR"/>
+        </w:rPr>
+        <w:t>Map.of</w:t>
+      </w:r>
+      <w:proofErr w:type="spellEnd"/>
+      <w:r>
+        <w:rPr>
+          <w:rFonts w:eastAsia="맑은 고딕"/>
+          <w:lang w:eastAsia="ko-KR"/>
+        </w:rPr>
+        <w:t>("</w:t>
+      </w:r>
+      <w:proofErr w:type="spellStart"/>
+      <w:r>
+        <w:rPr>
+          <w:rFonts w:eastAsia="맑은 고딕"/>
+          <w:lang w:eastAsia="ko-KR"/>
+        </w:rPr>
+        <w:t>accessToken</w:t>
+      </w:r>
+      <w:proofErr w:type="spellEnd"/>
+      <w:r>
+        <w:rPr>
+          <w:rFonts w:eastAsia="맑은 고딕"/>
+          <w:lang w:eastAsia="ko-KR"/>
+        </w:rPr>
+        <w:t xml:space="preserve">", </w:t>
+      </w:r>
+      <w:proofErr w:type="spellStart"/>
+      <w:proofErr w:type="gramStart"/>
+      <w:r>
+        <w:rPr>
+          <w:rFonts w:eastAsia="맑은 고딕"/>
+          <w:lang w:eastAsia="ko-KR"/>
+        </w:rPr>
+        <w:t>auth.issueToken</w:t>
+      </w:r>
+      <w:proofErr w:type="spellEnd"/>
+      <w:proofErr w:type="gramEnd"/>
+      <w:r>
+        <w:rPr>
+          <w:rFonts w:eastAsia="맑은 고딕"/>
+          <w:lang w:eastAsia="ko-KR"/>
+        </w:rPr>
+        <w:t>(user), "</w:t>
+      </w:r>
+      <w:proofErr w:type="spellStart"/>
+      <w:r>
+        <w:rPr>
+          <w:rFonts w:eastAsia="맑은 고딕"/>
+          <w:lang w:eastAsia="ko-KR"/>
+        </w:rPr>
+        <w:t>expiresIn</w:t>
+      </w:r>
+      <w:proofErr w:type="spellEnd"/>
+      <w:r>
+        <w:rPr>
+          <w:rFonts w:eastAsia="맑은 고딕"/>
+          <w:lang w:eastAsia="ko-KR"/>
+        </w:rPr>
+        <w:t xml:space="preserve">", </w:t>
+      </w:r>
+      <w:proofErr w:type="spellStart"/>
+      <w:r>
+        <w:rPr>
+          <w:rFonts w:eastAsia="맑은 고딕"/>
+          <w:lang w:eastAsia="ko-KR"/>
+        </w:rPr>
+        <w:t>ttl</w:t>
+      </w:r>
+      <w:proofErr w:type="spellEnd"/>
+      <w:r>
+        <w:rPr>
+          <w:rFonts w:eastAsia="맑은 고딕"/>
+          <w:lang w:eastAsia="ko-KR"/>
+        </w:rPr>
+        <w:t xml:space="preserve">, "user", user); </w:t>
       </w:r>
     </w:p>
     <w:p>
@@ -4853,8 +5784,51 @@
           <w:rFonts w:eastAsia="맑은 고딕"/>
           <w:lang w:eastAsia="ko-KR"/>
         </w:rPr>
-        <w:t>public String issueToken(Users.PublicUser user) {</w:t>
-      </w:r>
+        <w:t xml:space="preserve">public String </w:t>
+      </w:r>
+      <w:proofErr w:type="spellStart"/>
+      <w:proofErr w:type="gramStart"/>
+      <w:r>
+        <w:rPr>
+          <w:rFonts w:eastAsia="맑은 고딕"/>
+          <w:lang w:eastAsia="ko-KR"/>
+        </w:rPr>
+        <w:t>issueToken</w:t>
+      </w:r>
+      <w:proofErr w:type="spellEnd"/>
+      <w:r>
+        <w:rPr>
+          <w:rFonts w:eastAsia="맑은 고딕"/>
+          <w:lang w:eastAsia="ko-KR"/>
+        </w:rPr>
+        <w:t>(</w:t>
+      </w:r>
+      <w:proofErr w:type="spellStart"/>
+      <w:proofErr w:type="gramEnd"/>
+      <w:r>
+        <w:rPr>
+          <w:rFonts w:eastAsia="맑은 고딕"/>
+          <w:lang w:eastAsia="ko-KR"/>
+        </w:rPr>
+        <w:t>Users.PublicUser</w:t>
+      </w:r>
+      <w:proofErr w:type="spellEnd"/>
+      <w:r>
+        <w:rPr>
+          <w:rFonts w:eastAsia="맑은 고딕"/>
+          <w:lang w:eastAsia="ko-KR"/>
+        </w:rPr>
+        <w:t xml:space="preserve"> </w:t>
+      </w:r>
+      <w:proofErr w:type="gramStart"/>
+      <w:r>
+        <w:rPr>
+          <w:rFonts w:eastAsia="맑은 고딕"/>
+          <w:lang w:eastAsia="ko-KR"/>
+        </w:rPr>
+        <w:t>user) {</w:t>
+      </w:r>
+      <w:proofErr w:type="gramEnd"/>
     </w:p>
     <w:p>
       <w:pPr>
@@ -4869,7 +5843,32 @@
           <w:rFonts w:eastAsia="맑은 고딕"/>
           <w:lang w:eastAsia="ko-KR"/>
         </w:rPr>
-        <w:t>    Instant now = Instant.now();</w:t>
+        <w:t xml:space="preserve">    Instant now = </w:t>
+      </w:r>
+      <w:proofErr w:type="spellStart"/>
+      <w:proofErr w:type="gramStart"/>
+      <w:r>
+        <w:rPr>
+          <w:rFonts w:eastAsia="맑은 고딕"/>
+          <w:lang w:eastAsia="ko-KR"/>
+        </w:rPr>
+        <w:t>Instant.now</w:t>
+      </w:r>
+      <w:proofErr w:type="spellEnd"/>
+      <w:r>
+        <w:rPr>
+          <w:rFonts w:eastAsia="맑은 고딕"/>
+          <w:lang w:eastAsia="ko-KR"/>
+        </w:rPr>
+        <w:t>(</w:t>
+      </w:r>
+      <w:proofErr w:type="gramEnd"/>
+      <w:r>
+        <w:rPr>
+          <w:rFonts w:eastAsia="맑은 고딕"/>
+          <w:lang w:eastAsia="ko-KR"/>
+        </w:rPr>
+        <w:t>);</w:t>
       </w:r>
     </w:p>
     <w:p>
@@ -4885,7 +5884,71 @@
           <w:rFonts w:eastAsia="맑은 고딕"/>
           <w:lang w:eastAsia="ko-KR"/>
         </w:rPr>
-        <w:t>    return Jwts.builder().subject(Long.toString(user.id()))</w:t>
+        <w:t xml:space="preserve">    return </w:t>
+      </w:r>
+      <w:proofErr w:type="spellStart"/>
+      <w:r>
+        <w:rPr>
+          <w:rFonts w:eastAsia="맑은 고딕"/>
+          <w:lang w:eastAsia="ko-KR"/>
+        </w:rPr>
+        <w:t>Jwts.builder</w:t>
+      </w:r>
+      <w:proofErr w:type="spellEnd"/>
+      <w:r>
+        <w:rPr>
+          <w:rFonts w:eastAsia="맑은 고딕"/>
+          <w:lang w:eastAsia="ko-KR"/>
+        </w:rPr>
+        <w:t>(</w:t>
+      </w:r>
+      <w:proofErr w:type="gramStart"/>
+      <w:r>
+        <w:rPr>
+          <w:rFonts w:eastAsia="맑은 고딕"/>
+          <w:lang w:eastAsia="ko-KR"/>
+        </w:rPr>
+        <w:t>).subject</w:t>
+      </w:r>
+      <w:proofErr w:type="gramEnd"/>
+      <w:r>
+        <w:rPr>
+          <w:rFonts w:eastAsia="맑은 고딕"/>
+          <w:lang w:eastAsia="ko-KR"/>
+        </w:rPr>
+        <w:t>(</w:t>
+      </w:r>
+      <w:proofErr w:type="spellStart"/>
+      <w:r>
+        <w:rPr>
+          <w:rFonts w:eastAsia="맑은 고딕"/>
+          <w:lang w:eastAsia="ko-KR"/>
+        </w:rPr>
+        <w:t>Long.toString</w:t>
+      </w:r>
+      <w:proofErr w:type="spellEnd"/>
+      <w:r>
+        <w:rPr>
+          <w:rFonts w:eastAsia="맑은 고딕"/>
+          <w:lang w:eastAsia="ko-KR"/>
+        </w:rPr>
+        <w:t>(</w:t>
+      </w:r>
+      <w:proofErr w:type="gramStart"/>
+      <w:r>
+        <w:rPr>
+          <w:rFonts w:eastAsia="맑은 고딕"/>
+          <w:lang w:eastAsia="ko-KR"/>
+        </w:rPr>
+        <w:t>user.id(</w:t>
+      </w:r>
+      <w:proofErr w:type="gramEnd"/>
+      <w:r>
+        <w:rPr>
+          <w:rFonts w:eastAsia="맑은 고딕"/>
+          <w:lang w:eastAsia="ko-KR"/>
+        </w:rPr>
+        <w:t>)))</w:t>
       </w:r>
     </w:p>
     <w:p>
@@ -4901,7 +5964,71 @@
           <w:rFonts w:eastAsia="맑은 고딕"/>
           <w:lang w:eastAsia="ko-KR"/>
         </w:rPr>
-        <w:t>        .issuer(issuer).audience().add(audience).and()</w:t>
+        <w:t xml:space="preserve">        </w:t>
+      </w:r>
+      <w:proofErr w:type="gramStart"/>
+      <w:r>
+        <w:rPr>
+          <w:rFonts w:eastAsia="맑은 고딕"/>
+          <w:lang w:eastAsia="ko-KR"/>
+        </w:rPr>
+        <w:t>.issuer</w:t>
+      </w:r>
+      <w:proofErr w:type="gramEnd"/>
+      <w:r>
+        <w:rPr>
+          <w:rFonts w:eastAsia="맑은 고딕"/>
+          <w:lang w:eastAsia="ko-KR"/>
+        </w:rPr>
+        <w:t>(issuer</w:t>
+      </w:r>
+      <w:proofErr w:type="gramStart"/>
+      <w:r>
+        <w:rPr>
+          <w:rFonts w:eastAsia="맑은 고딕"/>
+          <w:lang w:eastAsia="ko-KR"/>
+        </w:rPr>
+        <w:t>).audience</w:t>
+      </w:r>
+      <w:proofErr w:type="gramEnd"/>
+      <w:r>
+        <w:rPr>
+          <w:rFonts w:eastAsia="맑은 고딕"/>
+          <w:lang w:eastAsia="ko-KR"/>
+        </w:rPr>
+        <w:t>(</w:t>
+      </w:r>
+      <w:proofErr w:type="gramStart"/>
+      <w:r>
+        <w:rPr>
+          <w:rFonts w:eastAsia="맑은 고딕"/>
+          <w:lang w:eastAsia="ko-KR"/>
+        </w:rPr>
+        <w:t>).add</w:t>
+      </w:r>
+      <w:proofErr w:type="gramEnd"/>
+      <w:r>
+        <w:rPr>
+          <w:rFonts w:eastAsia="맑은 고딕"/>
+          <w:lang w:eastAsia="ko-KR"/>
+        </w:rPr>
+        <w:t>(audience).</w:t>
+      </w:r>
+      <w:proofErr w:type="gramStart"/>
+      <w:r>
+        <w:rPr>
+          <w:rFonts w:eastAsia="맑은 고딕"/>
+          <w:lang w:eastAsia="ko-KR"/>
+        </w:rPr>
+        <w:t>and(</w:t>
+      </w:r>
+      <w:proofErr w:type="gramEnd"/>
+      <w:r>
+        <w:rPr>
+          <w:rFonts w:eastAsia="맑은 고딕"/>
+          <w:lang w:eastAsia="ko-KR"/>
+        </w:rPr>
+        <w:t>)</w:t>
       </w:r>
     </w:p>
     <w:p>
@@ -4917,7 +6044,55 @@
           <w:rFonts w:eastAsia="맑은 고딕"/>
           <w:lang w:eastAsia="ko-KR"/>
         </w:rPr>
-        <w:t>        .issuedAt(Date.from(now)).expiration(Date.from(now.plusSeconds(ttl)))</w:t>
+        <w:t xml:space="preserve">        </w:t>
+      </w:r>
+      <w:proofErr w:type="gramStart"/>
+      <w:r>
+        <w:rPr>
+          <w:rFonts w:eastAsia="맑은 고딕"/>
+          <w:lang w:eastAsia="ko-KR"/>
+        </w:rPr>
+        <w:t>.issuedAt</w:t>
+      </w:r>
+      <w:proofErr w:type="gramEnd"/>
+      <w:r>
+        <w:rPr>
+          <w:rFonts w:eastAsia="맑은 고딕"/>
+          <w:lang w:eastAsia="ko-KR"/>
+        </w:rPr>
+        <w:t>(Date.from(now)</w:t>
+      </w:r>
+      <w:proofErr w:type="gramStart"/>
+      <w:r>
+        <w:rPr>
+          <w:rFonts w:eastAsia="맑은 고딕"/>
+          <w:lang w:eastAsia="ko-KR"/>
+        </w:rPr>
+        <w:t>).expiration</w:t>
+      </w:r>
+      <w:proofErr w:type="gramEnd"/>
+      <w:r>
+        <w:rPr>
+          <w:rFonts w:eastAsia="맑은 고딕"/>
+          <w:lang w:eastAsia="ko-KR"/>
+        </w:rPr>
+        <w:t>(Date.from(</w:t>
+      </w:r>
+      <w:proofErr w:type="gramStart"/>
+      <w:r>
+        <w:rPr>
+          <w:rFonts w:eastAsia="맑은 고딕"/>
+          <w:lang w:eastAsia="ko-KR"/>
+        </w:rPr>
+        <w:t>now.plusSeconds</w:t>
+      </w:r>
+      <w:proofErr w:type="gramEnd"/>
+      <w:r>
+        <w:rPr>
+          <w:rFonts w:eastAsia="맑은 고딕"/>
+          <w:lang w:eastAsia="ko-KR"/>
+        </w:rPr>
+        <w:t>(ttl)))</w:t>
       </w:r>
     </w:p>
     <w:p>
@@ -4933,7 +6108,48 @@
           <w:rFonts w:eastAsia="맑은 고딕"/>
           <w:lang w:eastAsia="ko-KR"/>
         </w:rPr>
-        <w:t>        .signWith(key, Jwts.SIG.HS256).compact();</w:t>
+        <w:t xml:space="preserve">        </w:t>
+      </w:r>
+      <w:proofErr w:type="gramStart"/>
+      <w:r>
+        <w:rPr>
+          <w:rFonts w:eastAsia="맑은 고딕"/>
+          <w:lang w:eastAsia="ko-KR"/>
+        </w:rPr>
+        <w:t>.</w:t>
+      </w:r>
+      <w:proofErr w:type="spellStart"/>
+      <w:r>
+        <w:rPr>
+          <w:rFonts w:eastAsia="맑은 고딕"/>
+          <w:lang w:eastAsia="ko-KR"/>
+        </w:rPr>
+        <w:t>signWith</w:t>
+      </w:r>
+      <w:proofErr w:type="spellEnd"/>
+      <w:proofErr w:type="gramEnd"/>
+      <w:r>
+        <w:rPr>
+          <w:rFonts w:eastAsia="맑은 고딕"/>
+          <w:lang w:eastAsia="ko-KR"/>
+        </w:rPr>
+        <w:t>(key, Jwts.SIG.HS256</w:t>
+      </w:r>
+      <w:proofErr w:type="gramStart"/>
+      <w:r>
+        <w:rPr>
+          <w:rFonts w:eastAsia="맑은 고딕"/>
+          <w:lang w:eastAsia="ko-KR"/>
+        </w:rPr>
+        <w:t>).compact</w:t>
+      </w:r>
+      <w:proofErr w:type="gramEnd"/>
+      <w:r>
+        <w:rPr>
+          <w:rFonts w:eastAsia="맑은 고딕"/>
+          <w:lang w:eastAsia="ko-KR"/>
+        </w:rPr>
+        <w:t>();</w:t>
       </w:r>
     </w:p>
     <w:p>
@@ -5113,8 +6329,17 @@
           <w:rFonts w:eastAsia="맑은 고딕" w:hint="eastAsia"/>
           <w:lang w:eastAsia="ko-KR"/>
         </w:rPr>
-        <w:t>.  loginO</w:t>
-      </w:r>
+        <w:t xml:space="preserve">.  </w:t>
+      </w:r>
+      <w:proofErr w:type="spellStart"/>
+      <w:r>
+        <w:rPr>
+          <w:rFonts w:eastAsia="맑은 고딕" w:hint="eastAsia"/>
+          <w:lang w:eastAsia="ko-KR"/>
+        </w:rPr>
+        <w:t>loginO</w:t>
+      </w:r>
+      <w:proofErr w:type="spellEnd"/>
       <w:r>
         <w:rPr>
           <w:rFonts w:eastAsia="맑은 고딕" w:hint="eastAsia"/>
@@ -5197,8 +6422,27 @@
           <w:rFonts w:eastAsia="맑은 고딕" w:hint="eastAsia"/>
           <w:lang w:eastAsia="ko-KR"/>
         </w:rPr>
-        <w:t>, users.verify()</w:t>
-      </w:r>
+        <w:t xml:space="preserve">, </w:t>
+      </w:r>
+      <w:proofErr w:type="spellStart"/>
+      <w:proofErr w:type="gramStart"/>
+      <w:r>
+        <w:rPr>
+          <w:rFonts w:eastAsia="맑은 고딕" w:hint="eastAsia"/>
+          <w:lang w:eastAsia="ko-KR"/>
+        </w:rPr>
+        <w:t>users.verify</w:t>
+      </w:r>
+      <w:proofErr w:type="spellEnd"/>
+      <w:proofErr w:type="gramEnd"/>
+      <w:r>
+        <w:rPr>
+          <w:rFonts w:eastAsia="맑은 고딕" w:hint="eastAsia"/>
+          <w:lang w:eastAsia="ko-KR"/>
+        </w:rPr>
+        <w:t>()</w:t>
+      </w:r>
+      <w:proofErr w:type="spellStart"/>
       <w:r>
         <w:rPr>
           <w:rFonts w:eastAsia="맑은 고딕" w:hint="eastAsia"/>
@@ -5206,6 +6450,7 @@
         </w:rPr>
         <w:t>를</w:t>
       </w:r>
+      <w:proofErr w:type="spellEnd"/>
       <w:r>
         <w:rPr>
           <w:rFonts w:eastAsia="맑은 고딕" w:hint="eastAsia"/>
@@ -5269,6 +6514,7 @@
         </w:rPr>
         <w:t xml:space="preserve"> </w:t>
       </w:r>
+      <w:proofErr w:type="spellStart"/>
       <w:r>
         <w:rPr>
           <w:rFonts w:eastAsia="맑은 고딕" w:hint="eastAsia"/>
@@ -5276,6 +6522,7 @@
         </w:rPr>
         <w:t>올바른지</w:t>
       </w:r>
+      <w:proofErr w:type="spellEnd"/>
       <w:r>
         <w:rPr>
           <w:rFonts w:eastAsia="맑은 고딕" w:hint="eastAsia"/>
@@ -5416,7 +6663,25 @@
           <w:rFonts w:eastAsia="맑은 고딕" w:hint="eastAsia"/>
           <w:lang w:eastAsia="ko-KR"/>
         </w:rPr>
-        <w:t xml:space="preserve"> auth.issueToken(user)</w:t>
+        <w:t xml:space="preserve"> </w:t>
+      </w:r>
+      <w:proofErr w:type="spellStart"/>
+      <w:proofErr w:type="gramStart"/>
+      <w:r>
+        <w:rPr>
+          <w:rFonts w:eastAsia="맑은 고딕" w:hint="eastAsia"/>
+          <w:lang w:eastAsia="ko-KR"/>
+        </w:rPr>
+        <w:t>auth.issueToken</w:t>
+      </w:r>
+      <w:proofErr w:type="spellEnd"/>
+      <w:proofErr w:type="gramEnd"/>
+      <w:r>
+        <w:rPr>
+          <w:rFonts w:eastAsia="맑은 고딕" w:hint="eastAsia"/>
+          <w:lang w:eastAsia="ko-KR"/>
+        </w:rPr>
+        <w:t>(user)</w:t>
       </w:r>
       <w:r>
         <w:rPr>
@@ -5472,7 +6737,23 @@
           <w:rFonts w:eastAsia="맑은 고딕" w:hint="eastAsia"/>
           <w:lang w:eastAsia="ko-KR"/>
         </w:rPr>
-        <w:t>. issueToken()</w:t>
+        <w:t xml:space="preserve">. </w:t>
+      </w:r>
+      <w:proofErr w:type="spellStart"/>
+      <w:r>
+        <w:rPr>
+          <w:rFonts w:eastAsia="맑은 고딕" w:hint="eastAsia"/>
+          <w:lang w:eastAsia="ko-KR"/>
+        </w:rPr>
+        <w:t>issueToken</w:t>
+      </w:r>
+      <w:proofErr w:type="spellEnd"/>
+      <w:r>
+        <w:rPr>
+          <w:rFonts w:eastAsia="맑은 고딕" w:hint="eastAsia"/>
+          <w:lang w:eastAsia="ko-KR"/>
+        </w:rPr>
+        <w:t>()</w:t>
       </w:r>
       <w:r>
         <w:rPr>
@@ -5612,8 +6893,17 @@
           <w:rFonts w:eastAsia="맑은 고딕" w:hint="eastAsia"/>
           <w:lang w:eastAsia="ko-KR"/>
         </w:rPr>
-        <w:t>, userID</w:t>
-      </w:r>
+        <w:t xml:space="preserve">, </w:t>
+      </w:r>
+      <w:proofErr w:type="spellStart"/>
+      <w:r>
+        <w:rPr>
+          <w:rFonts w:eastAsia="맑은 고딕" w:hint="eastAsia"/>
+          <w:lang w:eastAsia="ko-KR"/>
+        </w:rPr>
+        <w:t>userID</w:t>
+      </w:r>
+      <w:proofErr w:type="spellEnd"/>
       <w:r>
         <w:rPr>
           <w:rFonts w:eastAsia="맑은 고딕" w:hint="eastAsia"/>
@@ -5640,7 +6930,23 @@
           <w:rFonts w:eastAsia="맑은 고딕" w:hint="eastAsia"/>
           <w:lang w:eastAsia="ko-KR"/>
         </w:rPr>
-        <w:t xml:space="preserve"> iss, </w:t>
+        <w:t xml:space="preserve"> </w:t>
+      </w:r>
+      <w:proofErr w:type="spellStart"/>
+      <w:r>
+        <w:rPr>
+          <w:rFonts w:eastAsia="맑은 고딕" w:hint="eastAsia"/>
+          <w:lang w:eastAsia="ko-KR"/>
+        </w:rPr>
+        <w:t>iss</w:t>
+      </w:r>
+      <w:proofErr w:type="spellEnd"/>
+      <w:r>
+        <w:rPr>
+          <w:rFonts w:eastAsia="맑은 고딕" w:hint="eastAsia"/>
+          <w:lang w:eastAsia="ko-KR"/>
+        </w:rPr>
+        <w:t xml:space="preserve">, </w:t>
       </w:r>
       <w:r>
         <w:rPr>
@@ -5656,6 +6962,7 @@
         </w:rPr>
         <w:t xml:space="preserve"> </w:t>
       </w:r>
+      <w:proofErr w:type="gramStart"/>
       <w:r>
         <w:rPr>
           <w:rFonts w:eastAsia="맑은 고딕" w:hint="eastAsia"/>
@@ -5668,8 +6975,18 @@
           <w:rFonts w:eastAsia="맑은 고딕" w:hint="eastAsia"/>
           <w:lang w:eastAsia="ko-KR"/>
         </w:rPr>
-        <w:t xml:space="preserve">  aud</w:t>
-      </w:r>
+        <w:t xml:space="preserve">  </w:t>
+      </w:r>
+      <w:proofErr w:type="spellStart"/>
+      <w:r>
+        <w:rPr>
+          <w:rFonts w:eastAsia="맑은 고딕" w:hint="eastAsia"/>
+          <w:lang w:eastAsia="ko-KR"/>
+        </w:rPr>
+        <w:t>aud</w:t>
+      </w:r>
+      <w:proofErr w:type="spellEnd"/>
+      <w:proofErr w:type="gramEnd"/>
       <w:r>
         <w:rPr>
           <w:rFonts w:eastAsia="맑은 고딕" w:hint="eastAsia"/>
@@ -6192,19 +7509,37 @@
           <w:lang w:eastAsia="ko-KR"/>
         </w:rPr>
       </w:pPr>
-      <w:r>
-        <w:rPr>
-          <w:lang w:eastAsia="ko-KR"/>
-        </w:rPr>
-        <w:t xml:space="preserve">파일 / 함수: </w:t>
-      </w:r>
-      <w:r>
-        <w:rPr>
-          <w:rFonts w:eastAsia="맑은 고딕" w:hint="eastAsia"/>
-          <w:lang w:eastAsia="ko-KR"/>
-        </w:rPr>
-        <w:t xml:space="preserve">api.js/ login(), </w:t>
-      </w:r>
+      <w:proofErr w:type="gramStart"/>
+      <w:r>
+        <w:rPr>
+          <w:lang w:eastAsia="ko-KR"/>
+        </w:rPr>
+        <w:t>파일 /</w:t>
+      </w:r>
+      <w:proofErr w:type="gramEnd"/>
+      <w:r>
+        <w:rPr>
+          <w:lang w:eastAsia="ko-KR"/>
+        </w:rPr>
+        <w:t xml:space="preserve"> 함수: </w:t>
+      </w:r>
+      <w:proofErr w:type="gramStart"/>
+      <w:r>
+        <w:rPr>
+          <w:rFonts w:eastAsia="맑은 고딕" w:hint="eastAsia"/>
+          <w:lang w:eastAsia="ko-KR"/>
+        </w:rPr>
+        <w:t>api.js/ login</w:t>
+      </w:r>
+      <w:proofErr w:type="gramEnd"/>
+      <w:r>
+        <w:rPr>
+          <w:rFonts w:eastAsia="맑은 고딕" w:hint="eastAsia"/>
+          <w:lang w:eastAsia="ko-KR"/>
+        </w:rPr>
+        <w:t xml:space="preserve">(), </w:t>
+      </w:r>
+      <w:proofErr w:type="spellStart"/>
       <w:r>
         <w:rPr>
           <w:rFonts w:eastAsia="맑은 고딕"/>
@@ -6212,6 +7547,7 @@
         </w:rPr>
         <w:t>authorizationHeaders</w:t>
       </w:r>
+      <w:proofErr w:type="spellEnd"/>
       <w:r>
         <w:rPr>
           <w:rFonts w:eastAsia="맑은 고딕" w:hint="eastAsia"/>
@@ -6261,8 +7597,33 @@
           <w:rFonts w:eastAsia="맑은 고딕"/>
           <w:lang w:eastAsia="ko-KR"/>
         </w:rPr>
-        <w:t>export async function login(email, password) {</w:t>
-      </w:r>
+        <w:t xml:space="preserve">export async function </w:t>
+      </w:r>
+      <w:proofErr w:type="gramStart"/>
+      <w:r>
+        <w:rPr>
+          <w:rFonts w:eastAsia="맑은 고딕"/>
+          <w:lang w:eastAsia="ko-KR"/>
+        </w:rPr>
+        <w:t>login(</w:t>
+      </w:r>
+      <w:proofErr w:type="gramEnd"/>
+      <w:r>
+        <w:rPr>
+          <w:rFonts w:eastAsia="맑은 고딕"/>
+          <w:lang w:eastAsia="ko-KR"/>
+        </w:rPr>
+        <w:t xml:space="preserve">email, </w:t>
+      </w:r>
+      <w:proofErr w:type="gramStart"/>
+      <w:r>
+        <w:rPr>
+          <w:rFonts w:eastAsia="맑은 고딕"/>
+          <w:lang w:eastAsia="ko-KR"/>
+        </w:rPr>
+        <w:t>password) {</w:t>
+      </w:r>
+      <w:proofErr w:type="gramEnd"/>
     </w:p>
     <w:p>
       <w:pPr>
@@ -6276,8 +7637,33 @@
           <w:rFonts w:eastAsia="맑은 고딕"/>
           <w:lang w:eastAsia="ko-KR"/>
         </w:rPr>
-        <w:t>  const data = await request("/auth/login", {</w:t>
-      </w:r>
+        <w:t xml:space="preserve">  const data = await </w:t>
+      </w:r>
+      <w:proofErr w:type="gramStart"/>
+      <w:r>
+        <w:rPr>
+          <w:rFonts w:eastAsia="맑은 고딕"/>
+          <w:lang w:eastAsia="ko-KR"/>
+        </w:rPr>
+        <w:t>request(</w:t>
+      </w:r>
+      <w:proofErr w:type="gramEnd"/>
+      <w:r>
+        <w:rPr>
+          <w:rFonts w:eastAsia="맑은 고딕"/>
+          <w:lang w:eastAsia="ko-KR"/>
+        </w:rPr>
+        <w:t>"/auth/login</w:t>
+      </w:r>
+      <w:proofErr w:type="gramStart"/>
+      <w:r>
+        <w:rPr>
+          <w:rFonts w:eastAsia="맑은 고딕"/>
+          <w:lang w:eastAsia="ko-KR"/>
+        </w:rPr>
+        <w:t>", {</w:t>
+      </w:r>
+      <w:proofErr w:type="gramEnd"/>
     </w:p>
     <w:p>
       <w:pPr>
@@ -6306,7 +7692,55 @@
           <w:rFonts w:eastAsia="맑은 고딕"/>
           <w:lang w:eastAsia="ko-KR"/>
         </w:rPr>
-        <w:t xml:space="preserve">    body: JSON.stringify({email, password}) </w:t>
+        <w:t xml:space="preserve">    body: </w:t>
+      </w:r>
+      <w:proofErr w:type="spellStart"/>
+      <w:r>
+        <w:rPr>
+          <w:rFonts w:eastAsia="맑은 고딕"/>
+          <w:lang w:eastAsia="ko-KR"/>
+        </w:rPr>
+        <w:t>JSON.</w:t>
+      </w:r>
+      <w:proofErr w:type="gramStart"/>
+      <w:r>
+        <w:rPr>
+          <w:rFonts w:eastAsia="맑은 고딕"/>
+          <w:lang w:eastAsia="ko-KR"/>
+        </w:rPr>
+        <w:t>stringify</w:t>
+      </w:r>
+      <w:proofErr w:type="spellEnd"/>
+      <w:r>
+        <w:rPr>
+          <w:rFonts w:eastAsia="맑은 고딕"/>
+          <w:lang w:eastAsia="ko-KR"/>
+        </w:rPr>
+        <w:t>({</w:t>
+      </w:r>
+      <w:proofErr w:type="gramEnd"/>
+      <w:r>
+        <w:rPr>
+          <w:rFonts w:eastAsia="맑은 고딕"/>
+          <w:lang w:eastAsia="ko-KR"/>
+        </w:rPr>
+        <w:t xml:space="preserve">email, </w:t>
+      </w:r>
+      <w:proofErr w:type="gramStart"/>
+      <w:r>
+        <w:rPr>
+          <w:rFonts w:eastAsia="맑은 고딕"/>
+          <w:lang w:eastAsia="ko-KR"/>
+        </w:rPr>
+        <w:t>password})</w:t>
+      </w:r>
+      <w:proofErr w:type="gramEnd"/>
+      <w:r>
+        <w:rPr>
+          <w:rFonts w:eastAsia="맑은 고딕"/>
+          <w:lang w:eastAsia="ko-KR"/>
+        </w:rPr>
+        <w:t xml:space="preserve"> </w:t>
       </w:r>
     </w:p>
     <w:p>
@@ -6351,7 +7785,41 @@
           <w:rFonts w:eastAsia="맑은 고딕"/>
           <w:lang w:eastAsia="ko-KR"/>
         </w:rPr>
-        <w:t>    accessToken: data.accessToken,</w:t>
+        <w:t xml:space="preserve">    </w:t>
+      </w:r>
+      <w:proofErr w:type="spellStart"/>
+      <w:r>
+        <w:rPr>
+          <w:rFonts w:eastAsia="맑은 고딕"/>
+          <w:lang w:eastAsia="ko-KR"/>
+        </w:rPr>
+        <w:t>accessToken</w:t>
+      </w:r>
+      <w:proofErr w:type="spellEnd"/>
+      <w:r>
+        <w:rPr>
+          <w:rFonts w:eastAsia="맑은 고딕"/>
+          <w:lang w:eastAsia="ko-KR"/>
+        </w:rPr>
+        <w:t xml:space="preserve">: </w:t>
+      </w:r>
+      <w:proofErr w:type="spellStart"/>
+      <w:proofErr w:type="gramStart"/>
+      <w:r>
+        <w:rPr>
+          <w:rFonts w:eastAsia="맑은 고딕"/>
+          <w:lang w:eastAsia="ko-KR"/>
+        </w:rPr>
+        <w:t>data.accessToken</w:t>
+      </w:r>
+      <w:proofErr w:type="spellEnd"/>
+      <w:proofErr w:type="gramEnd"/>
+      <w:r>
+        <w:rPr>
+          <w:rFonts w:eastAsia="맑은 고딕"/>
+          <w:lang w:eastAsia="ko-KR"/>
+        </w:rPr>
+        <w:t>,</w:t>
       </w:r>
     </w:p>
     <w:p>
@@ -6366,7 +7834,23 @@
           <w:rFonts w:eastAsia="맑은 고딕"/>
           <w:lang w:eastAsia="ko-KR"/>
         </w:rPr>
-        <w:t>    user: data.user,</w:t>
+        <w:t xml:space="preserve">    user: </w:t>
+      </w:r>
+      <w:proofErr w:type="spellStart"/>
+      <w:r>
+        <w:rPr>
+          <w:rFonts w:eastAsia="맑은 고딕"/>
+          <w:lang w:eastAsia="ko-KR"/>
+        </w:rPr>
+        <w:t>data.user</w:t>
+      </w:r>
+      <w:proofErr w:type="spellEnd"/>
+      <w:r>
+        <w:rPr>
+          <w:rFonts w:eastAsia="맑은 고딕"/>
+          <w:lang w:eastAsia="ko-KR"/>
+        </w:rPr>
+        <w:t>,</w:t>
       </w:r>
     </w:p>
     <w:p>
@@ -6396,7 +7880,23 @@
           <w:rFonts w:eastAsia="맑은 고딕"/>
           <w:lang w:eastAsia="ko-KR"/>
         </w:rPr>
-        <w:t>  return data.user;</w:t>
+        <w:t xml:space="preserve">  return </w:t>
+      </w:r>
+      <w:proofErr w:type="spellStart"/>
+      <w:r>
+        <w:rPr>
+          <w:rFonts w:eastAsia="맑은 고딕"/>
+          <w:lang w:eastAsia="ko-KR"/>
+        </w:rPr>
+        <w:t>data.user</w:t>
+      </w:r>
+      <w:proofErr w:type="spellEnd"/>
+      <w:r>
+        <w:rPr>
+          <w:rFonts w:eastAsia="맑은 고딕"/>
+          <w:lang w:eastAsia="ko-KR"/>
+        </w:rPr>
+        <w:t>;</w:t>
       </w:r>
     </w:p>
     <w:p>
@@ -6434,7 +7934,32 @@
           <w:rFonts w:eastAsia="맑은 고딕"/>
           <w:lang w:eastAsia="ko-KR"/>
         </w:rPr>
-        <w:t>function authorizationHeaders() {</w:t>
+        <w:t xml:space="preserve">function </w:t>
+      </w:r>
+      <w:proofErr w:type="spellStart"/>
+      <w:proofErr w:type="gramStart"/>
+      <w:r>
+        <w:rPr>
+          <w:rFonts w:eastAsia="맑은 고딕"/>
+          <w:lang w:eastAsia="ko-KR"/>
+        </w:rPr>
+        <w:t>authorizationHeaders</w:t>
+      </w:r>
+      <w:proofErr w:type="spellEnd"/>
+      <w:r>
+        <w:rPr>
+          <w:rFonts w:eastAsia="맑은 고딕"/>
+          <w:lang w:eastAsia="ko-KR"/>
+        </w:rPr>
+        <w:t>(</w:t>
+      </w:r>
+      <w:proofErr w:type="gramEnd"/>
+      <w:r>
+        <w:rPr>
+          <w:rFonts w:eastAsia="맑은 고딕"/>
+          <w:lang w:eastAsia="ko-KR"/>
+        </w:rPr>
+        <w:t>) {</w:t>
       </w:r>
     </w:p>
     <w:p>
@@ -6449,7 +7974,39 @@
           <w:rFonts w:eastAsia="맑은 고딕"/>
           <w:lang w:eastAsia="ko-KR"/>
         </w:rPr>
-        <w:t>if(!session.accessToken)</w:t>
+        <w:t>if</w:t>
+      </w:r>
+      <w:proofErr w:type="gramStart"/>
+      <w:r>
+        <w:rPr>
+          <w:rFonts w:eastAsia="맑은 고딕"/>
+          <w:lang w:eastAsia="ko-KR"/>
+        </w:rPr>
+        <w:t>(!</w:t>
+      </w:r>
+      <w:proofErr w:type="spellStart"/>
+      <w:r>
+        <w:rPr>
+          <w:rFonts w:eastAsia="맑은 고딕"/>
+          <w:lang w:eastAsia="ko-KR"/>
+        </w:rPr>
+        <w:t>session</w:t>
+      </w:r>
+      <w:proofErr w:type="gramEnd"/>
+      <w:r>
+        <w:rPr>
+          <w:rFonts w:eastAsia="맑은 고딕"/>
+          <w:lang w:eastAsia="ko-KR"/>
+        </w:rPr>
+        <w:t>.accessToken</w:t>
+      </w:r>
+      <w:proofErr w:type="spellEnd"/>
+      <w:r>
+        <w:rPr>
+          <w:rFonts w:eastAsia="맑은 고딕"/>
+          <w:lang w:eastAsia="ko-KR"/>
+        </w:rPr>
+        <w:t>)</w:t>
       </w:r>
     </w:p>
     <w:p>
@@ -6494,8 +8051,19 @@
           <w:rFonts w:eastAsia="맑은 고딕"/>
           <w:lang w:eastAsia="ko-KR"/>
         </w:rPr>
-        <w:t xml:space="preserve">    "Authorization": "Bearer " + session.accessToken</w:t>
-      </w:r>
+        <w:t xml:space="preserve">    "Authorization": "Bearer " + </w:t>
+      </w:r>
+      <w:proofErr w:type="spellStart"/>
+      <w:proofErr w:type="gramStart"/>
+      <w:r>
+        <w:rPr>
+          <w:rFonts w:eastAsia="맑은 고딕"/>
+          <w:lang w:eastAsia="ko-KR"/>
+        </w:rPr>
+        <w:t>session.accessToken</w:t>
+      </w:r>
+      <w:proofErr w:type="spellEnd"/>
+      <w:proofErr w:type="gramEnd"/>
     </w:p>
     <w:p>
       <w:pPr>
@@ -6539,7 +8107,32 @@
           <w:rFonts w:eastAsia="맑은 고딕"/>
           <w:lang w:eastAsia="ko-KR"/>
         </w:rPr>
-        <w:t>export function clearSession() {</w:t>
+        <w:t xml:space="preserve">export function </w:t>
+      </w:r>
+      <w:proofErr w:type="spellStart"/>
+      <w:proofErr w:type="gramStart"/>
+      <w:r>
+        <w:rPr>
+          <w:rFonts w:eastAsia="맑은 고딕"/>
+          <w:lang w:eastAsia="ko-KR"/>
+        </w:rPr>
+        <w:t>clearSession</w:t>
+      </w:r>
+      <w:proofErr w:type="spellEnd"/>
+      <w:r>
+        <w:rPr>
+          <w:rFonts w:eastAsia="맑은 고딕"/>
+          <w:lang w:eastAsia="ko-KR"/>
+        </w:rPr>
+        <w:t>(</w:t>
+      </w:r>
+      <w:proofErr w:type="gramEnd"/>
+      <w:r>
+        <w:rPr>
+          <w:rFonts w:eastAsia="맑은 고딕"/>
+          <w:lang w:eastAsia="ko-KR"/>
+        </w:rPr>
+        <w:t>) {</w:t>
       </w:r>
     </w:p>
     <w:p>
@@ -6554,7 +8147,48 @@
           <w:rFonts w:eastAsia="맑은 고딕"/>
           <w:lang w:eastAsia="ko-KR"/>
         </w:rPr>
-        <w:t>  session = { accessToken: "", user: null };</w:t>
+        <w:t xml:space="preserve">  session = </w:t>
+      </w:r>
+      <w:proofErr w:type="gramStart"/>
+      <w:r>
+        <w:rPr>
+          <w:rFonts w:eastAsia="맑은 고딕"/>
+          <w:lang w:eastAsia="ko-KR"/>
+        </w:rPr>
+        <w:t xml:space="preserve">{ </w:t>
+      </w:r>
+      <w:proofErr w:type="spellStart"/>
+      <w:r>
+        <w:rPr>
+          <w:rFonts w:eastAsia="맑은 고딕"/>
+          <w:lang w:eastAsia="ko-KR"/>
+        </w:rPr>
+        <w:t>accessToken</w:t>
+      </w:r>
+      <w:proofErr w:type="spellEnd"/>
+      <w:proofErr w:type="gramEnd"/>
+      <w:r>
+        <w:rPr>
+          <w:rFonts w:eastAsia="맑은 고딕"/>
+          <w:lang w:eastAsia="ko-KR"/>
+        </w:rPr>
+        <w:t xml:space="preserve">: "", user: </w:t>
+      </w:r>
+      <w:proofErr w:type="gramStart"/>
+      <w:r>
+        <w:rPr>
+          <w:rFonts w:eastAsia="맑은 고딕"/>
+          <w:lang w:eastAsia="ko-KR"/>
+        </w:rPr>
+        <w:t>null }</w:t>
+      </w:r>
+      <w:proofErr w:type="gramEnd"/>
+      <w:r>
+        <w:rPr>
+          <w:rFonts w:eastAsia="맑은 고딕"/>
+          <w:lang w:eastAsia="ko-KR"/>
+        </w:rPr>
+        <w:t>;</w:t>
       </w:r>
     </w:p>
     <w:p>
@@ -6772,8 +8406,17 @@
           <w:rFonts w:eastAsia="맑은 고딕" w:hint="eastAsia"/>
           <w:lang w:eastAsia="ko-KR"/>
         </w:rPr>
-        <w:t xml:space="preserve"> accessToken</w:t>
-      </w:r>
+        <w:t xml:space="preserve"> </w:t>
+      </w:r>
+      <w:proofErr w:type="spellStart"/>
+      <w:r>
+        <w:rPr>
+          <w:rFonts w:eastAsia="맑은 고딕" w:hint="eastAsia"/>
+          <w:lang w:eastAsia="ko-KR"/>
+        </w:rPr>
+        <w:t>accessToken</w:t>
+      </w:r>
+      <w:proofErr w:type="spellEnd"/>
       <w:r>
         <w:rPr>
           <w:rFonts w:eastAsia="맑은 고딕" w:hint="eastAsia"/>
@@ -6962,7 +8605,23 @@
           <w:rFonts w:eastAsia="맑은 고딕" w:hint="eastAsia"/>
           <w:lang w:eastAsia="ko-KR"/>
         </w:rPr>
-        <w:t xml:space="preserve"> authorizationHeaders() </w:t>
+        <w:t xml:space="preserve"> </w:t>
+      </w:r>
+      <w:proofErr w:type="spellStart"/>
+      <w:r>
+        <w:rPr>
+          <w:rFonts w:eastAsia="맑은 고딕" w:hint="eastAsia"/>
+          <w:lang w:eastAsia="ko-KR"/>
+        </w:rPr>
+        <w:t>authorizationHeaders</w:t>
+      </w:r>
+      <w:proofErr w:type="spellEnd"/>
+      <w:r>
+        <w:rPr>
+          <w:rFonts w:eastAsia="맑은 고딕" w:hint="eastAsia"/>
+          <w:lang w:eastAsia="ko-KR"/>
+        </w:rPr>
+        <w:t xml:space="preserve">() </w:t>
       </w:r>
       <w:r>
         <w:rPr>
@@ -7081,8 +8740,19 @@
           <w:rFonts w:eastAsia="맑은 고딕"/>
           <w:lang w:eastAsia="ko-KR"/>
         </w:rPr>
-        <w:t>Authorization: Bearer + session.accessToken</w:t>
-      </w:r>
+        <w:t xml:space="preserve">Authorization: Bearer + </w:t>
+      </w:r>
+      <w:proofErr w:type="spellStart"/>
+      <w:proofErr w:type="gramStart"/>
+      <w:r>
+        <w:rPr>
+          <w:rFonts w:eastAsia="맑은 고딕"/>
+          <w:lang w:eastAsia="ko-KR"/>
+        </w:rPr>
+        <w:t>session.accessToken</w:t>
+      </w:r>
+      <w:proofErr w:type="spellEnd"/>
+      <w:proofErr w:type="gramEnd"/>
       <w:r>
         <w:rPr>
           <w:rFonts w:eastAsia="맑은 고딕" w:hint="eastAsia"/>
@@ -7320,7 +8990,23 @@
           <w:rFonts w:eastAsia="맑은 고딕" w:hint="eastAsia"/>
           <w:lang w:eastAsia="ko-KR"/>
         </w:rPr>
-        <w:t xml:space="preserve"> clearSession()</w:t>
+        <w:t xml:space="preserve"> </w:t>
+      </w:r>
+      <w:proofErr w:type="spellStart"/>
+      <w:r>
+        <w:rPr>
+          <w:rFonts w:eastAsia="맑은 고딕" w:hint="eastAsia"/>
+          <w:lang w:eastAsia="ko-KR"/>
+        </w:rPr>
+        <w:t>clearSession</w:t>
+      </w:r>
+      <w:proofErr w:type="spellEnd"/>
+      <w:r>
+        <w:rPr>
+          <w:rFonts w:eastAsia="맑은 고딕" w:hint="eastAsia"/>
+          <w:lang w:eastAsia="ko-KR"/>
+        </w:rPr>
+        <w:t>()</w:t>
       </w:r>
       <w:r>
         <w:rPr>
@@ -7553,19 +9239,37 @@
           <w:lang w:eastAsia="ko-KR"/>
         </w:rPr>
       </w:pPr>
-      <w:r>
-        <w:rPr>
-          <w:lang w:eastAsia="ko-KR"/>
-        </w:rPr>
-        <w:t xml:space="preserve">파일 / 함수: </w:t>
-      </w:r>
+      <w:proofErr w:type="gramStart"/>
+      <w:r>
+        <w:rPr>
+          <w:lang w:eastAsia="ko-KR"/>
+        </w:rPr>
+        <w:t>파일 /</w:t>
+      </w:r>
+      <w:proofErr w:type="gramEnd"/>
+      <w:r>
+        <w:rPr>
+          <w:lang w:eastAsia="ko-KR"/>
+        </w:rPr>
+        <w:t xml:space="preserve"> 함수: </w:t>
+      </w:r>
+      <w:proofErr w:type="gramStart"/>
       <w:r>
         <w:rPr>
           <w:rFonts w:ascii="맑은 고딕" w:eastAsia="맑은 고딕" w:hAnsi="맑은 고딕" w:cs="맑은 고딕" w:hint="eastAsia"/>
           <w:lang w:eastAsia="ko-KR"/>
         </w:rPr>
-        <w:t xml:space="preserve">AuthService.java / </w:t>
-      </w:r>
+        <w:t>AuthService.java /</w:t>
+      </w:r>
+      <w:proofErr w:type="gramEnd"/>
+      <w:r>
+        <w:rPr>
+          <w:rFonts w:ascii="맑은 고딕" w:eastAsia="맑은 고딕" w:hAnsi="맑은 고딕" w:cs="맑은 고딕" w:hint="eastAsia"/>
+          <w:lang w:eastAsia="ko-KR"/>
+        </w:rPr>
+        <w:t xml:space="preserve"> </w:t>
+      </w:r>
+      <w:proofErr w:type="spellStart"/>
       <w:r>
         <w:rPr>
           <w:rFonts w:ascii="맑은 고딕" w:eastAsia="맑은 고딕" w:hAnsi="맑은 고딕" w:cs="맑은 고딕"/>
@@ -7573,6 +9277,7 @@
         </w:rPr>
         <w:t>currentUserId</w:t>
       </w:r>
+      <w:proofErr w:type="spellEnd"/>
       <w:r>
         <w:rPr>
           <w:rFonts w:ascii="맑은 고딕" w:eastAsia="맑은 고딕" w:hAnsi="맑은 고딕" w:cs="맑은 고딕" w:hint="eastAsia"/>
@@ -7620,7 +9325,25 @@
           <w:rFonts w:eastAsia="맑은 고딕"/>
           <w:lang w:eastAsia="ko-KR"/>
         </w:rPr>
-        <w:t>String header = request.getHeader("Authorization");</w:t>
+        <w:t xml:space="preserve">String header = </w:t>
+      </w:r>
+      <w:proofErr w:type="spellStart"/>
+      <w:proofErr w:type="gramStart"/>
+      <w:r>
+        <w:rPr>
+          <w:rFonts w:eastAsia="맑은 고딕"/>
+          <w:lang w:eastAsia="ko-KR"/>
+        </w:rPr>
+        <w:t>request.getHeader</w:t>
+      </w:r>
+      <w:proofErr w:type="spellEnd"/>
+      <w:proofErr w:type="gramEnd"/>
+      <w:r>
+        <w:rPr>
+          <w:rFonts w:eastAsia="맑은 고딕"/>
+          <w:lang w:eastAsia="ko-KR"/>
+        </w:rPr>
+        <w:t>("Authorization");</w:t>
       </w:r>
     </w:p>
     <w:p>
@@ -7635,7 +9358,55 @@
           <w:rFonts w:eastAsia="맑은 고딕"/>
           <w:lang w:eastAsia="ko-KR"/>
         </w:rPr>
-        <w:t>if (header == null || !header.startsWith("Bearer "))</w:t>
+        <w:t>if (header == null |</w:t>
+      </w:r>
+      <w:proofErr w:type="gramStart"/>
+      <w:r>
+        <w:rPr>
+          <w:rFonts w:eastAsia="맑은 고딕"/>
+          <w:lang w:eastAsia="ko-KR"/>
+        </w:rPr>
+        <w:t>| !</w:t>
+      </w:r>
+      <w:proofErr w:type="spellStart"/>
+      <w:r>
+        <w:rPr>
+          <w:rFonts w:eastAsia="맑은 고딕"/>
+          <w:lang w:eastAsia="ko-KR"/>
+        </w:rPr>
+        <w:t>header</w:t>
+      </w:r>
+      <w:proofErr w:type="gramEnd"/>
+      <w:r>
+        <w:rPr>
+          <w:rFonts w:eastAsia="맑은 고딕"/>
+          <w:lang w:eastAsia="ko-KR"/>
+        </w:rPr>
+        <w:t>.</w:t>
+      </w:r>
+      <w:proofErr w:type="gramStart"/>
+      <w:r>
+        <w:rPr>
+          <w:rFonts w:eastAsia="맑은 고딕"/>
+          <w:lang w:eastAsia="ko-KR"/>
+        </w:rPr>
+        <w:t>startsWith</w:t>
+      </w:r>
+      <w:proofErr w:type="spellEnd"/>
+      <w:r>
+        <w:rPr>
+          <w:rFonts w:eastAsia="맑은 고딕"/>
+          <w:lang w:eastAsia="ko-KR"/>
+        </w:rPr>
+        <w:t>(</w:t>
+      </w:r>
+      <w:proofErr w:type="gramEnd"/>
+      <w:r>
+        <w:rPr>
+          <w:rFonts w:eastAsia="맑은 고딕"/>
+          <w:lang w:eastAsia="ko-KR"/>
+        </w:rPr>
+        <w:t>"Bearer "))</w:t>
       </w:r>
       <w:r>
         <w:rPr>
@@ -7649,7 +9420,32 @@
           <w:rFonts w:eastAsia="맑은 고딕"/>
           <w:lang w:eastAsia="ko-KR"/>
         </w:rPr>
-        <w:t xml:space="preserve">throw new ApiError(401, "TOKEN_REQUIRED", "Bearer </w:t>
+        <w:t xml:space="preserve">throw new </w:t>
+      </w:r>
+      <w:proofErr w:type="spellStart"/>
+      <w:proofErr w:type="gramStart"/>
+      <w:r>
+        <w:rPr>
+          <w:rFonts w:eastAsia="맑은 고딕"/>
+          <w:lang w:eastAsia="ko-KR"/>
+        </w:rPr>
+        <w:t>ApiError</w:t>
+      </w:r>
+      <w:proofErr w:type="spellEnd"/>
+      <w:r>
+        <w:rPr>
+          <w:rFonts w:eastAsia="맑은 고딕"/>
+          <w:lang w:eastAsia="ko-KR"/>
+        </w:rPr>
+        <w:t>(</w:t>
+      </w:r>
+      <w:proofErr w:type="gramEnd"/>
+      <w:r>
+        <w:rPr>
+          <w:rFonts w:eastAsia="맑은 고딕"/>
+          <w:lang w:eastAsia="ko-KR"/>
+        </w:rPr>
+        <w:t xml:space="preserve">401, "TOKEN_REQUIRED", "Bearer </w:t>
       </w:r>
       <w:r>
         <w:rPr>
@@ -7692,7 +9488,25 @@
           <w:rFonts w:eastAsia="맑은 고딕"/>
           <w:lang w:eastAsia="ko-KR"/>
         </w:rPr>
-        <w:t>String token = header.substring(7);</w:t>
+        <w:t xml:space="preserve">String token = </w:t>
+      </w:r>
+      <w:proofErr w:type="spellStart"/>
+      <w:proofErr w:type="gramStart"/>
+      <w:r>
+        <w:rPr>
+          <w:rFonts w:eastAsia="맑은 고딕"/>
+          <w:lang w:eastAsia="ko-KR"/>
+        </w:rPr>
+        <w:t>header.substring</w:t>
+      </w:r>
+      <w:proofErr w:type="spellEnd"/>
+      <w:proofErr w:type="gramEnd"/>
+      <w:r>
+        <w:rPr>
+          <w:rFonts w:eastAsia="맑은 고딕"/>
+          <w:lang w:eastAsia="ko-KR"/>
+        </w:rPr>
+        <w:t>(7);</w:t>
       </w:r>
     </w:p>
     <w:p>
@@ -7707,7 +9521,41 @@
           <w:rFonts w:eastAsia="맑은 고딕"/>
           <w:lang w:eastAsia="ko-KR"/>
         </w:rPr>
-        <w:t>if (token.isEmpty() throw new ApiError(401, "TOKEN_REQUIRED", "</w:t>
+        <w:t>if (</w:t>
+      </w:r>
+      <w:proofErr w:type="spellStart"/>
+      <w:proofErr w:type="gramStart"/>
+      <w:r>
+        <w:rPr>
+          <w:rFonts w:eastAsia="맑은 고딕"/>
+          <w:lang w:eastAsia="ko-KR"/>
+        </w:rPr>
+        <w:t>token.isEmpty</w:t>
+      </w:r>
+      <w:proofErr w:type="spellEnd"/>
+      <w:proofErr w:type="gramEnd"/>
+      <w:r>
+        <w:rPr>
+          <w:rFonts w:eastAsia="맑은 고딕"/>
+          <w:lang w:eastAsia="ko-KR"/>
+        </w:rPr>
+        <w:t xml:space="preserve">() throw new </w:t>
+      </w:r>
+      <w:proofErr w:type="spellStart"/>
+      <w:r>
+        <w:rPr>
+          <w:rFonts w:eastAsia="맑은 고딕"/>
+          <w:lang w:eastAsia="ko-KR"/>
+        </w:rPr>
+        <w:t>ApiError</w:t>
+      </w:r>
+      <w:proofErr w:type="spellEnd"/>
+      <w:r>
+        <w:rPr>
+          <w:rFonts w:eastAsia="맑은 고딕"/>
+          <w:lang w:eastAsia="ko-KR"/>
+        </w:rPr>
+        <w:t>(401, "TOKEN_REQUIRED", "</w:t>
       </w:r>
       <w:r>
         <w:rPr>
@@ -7750,8 +9598,41 @@
           <w:rFonts w:eastAsia="맑은 고딕"/>
           <w:lang w:eastAsia="ko-KR"/>
         </w:rPr>
-        <w:t>var jws = Jwts.parser().verifyWith(key</w:t>
-      </w:r>
+        <w:t xml:space="preserve">var </w:t>
+      </w:r>
+      <w:proofErr w:type="spellStart"/>
+      <w:r>
+        <w:rPr>
+          <w:rFonts w:eastAsia="맑은 고딕"/>
+          <w:lang w:eastAsia="ko-KR"/>
+        </w:rPr>
+        <w:t>jws</w:t>
+      </w:r>
+      <w:proofErr w:type="spellEnd"/>
+      <w:r>
+        <w:rPr>
+          <w:rFonts w:eastAsia="맑은 고딕"/>
+          <w:lang w:eastAsia="ko-KR"/>
+        </w:rPr>
+        <w:t xml:space="preserve"> = Jwts.parser(</w:t>
+      </w:r>
+      <w:proofErr w:type="gramStart"/>
+      <w:r>
+        <w:rPr>
+          <w:rFonts w:eastAsia="맑은 고딕"/>
+          <w:lang w:eastAsia="ko-KR"/>
+        </w:rPr>
+        <w:t>).verifyWith</w:t>
+      </w:r>
+      <w:proofErr w:type="gramEnd"/>
+      <w:r>
+        <w:rPr>
+          <w:rFonts w:eastAsia="맑은 고딕"/>
+          <w:lang w:eastAsia="ko-KR"/>
+        </w:rPr>
+        <w:t>(key</w:t>
+      </w:r>
+      <w:proofErr w:type="gramStart"/>
       <w:r>
         <w:rPr>
           <w:rFonts w:eastAsia="맑은 고딕" w:hint="eastAsia"/>
@@ -7764,7 +9645,63 @@
           <w:rFonts w:eastAsia="맑은 고딕"/>
           <w:lang w:eastAsia="ko-KR"/>
         </w:rPr>
-        <w:t>.requireIssuer(issuer).requireAudience(audience).build().parseSignedClaims(token);</w:t>
+        <w:t>.requireIssuer</w:t>
+      </w:r>
+      <w:proofErr w:type="gramEnd"/>
+      <w:r>
+        <w:rPr>
+          <w:rFonts w:eastAsia="맑은 고딕"/>
+          <w:lang w:eastAsia="ko-KR"/>
+        </w:rPr>
+        <w:t>(issuer</w:t>
+      </w:r>
+      <w:proofErr w:type="gramStart"/>
+      <w:r>
+        <w:rPr>
+          <w:rFonts w:eastAsia="맑은 고딕"/>
+          <w:lang w:eastAsia="ko-KR"/>
+        </w:rPr>
+        <w:t>).requireAudience</w:t>
+      </w:r>
+      <w:proofErr w:type="gramEnd"/>
+      <w:r>
+        <w:rPr>
+          <w:rFonts w:eastAsia="맑은 고딕"/>
+          <w:lang w:eastAsia="ko-KR"/>
+        </w:rPr>
+        <w:t>(audience</w:t>
+      </w:r>
+      <w:proofErr w:type="gramStart"/>
+      <w:r>
+        <w:rPr>
+          <w:rFonts w:eastAsia="맑은 고딕"/>
+          <w:lang w:eastAsia="ko-KR"/>
+        </w:rPr>
+        <w:t>).build</w:t>
+      </w:r>
+      <w:proofErr w:type="gramEnd"/>
+      <w:r>
+        <w:rPr>
+          <w:rFonts w:eastAsia="맑은 고딕"/>
+          <w:lang w:eastAsia="ko-KR"/>
+        </w:rPr>
+        <w:t>(</w:t>
+      </w:r>
+      <w:proofErr w:type="gramStart"/>
+      <w:r>
+        <w:rPr>
+          <w:rFonts w:eastAsia="맑은 고딕"/>
+          <w:lang w:eastAsia="ko-KR"/>
+        </w:rPr>
+        <w:t>).parseSignedClaims</w:t>
+      </w:r>
+      <w:proofErr w:type="gramEnd"/>
+      <w:r>
+        <w:rPr>
+          <w:rFonts w:eastAsia="맑은 고딕"/>
+          <w:lang w:eastAsia="ko-KR"/>
+        </w:rPr>
+        <w:t>(token);</w:t>
       </w:r>
     </w:p>
     <w:p>
@@ -7779,7 +9716,25 @@
           <w:rFonts w:eastAsia="맑은 고딕"/>
           <w:lang w:eastAsia="ko-KR"/>
         </w:rPr>
-        <w:t>var claims = jws.getPayload();</w:t>
+        <w:t xml:space="preserve">var claims = </w:t>
+      </w:r>
+      <w:proofErr w:type="spellStart"/>
+      <w:proofErr w:type="gramStart"/>
+      <w:r>
+        <w:rPr>
+          <w:rFonts w:eastAsia="맑은 고딕"/>
+          <w:lang w:eastAsia="ko-KR"/>
+        </w:rPr>
+        <w:t>jws.getPayload</w:t>
+      </w:r>
+      <w:proofErr w:type="spellEnd"/>
+      <w:proofErr w:type="gramEnd"/>
+      <w:r>
+        <w:rPr>
+          <w:rFonts w:eastAsia="맑은 고딕"/>
+          <w:lang w:eastAsia="ko-KR"/>
+        </w:rPr>
+        <w:t>();</w:t>
       </w:r>
     </w:p>
     <w:p>
@@ -7794,7 +9749,84 @@
           <w:rFonts w:eastAsia="맑은 고딕"/>
           <w:lang w:eastAsia="ko-KR"/>
         </w:rPr>
-        <w:t>if (!"HS256".equals(jws.getHeader().getAlgorithm()) || claims.getExpiration() == null)</w:t>
+        <w:t>if (!"HS256</w:t>
+      </w:r>
+      <w:proofErr w:type="gramStart"/>
+      <w:r>
+        <w:rPr>
+          <w:rFonts w:eastAsia="맑은 고딕"/>
+          <w:lang w:eastAsia="ko-KR"/>
+        </w:rPr>
+        <w:t>".equals</w:t>
+      </w:r>
+      <w:proofErr w:type="gramEnd"/>
+      <w:r>
+        <w:rPr>
+          <w:rFonts w:eastAsia="맑은 고딕"/>
+          <w:lang w:eastAsia="ko-KR"/>
+        </w:rPr>
+        <w:t>(</w:t>
+      </w:r>
+      <w:proofErr w:type="spellStart"/>
+      <w:proofErr w:type="gramStart"/>
+      <w:r>
+        <w:rPr>
+          <w:rFonts w:eastAsia="맑은 고딕"/>
+          <w:lang w:eastAsia="ko-KR"/>
+        </w:rPr>
+        <w:t>jws.getHeader</w:t>
+      </w:r>
+      <w:proofErr w:type="spellEnd"/>
+      <w:proofErr w:type="gramEnd"/>
+      <w:r>
+        <w:rPr>
+          <w:rFonts w:eastAsia="맑은 고딕"/>
+          <w:lang w:eastAsia="ko-KR"/>
+        </w:rPr>
+        <w:t>(</w:t>
+      </w:r>
+      <w:proofErr w:type="gramStart"/>
+      <w:r>
+        <w:rPr>
+          <w:rFonts w:eastAsia="맑은 고딕"/>
+          <w:lang w:eastAsia="ko-KR"/>
+        </w:rPr>
+        <w:t>).</w:t>
+      </w:r>
+      <w:proofErr w:type="spellStart"/>
+      <w:r>
+        <w:rPr>
+          <w:rFonts w:eastAsia="맑은 고딕"/>
+          <w:lang w:eastAsia="ko-KR"/>
+        </w:rPr>
+        <w:t>getAlgorithm</w:t>
+      </w:r>
+      <w:proofErr w:type="spellEnd"/>
+      <w:proofErr w:type="gramEnd"/>
+      <w:r>
+        <w:rPr>
+          <w:rFonts w:eastAsia="맑은 고딕"/>
+          <w:lang w:eastAsia="ko-KR"/>
+        </w:rPr>
+        <w:t xml:space="preserve">()) || </w:t>
+      </w:r>
+      <w:proofErr w:type="spellStart"/>
+      <w:proofErr w:type="gramStart"/>
+      <w:r>
+        <w:rPr>
+          <w:rFonts w:eastAsia="맑은 고딕"/>
+          <w:lang w:eastAsia="ko-KR"/>
+        </w:rPr>
+        <w:t>claims.getExpiration</w:t>
+      </w:r>
+      <w:proofErr w:type="spellEnd"/>
+      <w:proofErr w:type="gramEnd"/>
+      <w:r>
+        <w:rPr>
+          <w:rFonts w:eastAsia="맑은 고딕"/>
+          <w:lang w:eastAsia="ko-KR"/>
+        </w:rPr>
+        <w:t>() == null)</w:t>
       </w:r>
     </w:p>
     <w:p>
@@ -7810,7 +9842,32 @@
           <w:rFonts w:eastAsia="맑은 고딕"/>
           <w:lang w:eastAsia="ko-KR"/>
         </w:rPr>
-        <w:t>throw new IllegalArgumentException();</w:t>
+        <w:t xml:space="preserve">throw new </w:t>
+      </w:r>
+      <w:proofErr w:type="spellStart"/>
+      <w:proofErr w:type="gramStart"/>
+      <w:r>
+        <w:rPr>
+          <w:rFonts w:eastAsia="맑은 고딕"/>
+          <w:lang w:eastAsia="ko-KR"/>
+        </w:rPr>
+        <w:t>IllegalArgumentException</w:t>
+      </w:r>
+      <w:proofErr w:type="spellEnd"/>
+      <w:r>
+        <w:rPr>
+          <w:rFonts w:eastAsia="맑은 고딕"/>
+          <w:lang w:eastAsia="ko-KR"/>
+        </w:rPr>
+        <w:t>(</w:t>
+      </w:r>
+      <w:proofErr w:type="gramEnd"/>
+      <w:r>
+        <w:rPr>
+          <w:rFonts w:eastAsia="맑은 고딕"/>
+          <w:lang w:eastAsia="ko-KR"/>
+        </w:rPr>
+        <w:t>);</w:t>
       </w:r>
     </w:p>
     <w:p>
@@ -7825,7 +9882,25 @@
           <w:rFonts w:eastAsia="맑은 고딕"/>
           <w:lang w:eastAsia="ko-KR"/>
         </w:rPr>
-        <w:t>String sub = claims.getSubject();</w:t>
+        <w:t xml:space="preserve">String sub = </w:t>
+      </w:r>
+      <w:proofErr w:type="spellStart"/>
+      <w:proofErr w:type="gramStart"/>
+      <w:r>
+        <w:rPr>
+          <w:rFonts w:eastAsia="맑은 고딕"/>
+          <w:lang w:eastAsia="ko-KR"/>
+        </w:rPr>
+        <w:t>claims.getSubject</w:t>
+      </w:r>
+      <w:proofErr w:type="spellEnd"/>
+      <w:proofErr w:type="gramEnd"/>
+      <w:r>
+        <w:rPr>
+          <w:rFonts w:eastAsia="맑은 고딕"/>
+          <w:lang w:eastAsia="ko-KR"/>
+        </w:rPr>
+        <w:t>();</w:t>
       </w:r>
     </w:p>
     <w:p>
@@ -7840,7 +9915,112 @@
           <w:rFonts w:eastAsia="맑은 고딕"/>
           <w:lang w:eastAsia="ko-KR"/>
         </w:rPr>
-        <w:t>if (sub == null || !sub.matches("[1-9][0-9]*") throw new IllegalArgumentException();</w:t>
+        <w:t>if (sub == null |</w:t>
+      </w:r>
+      <w:proofErr w:type="gramStart"/>
+      <w:r>
+        <w:rPr>
+          <w:rFonts w:eastAsia="맑은 고딕"/>
+          <w:lang w:eastAsia="ko-KR"/>
+        </w:rPr>
+        <w:t>| !</w:t>
+      </w:r>
+      <w:proofErr w:type="spellStart"/>
+      <w:r>
+        <w:rPr>
+          <w:rFonts w:eastAsia="맑은 고딕"/>
+          <w:lang w:eastAsia="ko-KR"/>
+        </w:rPr>
+        <w:t>sub</w:t>
+      </w:r>
+      <w:proofErr w:type="gramEnd"/>
+      <w:r>
+        <w:rPr>
+          <w:rFonts w:eastAsia="맑은 고딕"/>
+          <w:lang w:eastAsia="ko-KR"/>
+        </w:rPr>
+        <w:t>.</w:t>
+      </w:r>
+      <w:proofErr w:type="gramStart"/>
+      <w:r>
+        <w:rPr>
+          <w:rFonts w:eastAsia="맑은 고딕"/>
+          <w:lang w:eastAsia="ko-KR"/>
+        </w:rPr>
+        <w:t>matches</w:t>
+      </w:r>
+      <w:proofErr w:type="spellEnd"/>
+      <w:r>
+        <w:rPr>
+          <w:rFonts w:eastAsia="맑은 고딕"/>
+          <w:lang w:eastAsia="ko-KR"/>
+        </w:rPr>
+        <w:t>(</w:t>
+      </w:r>
+      <w:proofErr w:type="gramEnd"/>
+      <w:r>
+        <w:rPr>
+          <w:rFonts w:eastAsia="맑은 고딕"/>
+          <w:lang w:eastAsia="ko-KR"/>
+        </w:rPr>
+        <w:t>"[1-</w:t>
+      </w:r>
+      <w:proofErr w:type="gramStart"/>
+      <w:r>
+        <w:rPr>
+          <w:rFonts w:eastAsia="맑은 고딕"/>
+          <w:lang w:eastAsia="ko-KR"/>
+        </w:rPr>
+        <w:t>9][</w:t>
+      </w:r>
+      <w:proofErr w:type="gramEnd"/>
+      <w:r>
+        <w:rPr>
+          <w:rFonts w:eastAsia="맑은 고딕"/>
+          <w:lang w:eastAsia="ko-KR"/>
+        </w:rPr>
+        <w:t>0-</w:t>
+      </w:r>
+      <w:proofErr w:type="gramStart"/>
+      <w:r>
+        <w:rPr>
+          <w:rFonts w:eastAsia="맑은 고딕"/>
+          <w:lang w:eastAsia="ko-KR"/>
+        </w:rPr>
+        <w:t>9]*</w:t>
+      </w:r>
+      <w:proofErr w:type="gramEnd"/>
+      <w:r>
+        <w:rPr>
+          <w:rFonts w:eastAsia="맑은 고딕"/>
+          <w:lang w:eastAsia="ko-KR"/>
+        </w:rPr>
+        <w:t xml:space="preserve">") throw new </w:t>
+      </w:r>
+      <w:proofErr w:type="spellStart"/>
+      <w:proofErr w:type="gramStart"/>
+      <w:r>
+        <w:rPr>
+          <w:rFonts w:eastAsia="맑은 고딕"/>
+          <w:lang w:eastAsia="ko-KR"/>
+        </w:rPr>
+        <w:t>IllegalArgumentException</w:t>
+      </w:r>
+      <w:proofErr w:type="spellEnd"/>
+      <w:r>
+        <w:rPr>
+          <w:rFonts w:eastAsia="맑은 고딕"/>
+          <w:lang w:eastAsia="ko-KR"/>
+        </w:rPr>
+        <w:t>(</w:t>
+      </w:r>
+      <w:proofErr w:type="gramEnd"/>
+      <w:r>
+        <w:rPr>
+          <w:rFonts w:eastAsia="맑은 고딕"/>
+          <w:lang w:eastAsia="ko-KR"/>
+        </w:rPr>
+        <w:t>);</w:t>
       </w:r>
     </w:p>
     <w:p>
@@ -7855,7 +10035,39 @@
           <w:rFonts w:eastAsia="맑은 고딕"/>
           <w:lang w:eastAsia="ko-KR"/>
         </w:rPr>
-        <w:t>var userID = Long.parseLong(sub);</w:t>
+        <w:t xml:space="preserve">var </w:t>
+      </w:r>
+      <w:proofErr w:type="spellStart"/>
+      <w:r>
+        <w:rPr>
+          <w:rFonts w:eastAsia="맑은 고딕"/>
+          <w:lang w:eastAsia="ko-KR"/>
+        </w:rPr>
+        <w:t>userID</w:t>
+      </w:r>
+      <w:proofErr w:type="spellEnd"/>
+      <w:r>
+        <w:rPr>
+          <w:rFonts w:eastAsia="맑은 고딕"/>
+          <w:lang w:eastAsia="ko-KR"/>
+        </w:rPr>
+        <w:t xml:space="preserve"> = </w:t>
+      </w:r>
+      <w:proofErr w:type="spellStart"/>
+      <w:r>
+        <w:rPr>
+          <w:rFonts w:eastAsia="맑은 고딕"/>
+          <w:lang w:eastAsia="ko-KR"/>
+        </w:rPr>
+        <w:t>Long.parseLong</w:t>
+      </w:r>
+      <w:proofErr w:type="spellEnd"/>
+      <w:r>
+        <w:rPr>
+          <w:rFonts w:eastAsia="맑은 고딕"/>
+          <w:lang w:eastAsia="ko-KR"/>
+        </w:rPr>
+        <w:t>(sub);</w:t>
       </w:r>
     </w:p>
     <w:p>
@@ -7870,7 +10082,66 @@
           <w:rFonts w:eastAsia="맑은 고딕"/>
           <w:lang w:eastAsia="ko-KR"/>
         </w:rPr>
-        <w:t>if (users.find(userID) == null) throw new IllegalArgumentException();</w:t>
+        <w:t>if (</w:t>
+      </w:r>
+      <w:proofErr w:type="spellStart"/>
+      <w:proofErr w:type="gramStart"/>
+      <w:r>
+        <w:rPr>
+          <w:rFonts w:eastAsia="맑은 고딕"/>
+          <w:lang w:eastAsia="ko-KR"/>
+        </w:rPr>
+        <w:t>users.find</w:t>
+      </w:r>
+      <w:proofErr w:type="spellEnd"/>
+      <w:proofErr w:type="gramEnd"/>
+      <w:r>
+        <w:rPr>
+          <w:rFonts w:eastAsia="맑은 고딕"/>
+          <w:lang w:eastAsia="ko-KR"/>
+        </w:rPr>
+        <w:t>(</w:t>
+      </w:r>
+      <w:proofErr w:type="spellStart"/>
+      <w:r>
+        <w:rPr>
+          <w:rFonts w:eastAsia="맑은 고딕"/>
+          <w:lang w:eastAsia="ko-KR"/>
+        </w:rPr>
+        <w:t>userID</w:t>
+      </w:r>
+      <w:proofErr w:type="spellEnd"/>
+      <w:r>
+        <w:rPr>
+          <w:rFonts w:eastAsia="맑은 고딕"/>
+          <w:lang w:eastAsia="ko-KR"/>
+        </w:rPr>
+        <w:t xml:space="preserve">) == null) throw new </w:t>
+      </w:r>
+      <w:proofErr w:type="spellStart"/>
+      <w:proofErr w:type="gramStart"/>
+      <w:r>
+        <w:rPr>
+          <w:rFonts w:eastAsia="맑은 고딕"/>
+          <w:lang w:eastAsia="ko-KR"/>
+        </w:rPr>
+        <w:t>IllegalArgumentException</w:t>
+      </w:r>
+      <w:proofErr w:type="spellEnd"/>
+      <w:r>
+        <w:rPr>
+          <w:rFonts w:eastAsia="맑은 고딕"/>
+          <w:lang w:eastAsia="ko-KR"/>
+        </w:rPr>
+        <w:t>(</w:t>
+      </w:r>
+      <w:proofErr w:type="gramEnd"/>
+      <w:r>
+        <w:rPr>
+          <w:rFonts w:eastAsia="맑은 고딕"/>
+          <w:lang w:eastAsia="ko-KR"/>
+        </w:rPr>
+        <w:t>);</w:t>
       </w:r>
     </w:p>
     <w:p>
@@ -7885,7 +10156,23 @@
           <w:rFonts w:eastAsia="맑은 고딕"/>
           <w:lang w:eastAsia="ko-KR"/>
         </w:rPr>
-        <w:t>return userID;</w:t>
+        <w:t xml:space="preserve">return </w:t>
+      </w:r>
+      <w:proofErr w:type="spellStart"/>
+      <w:r>
+        <w:rPr>
+          <w:rFonts w:eastAsia="맑은 고딕"/>
+          <w:lang w:eastAsia="ko-KR"/>
+        </w:rPr>
+        <w:t>userID</w:t>
+      </w:r>
+      <w:proofErr w:type="spellEnd"/>
+      <w:r>
+        <w:rPr>
+          <w:rFonts w:eastAsia="맑은 고딕"/>
+          <w:lang w:eastAsia="ko-KR"/>
+        </w:rPr>
+        <w:t>;</w:t>
       </w:r>
     </w:p>
     <w:p>
@@ -7900,8 +10187,33 @@
           <w:rFonts w:eastAsia="맑은 고딕"/>
           <w:lang w:eastAsia="ko-KR"/>
         </w:rPr>
-        <w:t>} catch (ExpiredJwtException e) {</w:t>
-      </w:r>
+        <w:t>} catch (</w:t>
+      </w:r>
+      <w:proofErr w:type="spellStart"/>
+      <w:r>
+        <w:rPr>
+          <w:rFonts w:eastAsia="맑은 고딕"/>
+          <w:lang w:eastAsia="ko-KR"/>
+        </w:rPr>
+        <w:t>ExpiredJwtException</w:t>
+      </w:r>
+      <w:proofErr w:type="spellEnd"/>
+      <w:r>
+        <w:rPr>
+          <w:rFonts w:eastAsia="맑은 고딕"/>
+          <w:lang w:eastAsia="ko-KR"/>
+        </w:rPr>
+        <w:t xml:space="preserve"> </w:t>
+      </w:r>
+      <w:proofErr w:type="gramStart"/>
+      <w:r>
+        <w:rPr>
+          <w:rFonts w:eastAsia="맑은 고딕"/>
+          <w:lang w:eastAsia="ko-KR"/>
+        </w:rPr>
+        <w:t>e) {</w:t>
+      </w:r>
+      <w:proofErr w:type="gramEnd"/>
     </w:p>
     <w:p>
       <w:pPr>
@@ -7915,7 +10227,23 @@
           <w:rFonts w:eastAsia="맑은 고딕"/>
           <w:lang w:eastAsia="ko-KR"/>
         </w:rPr>
-        <w:t xml:space="preserve">  throw new ApiError(401, "TOKEN_EXPIRED", "</w:t>
+        <w:t xml:space="preserve">  throw new </w:t>
+      </w:r>
+      <w:proofErr w:type="spellStart"/>
+      <w:r>
+        <w:rPr>
+          <w:rFonts w:eastAsia="맑은 고딕"/>
+          <w:lang w:eastAsia="ko-KR"/>
+        </w:rPr>
+        <w:t>ApiError</w:t>
+      </w:r>
+      <w:proofErr w:type="spellEnd"/>
+      <w:r>
+        <w:rPr>
+          <w:rFonts w:eastAsia="맑은 고딕"/>
+          <w:lang w:eastAsia="ko-KR"/>
+        </w:rPr>
+        <w:t>(401, "TOKEN_EXPIRED", "</w:t>
       </w:r>
       <w:r>
         <w:rPr>
@@ -7986,8 +10314,49 @@
           <w:rFonts w:eastAsia="맑은 고딕"/>
           <w:lang w:eastAsia="ko-KR"/>
         </w:rPr>
-        <w:t>} catch (JwtException | IllegalArgumentException e) {</w:t>
-      </w:r>
+        <w:t>} catch (</w:t>
+      </w:r>
+      <w:proofErr w:type="spellStart"/>
+      <w:r>
+        <w:rPr>
+          <w:rFonts w:eastAsia="맑은 고딕"/>
+          <w:lang w:eastAsia="ko-KR"/>
+        </w:rPr>
+        <w:t>JwtException</w:t>
+      </w:r>
+      <w:proofErr w:type="spellEnd"/>
+      <w:r>
+        <w:rPr>
+          <w:rFonts w:eastAsia="맑은 고딕"/>
+          <w:lang w:eastAsia="ko-KR"/>
+        </w:rPr>
+        <w:t xml:space="preserve"> | </w:t>
+      </w:r>
+      <w:proofErr w:type="spellStart"/>
+      <w:r>
+        <w:rPr>
+          <w:rFonts w:eastAsia="맑은 고딕"/>
+          <w:lang w:eastAsia="ko-KR"/>
+        </w:rPr>
+        <w:t>IllegalArgumentException</w:t>
+      </w:r>
+      <w:proofErr w:type="spellEnd"/>
+      <w:r>
+        <w:rPr>
+          <w:rFonts w:eastAsia="맑은 고딕"/>
+          <w:lang w:eastAsia="ko-KR"/>
+        </w:rPr>
+        <w:t xml:space="preserve"> </w:t>
+      </w:r>
+      <w:proofErr w:type="gramStart"/>
+      <w:r>
+        <w:rPr>
+          <w:rFonts w:eastAsia="맑은 고딕"/>
+          <w:lang w:eastAsia="ko-KR"/>
+        </w:rPr>
+        <w:t>e) {</w:t>
+      </w:r>
+      <w:proofErr w:type="gramEnd"/>
     </w:p>
     <w:p>
       <w:pPr>
@@ -8001,7 +10370,23 @@
           <w:rFonts w:eastAsia="맑은 고딕"/>
           <w:lang w:eastAsia="ko-KR"/>
         </w:rPr>
-        <w:t xml:space="preserve">  throw new ApiError(401, "INVALID_TOKEN", "</w:t>
+        <w:t xml:space="preserve">  throw new </w:t>
+      </w:r>
+      <w:proofErr w:type="spellStart"/>
+      <w:r>
+        <w:rPr>
+          <w:rFonts w:eastAsia="맑은 고딕"/>
+          <w:lang w:eastAsia="ko-KR"/>
+        </w:rPr>
+        <w:t>ApiError</w:t>
+      </w:r>
+      <w:proofErr w:type="spellEnd"/>
+      <w:r>
+        <w:rPr>
+          <w:rFonts w:eastAsia="맑은 고딕"/>
+          <w:lang w:eastAsia="ko-KR"/>
+        </w:rPr>
+        <w:t>(401, "INVALID_TOKEN", "</w:t>
       </w:r>
       <w:r>
         <w:rPr>
@@ -8445,6 +10830,7 @@
         </w:rPr>
         <w:t xml:space="preserve"> </w:t>
       </w:r>
+      <w:proofErr w:type="spellStart"/>
       <w:r>
         <w:rPr>
           <w:rFonts w:eastAsia="맑은 고딕" w:hint="eastAsia"/>
@@ -8452,6 +10838,7 @@
         </w:rPr>
         <w:t>발급자</w:t>
       </w:r>
+      <w:proofErr w:type="spellEnd"/>
       <w:r>
         <w:rPr>
           <w:rFonts w:eastAsia="맑은 고딕" w:hint="eastAsia"/>
@@ -9003,7 +11390,23 @@
           <w:rFonts w:eastAsia="맑은 고딕"/>
           <w:lang w:eastAsia="ko-KR"/>
         </w:rPr>
-        <w:t xml:space="preserve">HTTP 401 / TOKEN_REQUIRED: </w:t>
+        <w:t xml:space="preserve">HTTP </w:t>
+      </w:r>
+      <w:proofErr w:type="gramStart"/>
+      <w:r>
+        <w:rPr>
+          <w:rFonts w:eastAsia="맑은 고딕"/>
+          <w:lang w:eastAsia="ko-KR"/>
+        </w:rPr>
+        <w:t>401 /</w:t>
+      </w:r>
+      <w:proofErr w:type="gramEnd"/>
+      <w:r>
+        <w:rPr>
+          <w:rFonts w:eastAsia="맑은 고딕"/>
+          <w:lang w:eastAsia="ko-KR"/>
+        </w:rPr>
+        <w:t xml:space="preserve"> TOKEN_REQUIRED: </w:t>
       </w:r>
       <w:r>
         <w:rPr>
@@ -9101,7 +11504,23 @@
           <w:lang w:eastAsia="ko-KR"/>
         </w:rPr>
         <w:lastRenderedPageBreak/>
-        <w:t xml:space="preserve">HTTP 401 / INVALID_TOKEN: </w:t>
+        <w:t xml:space="preserve">HTTP </w:t>
+      </w:r>
+      <w:proofErr w:type="gramStart"/>
+      <w:r>
+        <w:rPr>
+          <w:rFonts w:eastAsia="맑은 고딕"/>
+          <w:lang w:eastAsia="ko-KR"/>
+        </w:rPr>
+        <w:t>401 /</w:t>
+      </w:r>
+      <w:proofErr w:type="gramEnd"/>
+      <w:r>
+        <w:rPr>
+          <w:rFonts w:eastAsia="맑은 고딕"/>
+          <w:lang w:eastAsia="ko-KR"/>
+        </w:rPr>
+        <w:t xml:space="preserve"> INVALID_TOKEN: </w:t>
       </w:r>
       <w:r>
         <w:rPr>
@@ -9226,7 +11645,23 @@
           <w:rFonts w:eastAsia="맑은 고딕"/>
           <w:lang w:eastAsia="ko-KR"/>
         </w:rPr>
-        <w:t xml:space="preserve">HTTP 401 / TOKEN_EXPIRED: </w:t>
+        <w:t xml:space="preserve">HTTP </w:t>
+      </w:r>
+      <w:proofErr w:type="gramStart"/>
+      <w:r>
+        <w:rPr>
+          <w:rFonts w:eastAsia="맑은 고딕"/>
+          <w:lang w:eastAsia="ko-KR"/>
+        </w:rPr>
+        <w:t>401 /</w:t>
+      </w:r>
+      <w:proofErr w:type="gramEnd"/>
+      <w:r>
+        <w:rPr>
+          <w:rFonts w:eastAsia="맑은 고딕"/>
+          <w:lang w:eastAsia="ko-KR"/>
+        </w:rPr>
+        <w:t xml:space="preserve"> TOKEN_EXPIRED: </w:t>
       </w:r>
       <w:r>
         <w:rPr>
@@ -9562,18 +11997,51 @@
           <w:lang w:eastAsia="ko-KR"/>
         </w:rPr>
       </w:pPr>
-      <w:r>
-        <w:rPr>
-          <w:lang w:eastAsia="ko-KR"/>
-        </w:rPr>
-        <w:t xml:space="preserve">파일 / 함수: </w:t>
-      </w:r>
-      <w:r>
-        <w:rPr>
-          <w:rFonts w:eastAsia="맑은 고딕" w:hint="eastAsia"/>
-          <w:lang w:eastAsia="ko-KR"/>
-        </w:rPr>
-        <w:t>AuthService.java / assertOwner()</w:t>
+      <w:proofErr w:type="gramStart"/>
+      <w:r>
+        <w:rPr>
+          <w:lang w:eastAsia="ko-KR"/>
+        </w:rPr>
+        <w:t>파일 /</w:t>
+      </w:r>
+      <w:proofErr w:type="gramEnd"/>
+      <w:r>
+        <w:rPr>
+          <w:lang w:eastAsia="ko-KR"/>
+        </w:rPr>
+        <w:t xml:space="preserve"> 함수: </w:t>
+      </w:r>
+      <w:proofErr w:type="gramStart"/>
+      <w:r>
+        <w:rPr>
+          <w:rFonts w:eastAsia="맑은 고딕" w:hint="eastAsia"/>
+          <w:lang w:eastAsia="ko-KR"/>
+        </w:rPr>
+        <w:t>AuthService.java /</w:t>
+      </w:r>
+      <w:proofErr w:type="gramEnd"/>
+      <w:r>
+        <w:rPr>
+          <w:rFonts w:eastAsia="맑은 고딕" w:hint="eastAsia"/>
+          <w:lang w:eastAsia="ko-KR"/>
+        </w:rPr>
+        <w:t xml:space="preserve"> </w:t>
+      </w:r>
+      <w:proofErr w:type="spellStart"/>
+      <w:r>
+        <w:rPr>
+          <w:rFonts w:eastAsia="맑은 고딕" w:hint="eastAsia"/>
+          <w:lang w:eastAsia="ko-KR"/>
+        </w:rPr>
+        <w:t>assertOwner</w:t>
+      </w:r>
+      <w:proofErr w:type="spellEnd"/>
+      <w:r>
+        <w:rPr>
+          <w:rFonts w:eastAsia="맑은 고딕" w:hint="eastAsia"/>
+          <w:lang w:eastAsia="ko-KR"/>
+        </w:rPr>
+        <w:t>()</w:t>
       </w:r>
     </w:p>
     <w:p>
@@ -9615,8 +12083,67 @@
           <w:rFonts w:eastAsia="맑은 고딕"/>
           <w:lang w:eastAsia="ko-KR"/>
         </w:rPr>
-        <w:t>  public void assertOwner(long userId, long authorId) {</w:t>
-      </w:r>
+        <w:t xml:space="preserve">  public void </w:t>
+      </w:r>
+      <w:proofErr w:type="spellStart"/>
+      <w:proofErr w:type="gramStart"/>
+      <w:r>
+        <w:rPr>
+          <w:rFonts w:eastAsia="맑은 고딕"/>
+          <w:lang w:eastAsia="ko-KR"/>
+        </w:rPr>
+        <w:t>assertOwner</w:t>
+      </w:r>
+      <w:proofErr w:type="spellEnd"/>
+      <w:r>
+        <w:rPr>
+          <w:rFonts w:eastAsia="맑은 고딕"/>
+          <w:lang w:eastAsia="ko-KR"/>
+        </w:rPr>
+        <w:t>(</w:t>
+      </w:r>
+      <w:proofErr w:type="gramEnd"/>
+      <w:r>
+        <w:rPr>
+          <w:rFonts w:eastAsia="맑은 고딕"/>
+          <w:lang w:eastAsia="ko-KR"/>
+        </w:rPr>
+        <w:t xml:space="preserve">long </w:t>
+      </w:r>
+      <w:proofErr w:type="spellStart"/>
+      <w:r>
+        <w:rPr>
+          <w:rFonts w:eastAsia="맑은 고딕"/>
+          <w:lang w:eastAsia="ko-KR"/>
+        </w:rPr>
+        <w:t>userId</w:t>
+      </w:r>
+      <w:proofErr w:type="spellEnd"/>
+      <w:r>
+        <w:rPr>
+          <w:rFonts w:eastAsia="맑은 고딕"/>
+          <w:lang w:eastAsia="ko-KR"/>
+        </w:rPr>
+        <w:t xml:space="preserve">, long </w:t>
+      </w:r>
+      <w:proofErr w:type="spellStart"/>
+      <w:proofErr w:type="gramStart"/>
+      <w:r>
+        <w:rPr>
+          <w:rFonts w:eastAsia="맑은 고딕"/>
+          <w:lang w:eastAsia="ko-KR"/>
+        </w:rPr>
+        <w:t>authorId</w:t>
+      </w:r>
+      <w:proofErr w:type="spellEnd"/>
+      <w:r>
+        <w:rPr>
+          <w:rFonts w:eastAsia="맑은 고딕"/>
+          <w:lang w:eastAsia="ko-KR"/>
+        </w:rPr>
+        <w:t>) {</w:t>
+      </w:r>
+      <w:proofErr w:type="gramEnd"/>
     </w:p>
     <w:p>
       <w:pPr>
@@ -9630,7 +12157,23 @@
           <w:rFonts w:eastAsia="맑은 고딕"/>
           <w:lang w:eastAsia="ko-KR"/>
         </w:rPr>
-        <w:t xml:space="preserve">    // TODO BE-03: </w:t>
+        <w:t xml:space="preserve">    </w:t>
+      </w:r>
+      <w:proofErr w:type="gramStart"/>
+      <w:r>
+        <w:rPr>
+          <w:rFonts w:eastAsia="맑은 고딕"/>
+          <w:lang w:eastAsia="ko-KR"/>
+        </w:rPr>
+        <w:t>// TODO</w:t>
+      </w:r>
+      <w:proofErr w:type="gramEnd"/>
+      <w:r>
+        <w:rPr>
+          <w:rFonts w:eastAsia="맑은 고딕"/>
+          <w:lang w:eastAsia="ko-KR"/>
+        </w:rPr>
+        <w:t xml:space="preserve"> BE-03: </w:t>
       </w:r>
       <w:r>
         <w:rPr>
@@ -9715,7 +12258,80 @@
           <w:rFonts w:eastAsia="맑은 고딕"/>
           <w:lang w:eastAsia="ko-KR"/>
         </w:rPr>
-        <w:t>    if(userId != authorId) throw new ApiError( 403, "FORBIDDEN", "</w:t>
+        <w:t xml:space="preserve">    </w:t>
+      </w:r>
+      <w:proofErr w:type="gramStart"/>
+      <w:r>
+        <w:rPr>
+          <w:rFonts w:eastAsia="맑은 고딕"/>
+          <w:lang w:eastAsia="ko-KR"/>
+        </w:rPr>
+        <w:t>if(</w:t>
+      </w:r>
+      <w:proofErr w:type="spellStart"/>
+      <w:r>
+        <w:rPr>
+          <w:rFonts w:eastAsia="맑은 고딕"/>
+          <w:lang w:eastAsia="ko-KR"/>
+        </w:rPr>
+        <w:t>userId</w:t>
+      </w:r>
+      <w:proofErr w:type="spellEnd"/>
+      <w:r>
+        <w:rPr>
+          <w:rFonts w:eastAsia="맑은 고딕"/>
+          <w:lang w:eastAsia="ko-KR"/>
+        </w:rPr>
+        <w:t xml:space="preserve"> !</w:t>
+      </w:r>
+      <w:proofErr w:type="gramEnd"/>
+      <w:r>
+        <w:rPr>
+          <w:rFonts w:eastAsia="맑은 고딕"/>
+          <w:lang w:eastAsia="ko-KR"/>
+        </w:rPr>
+        <w:t xml:space="preserve">= </w:t>
+      </w:r>
+      <w:proofErr w:type="spellStart"/>
+      <w:r>
+        <w:rPr>
+          <w:rFonts w:eastAsia="맑은 고딕"/>
+          <w:lang w:eastAsia="ko-KR"/>
+        </w:rPr>
+        <w:t>authorId</w:t>
+      </w:r>
+      <w:proofErr w:type="spellEnd"/>
+      <w:r>
+        <w:rPr>
+          <w:rFonts w:eastAsia="맑은 고딕"/>
+          <w:lang w:eastAsia="ko-KR"/>
+        </w:rPr>
+        <w:t xml:space="preserve">) throw new </w:t>
+      </w:r>
+      <w:proofErr w:type="spellStart"/>
+      <w:proofErr w:type="gramStart"/>
+      <w:r>
+        <w:rPr>
+          <w:rFonts w:eastAsia="맑은 고딕"/>
+          <w:lang w:eastAsia="ko-KR"/>
+        </w:rPr>
+        <w:t>ApiError</w:t>
+      </w:r>
+      <w:proofErr w:type="spellEnd"/>
+      <w:r>
+        <w:rPr>
+          <w:rFonts w:eastAsia="맑은 고딕"/>
+          <w:lang w:eastAsia="ko-KR"/>
+        </w:rPr>
+        <w:t>( 403</w:t>
+      </w:r>
+      <w:proofErr w:type="gramEnd"/>
+      <w:r>
+        <w:rPr>
+          <w:rFonts w:eastAsia="맑은 고딕"/>
+          <w:lang w:eastAsia="ko-KR"/>
+        </w:rPr>
+        <w:t>, "FORBIDDEN", "</w:t>
       </w:r>
       <w:r>
         <w:rPr>
@@ -9901,12 +12517,69 @@
           <w:lang w:eastAsia="ko-KR"/>
         </w:rPr>
       </w:pPr>
+      <w:proofErr w:type="spellStart"/>
       <w:r>
         <w:rPr>
           <w:rFonts w:ascii="맑은 고딕" w:eastAsia="맑은 고딕" w:hAnsi="맑은 고딕" w:cs="맑은 고딕" w:hint="eastAsia"/>
           <w:lang w:eastAsia="ko-KR"/>
         </w:rPr>
-        <w:t>assertOwner()는 JWT 검증을 통해 확인한 현재 사용자 ID인 userID와 게시글에 저장된 작성자의 ID인 authorID를 비교한다. 두 ID가 다르면 다른 사용자가 작성한 글을 조작하려는 것으로 판단해 403 FORBIDDEN 오류를 발생시킨다. 두 ID가 같으면 오류를 발생시키지 않고 다음 작업을 진행한다.</w:t>
+        <w:t>assertOwner</w:t>
+      </w:r>
+      <w:proofErr w:type="spellEnd"/>
+      <w:r>
+        <w:rPr>
+          <w:rFonts w:ascii="맑은 고딕" w:eastAsia="맑은 고딕" w:hAnsi="맑은 고딕" w:cs="맑은 고딕" w:hint="eastAsia"/>
+          <w:lang w:eastAsia="ko-KR"/>
+        </w:rPr>
+        <w:t xml:space="preserve">()는 JWT 검증을 통해 확인한 현재 사용자 ID인 </w:t>
+      </w:r>
+      <w:proofErr w:type="spellStart"/>
+      <w:r>
+        <w:rPr>
+          <w:rFonts w:ascii="맑은 고딕" w:eastAsia="맑은 고딕" w:hAnsi="맑은 고딕" w:cs="맑은 고딕" w:hint="eastAsia"/>
+          <w:lang w:eastAsia="ko-KR"/>
+        </w:rPr>
+        <w:t>userID</w:t>
+      </w:r>
+      <w:proofErr w:type="spellEnd"/>
+      <w:r>
+        <w:rPr>
+          <w:rFonts w:ascii="맑은 고딕" w:eastAsia="맑은 고딕" w:hAnsi="맑은 고딕" w:cs="맑은 고딕" w:hint="eastAsia"/>
+          <w:lang w:eastAsia="ko-KR"/>
+        </w:rPr>
+        <w:t xml:space="preserve">와 </w:t>
+      </w:r>
+      <w:proofErr w:type="spellStart"/>
+      <w:r>
+        <w:rPr>
+          <w:rFonts w:ascii="맑은 고딕" w:eastAsia="맑은 고딕" w:hAnsi="맑은 고딕" w:cs="맑은 고딕" w:hint="eastAsia"/>
+          <w:lang w:eastAsia="ko-KR"/>
+        </w:rPr>
+        <w:t>게시글에</w:t>
+      </w:r>
+      <w:proofErr w:type="spellEnd"/>
+      <w:r>
+        <w:rPr>
+          <w:rFonts w:ascii="맑은 고딕" w:eastAsia="맑은 고딕" w:hAnsi="맑은 고딕" w:cs="맑은 고딕" w:hint="eastAsia"/>
+          <w:lang w:eastAsia="ko-KR"/>
+        </w:rPr>
+        <w:t xml:space="preserve"> 저장된 작성자의 ID인 </w:t>
+      </w:r>
+      <w:proofErr w:type="spellStart"/>
+      <w:r>
+        <w:rPr>
+          <w:rFonts w:ascii="맑은 고딕" w:eastAsia="맑은 고딕" w:hAnsi="맑은 고딕" w:cs="맑은 고딕" w:hint="eastAsia"/>
+          <w:lang w:eastAsia="ko-KR"/>
+        </w:rPr>
+        <w:t>authorID</w:t>
+      </w:r>
+      <w:proofErr w:type="spellEnd"/>
+      <w:r>
+        <w:rPr>
+          <w:rFonts w:ascii="맑은 고딕" w:eastAsia="맑은 고딕" w:hAnsi="맑은 고딕" w:cs="맑은 고딕" w:hint="eastAsia"/>
+          <w:lang w:eastAsia="ko-KR"/>
+        </w:rPr>
+        <w:t>를 비교한다. 두 ID가 다르면 다른 사용자가 작성한 글을 조작하려는 것으로 판단해 403 FORBIDDEN 오류를 발생시킨다. 두 ID가 같으면 오류를 발생시키지 않고 다음 작업을 진행한다.</w:t>
       </w:r>
     </w:p>
     <w:p>
@@ -10324,8 +12997,17 @@
           <w:rFonts w:eastAsia="맑은 고딕" w:hint="eastAsia"/>
           <w:lang w:eastAsia="ko-KR"/>
         </w:rPr>
-        <w:t xml:space="preserve"> authorId</w:t>
-      </w:r>
+        <w:t xml:space="preserve"> </w:t>
+      </w:r>
+      <w:proofErr w:type="spellStart"/>
+      <w:r>
+        <w:rPr>
+          <w:rFonts w:eastAsia="맑은 고딕" w:hint="eastAsia"/>
+          <w:lang w:eastAsia="ko-KR"/>
+        </w:rPr>
+        <w:t>authorId</w:t>
+      </w:r>
+      <w:proofErr w:type="spellEnd"/>
       <w:r>
         <w:rPr>
           <w:rFonts w:eastAsia="맑은 고딕" w:hint="eastAsia"/>
@@ -10769,7 +13451,49 @@
         <w:rPr>
           <w:lang w:eastAsia="ko-KR"/>
         </w:rPr>
-        <w:t>실행 환경: [OS / 런타임 버전 / 브라우저 / 실행 명령]</w:t>
+        <w:t>실행 환경: [</w:t>
+      </w:r>
+      <w:proofErr w:type="gramStart"/>
+      <w:r>
+        <w:rPr>
+          <w:lang w:eastAsia="ko-KR"/>
+        </w:rPr>
+        <w:t>OS /</w:t>
+      </w:r>
+      <w:proofErr w:type="gramEnd"/>
+      <w:r>
+        <w:rPr>
+          <w:lang w:eastAsia="ko-KR"/>
+        </w:rPr>
+        <w:t xml:space="preserve"> 런타임 </w:t>
+      </w:r>
+      <w:proofErr w:type="gramStart"/>
+      <w:r>
+        <w:rPr>
+          <w:lang w:eastAsia="ko-KR"/>
+        </w:rPr>
+        <w:t>버전 /</w:t>
+      </w:r>
+      <w:proofErr w:type="gramEnd"/>
+      <w:r>
+        <w:rPr>
+          <w:lang w:eastAsia="ko-KR"/>
+        </w:rPr>
+        <w:t xml:space="preserve"> </w:t>
+      </w:r>
+      <w:proofErr w:type="gramStart"/>
+      <w:r>
+        <w:rPr>
+          <w:lang w:eastAsia="ko-KR"/>
+        </w:rPr>
+        <w:t>브라우저 /</w:t>
+      </w:r>
+      <w:proofErr w:type="gramEnd"/>
+      <w:r>
+        <w:rPr>
+          <w:lang w:eastAsia="ko-KR"/>
+        </w:rPr>
+        <w:t xml:space="preserve"> 실행 명령]</w:t>
       </w:r>
     </w:p>
     <w:p>
@@ -10782,7 +13506,63 @@
         <w:rPr>
           <w:lang w:eastAsia="ko-KR"/>
         </w:rPr>
-        <w:t>로컬 배포 확인: [새 폴더에서 설치한 절차 / 프론트 빌드 결과 / 백엔드 실행 명령 / 4173번 접속 및 API 연결 증거]</w:t>
+        <w:t xml:space="preserve">로컬 배포 확인: [새 폴더에서 설치한 </w:t>
+      </w:r>
+      <w:proofErr w:type="gramStart"/>
+      <w:r>
+        <w:rPr>
+          <w:lang w:eastAsia="ko-KR"/>
+        </w:rPr>
+        <w:t>절차 /</w:t>
+      </w:r>
+      <w:proofErr w:type="gramEnd"/>
+      <w:r>
+        <w:rPr>
+          <w:lang w:eastAsia="ko-KR"/>
+        </w:rPr>
+        <w:t xml:space="preserve"> 프론트 빌드 </w:t>
+      </w:r>
+      <w:proofErr w:type="gramStart"/>
+      <w:r>
+        <w:rPr>
+          <w:lang w:eastAsia="ko-KR"/>
+        </w:rPr>
+        <w:t>결과 /</w:t>
+      </w:r>
+      <w:proofErr w:type="gramEnd"/>
+      <w:r>
+        <w:rPr>
+          <w:lang w:eastAsia="ko-KR"/>
+        </w:rPr>
+        <w:t xml:space="preserve"> </w:t>
+      </w:r>
+      <w:proofErr w:type="spellStart"/>
+      <w:r>
+        <w:rPr>
+          <w:lang w:eastAsia="ko-KR"/>
+        </w:rPr>
+        <w:t>백엔드</w:t>
+      </w:r>
+      <w:proofErr w:type="spellEnd"/>
+      <w:r>
+        <w:rPr>
+          <w:lang w:eastAsia="ko-KR"/>
+        </w:rPr>
+        <w:t xml:space="preserve"> 실행 </w:t>
+      </w:r>
+      <w:proofErr w:type="gramStart"/>
+      <w:r>
+        <w:rPr>
+          <w:lang w:eastAsia="ko-KR"/>
+        </w:rPr>
+        <w:t>명령 /</w:t>
+      </w:r>
+      <w:proofErr w:type="gramEnd"/>
+      <w:r>
+        <w:rPr>
+          <w:lang w:eastAsia="ko-KR"/>
+        </w:rPr>
+        <w:t xml:space="preserve"> 4173번 접속 및 API 연결 증거]</w:t>
       </w:r>
     </w:p>
     <w:p>
@@ -10808,7 +13588,21 @@
         <w:rPr>
           <w:lang w:eastAsia="ko-KR"/>
         </w:rPr>
-        <w:t>토큰 TTL: [일반 테스트 값 / 만료 테스트 값]</w:t>
+        <w:t xml:space="preserve">토큰 TTL: [일반 테스트 </w:t>
+      </w:r>
+      <w:proofErr w:type="gramStart"/>
+      <w:r>
+        <w:rPr>
+          <w:lang w:eastAsia="ko-KR"/>
+        </w:rPr>
+        <w:t>값 /</w:t>
+      </w:r>
+      <w:proofErr w:type="gramEnd"/>
+      <w:r>
+        <w:rPr>
+          <w:lang w:eastAsia="ko-KR"/>
+        </w:rPr>
+        <w:t xml:space="preserve"> 만료 테스트 값]</w:t>
       </w:r>
     </w:p>
     <w:p>
@@ -10829,7 +13623,49 @@
         <w:rPr>
           <w:lang w:eastAsia="ko-KR"/>
         </w:rPr>
-        <w:t>의 T01~T17 결과를 모두 기록하세요. PASS, FAIL, 미실행을 구분합니다. 예상 결과를 실제 결과로 복사하지 말고 직접 관찰한 HTTP 상태와 JSON code, 화면을 적으세요. 실제 결과 칸에는 예를 들어 403 / FORBIDDEN처럼 기록합니다. 정상 응답은 200 / 해당 없음처럼 적습니다.</w:t>
+        <w:t xml:space="preserve">의 T01~T17 결과를 모두 기록하세요. PASS, FAIL, 미실행을 구분합니다. 예상 결과를 실제 결과로 복사하지 말고 직접 관찰한 HTTP 상태와 JSON code, 화면을 적으세요. 실제 결과 칸에는 예를 들어 </w:t>
+      </w:r>
+      <w:proofErr w:type="gramStart"/>
+      <w:r>
+        <w:rPr>
+          <w:lang w:eastAsia="ko-KR"/>
+        </w:rPr>
+        <w:t>403 /</w:t>
+      </w:r>
+      <w:proofErr w:type="gramEnd"/>
+      <w:r>
+        <w:rPr>
+          <w:lang w:eastAsia="ko-KR"/>
+        </w:rPr>
+        <w:t xml:space="preserve"> FORBIDDEN처럼 기록합니다. 정상 응답은 </w:t>
+      </w:r>
+      <w:proofErr w:type="gramStart"/>
+      <w:r>
+        <w:rPr>
+          <w:lang w:eastAsia="ko-KR"/>
+        </w:rPr>
+        <w:t>200 /</w:t>
+      </w:r>
+      <w:proofErr w:type="gramEnd"/>
+      <w:r>
+        <w:rPr>
+          <w:lang w:eastAsia="ko-KR"/>
+        </w:rPr>
+        <w:t xml:space="preserve"> 해당 </w:t>
+      </w:r>
+      <w:proofErr w:type="spellStart"/>
+      <w:r>
+        <w:rPr>
+          <w:lang w:eastAsia="ko-KR"/>
+        </w:rPr>
+        <w:t>없음처럼</w:t>
+      </w:r>
+      <w:proofErr w:type="spellEnd"/>
+      <w:r>
+        <w:rPr>
+          <w:lang w:eastAsia="ko-KR"/>
+        </w:rPr>
+        <w:t xml:space="preserve"> 적습니다.</w:t>
       </w:r>
     </w:p>
     <w:tbl>
@@ -11331,14 +14167,42 @@
           <w:p>
             <w:pPr>
               <w:spacing w:before="60" w:after="60" w:line="270" w:lineRule="exact"/>
+              <w:rPr>
+                <w:rFonts w:eastAsia="맑은 고딕" w:hint="eastAsia"/>
+                <w:lang w:eastAsia="ko-KR"/>
+              </w:rPr>
             </w:pPr>
-            <w:r>
-              <w:rPr>
+            <w:proofErr w:type="gramStart"/>
+            <w:r>
+              <w:rPr>
+                <w:rFonts w:eastAsia="맑은 고딕" w:hint="eastAsia"/>
                 <w:color w:val="5B6772"/>
                 <w:sz w:val="18"/>
-              </w:rPr>
-              <w:t>[실제]</w:t>
-            </w:r>
+                <w:lang w:eastAsia="ko-KR"/>
+              </w:rPr>
+              <w:t>200 /</w:t>
+            </w:r>
+            <w:proofErr w:type="gramEnd"/>
+            <w:r>
+              <w:rPr>
+                <w:rFonts w:eastAsia="맑은 고딕" w:hint="eastAsia"/>
+                <w:color w:val="5B6772"/>
+                <w:sz w:val="18"/>
+                <w:lang w:eastAsia="ko-KR"/>
+              </w:rPr>
+              <w:t xml:space="preserve"> </w:t>
+            </w:r>
+            <w:proofErr w:type="spellStart"/>
+            <w:r>
+              <w:rPr>
+                <w:rFonts w:eastAsia="맑은 고딕" w:hint="eastAsia"/>
+                <w:color w:val="5B6772"/>
+                <w:sz w:val="18"/>
+                <w:lang w:eastAsia="ko-KR"/>
+              </w:rPr>
+              <w:t>해당없음</w:t>
+            </w:r>
+            <w:proofErr w:type="spellEnd"/>
           </w:p>
         </w:tc>
         <w:tc>
@@ -11363,13 +14227,19 @@
             <w:pPr>
               <w:spacing w:before="60" w:after="60" w:line="270" w:lineRule="exact"/>
               <w:jc w:val="center"/>
+              <w:rPr>
+                <w:rFonts w:eastAsia="맑은 고딕" w:hint="eastAsia"/>
+                <w:lang w:eastAsia="ko-KR"/>
+              </w:rPr>
             </w:pPr>
             <w:r>
               <w:rPr>
+                <w:rFonts w:ascii="맑은 고딕" w:eastAsia="맑은 고딕" w:hAnsi="맑은 고딕" w:cs="맑은 고딕" w:hint="eastAsia"/>
                 <w:color w:val="5B6772"/>
                 <w:sz w:val="18"/>
-              </w:rPr>
-              <w:t>[판정]</w:t>
+                <w:lang w:eastAsia="ko-KR"/>
+              </w:rPr>
+              <w:t>PASS</w:t>
             </w:r>
           </w:p>
         </w:tc>
@@ -11394,13 +14264,19 @@
           <w:p>
             <w:pPr>
               <w:spacing w:before="60" w:after="60" w:line="270" w:lineRule="exact"/>
+              <w:rPr>
+                <w:rFonts w:eastAsia="맑은 고딕" w:hint="eastAsia"/>
+                <w:lang w:eastAsia="ko-KR"/>
+              </w:rPr>
             </w:pPr>
             <w:r>
               <w:rPr>
+                <w:rFonts w:eastAsia="맑은 고딕" w:hint="eastAsia"/>
                 <w:color w:val="5B6772"/>
                 <w:sz w:val="18"/>
-              </w:rPr>
-              <w:t>[그림/파일명]</w:t>
+                <w:lang w:eastAsia="ko-KR"/>
+              </w:rPr>
+              <w:t>docs/evidence/T01.png</w:t>
             </w:r>
           </w:p>
         </w:tc>
@@ -11462,13 +14338,43 @@
           <w:p>
             <w:pPr>
               <w:spacing w:before="60" w:after="60" w:line="270" w:lineRule="exact"/>
+              <w:rPr>
+                <w:lang w:eastAsia="ko-KR"/>
+              </w:rPr>
             </w:pPr>
             <w:r>
               <w:rPr>
                 <w:color w:val="5B6772"/>
                 <w:sz w:val="18"/>
-              </w:rPr>
-              <w:t>[절차]</w:t>
+                <w:lang w:eastAsia="ko-KR"/>
+              </w:rPr>
+              <w:t xml:space="preserve">Alice </w:t>
+            </w:r>
+            <w:r>
+              <w:rPr>
+                <w:rFonts w:ascii="맑은 고딕" w:eastAsia="맑은 고딕" w:hAnsi="맑은 고딕" w:cs="맑은 고딕" w:hint="eastAsia"/>
+                <w:color w:val="5B6772"/>
+                <w:sz w:val="18"/>
+                <w:lang w:eastAsia="ko-KR"/>
+              </w:rPr>
+              <w:t>계정으로</w:t>
+            </w:r>
+            <w:r>
+              <w:rPr>
+                <w:color w:val="5B6772"/>
+                <w:sz w:val="18"/>
+                <w:lang w:eastAsia="ko-KR"/>
+              </w:rPr>
+              <w:t xml:space="preserve"> </w:t>
+            </w:r>
+            <w:r>
+              <w:rPr>
+                <w:rFonts w:ascii="맑은 고딕" w:eastAsia="맑은 고딕" w:hAnsi="맑은 고딕" w:cs="맑은 고딕" w:hint="eastAsia"/>
+                <w:color w:val="5B6772"/>
+                <w:sz w:val="18"/>
+                <w:lang w:eastAsia="ko-KR"/>
+              </w:rPr>
+              <w:t>로그인</w:t>
             </w:r>
           </w:p>
         </w:tc>
@@ -11493,13 +14399,136 @@
           <w:p>
             <w:pPr>
               <w:spacing w:before="60" w:after="60" w:line="270" w:lineRule="exact"/>
+              <w:rPr>
+                <w:rFonts w:eastAsia="맑은 고딕" w:hint="eastAsia"/>
+                <w:lang w:eastAsia="ko-KR"/>
+              </w:rPr>
             </w:pPr>
             <w:r>
               <w:rPr>
+                <w:rFonts w:eastAsia="맑은 고딕"/>
                 <w:color w:val="5B6772"/>
                 <w:sz w:val="18"/>
-              </w:rPr>
-              <w:t>[예상]</w:t>
+                <w:lang w:eastAsia="ko-KR"/>
+              </w:rPr>
+              <w:t>200, JWT</w:t>
+            </w:r>
+            <w:r>
+              <w:rPr>
+                <w:rFonts w:eastAsia="맑은 고딕"/>
+                <w:color w:val="5B6772"/>
+                <w:sz w:val="18"/>
+                <w:lang w:eastAsia="ko-KR"/>
+              </w:rPr>
+              <w:t>와</w:t>
+            </w:r>
+            <w:r>
+              <w:rPr>
+                <w:rFonts w:eastAsia="맑은 고딕"/>
+                <w:color w:val="5B6772"/>
+                <w:sz w:val="18"/>
+                <w:lang w:eastAsia="ko-KR"/>
+              </w:rPr>
+              <w:t xml:space="preserve"> </w:t>
+            </w:r>
+            <w:r>
+              <w:rPr>
+                <w:rFonts w:eastAsia="맑은 고딕"/>
+                <w:color w:val="5B6772"/>
+                <w:sz w:val="18"/>
+                <w:lang w:eastAsia="ko-KR"/>
+              </w:rPr>
+              <w:t>공개</w:t>
+            </w:r>
+            <w:r>
+              <w:rPr>
+                <w:rFonts w:eastAsia="맑은 고딕"/>
+                <w:color w:val="5B6772"/>
+                <w:sz w:val="18"/>
+                <w:lang w:eastAsia="ko-KR"/>
+              </w:rPr>
+              <w:t xml:space="preserve"> </w:t>
+            </w:r>
+            <w:r>
+              <w:rPr>
+                <w:rFonts w:eastAsia="맑은 고딕"/>
+                <w:color w:val="5B6772"/>
+                <w:sz w:val="18"/>
+                <w:lang w:eastAsia="ko-KR"/>
+              </w:rPr>
+              <w:t>사용자</w:t>
+            </w:r>
+            <w:r>
+              <w:rPr>
+                <w:rFonts w:eastAsia="맑은 고딕"/>
+                <w:color w:val="5B6772"/>
+                <w:sz w:val="18"/>
+                <w:lang w:eastAsia="ko-KR"/>
+              </w:rPr>
+              <w:t xml:space="preserve"> </w:t>
+            </w:r>
+            <w:r>
+              <w:rPr>
+                <w:rFonts w:eastAsia="맑은 고딕"/>
+                <w:color w:val="5B6772"/>
+                <w:sz w:val="18"/>
+                <w:lang w:eastAsia="ko-KR"/>
+              </w:rPr>
+              <w:t>정보</w:t>
+            </w:r>
+            <w:r>
+              <w:rPr>
+                <w:rFonts w:eastAsia="맑은 고딕"/>
+                <w:color w:val="5B6772"/>
+                <w:sz w:val="18"/>
+                <w:lang w:eastAsia="ko-KR"/>
+              </w:rPr>
+              <w:t xml:space="preserve">, </w:t>
+            </w:r>
+            <w:r>
+              <w:rPr>
+                <w:rFonts w:eastAsia="맑은 고딕"/>
+                <w:color w:val="5B6772"/>
+                <w:sz w:val="18"/>
+                <w:lang w:eastAsia="ko-KR"/>
+              </w:rPr>
+              <w:t>화면</w:t>
+            </w:r>
+            <w:r>
+              <w:rPr>
+                <w:rFonts w:eastAsia="맑은 고딕"/>
+                <w:color w:val="5B6772"/>
+                <w:sz w:val="18"/>
+                <w:lang w:eastAsia="ko-KR"/>
+              </w:rPr>
+              <w:t xml:space="preserve"> </w:t>
+            </w:r>
+            <w:r>
+              <w:rPr>
+                <w:rFonts w:eastAsia="맑은 고딕"/>
+                <w:color w:val="5B6772"/>
+                <w:sz w:val="18"/>
+                <w:lang w:eastAsia="ko-KR"/>
+              </w:rPr>
+              <w:t>로그인</w:t>
+            </w:r>
+            <w:r>
+              <w:rPr>
+                <w:rFonts w:eastAsia="맑은 고딕"/>
+                <w:color w:val="5B6772"/>
+                <w:sz w:val="18"/>
+                <w:lang w:eastAsia="ko-KR"/>
+              </w:rPr>
+              <w:t xml:space="preserve"> </w:t>
+            </w:r>
+            <w:r>
+              <w:rPr>
+                <w:rFonts w:eastAsia="맑은 고딕"/>
+                <w:color w:val="5B6772"/>
+                <w:sz w:val="18"/>
+                <w:lang w:eastAsia="ko-KR"/>
+              </w:rPr>
+              <w:t>표시</w:t>
             </w:r>
           </w:p>
         </w:tc>
@@ -11524,13 +14553,50 @@
           <w:p>
             <w:pPr>
               <w:spacing w:before="60" w:after="60" w:line="270" w:lineRule="exact"/>
+              <w:rPr>
+                <w:rFonts w:eastAsia="맑은 고딕" w:hint="eastAsia"/>
+                <w:lang w:eastAsia="ko-KR"/>
+              </w:rPr>
             </w:pPr>
-            <w:r>
-              <w:rPr>
+            <w:proofErr w:type="gramStart"/>
+            <w:r>
+              <w:rPr>
+                <w:rFonts w:eastAsia="맑은 고딕" w:hint="eastAsia"/>
                 <w:color w:val="5B6772"/>
                 <w:sz w:val="18"/>
-              </w:rPr>
-              <w:t>[실제]</w:t>
+                <w:lang w:eastAsia="ko-KR"/>
+              </w:rPr>
+              <w:t>200 /</w:t>
+            </w:r>
+            <w:proofErr w:type="gramEnd"/>
+            <w:r>
+              <w:rPr>
+                <w:rFonts w:eastAsia="맑은 고딕" w:hint="eastAsia"/>
+                <w:color w:val="5B6772"/>
+                <w:sz w:val="18"/>
+                <w:lang w:eastAsia="ko-KR"/>
+              </w:rPr>
+              <w:t xml:space="preserve">  </w:t>
+            </w:r>
+            <w:proofErr w:type="spellStart"/>
+            <w:r>
+              <w:rPr>
+                <w:rFonts w:eastAsia="맑은 고딕" w:hint="eastAsia"/>
+                <w:color w:val="5B6772"/>
+                <w:sz w:val="18"/>
+                <w:lang w:eastAsia="ko-KR"/>
+              </w:rPr>
+              <w:t>해당없음</w:t>
+            </w:r>
+            <w:proofErr w:type="spellEnd"/>
+            <w:r>
+              <w:rPr>
+                <w:rFonts w:eastAsia="맑은 고딕" w:hint="eastAsia"/>
+                <w:color w:val="5B6772"/>
+                <w:sz w:val="18"/>
+                <w:lang w:eastAsia="ko-KR"/>
+              </w:rPr>
+              <w:t xml:space="preserve"> </w:t>
             </w:r>
           </w:p>
         </w:tc>
@@ -11556,13 +14622,19 @@
             <w:pPr>
               <w:spacing w:before="60" w:after="60" w:line="270" w:lineRule="exact"/>
               <w:jc w:val="center"/>
+              <w:rPr>
+                <w:rFonts w:eastAsia="맑은 고딕" w:hint="eastAsia"/>
+                <w:lang w:eastAsia="ko-KR"/>
+              </w:rPr>
             </w:pPr>
             <w:r>
               <w:rPr>
+                <w:rFonts w:ascii="맑은 고딕" w:eastAsia="맑은 고딕" w:hAnsi="맑은 고딕" w:cs="맑은 고딕" w:hint="eastAsia"/>
                 <w:color w:val="5B6772"/>
                 <w:sz w:val="18"/>
-              </w:rPr>
-              <w:t>[판정]</w:t>
+                <w:lang w:eastAsia="ko-KR"/>
+              </w:rPr>
+              <w:t>PASS</w:t>
             </w:r>
           </w:p>
         </w:tc>
@@ -11590,10 +14662,30 @@
             </w:pPr>
             <w:r>
               <w:rPr>
+                <w:rFonts w:eastAsia="맑은 고딕" w:hint="eastAsia"/>
                 <w:color w:val="5B6772"/>
                 <w:sz w:val="18"/>
-              </w:rPr>
-              <w:t>[그림/파일명]</w:t>
+                <w:lang w:eastAsia="ko-KR"/>
+              </w:rPr>
+              <w:t>docs/evidence/T0</w:t>
+            </w:r>
+            <w:r>
+              <w:rPr>
+                <w:rFonts w:eastAsia="맑은 고딕" w:hint="eastAsia"/>
+                <w:color w:val="5B6772"/>
+                <w:sz w:val="18"/>
+                <w:lang w:eastAsia="ko-KR"/>
+              </w:rPr>
+              <w:t>2</w:t>
+            </w:r>
+            <w:r>
+              <w:rPr>
+                <w:rFonts w:eastAsia="맑은 고딕" w:hint="eastAsia"/>
+                <w:color w:val="5B6772"/>
+                <w:sz w:val="18"/>
+                <w:lang w:eastAsia="ko-KR"/>
+              </w:rPr>
+              <w:t>.png</w:t>
             </w:r>
           </w:p>
         </w:tc>
@@ -11655,13 +14747,120 @@
           <w:p>
             <w:pPr>
               <w:spacing w:before="60" w:after="60" w:line="270" w:lineRule="exact"/>
+              <w:rPr>
+                <w:lang w:eastAsia="ko-KR"/>
+              </w:rPr>
             </w:pPr>
             <w:r>
               <w:rPr>
+                <w:rFonts w:ascii="맑은 고딕" w:eastAsia="맑은 고딕" w:hAnsi="맑은 고딕" w:cs="맑은 고딕" w:hint="eastAsia"/>
                 <w:color w:val="5B6772"/>
                 <w:sz w:val="18"/>
-              </w:rPr>
-              <w:t>[절차]</w:t>
+                <w:lang w:eastAsia="ko-KR"/>
+              </w:rPr>
+              <w:t>잘못된</w:t>
+            </w:r>
+            <w:r>
+              <w:rPr>
+                <w:color w:val="5B6772"/>
+                <w:sz w:val="18"/>
+                <w:lang w:eastAsia="ko-KR"/>
+              </w:rPr>
+              <w:t xml:space="preserve"> </w:t>
+            </w:r>
+            <w:r>
+              <w:rPr>
+                <w:rFonts w:ascii="맑은 고딕" w:eastAsia="맑은 고딕" w:hAnsi="맑은 고딕" w:cs="맑은 고딕" w:hint="eastAsia"/>
+                <w:color w:val="5B6772"/>
+                <w:sz w:val="18"/>
+                <w:lang w:eastAsia="ko-KR"/>
+              </w:rPr>
+              <w:t>비밀번호</w:t>
+            </w:r>
+            <w:r>
+              <w:rPr>
+                <w:color w:val="5B6772"/>
+                <w:sz w:val="18"/>
+                <w:lang w:eastAsia="ko-KR"/>
+              </w:rPr>
+              <w:t xml:space="preserve"> </w:t>
+            </w:r>
+            <w:r>
+              <w:rPr>
+                <w:rFonts w:ascii="맑은 고딕" w:eastAsia="맑은 고딕" w:hAnsi="맑은 고딕" w:cs="맑은 고딕" w:hint="eastAsia"/>
+                <w:color w:val="5B6772"/>
+                <w:sz w:val="18"/>
+                <w:lang w:eastAsia="ko-KR"/>
+              </w:rPr>
+              <w:t>및</w:t>
+            </w:r>
+            <w:r>
+              <w:rPr>
+                <w:color w:val="5B6772"/>
+                <w:sz w:val="18"/>
+                <w:lang w:eastAsia="ko-KR"/>
+              </w:rPr>
+              <w:t xml:space="preserve"> </w:t>
+            </w:r>
+            <w:r>
+              <w:rPr>
+                <w:rFonts w:ascii="맑은 고딕" w:eastAsia="맑은 고딕" w:hAnsi="맑은 고딕" w:cs="맑은 고딕" w:hint="eastAsia"/>
+                <w:color w:val="5B6772"/>
+                <w:sz w:val="18"/>
+                <w:lang w:eastAsia="ko-KR"/>
+              </w:rPr>
+              <w:t>없는</w:t>
+            </w:r>
+            <w:r>
+              <w:rPr>
+                <w:color w:val="5B6772"/>
+                <w:sz w:val="18"/>
+                <w:lang w:eastAsia="ko-KR"/>
+              </w:rPr>
+              <w:t xml:space="preserve"> </w:t>
+            </w:r>
+            <w:r>
+              <w:rPr>
+                <w:rFonts w:ascii="맑은 고딕" w:eastAsia="맑은 고딕" w:hAnsi="맑은 고딕" w:cs="맑은 고딕" w:hint="eastAsia"/>
+                <w:color w:val="5B6772"/>
+                <w:sz w:val="18"/>
+                <w:lang w:eastAsia="ko-KR"/>
+              </w:rPr>
+              <w:t>이메일로</w:t>
+            </w:r>
+            <w:r>
+              <w:rPr>
+                <w:color w:val="5B6772"/>
+                <w:sz w:val="18"/>
+                <w:lang w:eastAsia="ko-KR"/>
+              </w:rPr>
+              <w:t xml:space="preserve"> </w:t>
+            </w:r>
+            <w:r>
+              <w:rPr>
+                <w:rFonts w:ascii="맑은 고딕" w:eastAsia="맑은 고딕" w:hAnsi="맑은 고딕" w:cs="맑은 고딕" w:hint="eastAsia"/>
+                <w:color w:val="5B6772"/>
+                <w:sz w:val="18"/>
+                <w:lang w:eastAsia="ko-KR"/>
+              </w:rPr>
+              <w:t>각각</w:t>
+            </w:r>
+            <w:r>
+              <w:rPr>
+                <w:color w:val="5B6772"/>
+                <w:sz w:val="18"/>
+                <w:lang w:eastAsia="ko-KR"/>
+              </w:rPr>
+              <w:t xml:space="preserve"> </w:t>
+            </w:r>
+            <w:r>
+              <w:rPr>
+                <w:rFonts w:ascii="맑은 고딕" w:eastAsia="맑은 고딕" w:hAnsi="맑은 고딕" w:cs="맑은 고딕" w:hint="eastAsia"/>
+                <w:color w:val="5B6772"/>
+                <w:sz w:val="18"/>
+                <w:lang w:eastAsia="ko-KR"/>
+              </w:rPr>
+              <w:t>로그인</w:t>
             </w:r>
           </w:p>
         </w:tc>
@@ -11692,8 +14891,35 @@
                 <w:color w:val="5B6772"/>
                 <w:sz w:val="18"/>
               </w:rPr>
-              <w:t>[예상]</w:t>
-            </w:r>
+              <w:t xml:space="preserve">401 INVALID_CREDENTIALS, </w:t>
+            </w:r>
+            <w:proofErr w:type="spellStart"/>
+            <w:r>
+              <w:rPr>
+                <w:rFonts w:ascii="맑은 고딕" w:eastAsia="맑은 고딕" w:hAnsi="맑은 고딕" w:cs="맑은 고딕" w:hint="eastAsia"/>
+                <w:color w:val="5B6772"/>
+                <w:sz w:val="18"/>
+              </w:rPr>
+              <w:t>토큰</w:t>
+            </w:r>
+            <w:proofErr w:type="spellEnd"/>
+            <w:r>
+              <w:rPr>
+                <w:color w:val="5B6772"/>
+                <w:sz w:val="18"/>
+              </w:rPr>
+              <w:t xml:space="preserve"> </w:t>
+            </w:r>
+            <w:proofErr w:type="spellStart"/>
+            <w:r>
+              <w:rPr>
+                <w:rFonts w:ascii="맑은 고딕" w:eastAsia="맑은 고딕" w:hAnsi="맑은 고딕" w:cs="맑은 고딕" w:hint="eastAsia"/>
+                <w:color w:val="5B6772"/>
+                <w:sz w:val="18"/>
+              </w:rPr>
+              <w:t>미발급</w:t>
+            </w:r>
+            <w:proofErr w:type="spellEnd"/>
           </w:p>
         </w:tc>
         <w:tc>
@@ -11717,13 +14943,28 @@
           <w:p>
             <w:pPr>
               <w:spacing w:before="60" w:after="60" w:line="270" w:lineRule="exact"/>
+              <w:rPr>
+                <w:rFonts w:eastAsia="맑은 고딕" w:hint="eastAsia"/>
+                <w:lang w:eastAsia="ko-KR"/>
+              </w:rPr>
             </w:pPr>
             <w:r>
               <w:rPr>
+                <w:rFonts w:eastAsia="맑은 고딕" w:hint="eastAsia"/>
                 <w:color w:val="5B6772"/>
                 <w:sz w:val="18"/>
-              </w:rPr>
-              <w:t>[실제]</w:t>
+                <w:lang w:eastAsia="ko-KR"/>
+              </w:rPr>
+              <w:t xml:space="preserve">401 / </w:t>
+            </w:r>
+            <w:r>
+              <w:rPr>
+                <w:rFonts w:eastAsia="맑은 고딕"/>
+                <w:color w:val="5B6772"/>
+                <w:sz w:val="18"/>
+                <w:lang w:eastAsia="ko-KR"/>
+              </w:rPr>
+              <w:t>Unauthorized</w:t>
             </w:r>
           </w:p>
         </w:tc>
@@ -11752,10 +14993,12 @@
             </w:pPr>
             <w:r>
               <w:rPr>
+                <w:rFonts w:ascii="맑은 고딕" w:eastAsia="맑은 고딕" w:hAnsi="맑은 고딕" w:cs="맑은 고딕" w:hint="eastAsia"/>
                 <w:color w:val="5B6772"/>
                 <w:sz w:val="18"/>
-              </w:rPr>
-              <w:t>[판정]</w:t>
+                <w:lang w:eastAsia="ko-KR"/>
+              </w:rPr>
+              <w:t>PASS</w:t>
             </w:r>
           </w:p>
         </w:tc>
@@ -11780,13 +15023,128 @@
           <w:p>
             <w:pPr>
               <w:spacing w:before="60" w:after="60" w:line="270" w:lineRule="exact"/>
+              <w:rPr>
+                <w:rFonts w:hint="eastAsia"/>
+              </w:rPr>
             </w:pPr>
             <w:r>
               <w:rPr>
+                <w:rFonts w:eastAsia="맑은 고딕" w:hint="eastAsia"/>
                 <w:color w:val="5B6772"/>
                 <w:sz w:val="18"/>
-              </w:rPr>
-              <w:t>[그림/파일명]</w:t>
+                <w:lang w:eastAsia="ko-KR"/>
+              </w:rPr>
+              <w:t>docs/evidence/T0</w:t>
+            </w:r>
+            <w:r>
+              <w:rPr>
+                <w:rFonts w:eastAsia="맑은 고딕" w:hint="eastAsia"/>
+                <w:color w:val="5B6772"/>
+                <w:sz w:val="18"/>
+                <w:lang w:eastAsia="ko-KR"/>
+              </w:rPr>
+              <w:t>3_</w:t>
+            </w:r>
+            <w:r>
+              <w:rPr>
+                <w:rFonts w:eastAsia="맑은 고딕" w:hint="eastAsia"/>
+                <w:color w:val="5B6772"/>
+                <w:sz w:val="18"/>
+                <w:lang w:eastAsia="ko-KR"/>
+              </w:rPr>
+              <w:t>잘못된</w:t>
+            </w:r>
+            <w:r>
+              <w:rPr>
+                <w:rFonts w:eastAsia="맑은 고딕" w:hint="eastAsia"/>
+                <w:color w:val="5B6772"/>
+                <w:sz w:val="18"/>
+                <w:lang w:eastAsia="ko-KR"/>
+              </w:rPr>
+              <w:t xml:space="preserve"> </w:t>
+            </w:r>
+            <w:r>
+              <w:rPr>
+                <w:rFonts w:eastAsia="맑은 고딕" w:hint="eastAsia"/>
+                <w:color w:val="5B6772"/>
+                <w:sz w:val="18"/>
+                <w:lang w:eastAsia="ko-KR"/>
+              </w:rPr>
+              <w:t>비밀번호</w:t>
+            </w:r>
+            <w:r>
+              <w:rPr>
+                <w:rFonts w:eastAsia="맑은 고딕" w:hint="eastAsia"/>
+                <w:color w:val="5B6772"/>
+                <w:sz w:val="18"/>
+                <w:lang w:eastAsia="ko-KR"/>
+              </w:rPr>
+              <w:t>.</w:t>
+            </w:r>
+            <w:proofErr w:type="spellStart"/>
+            <w:r>
+              <w:rPr>
+                <w:rFonts w:eastAsia="맑은 고딕" w:hint="eastAsia"/>
+                <w:color w:val="5B6772"/>
+                <w:sz w:val="18"/>
+                <w:lang w:eastAsia="ko-KR"/>
+              </w:rPr>
+              <w:t>png</w:t>
+            </w:r>
+            <w:proofErr w:type="spellEnd"/>
+            <w:r>
+              <w:rPr>
+                <w:rFonts w:eastAsia="맑은 고딕" w:hint="eastAsia"/>
+                <w:color w:val="5B6772"/>
+                <w:sz w:val="18"/>
+                <w:lang w:eastAsia="ko-KR"/>
+              </w:rPr>
+              <w:t xml:space="preserve">, </w:t>
+            </w:r>
+            <w:r>
+              <w:rPr>
+                <w:rFonts w:eastAsia="맑은 고딕" w:hint="eastAsia"/>
+                <w:color w:val="5B6772"/>
+                <w:sz w:val="18"/>
+                <w:lang w:eastAsia="ko-KR"/>
+              </w:rPr>
+              <w:t>docs/evidence/T03_</w:t>
+            </w:r>
+            <w:r>
+              <w:rPr>
+                <w:rFonts w:eastAsia="맑은 고딕" w:hint="eastAsia"/>
+                <w:color w:val="5B6772"/>
+                <w:sz w:val="18"/>
+                <w:lang w:eastAsia="ko-KR"/>
+              </w:rPr>
+              <w:t>잘못된</w:t>
+            </w:r>
+            <w:r>
+              <w:rPr>
+                <w:rFonts w:eastAsia="맑은 고딕" w:hint="eastAsia"/>
+                <w:color w:val="5B6772"/>
+                <w:sz w:val="18"/>
+                <w:lang w:eastAsia="ko-KR"/>
+              </w:rPr>
+              <w:t xml:space="preserve"> </w:t>
+            </w:r>
+            <w:r>
+              <w:rPr>
+                <w:rFonts w:eastAsia="맑은 고딕" w:hint="eastAsia"/>
+                <w:color w:val="5B6772"/>
+                <w:sz w:val="18"/>
+                <w:lang w:eastAsia="ko-KR"/>
+              </w:rPr>
+              <w:t>ID</w:t>
+            </w:r>
+            <w:r>
+              <w:rPr>
+                <w:rFonts w:eastAsia="맑은 고딕" w:hint="eastAsia"/>
+                <w:color w:val="5B6772"/>
+                <w:sz w:val="18"/>
+                <w:lang w:eastAsia="ko-KR"/>
+              </w:rPr>
+              <w:t>.png</w:t>
             </w:r>
           </w:p>
         </w:tc>
@@ -11848,13 +15206,103 @@
           <w:p>
             <w:pPr>
               <w:spacing w:before="60" w:after="60" w:line="270" w:lineRule="exact"/>
+              <w:rPr>
+                <w:lang w:eastAsia="ko-KR"/>
+              </w:rPr>
             </w:pPr>
             <w:r>
               <w:rPr>
+                <w:rFonts w:ascii="맑은 고딕" w:eastAsia="맑은 고딕" w:hAnsi="맑은 고딕" w:cs="맑은 고딕" w:hint="eastAsia"/>
                 <w:color w:val="5B6772"/>
                 <w:sz w:val="18"/>
-              </w:rPr>
-              <w:t>[절차]</w:t>
+                <w:lang w:eastAsia="ko-KR"/>
+              </w:rPr>
+              <w:t>토큰</w:t>
+            </w:r>
+            <w:r>
+              <w:rPr>
+                <w:color w:val="5B6772"/>
+                <w:sz w:val="18"/>
+                <w:lang w:eastAsia="ko-KR"/>
+              </w:rPr>
+              <w:t xml:space="preserve"> </w:t>
+            </w:r>
+            <w:r>
+              <w:rPr>
+                <w:rFonts w:ascii="맑은 고딕" w:eastAsia="맑은 고딕" w:hAnsi="맑은 고딕" w:cs="맑은 고딕" w:hint="eastAsia"/>
+                <w:color w:val="5B6772"/>
+                <w:sz w:val="18"/>
+                <w:lang w:eastAsia="ko-KR"/>
+              </w:rPr>
+              <w:t>없이</w:t>
+            </w:r>
+            <w:r>
+              <w:rPr>
+                <w:color w:val="5B6772"/>
+                <w:sz w:val="18"/>
+                <w:lang w:eastAsia="ko-KR"/>
+              </w:rPr>
+              <w:t xml:space="preserve"> /me</w:t>
+            </w:r>
+            <w:r>
+              <w:rPr>
+                <w:rFonts w:ascii="맑은 고딕" w:eastAsia="맑은 고딕" w:hAnsi="맑은 고딕" w:cs="맑은 고딕" w:hint="eastAsia"/>
+                <w:color w:val="5B6772"/>
+                <w:sz w:val="18"/>
+                <w:lang w:eastAsia="ko-KR"/>
+              </w:rPr>
+              <w:t>와</w:t>
+            </w:r>
+            <w:r>
+              <w:rPr>
+                <w:color w:val="5B6772"/>
+                <w:sz w:val="18"/>
+                <w:lang w:eastAsia="ko-KR"/>
+              </w:rPr>
+              <w:t xml:space="preserve"> </w:t>
+            </w:r>
+            <w:r>
+              <w:rPr>
+                <w:rFonts w:ascii="맑은 고딕" w:eastAsia="맑은 고딕" w:hAnsi="맑은 고딕" w:cs="맑은 고딕" w:hint="eastAsia"/>
+                <w:color w:val="5B6772"/>
+                <w:sz w:val="18"/>
+                <w:lang w:eastAsia="ko-KR"/>
+              </w:rPr>
+              <w:t>글</w:t>
+            </w:r>
+            <w:r>
+              <w:rPr>
+                <w:color w:val="5B6772"/>
+                <w:sz w:val="18"/>
+                <w:lang w:eastAsia="ko-KR"/>
+              </w:rPr>
+              <w:t xml:space="preserve"> </w:t>
+            </w:r>
+            <w:r>
+              <w:rPr>
+                <w:rFonts w:ascii="맑은 고딕" w:eastAsia="맑은 고딕" w:hAnsi="맑은 고딕" w:cs="맑은 고딕" w:hint="eastAsia"/>
+                <w:color w:val="5B6772"/>
+                <w:sz w:val="18"/>
+                <w:lang w:eastAsia="ko-KR"/>
+              </w:rPr>
+              <w:t>등록</w:t>
+            </w:r>
+            <w:r>
+              <w:rPr>
+                <w:color w:val="5B6772"/>
+                <w:sz w:val="18"/>
+                <w:lang w:eastAsia="ko-KR"/>
+              </w:rPr>
+              <w:t xml:space="preserve"> </w:t>
+            </w:r>
+            <w:r>
+              <w:rPr>
+                <w:rFonts w:ascii="맑은 고딕" w:eastAsia="맑은 고딕" w:hAnsi="맑은 고딕" w:cs="맑은 고딕" w:hint="eastAsia"/>
+                <w:color w:val="5B6772"/>
+                <w:sz w:val="18"/>
+                <w:lang w:eastAsia="ko-KR"/>
+              </w:rPr>
+              <w:t>요청</w:t>
             </w:r>
           </w:p>
         </w:tc>
@@ -11880,12 +15328,22 @@
             <w:pPr>
               <w:spacing w:before="60" w:after="60" w:line="270" w:lineRule="exact"/>
             </w:pPr>
-            <w:r>
-              <w:rPr>
+            <w:proofErr w:type="spellStart"/>
+            <w:r>
+              <w:rPr>
+                <w:rFonts w:ascii="맑은 고딕" w:eastAsia="맑은 고딕" w:hAnsi="맑은 고딕" w:cs="맑은 고딕" w:hint="eastAsia"/>
                 <w:color w:val="5B6772"/>
                 <w:sz w:val="18"/>
               </w:rPr>
-              <w:t>[예상]</w:t>
+              <w:t>각각</w:t>
+            </w:r>
+            <w:proofErr w:type="spellEnd"/>
+            <w:r>
+              <w:rPr>
+                <w:color w:val="5B6772"/>
+                <w:sz w:val="18"/>
+              </w:rPr>
+              <w:t xml:space="preserve"> 401 TOKEN_REQUIRED</w:t>
             </w:r>
           </w:p>
         </w:tc>
@@ -11913,10 +15371,21 @@
             </w:pPr>
             <w:r>
               <w:rPr>
+                <w:rFonts w:eastAsia="맑은 고딕" w:hint="eastAsia"/>
                 <w:color w:val="5B6772"/>
                 <w:sz w:val="18"/>
-              </w:rPr>
-              <w:t>[실제]</w:t>
+                <w:lang w:eastAsia="ko-KR"/>
+              </w:rPr>
+              <w:t xml:space="preserve">401 / </w:t>
+            </w:r>
+            <w:r>
+              <w:rPr>
+                <w:rFonts w:eastAsia="맑은 고딕"/>
+                <w:color w:val="5B6772"/>
+                <w:sz w:val="18"/>
+                <w:lang w:eastAsia="ko-KR"/>
+              </w:rPr>
+              <w:t>Unauthorized</w:t>
             </w:r>
           </w:p>
         </w:tc>
@@ -11945,10 +15414,12 @@
             </w:pPr>
             <w:r>
               <w:rPr>
+                <w:rFonts w:ascii="맑은 고딕" w:eastAsia="맑은 고딕" w:hAnsi="맑은 고딕" w:cs="맑은 고딕" w:hint="eastAsia"/>
                 <w:color w:val="5B6772"/>
                 <w:sz w:val="18"/>
-              </w:rPr>
-              <w:t>[판정]</w:t>
+                <w:lang w:eastAsia="ko-KR"/>
+              </w:rPr>
+              <w:t>PASS</w:t>
             </w:r>
           </w:p>
         </w:tc>
@@ -11973,14 +15444,77 @@
           <w:p>
             <w:pPr>
               <w:spacing w:before="60" w:after="60" w:line="270" w:lineRule="exact"/>
+              <w:rPr>
+                <w:rFonts w:eastAsia="맑은 고딕" w:hint="eastAsia"/>
+                <w:lang w:eastAsia="ko-KR"/>
+              </w:rPr>
             </w:pPr>
             <w:r>
               <w:rPr>
+                <w:rFonts w:eastAsia="맑은 고딕" w:hint="eastAsia"/>
                 <w:color w:val="5B6772"/>
                 <w:sz w:val="18"/>
-              </w:rPr>
-              <w:t>[그림/파일명]</w:t>
-            </w:r>
+                <w:lang w:eastAsia="ko-KR"/>
+              </w:rPr>
+              <w:t>docs/evidence/</w:t>
+            </w:r>
+            <w:r>
+              <w:rPr>
+                <w:color w:val="5B6772"/>
+                <w:sz w:val="18"/>
+              </w:rPr>
+              <w:t>T04_me.png</w:t>
+            </w:r>
+            <w:r>
+              <w:rPr>
+                <w:rFonts w:eastAsia="맑은 고딕" w:hint="eastAsia"/>
+                <w:color w:val="5B6772"/>
+                <w:sz w:val="18"/>
+                <w:lang w:eastAsia="ko-KR"/>
+              </w:rPr>
+              <w:t xml:space="preserve">, </w:t>
+            </w:r>
+            <w:r>
+              <w:rPr>
+                <w:rFonts w:eastAsia="맑은 고딕" w:hint="eastAsia"/>
+                <w:color w:val="5B6772"/>
+                <w:sz w:val="18"/>
+                <w:lang w:eastAsia="ko-KR"/>
+              </w:rPr>
+              <w:t>docs/evidence/</w:t>
+            </w:r>
+            <w:r>
+              <w:rPr>
+                <w:color w:val="5B6772"/>
+                <w:sz w:val="18"/>
+              </w:rPr>
+              <w:t>T04_</w:t>
+            </w:r>
+            <w:r>
+              <w:rPr>
+                <w:rFonts w:ascii="맑은 고딕" w:eastAsia="맑은 고딕" w:hAnsi="맑은 고딕" w:cs="맑은 고딕" w:hint="eastAsia"/>
+                <w:color w:val="5B6772"/>
+                <w:sz w:val="18"/>
+                <w:lang w:eastAsia="ko-KR"/>
+              </w:rPr>
+              <w:t>글등록</w:t>
+            </w:r>
+            <w:r>
+              <w:rPr>
+                <w:color w:val="5B6772"/>
+                <w:sz w:val="18"/>
+              </w:rPr>
+              <w:t>.</w:t>
+            </w:r>
+            <w:proofErr w:type="spellStart"/>
+            <w:r>
+              <w:rPr>
+                <w:color w:val="5B6772"/>
+                <w:sz w:val="18"/>
+              </w:rPr>
+              <w:t>png</w:t>
+            </w:r>
+            <w:proofErr w:type="spellEnd"/>
           </w:p>
         </w:tc>
       </w:tr>
@@ -12036,18 +15570,78 @@
               <w:bottom w:w="65" w:type="dxa"/>
               <w:right w:w="105" w:type="dxa"/>
             </w:tcMar>
-            <w:vAlign w:val="center"/>
           </w:tcPr>
           <w:p>
             <w:pPr>
               <w:spacing w:before="60" w:after="60" w:line="270" w:lineRule="exact"/>
+              <w:rPr>
+                <w:lang w:eastAsia="ko-KR"/>
+              </w:rPr>
             </w:pPr>
             <w:r>
               <w:rPr>
-                <w:color w:val="5B6772"/>
-                <w:sz w:val="18"/>
-              </w:rPr>
-              <w:t>[절차]</w:t>
+                <w:lang w:eastAsia="ko-KR"/>
+              </w:rPr>
+              <w:t xml:space="preserve">Alice </w:t>
+            </w:r>
+            <w:r>
+              <w:rPr>
+                <w:rFonts w:ascii="맑은 고딕" w:eastAsia="맑은 고딕" w:hAnsi="맑은 고딕" w:cs="맑은 고딕" w:hint="eastAsia"/>
+                <w:lang w:eastAsia="ko-KR"/>
+              </w:rPr>
+              <w:t>토큰으로</w:t>
+            </w:r>
+            <w:r>
+              <w:rPr>
+                <w:lang w:eastAsia="ko-KR"/>
+              </w:rPr>
+              <w:t xml:space="preserve"> </w:t>
+            </w:r>
+            <w:r>
+              <w:rPr>
+                <w:rFonts w:ascii="맑은 고딕" w:eastAsia="맑은 고딕" w:hAnsi="맑은 고딕" w:cs="맑은 고딕" w:hint="eastAsia"/>
+                <w:lang w:eastAsia="ko-KR"/>
+              </w:rPr>
+              <w:t>글</w:t>
+            </w:r>
+            <w:r>
+              <w:rPr>
+                <w:lang w:eastAsia="ko-KR"/>
+              </w:rPr>
+              <w:t xml:space="preserve"> </w:t>
+            </w:r>
+            <w:r>
+              <w:rPr>
+                <w:rFonts w:ascii="맑은 고딕" w:eastAsia="맑은 고딕" w:hAnsi="맑은 고딕" w:cs="맑은 고딕" w:hint="eastAsia"/>
+                <w:lang w:eastAsia="ko-KR"/>
+              </w:rPr>
+              <w:t>작성</w:t>
+            </w:r>
+            <w:r>
+              <w:rPr>
+                <w:lang w:eastAsia="ko-KR"/>
+              </w:rPr>
+              <w:t xml:space="preserve"> </w:t>
+            </w:r>
+            <w:r>
+              <w:rPr>
+                <w:rFonts w:ascii="맑은 고딕" w:eastAsia="맑은 고딕" w:hAnsi="맑은 고딕" w:cs="맑은 고딕" w:hint="eastAsia"/>
+                <w:lang w:eastAsia="ko-KR"/>
+              </w:rPr>
+              <w:t>후</w:t>
+            </w:r>
+            <w:r>
+              <w:rPr>
+                <w:lang w:eastAsia="ko-KR"/>
+              </w:rPr>
+              <w:t xml:space="preserve"> /me </w:t>
+            </w:r>
+            <w:r>
+              <w:rPr>
+                <w:rFonts w:ascii="맑은 고딕" w:eastAsia="맑은 고딕" w:hAnsi="맑은 고딕" w:cs="맑은 고딕" w:hint="eastAsia"/>
+                <w:lang w:eastAsia="ko-KR"/>
+              </w:rPr>
+              <w:t>조회</w:t>
             </w:r>
           </w:p>
         </w:tc>
@@ -12067,18 +15661,35 @@
               <w:bottom w:w="65" w:type="dxa"/>
               <w:right w:w="105" w:type="dxa"/>
             </w:tcMar>
-            <w:vAlign w:val="center"/>
           </w:tcPr>
           <w:p>
             <w:pPr>
               <w:spacing w:before="60" w:after="60" w:line="270" w:lineRule="exact"/>
             </w:pPr>
             <w:r>
-              <w:rPr>
-                <w:color w:val="5B6772"/>
-                <w:sz w:val="18"/>
-              </w:rPr>
-              <w:t>[예상]</w:t>
+              <w:t xml:space="preserve">201, </w:t>
+            </w:r>
+            <w:proofErr w:type="spellStart"/>
+            <w:r>
+              <w:t>authorId</w:t>
+            </w:r>
+            <w:proofErr w:type="spellEnd"/>
+            <w:r>
+              <w:t xml:space="preserve"> 1, /</w:t>
+            </w:r>
+            <w:proofErr w:type="spellStart"/>
+            <w:r>
+              <w:t>me</w:t>
+            </w:r>
+            <w:r>
+              <w:rPr>
+                <w:rFonts w:ascii="맑은 고딕" w:eastAsia="맑은 고딕" w:hAnsi="맑은 고딕" w:cs="맑은 고딕" w:hint="eastAsia"/>
+              </w:rPr>
+              <w:t>는</w:t>
+            </w:r>
+            <w:proofErr w:type="spellEnd"/>
+            <w:r>
+              <w:t xml:space="preserve"> Alice</w:t>
             </w:r>
           </w:p>
         </w:tc>
@@ -12103,14 +15714,42 @@
           <w:p>
             <w:pPr>
               <w:spacing w:before="60" w:after="60" w:line="270" w:lineRule="exact"/>
+              <w:rPr>
+                <w:rFonts w:eastAsia="맑은 고딕" w:hint="eastAsia"/>
+                <w:lang w:eastAsia="ko-KR"/>
+              </w:rPr>
             </w:pPr>
-            <w:r>
-              <w:rPr>
+            <w:proofErr w:type="gramStart"/>
+            <w:r>
+              <w:rPr>
+                <w:rFonts w:eastAsia="맑은 고딕" w:hint="eastAsia"/>
                 <w:color w:val="5B6772"/>
                 <w:sz w:val="18"/>
-              </w:rPr>
-              <w:t>[실제]</w:t>
-            </w:r>
+                <w:lang w:eastAsia="ko-KR"/>
+              </w:rPr>
+              <w:t>200 /</w:t>
+            </w:r>
+            <w:proofErr w:type="gramEnd"/>
+            <w:r>
+              <w:rPr>
+                <w:rFonts w:eastAsia="맑은 고딕" w:hint="eastAsia"/>
+                <w:color w:val="5B6772"/>
+                <w:sz w:val="18"/>
+                <w:lang w:eastAsia="ko-KR"/>
+              </w:rPr>
+              <w:t xml:space="preserve"> </w:t>
+            </w:r>
+            <w:proofErr w:type="spellStart"/>
+            <w:r>
+              <w:rPr>
+                <w:rFonts w:eastAsia="맑은 고딕" w:hint="eastAsia"/>
+                <w:color w:val="5B6772"/>
+                <w:sz w:val="18"/>
+                <w:lang w:eastAsia="ko-KR"/>
+              </w:rPr>
+              <w:t>해당없음</w:t>
+            </w:r>
+            <w:proofErr w:type="spellEnd"/>
           </w:p>
         </w:tc>
         <w:tc>
@@ -12138,10 +15777,9 @@
             </w:pPr>
             <w:r>
               <w:rPr>
-                <w:color w:val="5B6772"/>
-                <w:sz w:val="18"/>
-              </w:rPr>
-              <w:t>[판정]</w:t>
+                <w:lang w:eastAsia="ko-KR"/>
+              </w:rPr>
+              <w:t>FAIL</w:t>
             </w:r>
           </w:p>
         </w:tc>
@@ -12169,10 +15807,30 @@
             </w:pPr>
             <w:r>
               <w:rPr>
+                <w:rFonts w:eastAsia="맑은 고딕" w:hint="eastAsia"/>
                 <w:color w:val="5B6772"/>
                 <w:sz w:val="18"/>
-              </w:rPr>
-              <w:t>[그림/파일명]</w:t>
+                <w:lang w:eastAsia="ko-KR"/>
+              </w:rPr>
+              <w:t>docs/evidence/T0</w:t>
+            </w:r>
+            <w:r>
+              <w:rPr>
+                <w:rFonts w:eastAsia="맑은 고딕" w:hint="eastAsia"/>
+                <w:color w:val="5B6772"/>
+                <w:sz w:val="18"/>
+                <w:lang w:eastAsia="ko-KR"/>
+              </w:rPr>
+              <w:t>5</w:t>
+            </w:r>
+            <w:r>
+              <w:rPr>
+                <w:rFonts w:eastAsia="맑은 고딕" w:hint="eastAsia"/>
+                <w:color w:val="5B6772"/>
+                <w:sz w:val="18"/>
+                <w:lang w:eastAsia="ko-KR"/>
+              </w:rPr>
+              <w:t>.png</w:t>
             </w:r>
           </w:p>
         </w:tc>
@@ -12229,18 +15887,79 @@
               <w:bottom w:w="65" w:type="dxa"/>
               <w:right w:w="105" w:type="dxa"/>
             </w:tcMar>
-            <w:vAlign w:val="center"/>
           </w:tcPr>
           <w:p>
             <w:pPr>
               <w:spacing w:before="60" w:after="60" w:line="270" w:lineRule="exact"/>
+              <w:rPr>
+                <w:lang w:eastAsia="ko-KR"/>
+              </w:rPr>
             </w:pPr>
             <w:r>
               <w:rPr>
-                <w:color w:val="5B6772"/>
-                <w:sz w:val="18"/>
-              </w:rPr>
-              <w:t>[절차]</w:t>
+                <w:lang w:eastAsia="ko-KR"/>
+              </w:rPr>
+              <w:t xml:space="preserve">Alice </w:t>
+            </w:r>
+            <w:r>
+              <w:rPr>
+                <w:rFonts w:ascii="맑은 고딕" w:eastAsia="맑은 고딕" w:hAnsi="맑은 고딕" w:cs="맑은 고딕" w:hint="eastAsia"/>
+                <w:lang w:eastAsia="ko-KR"/>
+              </w:rPr>
+              <w:t>토큰으로</w:t>
+            </w:r>
+            <w:r>
+              <w:rPr>
+                <w:lang w:eastAsia="ko-KR"/>
+              </w:rPr>
+              <w:t xml:space="preserve"> </w:t>
+            </w:r>
+            <w:r>
+              <w:rPr>
+                <w:rFonts w:ascii="맑은 고딕" w:eastAsia="맑은 고딕" w:hAnsi="맑은 고딕" w:cs="맑은 고딕" w:hint="eastAsia"/>
+                <w:lang w:eastAsia="ko-KR"/>
+              </w:rPr>
+              <w:t>본인</w:t>
+            </w:r>
+            <w:r>
+              <w:rPr>
+                <w:lang w:eastAsia="ko-KR"/>
+              </w:rPr>
+              <w:t xml:space="preserve"> </w:t>
+            </w:r>
+            <w:r>
+              <w:rPr>
+                <w:rFonts w:ascii="맑은 고딕" w:eastAsia="맑은 고딕" w:hAnsi="맑은 고딕" w:cs="맑은 고딕" w:hint="eastAsia"/>
+                <w:lang w:eastAsia="ko-KR"/>
+              </w:rPr>
+              <w:t>글</w:t>
+            </w:r>
+            <w:r>
+              <w:rPr>
+                <w:lang w:eastAsia="ko-KR"/>
+              </w:rPr>
+              <w:t xml:space="preserve"> </w:t>
+            </w:r>
+            <w:r>
+              <w:rPr>
+                <w:rFonts w:ascii="맑은 고딕" w:eastAsia="맑은 고딕" w:hAnsi="맑은 고딕" w:cs="맑은 고딕" w:hint="eastAsia"/>
+                <w:lang w:eastAsia="ko-KR"/>
+              </w:rPr>
+              <w:t>수정</w:t>
+            </w:r>
+            <w:r>
+              <w:rPr>
+                <w:rFonts w:hint="cs"/>
+                <w:lang w:eastAsia="ko-KR"/>
+              </w:rPr>
+              <w:t>·</w:t>
+            </w:r>
+            <w:r>
+              <w:rPr>
+                <w:rFonts w:ascii="맑은 고딕" w:eastAsia="맑은 고딕" w:hAnsi="맑은 고딕" w:cs="맑은 고딕" w:hint="eastAsia"/>
+                <w:lang w:eastAsia="ko-KR"/>
+              </w:rPr>
+              <w:t>삭제</w:t>
             </w:r>
           </w:p>
         </w:tc>
@@ -12260,19 +15979,56 @@
               <w:bottom w:w="65" w:type="dxa"/>
               <w:right w:w="105" w:type="dxa"/>
             </w:tcMar>
-            <w:vAlign w:val="center"/>
           </w:tcPr>
           <w:p>
             <w:pPr>
               <w:spacing w:before="60" w:after="60" w:line="270" w:lineRule="exact"/>
             </w:pPr>
             <w:r>
-              <w:rPr>
-                <w:color w:val="5B6772"/>
-                <w:sz w:val="18"/>
-              </w:rPr>
-              <w:t>[예상]</w:t>
-            </w:r>
+              <w:t xml:space="preserve">200 </w:t>
+            </w:r>
+            <w:r>
+              <w:rPr>
+                <w:rFonts w:ascii="맑은 고딕" w:eastAsia="맑은 고딕" w:hAnsi="맑은 고딕" w:cs="맑은 고딕" w:hint="eastAsia"/>
+              </w:rPr>
+              <w:t>및</w:t>
+            </w:r>
+            <w:r>
+              <w:t xml:space="preserve"> 204, </w:t>
+            </w:r>
+            <w:proofErr w:type="spellStart"/>
+            <w:r>
+              <w:rPr>
+                <w:rFonts w:ascii="맑은 고딕" w:eastAsia="맑은 고딕" w:hAnsi="맑은 고딕" w:cs="맑은 고딕" w:hint="eastAsia"/>
+              </w:rPr>
+              <w:t>결과가</w:t>
+            </w:r>
+            <w:proofErr w:type="spellEnd"/>
+            <w:r>
+              <w:t xml:space="preserve"> </w:t>
+            </w:r>
+            <w:proofErr w:type="spellStart"/>
+            <w:r>
+              <w:t>DB</w:t>
+            </w:r>
+            <w:r>
+              <w:rPr>
+                <w:rFonts w:ascii="맑은 고딕" w:eastAsia="맑은 고딕" w:hAnsi="맑은 고딕" w:cs="맑은 고딕" w:hint="eastAsia"/>
+              </w:rPr>
+              <w:t>에</w:t>
+            </w:r>
+            <w:proofErr w:type="spellEnd"/>
+            <w:r>
+              <w:t xml:space="preserve"> </w:t>
+            </w:r>
+            <w:proofErr w:type="spellStart"/>
+            <w:r>
+              <w:rPr>
+                <w:rFonts w:ascii="맑은 고딕" w:eastAsia="맑은 고딕" w:hAnsi="맑은 고딕" w:cs="맑은 고딕" w:hint="eastAsia"/>
+              </w:rPr>
+              <w:t>반영</w:t>
+            </w:r>
+            <w:proofErr w:type="spellEnd"/>
           </w:p>
         </w:tc>
         <w:tc>
@@ -12296,13 +16052,79 @@
           <w:p>
             <w:pPr>
               <w:spacing w:before="60" w:after="60" w:line="270" w:lineRule="exact"/>
+              <w:rPr>
+                <w:rFonts w:eastAsia="맑은 고딕"/>
+                <w:color w:val="5B6772"/>
+                <w:sz w:val="18"/>
+                <w:lang w:eastAsia="ko-KR"/>
+              </w:rPr>
             </w:pPr>
-            <w:r>
-              <w:rPr>
+            <w:proofErr w:type="gramStart"/>
+            <w:r>
+              <w:rPr>
+                <w:rFonts w:eastAsia="맑은 고딕" w:hint="eastAsia"/>
                 <w:color w:val="5B6772"/>
                 <w:sz w:val="18"/>
-              </w:rPr>
-              <w:t>[실제]</w:t>
+                <w:lang w:eastAsia="ko-KR"/>
+              </w:rPr>
+              <w:t>200 /</w:t>
+            </w:r>
+            <w:proofErr w:type="gramEnd"/>
+            <w:r>
+              <w:rPr>
+                <w:rFonts w:eastAsia="맑은 고딕" w:hint="eastAsia"/>
+                <w:color w:val="5B6772"/>
+                <w:sz w:val="18"/>
+                <w:lang w:eastAsia="ko-KR"/>
+              </w:rPr>
+              <w:t xml:space="preserve"> </w:t>
+            </w:r>
+            <w:proofErr w:type="spellStart"/>
+            <w:r>
+              <w:rPr>
+                <w:rFonts w:eastAsia="맑은 고딕" w:hint="eastAsia"/>
+                <w:color w:val="5B6772"/>
+                <w:sz w:val="18"/>
+                <w:lang w:eastAsia="ko-KR"/>
+              </w:rPr>
+              <w:t>해당없음</w:t>
+            </w:r>
+            <w:proofErr w:type="spellEnd"/>
+            <w:r>
+              <w:rPr>
+                <w:rFonts w:eastAsia="맑은 고딕" w:hint="eastAsia"/>
+                <w:color w:val="5B6772"/>
+                <w:sz w:val="18"/>
+                <w:lang w:eastAsia="ko-KR"/>
+              </w:rPr>
+              <w:t>,</w:t>
+            </w:r>
+          </w:p>
+          <w:p>
+            <w:pPr>
+              <w:spacing w:before="60" w:after="60" w:line="270" w:lineRule="exact"/>
+              <w:rPr>
+                <w:rFonts w:eastAsia="맑은 고딕" w:hint="eastAsia"/>
+                <w:lang w:eastAsia="ko-KR"/>
+              </w:rPr>
+            </w:pPr>
+            <w:r>
+              <w:rPr>
+                <w:rFonts w:eastAsia="맑은 고딕" w:hint="eastAsia"/>
+                <w:color w:val="5B6772"/>
+                <w:sz w:val="18"/>
+                <w:lang w:eastAsia="ko-KR"/>
+              </w:rPr>
+              <w:t xml:space="preserve">204 / </w:t>
+            </w:r>
+            <w:r>
+              <w:rPr>
+                <w:rFonts w:eastAsia="맑은 고딕"/>
+                <w:color w:val="5B6772"/>
+                <w:sz w:val="18"/>
+                <w:lang w:eastAsia="ko-KR"/>
+              </w:rPr>
+              <w:t>No Content</w:t>
             </w:r>
           </w:p>
         </w:tc>
@@ -12331,10 +16153,12 @@
             </w:pPr>
             <w:r>
               <w:rPr>
+                <w:rFonts w:ascii="맑은 고딕" w:eastAsia="맑은 고딕" w:hAnsi="맑은 고딕" w:cs="맑은 고딕" w:hint="eastAsia"/>
                 <w:color w:val="5B6772"/>
                 <w:sz w:val="18"/>
-              </w:rPr>
-              <w:t>[판정]</w:t>
+                <w:lang w:eastAsia="ko-KR"/>
+              </w:rPr>
+              <w:t>PASS</w:t>
             </w:r>
           </w:p>
         </w:tc>
@@ -12359,14 +16183,118 @@
           <w:p>
             <w:pPr>
               <w:spacing w:before="60" w:after="60" w:line="270" w:lineRule="exact"/>
+              <w:rPr>
+                <w:rFonts w:eastAsia="맑은 고딕"/>
+                <w:color w:val="5B6772"/>
+                <w:sz w:val="18"/>
+                <w:lang w:eastAsia="ko-KR"/>
+              </w:rPr>
             </w:pPr>
             <w:r>
               <w:rPr>
+                <w:rFonts w:eastAsia="맑은 고딕" w:hint="eastAsia"/>
                 <w:color w:val="5B6772"/>
                 <w:sz w:val="18"/>
-              </w:rPr>
-              <w:t>[그림/파일명]</w:t>
-            </w:r>
+                <w:lang w:eastAsia="ko-KR"/>
+              </w:rPr>
+              <w:t>docs/evidence/T0</w:t>
+            </w:r>
+            <w:r>
+              <w:rPr>
+                <w:rFonts w:eastAsia="맑은 고딕" w:hint="eastAsia"/>
+                <w:color w:val="5B6772"/>
+                <w:sz w:val="18"/>
+                <w:lang w:eastAsia="ko-KR"/>
+              </w:rPr>
+              <w:t>6_</w:t>
+            </w:r>
+            <w:r>
+              <w:rPr>
+                <w:rFonts w:eastAsia="맑은 고딕" w:hint="eastAsia"/>
+                <w:color w:val="5B6772"/>
+                <w:sz w:val="18"/>
+                <w:lang w:eastAsia="ko-KR"/>
+              </w:rPr>
+              <w:t>수정</w:t>
+            </w:r>
+            <w:r>
+              <w:rPr>
+                <w:rFonts w:eastAsia="맑은 고딕" w:hint="eastAsia"/>
+                <w:color w:val="5B6772"/>
+                <w:sz w:val="18"/>
+                <w:lang w:eastAsia="ko-KR"/>
+              </w:rPr>
+              <w:t>.</w:t>
+            </w:r>
+            <w:proofErr w:type="spellStart"/>
+            <w:r>
+              <w:rPr>
+                <w:rFonts w:eastAsia="맑은 고딕" w:hint="eastAsia"/>
+                <w:color w:val="5B6772"/>
+                <w:sz w:val="18"/>
+                <w:lang w:eastAsia="ko-KR"/>
+              </w:rPr>
+              <w:t>png</w:t>
+            </w:r>
+            <w:proofErr w:type="spellEnd"/>
+            <w:r>
+              <w:rPr>
+                <w:rFonts w:eastAsia="맑은 고딕" w:hint="eastAsia"/>
+                <w:color w:val="5B6772"/>
+                <w:sz w:val="18"/>
+                <w:lang w:eastAsia="ko-KR"/>
+              </w:rPr>
+              <w:t>,</w:t>
+            </w:r>
+          </w:p>
+          <w:p>
+            <w:pPr>
+              <w:spacing w:before="60" w:after="60" w:line="270" w:lineRule="exact"/>
+              <w:rPr>
+                <w:rFonts w:eastAsia="맑은 고딕" w:hint="eastAsia"/>
+                <w:color w:val="5B6772"/>
+                <w:sz w:val="18"/>
+                <w:lang w:eastAsia="ko-KR"/>
+              </w:rPr>
+            </w:pPr>
+            <w:r>
+              <w:rPr>
+                <w:rFonts w:eastAsia="맑은 고딕" w:hint="eastAsia"/>
+                <w:color w:val="5B6772"/>
+                <w:sz w:val="18"/>
+                <w:lang w:eastAsia="ko-KR"/>
+              </w:rPr>
+              <w:t>docs/evidence/T06_</w:t>
+            </w:r>
+            <w:r>
+              <w:rPr>
+                <w:rFonts w:eastAsia="맑은 고딕" w:hint="eastAsia"/>
+                <w:color w:val="5B6772"/>
+                <w:sz w:val="18"/>
+                <w:lang w:eastAsia="ko-KR"/>
+              </w:rPr>
+              <w:t>삭제</w:t>
+            </w:r>
+            <w:r>
+              <w:rPr>
+                <w:rFonts w:eastAsia="맑은 고딕" w:hint="eastAsia"/>
+                <w:color w:val="5B6772"/>
+                <w:sz w:val="18"/>
+                <w:lang w:eastAsia="ko-KR"/>
+              </w:rPr>
+              <w:t>.</w:t>
+            </w:r>
+            <w:proofErr w:type="spellStart"/>
+            <w:r>
+              <w:rPr>
+                <w:rFonts w:eastAsia="맑은 고딕" w:hint="eastAsia"/>
+                <w:color w:val="5B6772"/>
+                <w:sz w:val="18"/>
+                <w:lang w:eastAsia="ko-KR"/>
+              </w:rPr>
+              <w:t>png</w:t>
+            </w:r>
+            <w:proofErr w:type="spellEnd"/>
           </w:p>
         </w:tc>
       </w:tr>
@@ -12422,18 +16350,78 @@
               <w:bottom w:w="65" w:type="dxa"/>
               <w:right w:w="105" w:type="dxa"/>
             </w:tcMar>
-            <w:vAlign w:val="center"/>
           </w:tcPr>
           <w:p>
             <w:pPr>
               <w:spacing w:before="60" w:after="60" w:line="270" w:lineRule="exact"/>
+              <w:rPr>
+                <w:lang w:eastAsia="ko-KR"/>
+              </w:rPr>
             </w:pPr>
             <w:r>
               <w:rPr>
-                <w:color w:val="5B6772"/>
-                <w:sz w:val="18"/>
-              </w:rPr>
-              <w:t>[절차]</w:t>
+                <w:lang w:eastAsia="ko-KR"/>
+              </w:rPr>
+              <w:t xml:space="preserve">Alice </w:t>
+            </w:r>
+            <w:r>
+              <w:rPr>
+                <w:rFonts w:ascii="맑은 고딕" w:eastAsia="맑은 고딕" w:hAnsi="맑은 고딕" w:cs="맑은 고딕" w:hint="eastAsia"/>
+                <w:lang w:eastAsia="ko-KR"/>
+              </w:rPr>
+              <w:t>글을</w:t>
+            </w:r>
+            <w:r>
+              <w:rPr>
+                <w:lang w:eastAsia="ko-KR"/>
+              </w:rPr>
+              <w:t xml:space="preserve"> Bob</w:t>
+            </w:r>
+            <w:r>
+              <w:rPr>
+                <w:rFonts w:ascii="맑은 고딕" w:eastAsia="맑은 고딕" w:hAnsi="맑은 고딕" w:cs="맑은 고딕" w:hint="eastAsia"/>
+                <w:lang w:eastAsia="ko-KR"/>
+              </w:rPr>
+              <w:t>의</w:t>
+            </w:r>
+            <w:r>
+              <w:rPr>
+                <w:lang w:eastAsia="ko-KR"/>
+              </w:rPr>
+              <w:t xml:space="preserve"> </w:t>
+            </w:r>
+            <w:r>
+              <w:rPr>
+                <w:rFonts w:ascii="맑은 고딕" w:eastAsia="맑은 고딕" w:hAnsi="맑은 고딕" w:cs="맑은 고딕" w:hint="eastAsia"/>
+                <w:lang w:eastAsia="ko-KR"/>
+              </w:rPr>
+              <w:t>정상</w:t>
+            </w:r>
+            <w:r>
+              <w:rPr>
+                <w:lang w:eastAsia="ko-KR"/>
+              </w:rPr>
+              <w:t xml:space="preserve"> </w:t>
+            </w:r>
+            <w:r>
+              <w:rPr>
+                <w:rFonts w:ascii="맑은 고딕" w:eastAsia="맑은 고딕" w:hAnsi="맑은 고딕" w:cs="맑은 고딕" w:hint="eastAsia"/>
+                <w:lang w:eastAsia="ko-KR"/>
+              </w:rPr>
+              <w:t>토큰으로</w:t>
+            </w:r>
+            <w:r>
+              <w:rPr>
+                <w:lang w:eastAsia="ko-KR"/>
+              </w:rPr>
+              <w:t xml:space="preserve"> </w:t>
+            </w:r>
+            <w:r>
+              <w:rPr>
+                <w:rFonts w:ascii="맑은 고딕" w:eastAsia="맑은 고딕" w:hAnsi="맑은 고딕" w:cs="맑은 고딕" w:hint="eastAsia"/>
+                <w:lang w:eastAsia="ko-KR"/>
+              </w:rPr>
+              <w:t>수정</w:t>
             </w:r>
           </w:p>
         </w:tc>
@@ -12453,19 +16441,33 @@
               <w:bottom w:w="65" w:type="dxa"/>
               <w:right w:w="105" w:type="dxa"/>
             </w:tcMar>
-            <w:vAlign w:val="center"/>
           </w:tcPr>
           <w:p>
             <w:pPr>
               <w:spacing w:before="60" w:after="60" w:line="270" w:lineRule="exact"/>
             </w:pPr>
             <w:r>
-              <w:rPr>
-                <w:color w:val="5B6772"/>
-                <w:sz w:val="18"/>
-              </w:rPr>
-              <w:t>[예상]</w:t>
-            </w:r>
+              <w:t xml:space="preserve">403 FORBIDDEN, </w:t>
+            </w:r>
+            <w:proofErr w:type="spellStart"/>
+            <w:r>
+              <w:rPr>
+                <w:rFonts w:ascii="맑은 고딕" w:eastAsia="맑은 고딕" w:hAnsi="맑은 고딕" w:cs="맑은 고딕" w:hint="eastAsia"/>
+              </w:rPr>
+              <w:t>원문</w:t>
+            </w:r>
+            <w:proofErr w:type="spellEnd"/>
+            <w:r>
+              <w:t xml:space="preserve"> </w:t>
+            </w:r>
+            <w:proofErr w:type="spellStart"/>
+            <w:r>
+              <w:rPr>
+                <w:rFonts w:ascii="맑은 고딕" w:eastAsia="맑은 고딕" w:hAnsi="맑은 고딕" w:cs="맑은 고딕" w:hint="eastAsia"/>
+              </w:rPr>
+              <w:t>유지</w:t>
+            </w:r>
+            <w:proofErr w:type="spellEnd"/>
           </w:p>
         </w:tc>
         <w:tc>
@@ -12490,13 +16492,6 @@
             <w:pPr>
               <w:spacing w:before="60" w:after="60" w:line="270" w:lineRule="exact"/>
             </w:pPr>
-            <w:r>
-              <w:rPr>
-                <w:color w:val="5B6772"/>
-                <w:sz w:val="18"/>
-              </w:rPr>
-              <w:t>[실제]</w:t>
-            </w:r>
           </w:p>
         </w:tc>
         <w:tc>
@@ -12522,13 +16517,17 @@
               <w:spacing w:before="60" w:after="60" w:line="270" w:lineRule="exact"/>
               <w:jc w:val="center"/>
             </w:pPr>
-            <w:r>
-              <w:rPr>
+            <w:proofErr w:type="spellStart"/>
+            <w:r>
+              <w:rPr>
+                <w:rFonts w:ascii="맑은 고딕" w:eastAsia="맑은 고딕" w:hAnsi="맑은 고딕" w:cs="맑은 고딕" w:hint="eastAsia"/>
                 <w:color w:val="5B6772"/>
                 <w:sz w:val="18"/>
-              </w:rPr>
-              <w:t>[판정]</w:t>
-            </w:r>
+                <w:lang w:eastAsia="ko-KR"/>
+              </w:rPr>
+              <w:t>미실시</w:t>
+            </w:r>
+            <w:proofErr w:type="spellEnd"/>
           </w:p>
         </w:tc>
         <w:tc>
@@ -12558,7 +16557,37 @@
                 <w:color w:val="5B6772"/>
                 <w:sz w:val="18"/>
               </w:rPr>
-              <w:t>[그림/파일명]</w:t>
+              <w:t>[</w:t>
+            </w:r>
+            <w:r>
+              <w:rPr>
+                <w:rFonts w:ascii="맑은 고딕" w:eastAsia="맑은 고딕" w:hAnsi="맑은 고딕" w:cs="맑은 고딕" w:hint="eastAsia"/>
+                <w:color w:val="5B6772"/>
+                <w:sz w:val="18"/>
+              </w:rPr>
+              <w:t>그림</w:t>
+            </w:r>
+            <w:r>
+              <w:rPr>
+                <w:color w:val="5B6772"/>
+                <w:sz w:val="18"/>
+              </w:rPr>
+              <w:t>/</w:t>
+            </w:r>
+            <w:r>
+              <w:rPr>
+                <w:rFonts w:ascii="맑은 고딕" w:eastAsia="맑은 고딕" w:hAnsi="맑은 고딕" w:cs="맑은 고딕" w:hint="eastAsia"/>
+                <w:color w:val="5B6772"/>
+                <w:sz w:val="18"/>
+              </w:rPr>
+              <w:t>파일명</w:t>
+            </w:r>
+            <w:r>
+              <w:rPr>
+                <w:color w:val="5B6772"/>
+                <w:sz w:val="18"/>
+              </w:rPr>
+              <w:t>]</w:t>
             </w:r>
           </w:p>
         </w:tc>
@@ -12615,18 +16644,78 @@
               <w:bottom w:w="65" w:type="dxa"/>
               <w:right w:w="105" w:type="dxa"/>
             </w:tcMar>
-            <w:vAlign w:val="center"/>
           </w:tcPr>
           <w:p>
             <w:pPr>
               <w:spacing w:before="60" w:after="60" w:line="270" w:lineRule="exact"/>
+              <w:rPr>
+                <w:lang w:eastAsia="ko-KR"/>
+              </w:rPr>
             </w:pPr>
             <w:r>
               <w:rPr>
-                <w:color w:val="5B6772"/>
-                <w:sz w:val="18"/>
-              </w:rPr>
-              <w:t>[절차]</w:t>
+                <w:lang w:eastAsia="ko-KR"/>
+              </w:rPr>
+              <w:t xml:space="preserve">Alice </w:t>
+            </w:r>
+            <w:r>
+              <w:rPr>
+                <w:rFonts w:ascii="맑은 고딕" w:eastAsia="맑은 고딕" w:hAnsi="맑은 고딕" w:cs="맑은 고딕" w:hint="eastAsia"/>
+                <w:lang w:eastAsia="ko-KR"/>
+              </w:rPr>
+              <w:t>글을</w:t>
+            </w:r>
+            <w:r>
+              <w:rPr>
+                <w:lang w:eastAsia="ko-KR"/>
+              </w:rPr>
+              <w:t xml:space="preserve"> Bob</w:t>
+            </w:r>
+            <w:r>
+              <w:rPr>
+                <w:rFonts w:ascii="맑은 고딕" w:eastAsia="맑은 고딕" w:hAnsi="맑은 고딕" w:cs="맑은 고딕" w:hint="eastAsia"/>
+                <w:lang w:eastAsia="ko-KR"/>
+              </w:rPr>
+              <w:t>의</w:t>
+            </w:r>
+            <w:r>
+              <w:rPr>
+                <w:lang w:eastAsia="ko-KR"/>
+              </w:rPr>
+              <w:t xml:space="preserve"> </w:t>
+            </w:r>
+            <w:r>
+              <w:rPr>
+                <w:rFonts w:ascii="맑은 고딕" w:eastAsia="맑은 고딕" w:hAnsi="맑은 고딕" w:cs="맑은 고딕" w:hint="eastAsia"/>
+                <w:lang w:eastAsia="ko-KR"/>
+              </w:rPr>
+              <w:t>정상</w:t>
+            </w:r>
+            <w:r>
+              <w:rPr>
+                <w:lang w:eastAsia="ko-KR"/>
+              </w:rPr>
+              <w:t xml:space="preserve"> </w:t>
+            </w:r>
+            <w:r>
+              <w:rPr>
+                <w:rFonts w:ascii="맑은 고딕" w:eastAsia="맑은 고딕" w:hAnsi="맑은 고딕" w:cs="맑은 고딕" w:hint="eastAsia"/>
+                <w:lang w:eastAsia="ko-KR"/>
+              </w:rPr>
+              <w:t>토큰으로</w:t>
+            </w:r>
+            <w:r>
+              <w:rPr>
+                <w:lang w:eastAsia="ko-KR"/>
+              </w:rPr>
+              <w:t xml:space="preserve"> </w:t>
+            </w:r>
+            <w:r>
+              <w:rPr>
+                <w:rFonts w:ascii="맑은 고딕" w:eastAsia="맑은 고딕" w:hAnsi="맑은 고딕" w:cs="맑은 고딕" w:hint="eastAsia"/>
+                <w:lang w:eastAsia="ko-KR"/>
+              </w:rPr>
+              <w:t>삭제</w:t>
             </w:r>
           </w:p>
         </w:tc>
@@ -12646,19 +16735,31 @@
               <w:bottom w:w="65" w:type="dxa"/>
               <w:right w:w="105" w:type="dxa"/>
             </w:tcMar>
-            <w:vAlign w:val="center"/>
           </w:tcPr>
           <w:p>
             <w:pPr>
               <w:spacing w:before="60" w:after="60" w:line="270" w:lineRule="exact"/>
             </w:pPr>
             <w:r>
-              <w:rPr>
-                <w:color w:val="5B6772"/>
-                <w:sz w:val="18"/>
-              </w:rPr>
-              <w:t>[예상]</w:t>
-            </w:r>
+              <w:t xml:space="preserve">403 FORBIDDEN, </w:t>
+            </w:r>
+            <w:r>
+              <w:rPr>
+                <w:rFonts w:ascii="맑은 고딕" w:eastAsia="맑은 고딕" w:hAnsi="맑은 고딕" w:cs="맑은 고딕" w:hint="eastAsia"/>
+              </w:rPr>
+              <w:t>글</w:t>
+            </w:r>
+            <w:r>
+              <w:t xml:space="preserve"> </w:t>
+            </w:r>
+            <w:proofErr w:type="spellStart"/>
+            <w:r>
+              <w:rPr>
+                <w:rFonts w:ascii="맑은 고딕" w:eastAsia="맑은 고딕" w:hAnsi="맑은 고딕" w:cs="맑은 고딕" w:hint="eastAsia"/>
+              </w:rPr>
+              <w:t>유지</w:t>
+            </w:r>
+            <w:proofErr w:type="spellEnd"/>
           </w:p>
         </w:tc>
         <w:tc>
@@ -12688,7 +16789,22 @@
                 <w:color w:val="5B6772"/>
                 <w:sz w:val="18"/>
               </w:rPr>
-              <w:t>[실제]</w:t>
+              <w:t>[</w:t>
+            </w:r>
+            <w:r>
+              <w:rPr>
+                <w:rFonts w:ascii="맑은 고딕" w:eastAsia="맑은 고딕" w:hAnsi="맑은 고딕" w:cs="맑은 고딕" w:hint="eastAsia"/>
+                <w:color w:val="5B6772"/>
+                <w:sz w:val="18"/>
+              </w:rPr>
+              <w:t>실제</w:t>
+            </w:r>
+            <w:r>
+              <w:rPr>
+                <w:color w:val="5B6772"/>
+                <w:sz w:val="18"/>
+              </w:rPr>
+              <w:t>]</w:t>
             </w:r>
           </w:p>
         </w:tc>
@@ -12715,13 +16831,17 @@
               <w:spacing w:before="60" w:after="60" w:line="270" w:lineRule="exact"/>
               <w:jc w:val="center"/>
             </w:pPr>
-            <w:r>
-              <w:rPr>
+            <w:proofErr w:type="spellStart"/>
+            <w:r>
+              <w:rPr>
+                <w:rFonts w:ascii="맑은 고딕" w:eastAsia="맑은 고딕" w:hAnsi="맑은 고딕" w:cs="맑은 고딕" w:hint="eastAsia"/>
                 <w:color w:val="5B6772"/>
                 <w:sz w:val="18"/>
-              </w:rPr>
-              <w:t>[판정]</w:t>
-            </w:r>
+                <w:lang w:eastAsia="ko-KR"/>
+              </w:rPr>
+              <w:t>미실시</w:t>
+            </w:r>
+            <w:proofErr w:type="spellEnd"/>
           </w:p>
         </w:tc>
         <w:tc>
@@ -12751,7 +16871,37 @@
                 <w:color w:val="5B6772"/>
                 <w:sz w:val="18"/>
               </w:rPr>
-              <w:t>[그림/파일명]</w:t>
+              <w:t>[</w:t>
+            </w:r>
+            <w:r>
+              <w:rPr>
+                <w:rFonts w:ascii="맑은 고딕" w:eastAsia="맑은 고딕" w:hAnsi="맑은 고딕" w:cs="맑은 고딕" w:hint="eastAsia"/>
+                <w:color w:val="5B6772"/>
+                <w:sz w:val="18"/>
+              </w:rPr>
+              <w:t>그림</w:t>
+            </w:r>
+            <w:r>
+              <w:rPr>
+                <w:color w:val="5B6772"/>
+                <w:sz w:val="18"/>
+              </w:rPr>
+              <w:t>/</w:t>
+            </w:r>
+            <w:r>
+              <w:rPr>
+                <w:rFonts w:ascii="맑은 고딕" w:eastAsia="맑은 고딕" w:hAnsi="맑은 고딕" w:cs="맑은 고딕" w:hint="eastAsia"/>
+                <w:color w:val="5B6772"/>
+                <w:sz w:val="18"/>
+              </w:rPr>
+              <w:t>파일명</w:t>
+            </w:r>
+            <w:r>
+              <w:rPr>
+                <w:color w:val="5B6772"/>
+                <w:sz w:val="18"/>
+              </w:rPr>
+              <w:t>]</w:t>
             </w:r>
           </w:p>
         </w:tc>
@@ -12788,8 +16938,241 @@
               <w:rPr>
                 <w:sz w:val="18"/>
               </w:rPr>
+              <w:lastRenderedPageBreak/>
               <w:t>T09</w:t>
             </w:r>
+          </w:p>
+        </w:tc>
+        <w:tc>
+          <w:tcPr>
+            <w:tcW w:w="2154" w:type="dxa"/>
+            <w:tcBorders>
+              <w:top w:val="single" w:sz="4" w:space="0" w:color="D9D9D9"/>
+              <w:left w:val="single" w:sz="4" w:space="0" w:color="D9D9D9"/>
+              <w:bottom w:val="single" w:sz="4" w:space="0" w:color="D9D9D9"/>
+              <w:right w:val="single" w:sz="4" w:space="0" w:color="D9D9D9"/>
+            </w:tcBorders>
+            <w:shd w:val="clear" w:color="auto" w:fill="FFFFFF"/>
+            <w:tcMar>
+              <w:top w:w="65" w:type="dxa"/>
+              <w:left w:w="105" w:type="dxa"/>
+              <w:bottom w:w="65" w:type="dxa"/>
+              <w:right w:w="105" w:type="dxa"/>
+            </w:tcMar>
+          </w:tcPr>
+          <w:p>
+            <w:pPr>
+              <w:spacing w:before="60" w:after="60" w:line="270" w:lineRule="exact"/>
+              <w:rPr>
+                <w:lang w:eastAsia="ko-KR"/>
+              </w:rPr>
+            </w:pPr>
+            <w:r>
+              <w:rPr>
+                <w:rFonts w:ascii="맑은 고딕" w:eastAsia="맑은 고딕" w:hAnsi="맑은 고딕" w:cs="맑은 고딕" w:hint="eastAsia"/>
+                <w:lang w:eastAsia="ko-KR"/>
+              </w:rPr>
+              <w:t>유효</w:t>
+            </w:r>
+            <w:r>
+              <w:rPr>
+                <w:lang w:eastAsia="ko-KR"/>
+              </w:rPr>
+              <w:t xml:space="preserve"> </w:t>
+            </w:r>
+            <w:r>
+              <w:rPr>
+                <w:rFonts w:ascii="맑은 고딕" w:eastAsia="맑은 고딕" w:hAnsi="맑은 고딕" w:cs="맑은 고딕" w:hint="eastAsia"/>
+                <w:lang w:eastAsia="ko-KR"/>
+              </w:rPr>
+              <w:t>토큰의</w:t>
+            </w:r>
+            <w:r>
+              <w:rPr>
+                <w:lang w:eastAsia="ko-KR"/>
+              </w:rPr>
+              <w:t xml:space="preserve"> </w:t>
+            </w:r>
+            <w:r>
+              <w:rPr>
+                <w:rFonts w:ascii="맑은 고딕" w:eastAsia="맑은 고딕" w:hAnsi="맑은 고딕" w:cs="맑은 고딕" w:hint="eastAsia"/>
+                <w:lang w:eastAsia="ko-KR"/>
+              </w:rPr>
+              <w:t>서명</w:t>
+            </w:r>
+            <w:r>
+              <w:rPr>
+                <w:lang w:eastAsia="ko-KR"/>
+              </w:rPr>
+              <w:t xml:space="preserve"> </w:t>
+            </w:r>
+            <w:r>
+              <w:rPr>
+                <w:rFonts w:ascii="맑은 고딕" w:eastAsia="맑은 고딕" w:hAnsi="맑은 고딕" w:cs="맑은 고딕" w:hint="eastAsia"/>
+                <w:lang w:eastAsia="ko-KR"/>
+              </w:rPr>
+              <w:t>부분</w:t>
+            </w:r>
+            <w:r>
+              <w:rPr>
+                <w:lang w:eastAsia="ko-KR"/>
+              </w:rPr>
+              <w:t xml:space="preserve"> </w:t>
+            </w:r>
+            <w:r>
+              <w:rPr>
+                <w:rFonts w:ascii="맑은 고딕" w:eastAsia="맑은 고딕" w:hAnsi="맑은 고딕" w:cs="맑은 고딕" w:hint="eastAsia"/>
+                <w:lang w:eastAsia="ko-KR"/>
+              </w:rPr>
+              <w:t>첫</w:t>
+            </w:r>
+            <w:r>
+              <w:rPr>
+                <w:lang w:eastAsia="ko-KR"/>
+              </w:rPr>
+              <w:t xml:space="preserve"> </w:t>
+            </w:r>
+            <w:r>
+              <w:rPr>
+                <w:rFonts w:ascii="맑은 고딕" w:eastAsia="맑은 고딕" w:hAnsi="맑은 고딕" w:cs="맑은 고딕" w:hint="eastAsia"/>
+                <w:lang w:eastAsia="ko-KR"/>
+              </w:rPr>
+              <w:t>글자를</w:t>
+            </w:r>
+            <w:r>
+              <w:rPr>
+                <w:lang w:eastAsia="ko-KR"/>
+              </w:rPr>
+              <w:t xml:space="preserve"> </w:t>
+            </w:r>
+            <w:r>
+              <w:rPr>
+                <w:rFonts w:ascii="맑은 고딕" w:eastAsia="맑은 고딕" w:hAnsi="맑은 고딕" w:cs="맑은 고딕" w:hint="eastAsia"/>
+                <w:lang w:eastAsia="ko-KR"/>
+              </w:rPr>
+              <w:t>다른</w:t>
+            </w:r>
+            <w:r>
+              <w:rPr>
+                <w:lang w:eastAsia="ko-KR"/>
+              </w:rPr>
+              <w:t xml:space="preserve"> </w:t>
+            </w:r>
+            <w:r>
+              <w:rPr>
+                <w:rFonts w:ascii="맑은 고딕" w:eastAsia="맑은 고딕" w:hAnsi="맑은 고딕" w:cs="맑은 고딕" w:hint="eastAsia"/>
+                <w:lang w:eastAsia="ko-KR"/>
+              </w:rPr>
+              <w:t>문자로</w:t>
+            </w:r>
+            <w:r>
+              <w:rPr>
+                <w:lang w:eastAsia="ko-KR"/>
+              </w:rPr>
+              <w:t xml:space="preserve"> </w:t>
+            </w:r>
+            <w:r>
+              <w:rPr>
+                <w:rFonts w:ascii="맑은 고딕" w:eastAsia="맑은 고딕" w:hAnsi="맑은 고딕" w:cs="맑은 고딕" w:hint="eastAsia"/>
+                <w:lang w:eastAsia="ko-KR"/>
+              </w:rPr>
+              <w:t>바꿔</w:t>
+            </w:r>
+            <w:r>
+              <w:rPr>
+                <w:lang w:eastAsia="ko-KR"/>
+              </w:rPr>
+              <w:t xml:space="preserve"> /me </w:t>
+            </w:r>
+            <w:r>
+              <w:rPr>
+                <w:rFonts w:ascii="맑은 고딕" w:eastAsia="맑은 고딕" w:hAnsi="맑은 고딕" w:cs="맑은 고딕" w:hint="eastAsia"/>
+                <w:lang w:eastAsia="ko-KR"/>
+              </w:rPr>
+              <w:t>및</w:t>
+            </w:r>
+            <w:r>
+              <w:rPr>
+                <w:lang w:eastAsia="ko-KR"/>
+              </w:rPr>
+              <w:t xml:space="preserve"> </w:t>
+            </w:r>
+            <w:r>
+              <w:rPr>
+                <w:rFonts w:ascii="맑은 고딕" w:eastAsia="맑은 고딕" w:hAnsi="맑은 고딕" w:cs="맑은 고딕" w:hint="eastAsia"/>
+                <w:lang w:eastAsia="ko-KR"/>
+              </w:rPr>
+              <w:t>변경</w:t>
+            </w:r>
+            <w:r>
+              <w:rPr>
+                <w:lang w:eastAsia="ko-KR"/>
+              </w:rPr>
+              <w:t xml:space="preserve"> </w:t>
+            </w:r>
+            <w:r>
+              <w:rPr>
+                <w:rFonts w:ascii="맑은 고딕" w:eastAsia="맑은 고딕" w:hAnsi="맑은 고딕" w:cs="맑은 고딕" w:hint="eastAsia"/>
+                <w:lang w:eastAsia="ko-KR"/>
+              </w:rPr>
+              <w:t>요청</w:t>
+            </w:r>
+          </w:p>
+        </w:tc>
+        <w:tc>
+          <w:tcPr>
+            <w:tcW w:w="1417" w:type="dxa"/>
+            <w:tcBorders>
+              <w:top w:val="single" w:sz="4" w:space="0" w:color="D9D9D9"/>
+              <w:left w:val="single" w:sz="4" w:space="0" w:color="D9D9D9"/>
+              <w:bottom w:val="single" w:sz="4" w:space="0" w:color="D9D9D9"/>
+              <w:right w:val="single" w:sz="4" w:space="0" w:color="D9D9D9"/>
+            </w:tcBorders>
+            <w:shd w:val="clear" w:color="auto" w:fill="FFFFFF"/>
+            <w:tcMar>
+              <w:top w:w="65" w:type="dxa"/>
+              <w:left w:w="105" w:type="dxa"/>
+              <w:bottom w:w="65" w:type="dxa"/>
+              <w:right w:w="105" w:type="dxa"/>
+            </w:tcMar>
+          </w:tcPr>
+          <w:p>
+            <w:pPr>
+              <w:spacing w:before="60" w:after="60" w:line="270" w:lineRule="exact"/>
+            </w:pPr>
+            <w:r>
+              <w:t xml:space="preserve">401 INVALID_TOKEN, </w:t>
+            </w:r>
+            <w:proofErr w:type="spellStart"/>
+            <w:r>
+              <w:rPr>
+                <w:rFonts w:ascii="맑은 고딕" w:eastAsia="맑은 고딕" w:hAnsi="맑은 고딕" w:cs="맑은 고딕" w:hint="eastAsia"/>
+              </w:rPr>
+              <w:t>데이터</w:t>
+            </w:r>
+            <w:proofErr w:type="spellEnd"/>
+            <w:r>
+              <w:t xml:space="preserve"> </w:t>
+            </w:r>
+            <w:proofErr w:type="spellStart"/>
+            <w:r>
+              <w:rPr>
+                <w:rFonts w:ascii="맑은 고딕" w:eastAsia="맑은 고딕" w:hAnsi="맑은 고딕" w:cs="맑은 고딕" w:hint="eastAsia"/>
+              </w:rPr>
+              <w:t>변경</w:t>
+            </w:r>
+            <w:proofErr w:type="spellEnd"/>
+            <w:r>
+              <w:t xml:space="preserve"> </w:t>
+            </w:r>
+            <w:proofErr w:type="spellStart"/>
+            <w:r>
+              <w:rPr>
+                <w:rFonts w:ascii="맑은 고딕" w:eastAsia="맑은 고딕" w:hAnsi="맑은 고딕" w:cs="맑은 고딕" w:hint="eastAsia"/>
+              </w:rPr>
+              <w:t>없음</w:t>
+            </w:r>
+            <w:proofErr w:type="spellEnd"/>
           </w:p>
         </w:tc>
         <w:tc>
@@ -12819,69 +17202,22 @@
                 <w:color w:val="5B6772"/>
                 <w:sz w:val="18"/>
               </w:rPr>
-              <w:t>[절차]</w:t>
-            </w:r>
-          </w:p>
-        </w:tc>
-        <w:tc>
-          <w:tcPr>
-            <w:tcW w:w="1417" w:type="dxa"/>
-            <w:tcBorders>
-              <w:top w:val="single" w:sz="4" w:space="0" w:color="D9D9D9"/>
-              <w:left w:val="single" w:sz="4" w:space="0" w:color="D9D9D9"/>
-              <w:bottom w:val="single" w:sz="4" w:space="0" w:color="D9D9D9"/>
-              <w:right w:val="single" w:sz="4" w:space="0" w:color="D9D9D9"/>
-            </w:tcBorders>
-            <w:shd w:val="clear" w:color="auto" w:fill="FFFFFF"/>
-            <w:tcMar>
-              <w:top w:w="65" w:type="dxa"/>
-              <w:left w:w="105" w:type="dxa"/>
-              <w:bottom w:w="65" w:type="dxa"/>
-              <w:right w:w="105" w:type="dxa"/>
-            </w:tcMar>
-            <w:vAlign w:val="center"/>
-          </w:tcPr>
-          <w:p>
-            <w:pPr>
-              <w:spacing w:before="60" w:after="60" w:line="270" w:lineRule="exact"/>
-            </w:pPr>
-            <w:r>
-              <w:rPr>
+              <w:t>[</w:t>
+            </w:r>
+            <w:r>
+              <w:rPr>
+                <w:rFonts w:ascii="맑은 고딕" w:eastAsia="맑은 고딕" w:hAnsi="맑은 고딕" w:cs="맑은 고딕" w:hint="eastAsia"/>
                 <w:color w:val="5B6772"/>
                 <w:sz w:val="18"/>
               </w:rPr>
-              <w:t>[예상]</w:t>
-            </w:r>
-          </w:p>
-        </w:tc>
-        <w:tc>
-          <w:tcPr>
-            <w:tcW w:w="2154" w:type="dxa"/>
-            <w:tcBorders>
-              <w:top w:val="single" w:sz="4" w:space="0" w:color="D9D9D9"/>
-              <w:left w:val="single" w:sz="4" w:space="0" w:color="D9D9D9"/>
-              <w:bottom w:val="single" w:sz="4" w:space="0" w:color="D9D9D9"/>
-              <w:right w:val="single" w:sz="4" w:space="0" w:color="D9D9D9"/>
-            </w:tcBorders>
-            <w:shd w:val="clear" w:color="auto" w:fill="FFFFFF"/>
-            <w:tcMar>
-              <w:top w:w="65" w:type="dxa"/>
-              <w:left w:w="105" w:type="dxa"/>
-              <w:bottom w:w="65" w:type="dxa"/>
-              <w:right w:w="105" w:type="dxa"/>
-            </w:tcMar>
-            <w:vAlign w:val="center"/>
-          </w:tcPr>
-          <w:p>
-            <w:pPr>
-              <w:spacing w:before="60" w:after="60" w:line="270" w:lineRule="exact"/>
-            </w:pPr>
+              <w:t>실제</w:t>
+            </w:r>
             <w:r>
               <w:rPr>
                 <w:color w:val="5B6772"/>
                 <w:sz w:val="18"/>
               </w:rPr>
-              <w:t>[실제]</w:t>
+              <w:t>]</w:t>
             </w:r>
           </w:p>
         </w:tc>
@@ -12908,13 +17244,17 @@
               <w:spacing w:before="60" w:after="60" w:line="270" w:lineRule="exact"/>
               <w:jc w:val="center"/>
             </w:pPr>
-            <w:r>
-              <w:rPr>
+            <w:proofErr w:type="spellStart"/>
+            <w:r>
+              <w:rPr>
+                <w:rFonts w:ascii="맑은 고딕" w:eastAsia="맑은 고딕" w:hAnsi="맑은 고딕" w:cs="맑은 고딕" w:hint="eastAsia"/>
                 <w:color w:val="5B6772"/>
                 <w:sz w:val="18"/>
-              </w:rPr>
-              <w:t>[판정]</w:t>
-            </w:r>
+                <w:lang w:eastAsia="ko-KR"/>
+              </w:rPr>
+              <w:t>미실시</w:t>
+            </w:r>
+            <w:proofErr w:type="spellEnd"/>
           </w:p>
         </w:tc>
         <w:tc>
@@ -12944,7 +17284,37 @@
                 <w:color w:val="5B6772"/>
                 <w:sz w:val="18"/>
               </w:rPr>
-              <w:t>[그림/파일명]</w:t>
+              <w:t>[</w:t>
+            </w:r>
+            <w:r>
+              <w:rPr>
+                <w:rFonts w:ascii="맑은 고딕" w:eastAsia="맑은 고딕" w:hAnsi="맑은 고딕" w:cs="맑은 고딕" w:hint="eastAsia"/>
+                <w:color w:val="5B6772"/>
+                <w:sz w:val="18"/>
+              </w:rPr>
+              <w:t>그림</w:t>
+            </w:r>
+            <w:r>
+              <w:rPr>
+                <w:color w:val="5B6772"/>
+                <w:sz w:val="18"/>
+              </w:rPr>
+              <w:t>/</w:t>
+            </w:r>
+            <w:r>
+              <w:rPr>
+                <w:rFonts w:ascii="맑은 고딕" w:eastAsia="맑은 고딕" w:hAnsi="맑은 고딕" w:cs="맑은 고딕" w:hint="eastAsia"/>
+                <w:color w:val="5B6772"/>
+                <w:sz w:val="18"/>
+              </w:rPr>
+              <w:t>파일명</w:t>
+            </w:r>
+            <w:r>
+              <w:rPr>
+                <w:color w:val="5B6772"/>
+                <w:sz w:val="18"/>
+              </w:rPr>
+              <w:t>]</w:t>
             </w:r>
           </w:p>
         </w:tc>
@@ -13001,18 +17371,124 @@
               <w:bottom w:w="65" w:type="dxa"/>
               <w:right w:w="105" w:type="dxa"/>
             </w:tcMar>
-            <w:vAlign w:val="center"/>
           </w:tcPr>
           <w:p>
             <w:pPr>
               <w:spacing w:before="60" w:after="60" w:line="270" w:lineRule="exact"/>
+              <w:rPr>
+                <w:lang w:eastAsia="ko-KR"/>
+              </w:rPr>
             </w:pPr>
             <w:r>
               <w:rPr>
-                <w:color w:val="5B6772"/>
-                <w:sz w:val="18"/>
-              </w:rPr>
-              <w:t>[절차]</w:t>
+                <w:rFonts w:ascii="맑은 고딕" w:eastAsia="맑은 고딕" w:hAnsi="맑은 고딕" w:cs="맑은 고딕" w:hint="eastAsia"/>
+                <w:lang w:eastAsia="ko-KR"/>
+              </w:rPr>
+              <w:t>짧은</w:t>
+            </w:r>
+            <w:r>
+              <w:rPr>
+                <w:lang w:eastAsia="ko-KR"/>
+              </w:rPr>
+              <w:t xml:space="preserve"> TTL</w:t>
+            </w:r>
+            <w:r>
+              <w:rPr>
+                <w:rFonts w:ascii="맑은 고딕" w:eastAsia="맑은 고딕" w:hAnsi="맑은 고딕" w:cs="맑은 고딕" w:hint="eastAsia"/>
+                <w:lang w:eastAsia="ko-KR"/>
+              </w:rPr>
+              <w:t>로</w:t>
+            </w:r>
+            <w:r>
+              <w:rPr>
+                <w:lang w:eastAsia="ko-KR"/>
+              </w:rPr>
+              <w:t xml:space="preserve"> </w:t>
+            </w:r>
+            <w:r>
+              <w:rPr>
+                <w:rFonts w:ascii="맑은 고딕" w:eastAsia="맑은 고딕" w:hAnsi="맑은 고딕" w:cs="맑은 고딕" w:hint="eastAsia"/>
+                <w:lang w:eastAsia="ko-KR"/>
+              </w:rPr>
+              <w:t>발급하고</w:t>
+            </w:r>
+            <w:r>
+              <w:rPr>
+                <w:lang w:eastAsia="ko-KR"/>
+              </w:rPr>
+              <w:t xml:space="preserve"> </w:t>
+            </w:r>
+            <w:r>
+              <w:rPr>
+                <w:rFonts w:ascii="맑은 고딕" w:eastAsia="맑은 고딕" w:hAnsi="맑은 고딕" w:cs="맑은 고딕" w:hint="eastAsia"/>
+                <w:lang w:eastAsia="ko-KR"/>
+              </w:rPr>
+              <w:t>실제</w:t>
+            </w:r>
+            <w:r>
+              <w:rPr>
+                <w:lang w:eastAsia="ko-KR"/>
+              </w:rPr>
+              <w:t xml:space="preserve"> </w:t>
+            </w:r>
+            <w:r>
+              <w:rPr>
+                <w:rFonts w:ascii="맑은 고딕" w:eastAsia="맑은 고딕" w:hAnsi="맑은 고딕" w:cs="맑은 고딕" w:hint="eastAsia"/>
+                <w:lang w:eastAsia="ko-KR"/>
+              </w:rPr>
+              <w:t>만료</w:t>
+            </w:r>
+            <w:r>
+              <w:rPr>
+                <w:lang w:eastAsia="ko-KR"/>
+              </w:rPr>
+              <w:t xml:space="preserve"> </w:t>
+            </w:r>
+            <w:r>
+              <w:rPr>
+                <w:rFonts w:ascii="맑은 고딕" w:eastAsia="맑은 고딕" w:hAnsi="맑은 고딕" w:cs="맑은 고딕" w:hint="eastAsia"/>
+                <w:lang w:eastAsia="ko-KR"/>
+              </w:rPr>
+              <w:t>뒤</w:t>
+            </w:r>
+            <w:r>
+              <w:rPr>
+                <w:lang w:eastAsia="ko-KR"/>
+              </w:rPr>
+              <w:t xml:space="preserve"> /me </w:t>
+            </w:r>
+            <w:r>
+              <w:rPr>
+                <w:rFonts w:ascii="맑은 고딕" w:eastAsia="맑은 고딕" w:hAnsi="맑은 고딕" w:cs="맑은 고딕" w:hint="eastAsia"/>
+                <w:lang w:eastAsia="ko-KR"/>
+              </w:rPr>
+              <w:t>및</w:t>
+            </w:r>
+            <w:r>
+              <w:rPr>
+                <w:lang w:eastAsia="ko-KR"/>
+              </w:rPr>
+              <w:t xml:space="preserve"> </w:t>
+            </w:r>
+            <w:r>
+              <w:rPr>
+                <w:rFonts w:ascii="맑은 고딕" w:eastAsia="맑은 고딕" w:hAnsi="맑은 고딕" w:cs="맑은 고딕" w:hint="eastAsia"/>
+                <w:lang w:eastAsia="ko-KR"/>
+              </w:rPr>
+              <w:t>변경</w:t>
+            </w:r>
+            <w:r>
+              <w:rPr>
+                <w:lang w:eastAsia="ko-KR"/>
+              </w:rPr>
+              <w:t xml:space="preserve"> </w:t>
+            </w:r>
+            <w:r>
+              <w:rPr>
+                <w:rFonts w:ascii="맑은 고딕" w:eastAsia="맑은 고딕" w:hAnsi="맑은 고딕" w:cs="맑은 고딕" w:hint="eastAsia"/>
+                <w:lang w:eastAsia="ko-KR"/>
+              </w:rPr>
+              <w:t>요청</w:t>
             </w:r>
           </w:p>
         </w:tc>
@@ -13032,18 +17508,65 @@
               <w:bottom w:w="65" w:type="dxa"/>
               <w:right w:w="105" w:type="dxa"/>
             </w:tcMar>
-            <w:vAlign w:val="center"/>
           </w:tcPr>
           <w:p>
             <w:pPr>
               <w:spacing w:before="60" w:after="60" w:line="270" w:lineRule="exact"/>
+              <w:rPr>
+                <w:lang w:eastAsia="ko-KR"/>
+              </w:rPr>
             </w:pPr>
             <w:r>
               <w:rPr>
-                <w:color w:val="5B6772"/>
-                <w:sz w:val="18"/>
-              </w:rPr>
-              <w:t>[예상]</w:t>
+                <w:lang w:eastAsia="ko-KR"/>
+              </w:rPr>
+              <w:t xml:space="preserve">401 TOKEN_EXPIRED, </w:t>
+            </w:r>
+            <w:r>
+              <w:rPr>
+                <w:rFonts w:ascii="맑은 고딕" w:eastAsia="맑은 고딕" w:hAnsi="맑은 고딕" w:cs="맑은 고딕" w:hint="eastAsia"/>
+                <w:lang w:eastAsia="ko-KR"/>
+              </w:rPr>
+              <w:t>화면</w:t>
+            </w:r>
+            <w:r>
+              <w:rPr>
+                <w:lang w:eastAsia="ko-KR"/>
+              </w:rPr>
+              <w:t xml:space="preserve"> </w:t>
+            </w:r>
+            <w:r>
+              <w:rPr>
+                <w:rFonts w:ascii="맑은 고딕" w:eastAsia="맑은 고딕" w:hAnsi="맑은 고딕" w:cs="맑은 고딕" w:hint="eastAsia"/>
+                <w:lang w:eastAsia="ko-KR"/>
+              </w:rPr>
+              <w:t>로그인</w:t>
+            </w:r>
+            <w:r>
+              <w:rPr>
+                <w:lang w:eastAsia="ko-KR"/>
+              </w:rPr>
+              <w:t xml:space="preserve"> </w:t>
+            </w:r>
+            <w:r>
+              <w:rPr>
+                <w:rFonts w:ascii="맑은 고딕" w:eastAsia="맑은 고딕" w:hAnsi="맑은 고딕" w:cs="맑은 고딕" w:hint="eastAsia"/>
+                <w:lang w:eastAsia="ko-KR"/>
+              </w:rPr>
+              <w:t>해제와</w:t>
+            </w:r>
+            <w:r>
+              <w:rPr>
+                <w:lang w:eastAsia="ko-KR"/>
+              </w:rPr>
+              <w:t xml:space="preserve"> </w:t>
+            </w:r>
+            <w:r>
+              <w:rPr>
+                <w:rFonts w:ascii="맑은 고딕" w:eastAsia="맑은 고딕" w:hAnsi="맑은 고딕" w:cs="맑은 고딕" w:hint="eastAsia"/>
+                <w:lang w:eastAsia="ko-KR"/>
+              </w:rPr>
+              <w:t>안내</w:t>
             </w:r>
           </w:p>
         </w:tc>
@@ -13074,7 +17597,24 @@
                 <w:color w:val="5B6772"/>
                 <w:sz w:val="18"/>
               </w:rPr>
-              <w:t>[실제]</w:t>
+              <w:t>[</w:t>
+            </w:r>
+            <w:proofErr w:type="spellStart"/>
+            <w:r>
+              <w:rPr>
+                <w:rFonts w:ascii="맑은 고딕" w:eastAsia="맑은 고딕" w:hAnsi="맑은 고딕" w:cs="맑은 고딕" w:hint="eastAsia"/>
+                <w:color w:val="5B6772"/>
+                <w:sz w:val="18"/>
+              </w:rPr>
+              <w:t>실제</w:t>
+            </w:r>
+            <w:proofErr w:type="spellEnd"/>
+            <w:r>
+              <w:rPr>
+                <w:color w:val="5B6772"/>
+                <w:sz w:val="18"/>
+              </w:rPr>
+              <w:t>]</w:t>
             </w:r>
           </w:p>
         </w:tc>
@@ -13101,13 +17641,17 @@
               <w:spacing w:before="60" w:after="60" w:line="270" w:lineRule="exact"/>
               <w:jc w:val="center"/>
             </w:pPr>
-            <w:r>
-              <w:rPr>
+            <w:proofErr w:type="spellStart"/>
+            <w:r>
+              <w:rPr>
+                <w:rFonts w:ascii="맑은 고딕" w:eastAsia="맑은 고딕" w:hAnsi="맑은 고딕" w:cs="맑은 고딕" w:hint="eastAsia"/>
                 <w:color w:val="5B6772"/>
                 <w:sz w:val="18"/>
-              </w:rPr>
-              <w:t>[판정]</w:t>
-            </w:r>
+                <w:lang w:eastAsia="ko-KR"/>
+              </w:rPr>
+              <w:t>미실시</w:t>
+            </w:r>
+            <w:proofErr w:type="spellEnd"/>
           </w:p>
         </w:tc>
         <w:tc>
@@ -13137,7 +17681,37 @@
                 <w:color w:val="5B6772"/>
                 <w:sz w:val="18"/>
               </w:rPr>
-              <w:t>[그림/파일명]</w:t>
+              <w:t>[</w:t>
+            </w:r>
+            <w:r>
+              <w:rPr>
+                <w:rFonts w:ascii="맑은 고딕" w:eastAsia="맑은 고딕" w:hAnsi="맑은 고딕" w:cs="맑은 고딕" w:hint="eastAsia"/>
+                <w:color w:val="5B6772"/>
+                <w:sz w:val="18"/>
+              </w:rPr>
+              <w:t>그림</w:t>
+            </w:r>
+            <w:r>
+              <w:rPr>
+                <w:color w:val="5B6772"/>
+                <w:sz w:val="18"/>
+              </w:rPr>
+              <w:t>/</w:t>
+            </w:r>
+            <w:r>
+              <w:rPr>
+                <w:rFonts w:ascii="맑은 고딕" w:eastAsia="맑은 고딕" w:hAnsi="맑은 고딕" w:cs="맑은 고딕" w:hint="eastAsia"/>
+                <w:color w:val="5B6772"/>
+                <w:sz w:val="18"/>
+              </w:rPr>
+              <w:t>파일명</w:t>
+            </w:r>
+            <w:r>
+              <w:rPr>
+                <w:color w:val="5B6772"/>
+                <w:sz w:val="18"/>
+              </w:rPr>
+              <w:t>]</w:t>
             </w:r>
           </w:p>
         </w:tc>
@@ -13194,18 +17768,72 @@
               <w:bottom w:w="65" w:type="dxa"/>
               <w:right w:w="105" w:type="dxa"/>
             </w:tcMar>
-            <w:vAlign w:val="center"/>
           </w:tcPr>
           <w:p>
             <w:pPr>
               <w:spacing w:before="60" w:after="60" w:line="270" w:lineRule="exact"/>
+              <w:rPr>
+                <w:lang w:eastAsia="ko-KR"/>
+              </w:rPr>
             </w:pPr>
             <w:r>
               <w:rPr>
-                <w:color w:val="5B6772"/>
-                <w:sz w:val="18"/>
-              </w:rPr>
-              <w:t>[절차]</w:t>
+                <w:rFonts w:ascii="맑은 고딕" w:eastAsia="맑은 고딕" w:hAnsi="맑은 고딕" w:cs="맑은 고딕" w:hint="eastAsia"/>
+                <w:lang w:eastAsia="ko-KR"/>
+              </w:rPr>
+              <w:t>로그인</w:t>
+            </w:r>
+            <w:r>
+              <w:rPr>
+                <w:lang w:eastAsia="ko-KR"/>
+              </w:rPr>
+              <w:t xml:space="preserve"> </w:t>
+            </w:r>
+            <w:r>
+              <w:rPr>
+                <w:rFonts w:ascii="맑은 고딕" w:eastAsia="맑은 고딕" w:hAnsi="맑은 고딕" w:cs="맑은 고딕" w:hint="eastAsia"/>
+                <w:lang w:eastAsia="ko-KR"/>
+              </w:rPr>
+              <w:t>후</w:t>
+            </w:r>
+            <w:r>
+              <w:rPr>
+                <w:lang w:eastAsia="ko-KR"/>
+              </w:rPr>
+              <w:t xml:space="preserve"> </w:t>
+            </w:r>
+            <w:r>
+              <w:rPr>
+                <w:rFonts w:ascii="맑은 고딕" w:eastAsia="맑은 고딕" w:hAnsi="맑은 고딕" w:cs="맑은 고딕" w:hint="eastAsia"/>
+                <w:lang w:eastAsia="ko-KR"/>
+              </w:rPr>
+              <w:t>로그아웃</w:t>
+            </w:r>
+            <w:r>
+              <w:rPr>
+                <w:lang w:eastAsia="ko-KR"/>
+              </w:rPr>
+              <w:t xml:space="preserve">, </w:t>
+            </w:r>
+            <w:r>
+              <w:rPr>
+                <w:rFonts w:ascii="맑은 고딕" w:eastAsia="맑은 고딕" w:hAnsi="맑은 고딕" w:cs="맑은 고딕" w:hint="eastAsia"/>
+                <w:lang w:eastAsia="ko-KR"/>
+              </w:rPr>
+              <w:t>다음</w:t>
+            </w:r>
+            <w:r>
+              <w:rPr>
+                <w:lang w:eastAsia="ko-KR"/>
+              </w:rPr>
+              <w:t xml:space="preserve"> /me </w:t>
+            </w:r>
+            <w:r>
+              <w:rPr>
+                <w:rFonts w:ascii="맑은 고딕" w:eastAsia="맑은 고딕" w:hAnsi="맑은 고딕" w:cs="맑은 고딕" w:hint="eastAsia"/>
+                <w:lang w:eastAsia="ko-KR"/>
+              </w:rPr>
+              <w:t>요청</w:t>
             </w:r>
           </w:p>
         </w:tc>
@@ -13225,18 +17853,43 @@
               <w:bottom w:w="65" w:type="dxa"/>
               <w:right w:w="105" w:type="dxa"/>
             </w:tcMar>
-            <w:vAlign w:val="center"/>
           </w:tcPr>
           <w:p>
             <w:pPr>
               <w:spacing w:before="60" w:after="60" w:line="270" w:lineRule="exact"/>
             </w:pPr>
-            <w:r>
-              <w:rPr>
-                <w:color w:val="5B6772"/>
-                <w:sz w:val="18"/>
-              </w:rPr>
-              <w:t>[예상]</w:t>
+            <w:proofErr w:type="spellStart"/>
+            <w:r>
+              <w:rPr>
+                <w:rFonts w:ascii="맑은 고딕" w:eastAsia="맑은 고딕" w:hAnsi="맑은 고딕" w:cs="맑은 고딕" w:hint="eastAsia"/>
+              </w:rPr>
+              <w:t>헤더에서</w:t>
+            </w:r>
+            <w:proofErr w:type="spellEnd"/>
+            <w:r>
+              <w:t xml:space="preserve"> </w:t>
+            </w:r>
+            <w:proofErr w:type="spellStart"/>
+            <w:r>
+              <w:rPr>
+                <w:rFonts w:ascii="맑은 고딕" w:eastAsia="맑은 고딕" w:hAnsi="맑은 고딕" w:cs="맑은 고딕" w:hint="eastAsia"/>
+              </w:rPr>
+              <w:t>토큰이</w:t>
+            </w:r>
+            <w:proofErr w:type="spellEnd"/>
+            <w:r>
+              <w:t xml:space="preserve"> </w:t>
+            </w:r>
+            <w:proofErr w:type="spellStart"/>
+            <w:r>
+              <w:rPr>
+                <w:rFonts w:ascii="맑은 고딕" w:eastAsia="맑은 고딕" w:hAnsi="맑은 고딕" w:cs="맑은 고딕" w:hint="eastAsia"/>
+              </w:rPr>
+              <w:t>빠지고</w:t>
+            </w:r>
+            <w:proofErr w:type="spellEnd"/>
+            <w:r>
+              <w:t xml:space="preserve"> 401 TOKEN_REQUIRED</w:t>
             </w:r>
           </w:p>
         </w:tc>
@@ -13267,7 +17920,22 @@
                 <w:color w:val="5B6772"/>
                 <w:sz w:val="18"/>
               </w:rPr>
-              <w:t>[실제]</w:t>
+              <w:t>[</w:t>
+            </w:r>
+            <w:r>
+              <w:rPr>
+                <w:rFonts w:ascii="맑은 고딕" w:eastAsia="맑은 고딕" w:hAnsi="맑은 고딕" w:cs="맑은 고딕" w:hint="eastAsia"/>
+                <w:color w:val="5B6772"/>
+                <w:sz w:val="18"/>
+              </w:rPr>
+              <w:t>실제</w:t>
+            </w:r>
+            <w:r>
+              <w:rPr>
+                <w:color w:val="5B6772"/>
+                <w:sz w:val="18"/>
+              </w:rPr>
+              <w:t>]</w:t>
             </w:r>
           </w:p>
         </w:tc>
@@ -13294,13 +17962,17 @@
               <w:spacing w:before="60" w:after="60" w:line="270" w:lineRule="exact"/>
               <w:jc w:val="center"/>
             </w:pPr>
-            <w:r>
-              <w:rPr>
+            <w:proofErr w:type="spellStart"/>
+            <w:r>
+              <w:rPr>
+                <w:rFonts w:ascii="맑은 고딕" w:eastAsia="맑은 고딕" w:hAnsi="맑은 고딕" w:cs="맑은 고딕" w:hint="eastAsia"/>
                 <w:color w:val="5B6772"/>
                 <w:sz w:val="18"/>
-              </w:rPr>
-              <w:t>[판정]</w:t>
-            </w:r>
+                <w:lang w:eastAsia="ko-KR"/>
+              </w:rPr>
+              <w:t>미실시</w:t>
+            </w:r>
+            <w:proofErr w:type="spellEnd"/>
           </w:p>
         </w:tc>
         <w:tc>
@@ -13330,7 +18002,37 @@
                 <w:color w:val="5B6772"/>
                 <w:sz w:val="18"/>
               </w:rPr>
-              <w:t>[그림/파일명]</w:t>
+              <w:t>[</w:t>
+            </w:r>
+            <w:r>
+              <w:rPr>
+                <w:rFonts w:ascii="맑은 고딕" w:eastAsia="맑은 고딕" w:hAnsi="맑은 고딕" w:cs="맑은 고딕" w:hint="eastAsia"/>
+                <w:color w:val="5B6772"/>
+                <w:sz w:val="18"/>
+              </w:rPr>
+              <w:t>그림</w:t>
+            </w:r>
+            <w:r>
+              <w:rPr>
+                <w:color w:val="5B6772"/>
+                <w:sz w:val="18"/>
+              </w:rPr>
+              <w:t>/</w:t>
+            </w:r>
+            <w:r>
+              <w:rPr>
+                <w:rFonts w:ascii="맑은 고딕" w:eastAsia="맑은 고딕" w:hAnsi="맑은 고딕" w:cs="맑은 고딕" w:hint="eastAsia"/>
+                <w:color w:val="5B6772"/>
+                <w:sz w:val="18"/>
+              </w:rPr>
+              <w:t>파일명</w:t>
+            </w:r>
+            <w:r>
+              <w:rPr>
+                <w:color w:val="5B6772"/>
+                <w:sz w:val="18"/>
+              </w:rPr>
+              <w:t>]</w:t>
             </w:r>
           </w:p>
         </w:tc>
@@ -13387,18 +18089,104 @@
               <w:bottom w:w="65" w:type="dxa"/>
               <w:right w:w="105" w:type="dxa"/>
             </w:tcMar>
-            <w:vAlign w:val="center"/>
           </w:tcPr>
           <w:p>
             <w:pPr>
               <w:spacing w:before="60" w:after="60" w:line="270" w:lineRule="exact"/>
+              <w:rPr>
+                <w:lang w:eastAsia="ko-KR"/>
+              </w:rPr>
             </w:pPr>
             <w:r>
               <w:rPr>
-                <w:color w:val="5B6772"/>
-                <w:sz w:val="18"/>
-              </w:rPr>
-              <w:t>[절차]</w:t>
+                <w:lang w:eastAsia="ko-KR"/>
+              </w:rPr>
+              <w:t xml:space="preserve">Bob </w:t>
+            </w:r>
+            <w:r>
+              <w:rPr>
+                <w:rFonts w:ascii="맑은 고딕" w:eastAsia="맑은 고딕" w:hAnsi="맑은 고딕" w:cs="맑은 고딕" w:hint="eastAsia"/>
+                <w:lang w:eastAsia="ko-KR"/>
+              </w:rPr>
+              <w:t>로그인</w:t>
+            </w:r>
+            <w:r>
+              <w:rPr>
+                <w:lang w:eastAsia="ko-KR"/>
+              </w:rPr>
+              <w:t xml:space="preserve"> </w:t>
+            </w:r>
+            <w:r>
+              <w:rPr>
+                <w:rFonts w:ascii="맑은 고딕" w:eastAsia="맑은 고딕" w:hAnsi="맑은 고딕" w:cs="맑은 고딕" w:hint="eastAsia"/>
+                <w:lang w:eastAsia="ko-KR"/>
+              </w:rPr>
+              <w:t>상태로</w:t>
+            </w:r>
+            <w:r>
+              <w:rPr>
+                <w:lang w:eastAsia="ko-KR"/>
+              </w:rPr>
+              <w:t xml:space="preserve"> </w:t>
+            </w:r>
+            <w:r>
+              <w:rPr>
+                <w:rFonts w:ascii="맑은 고딕" w:eastAsia="맑은 고딕" w:hAnsi="맑은 고딕" w:cs="맑은 고딕" w:hint="eastAsia"/>
+                <w:lang w:eastAsia="ko-KR"/>
+              </w:rPr>
+              <w:t>글</w:t>
+            </w:r>
+            <w:r>
+              <w:rPr>
+                <w:lang w:eastAsia="ko-KR"/>
+              </w:rPr>
+              <w:t xml:space="preserve"> </w:t>
+            </w:r>
+            <w:r>
+              <w:rPr>
+                <w:rFonts w:ascii="맑은 고딕" w:eastAsia="맑은 고딕" w:hAnsi="맑은 고딕" w:cs="맑은 고딕" w:hint="eastAsia"/>
+                <w:lang w:eastAsia="ko-KR"/>
+              </w:rPr>
+              <w:t>등록</w:t>
+            </w:r>
+            <w:r>
+              <w:rPr>
+                <w:lang w:eastAsia="ko-KR"/>
+              </w:rPr>
+              <w:t xml:space="preserve"> </w:t>
+            </w:r>
+            <w:r>
+              <w:rPr>
+                <w:rFonts w:ascii="맑은 고딕" w:eastAsia="맑은 고딕" w:hAnsi="맑은 고딕" w:cs="맑은 고딕" w:hint="eastAsia"/>
+                <w:lang w:eastAsia="ko-KR"/>
+              </w:rPr>
+              <w:t>요청에</w:t>
+            </w:r>
+            <w:r>
+              <w:rPr>
+                <w:lang w:eastAsia="ko-KR"/>
+              </w:rPr>
+              <w:t xml:space="preserve"> authorId:1 </w:t>
+            </w:r>
+            <w:r>
+              <w:rPr>
+                <w:rFonts w:ascii="맑은 고딕" w:eastAsia="맑은 고딕" w:hAnsi="맑은 고딕" w:cs="맑은 고딕" w:hint="eastAsia"/>
+                <w:lang w:eastAsia="ko-KR"/>
+              </w:rPr>
+              <w:t>또는</w:t>
+            </w:r>
+            <w:r>
+              <w:rPr>
+                <w:lang w:eastAsia="ko-KR"/>
+              </w:rPr>
+              <w:t xml:space="preserve"> userId:1 </w:t>
+            </w:r>
+            <w:r>
+              <w:rPr>
+                <w:rFonts w:ascii="맑은 고딕" w:eastAsia="맑은 고딕" w:hAnsi="맑은 고딕" w:cs="맑은 고딕" w:hint="eastAsia"/>
+                <w:lang w:eastAsia="ko-KR"/>
+              </w:rPr>
+              <w:t>추가</w:t>
             </w:r>
           </w:p>
         </w:tc>
@@ -13418,19 +18206,42 @@
               <w:bottom w:w="65" w:type="dxa"/>
               <w:right w:w="105" w:type="dxa"/>
             </w:tcMar>
-            <w:vAlign w:val="center"/>
           </w:tcPr>
           <w:p>
             <w:pPr>
               <w:spacing w:before="60" w:after="60" w:line="270" w:lineRule="exact"/>
             </w:pPr>
             <w:r>
-              <w:rPr>
-                <w:color w:val="5B6772"/>
-                <w:sz w:val="18"/>
-              </w:rPr>
-              <w:t>[예상]</w:t>
-            </w:r>
+              <w:t xml:space="preserve">400 BAD_INPUT, </w:t>
+            </w:r>
+            <w:proofErr w:type="spellStart"/>
+            <w:r>
+              <w:rPr>
+                <w:rFonts w:ascii="맑은 고딕" w:eastAsia="맑은 고딕" w:hAnsi="맑은 고딕" w:cs="맑은 고딕" w:hint="eastAsia"/>
+              </w:rPr>
+              <w:t>위조</w:t>
+            </w:r>
+            <w:proofErr w:type="spellEnd"/>
+            <w:r>
+              <w:t xml:space="preserve"> </w:t>
+            </w:r>
+            <w:r>
+              <w:rPr>
+                <w:rFonts w:ascii="맑은 고딕" w:eastAsia="맑은 고딕" w:hAnsi="맑은 고딕" w:cs="맑은 고딕" w:hint="eastAsia"/>
+              </w:rPr>
+              <w:t>글</w:t>
+            </w:r>
+            <w:r>
+              <w:t xml:space="preserve"> </w:t>
+            </w:r>
+            <w:proofErr w:type="spellStart"/>
+            <w:r>
+              <w:rPr>
+                <w:rFonts w:ascii="맑은 고딕" w:eastAsia="맑은 고딕" w:hAnsi="맑은 고딕" w:cs="맑은 고딕" w:hint="eastAsia"/>
+              </w:rPr>
+              <w:t>미생성</w:t>
+            </w:r>
+            <w:proofErr w:type="spellEnd"/>
           </w:p>
         </w:tc>
         <w:tc>
@@ -13460,7 +18271,22 @@
                 <w:color w:val="5B6772"/>
                 <w:sz w:val="18"/>
               </w:rPr>
-              <w:t>[실제]</w:t>
+              <w:t>[</w:t>
+            </w:r>
+            <w:r>
+              <w:rPr>
+                <w:rFonts w:ascii="맑은 고딕" w:eastAsia="맑은 고딕" w:hAnsi="맑은 고딕" w:cs="맑은 고딕" w:hint="eastAsia"/>
+                <w:color w:val="5B6772"/>
+                <w:sz w:val="18"/>
+              </w:rPr>
+              <w:t>실제</w:t>
+            </w:r>
+            <w:r>
+              <w:rPr>
+                <w:color w:val="5B6772"/>
+                <w:sz w:val="18"/>
+              </w:rPr>
+              <w:t>]</w:t>
             </w:r>
           </w:p>
         </w:tc>
@@ -13487,13 +18313,17 @@
               <w:spacing w:before="60" w:after="60" w:line="270" w:lineRule="exact"/>
               <w:jc w:val="center"/>
             </w:pPr>
-            <w:r>
-              <w:rPr>
+            <w:proofErr w:type="spellStart"/>
+            <w:r>
+              <w:rPr>
+                <w:rFonts w:ascii="맑은 고딕" w:eastAsia="맑은 고딕" w:hAnsi="맑은 고딕" w:cs="맑은 고딕" w:hint="eastAsia"/>
                 <w:color w:val="5B6772"/>
                 <w:sz w:val="18"/>
-              </w:rPr>
-              <w:t>[판정]</w:t>
-            </w:r>
+                <w:lang w:eastAsia="ko-KR"/>
+              </w:rPr>
+              <w:t>미실시</w:t>
+            </w:r>
+            <w:proofErr w:type="spellEnd"/>
           </w:p>
         </w:tc>
         <w:tc>
@@ -13523,7 +18353,37 @@
                 <w:color w:val="5B6772"/>
                 <w:sz w:val="18"/>
               </w:rPr>
-              <w:t>[그림/파일명]</w:t>
+              <w:t>[</w:t>
+            </w:r>
+            <w:r>
+              <w:rPr>
+                <w:rFonts w:ascii="맑은 고딕" w:eastAsia="맑은 고딕" w:hAnsi="맑은 고딕" w:cs="맑은 고딕" w:hint="eastAsia"/>
+                <w:color w:val="5B6772"/>
+                <w:sz w:val="18"/>
+              </w:rPr>
+              <w:t>그림</w:t>
+            </w:r>
+            <w:r>
+              <w:rPr>
+                <w:color w:val="5B6772"/>
+                <w:sz w:val="18"/>
+              </w:rPr>
+              <w:t>/</w:t>
+            </w:r>
+            <w:r>
+              <w:rPr>
+                <w:rFonts w:ascii="맑은 고딕" w:eastAsia="맑은 고딕" w:hAnsi="맑은 고딕" w:cs="맑은 고딕" w:hint="eastAsia"/>
+                <w:color w:val="5B6772"/>
+                <w:sz w:val="18"/>
+              </w:rPr>
+              <w:t>파일명</w:t>
+            </w:r>
+            <w:r>
+              <w:rPr>
+                <w:color w:val="5B6772"/>
+                <w:sz w:val="18"/>
+              </w:rPr>
+              <w:t>]</w:t>
             </w:r>
           </w:p>
         </w:tc>
@@ -13580,18 +18440,152 @@
               <w:bottom w:w="65" w:type="dxa"/>
               <w:right w:w="105" w:type="dxa"/>
             </w:tcMar>
-            <w:vAlign w:val="center"/>
           </w:tcPr>
           <w:p>
             <w:pPr>
               <w:spacing w:before="60" w:after="60" w:line="270" w:lineRule="exact"/>
+              <w:rPr>
+                <w:lang w:eastAsia="ko-KR"/>
+              </w:rPr>
             </w:pPr>
             <w:r>
               <w:rPr>
-                <w:color w:val="5B6772"/>
-                <w:sz w:val="18"/>
-              </w:rPr>
-              <w:t>[절차]</w:t>
+                <w:rFonts w:ascii="맑은 고딕" w:eastAsia="맑은 고딕" w:hAnsi="맑은 고딕" w:cs="맑은 고딕" w:hint="eastAsia"/>
+                <w:lang w:eastAsia="ko-KR"/>
+              </w:rPr>
+              <w:t>본인</w:t>
+            </w:r>
+            <w:r>
+              <w:rPr>
+                <w:lang w:eastAsia="ko-KR"/>
+              </w:rPr>
+              <w:t xml:space="preserve"> </w:t>
+            </w:r>
+            <w:r>
+              <w:rPr>
+                <w:rFonts w:ascii="맑은 고딕" w:eastAsia="맑은 고딕" w:hAnsi="맑은 고딕" w:cs="맑은 고딕" w:hint="eastAsia"/>
+                <w:lang w:eastAsia="ko-KR"/>
+              </w:rPr>
+              <w:t>토큰으로</w:t>
+            </w:r>
+            <w:r>
+              <w:rPr>
+                <w:lang w:eastAsia="ko-KR"/>
+              </w:rPr>
+              <w:t xml:space="preserve"> </w:t>
+            </w:r>
+            <w:r>
+              <w:rPr>
+                <w:rFonts w:ascii="맑은 고딕" w:eastAsia="맑은 고딕" w:hAnsi="맑은 고딕" w:cs="맑은 고딕" w:hint="eastAsia"/>
+                <w:lang w:eastAsia="ko-KR"/>
+              </w:rPr>
+              <w:t>빈</w:t>
+            </w:r>
+            <w:r>
+              <w:rPr>
+                <w:lang w:eastAsia="ko-KR"/>
+              </w:rPr>
+              <w:t xml:space="preserve"> </w:t>
+            </w:r>
+            <w:r>
+              <w:rPr>
+                <w:rFonts w:ascii="맑은 고딕" w:eastAsia="맑은 고딕" w:hAnsi="맑은 고딕" w:cs="맑은 고딕" w:hint="eastAsia"/>
+                <w:lang w:eastAsia="ko-KR"/>
+              </w:rPr>
+              <w:t>제목</w:t>
+            </w:r>
+            <w:r>
+              <w:rPr>
+                <w:rFonts w:hint="cs"/>
+                <w:lang w:eastAsia="ko-KR"/>
+              </w:rPr>
+              <w:t>·</w:t>
+            </w:r>
+            <w:r>
+              <w:rPr>
+                <w:rFonts w:ascii="맑은 고딕" w:eastAsia="맑은 고딕" w:hAnsi="맑은 고딕" w:cs="맑은 고딕" w:hint="eastAsia"/>
+                <w:lang w:eastAsia="ko-KR"/>
+              </w:rPr>
+              <w:t>공백</w:t>
+            </w:r>
+            <w:r>
+              <w:rPr>
+                <w:lang w:eastAsia="ko-KR"/>
+              </w:rPr>
+              <w:t xml:space="preserve"> </w:t>
+            </w:r>
+            <w:r>
+              <w:rPr>
+                <w:rFonts w:ascii="맑은 고딕" w:eastAsia="맑은 고딕" w:hAnsi="맑은 고딕" w:cs="맑은 고딕" w:hint="eastAsia"/>
+                <w:lang w:eastAsia="ko-KR"/>
+              </w:rPr>
+              <w:t>본문</w:t>
+            </w:r>
+            <w:r>
+              <w:rPr>
+                <w:rFonts w:hint="cs"/>
+                <w:lang w:eastAsia="ko-KR"/>
+              </w:rPr>
+              <w:t>·</w:t>
+            </w:r>
+            <w:r>
+              <w:rPr>
+                <w:rFonts w:ascii="맑은 고딕" w:eastAsia="맑은 고딕" w:hAnsi="맑은 고딕" w:cs="맑은 고딕" w:hint="eastAsia"/>
+                <w:lang w:eastAsia="ko-KR"/>
+              </w:rPr>
+              <w:t>길이</w:t>
+            </w:r>
+            <w:r>
+              <w:rPr>
+                <w:lang w:eastAsia="ko-KR"/>
+              </w:rPr>
+              <w:t xml:space="preserve"> </w:t>
+            </w:r>
+            <w:r>
+              <w:rPr>
+                <w:rFonts w:ascii="맑은 고딕" w:eastAsia="맑은 고딕" w:hAnsi="맑은 고딕" w:cs="맑은 고딕" w:hint="eastAsia"/>
+                <w:lang w:eastAsia="ko-KR"/>
+              </w:rPr>
+              <w:t>초과</w:t>
+            </w:r>
+            <w:r>
+              <w:rPr>
+                <w:lang w:eastAsia="ko-KR"/>
+              </w:rPr>
+              <w:t xml:space="preserve"> </w:t>
+            </w:r>
+            <w:r>
+              <w:rPr>
+                <w:rFonts w:ascii="맑은 고딕" w:eastAsia="맑은 고딕" w:hAnsi="맑은 고딕" w:cs="맑은 고딕" w:hint="eastAsia"/>
+                <w:lang w:eastAsia="ko-KR"/>
+              </w:rPr>
+              <w:t>입력을</w:t>
+            </w:r>
+            <w:r>
+              <w:rPr>
+                <w:lang w:eastAsia="ko-KR"/>
+              </w:rPr>
+              <w:t xml:space="preserve"> </w:t>
+            </w:r>
+            <w:r>
+              <w:rPr>
+                <w:rFonts w:ascii="맑은 고딕" w:eastAsia="맑은 고딕" w:hAnsi="맑은 고딕" w:cs="맑은 고딕" w:hint="eastAsia"/>
+                <w:lang w:eastAsia="ko-KR"/>
+              </w:rPr>
+              <w:t>각각</w:t>
+            </w:r>
+            <w:r>
+              <w:rPr>
+                <w:lang w:eastAsia="ko-KR"/>
+              </w:rPr>
+              <w:t xml:space="preserve"> </w:t>
+            </w:r>
+            <w:r>
+              <w:rPr>
+                <w:rFonts w:ascii="맑은 고딕" w:eastAsia="맑은 고딕" w:hAnsi="맑은 고딕" w:cs="맑은 고딕" w:hint="eastAsia"/>
+                <w:lang w:eastAsia="ko-KR"/>
+              </w:rPr>
+              <w:t>전송</w:t>
             </w:r>
           </w:p>
         </w:tc>
@@ -13611,19 +18605,33 @@
               <w:bottom w:w="65" w:type="dxa"/>
               <w:right w:w="105" w:type="dxa"/>
             </w:tcMar>
-            <w:vAlign w:val="center"/>
           </w:tcPr>
           <w:p>
             <w:pPr>
               <w:spacing w:before="60" w:after="60" w:line="270" w:lineRule="exact"/>
             </w:pPr>
             <w:r>
-              <w:rPr>
-                <w:color w:val="5B6772"/>
-                <w:sz w:val="18"/>
-              </w:rPr>
-              <w:t>[예상]</w:t>
-            </w:r>
+              <w:t xml:space="preserve">400 BAD_INPUT, DB </w:t>
+            </w:r>
+            <w:proofErr w:type="spellStart"/>
+            <w:r>
+              <w:rPr>
+                <w:rFonts w:ascii="맑은 고딕" w:eastAsia="맑은 고딕" w:hAnsi="맑은 고딕" w:cs="맑은 고딕" w:hint="eastAsia"/>
+              </w:rPr>
+              <w:t>변경</w:t>
+            </w:r>
+            <w:proofErr w:type="spellEnd"/>
+            <w:r>
+              <w:t xml:space="preserve"> </w:t>
+            </w:r>
+            <w:proofErr w:type="spellStart"/>
+            <w:r>
+              <w:rPr>
+                <w:rFonts w:ascii="맑은 고딕" w:eastAsia="맑은 고딕" w:hAnsi="맑은 고딕" w:cs="맑은 고딕" w:hint="eastAsia"/>
+              </w:rPr>
+              <w:t>없음</w:t>
+            </w:r>
+            <w:proofErr w:type="spellEnd"/>
           </w:p>
         </w:tc>
         <w:tc>
@@ -13653,7 +18661,22 @@
                 <w:color w:val="5B6772"/>
                 <w:sz w:val="18"/>
               </w:rPr>
-              <w:t>[실제]</w:t>
+              <w:t>[</w:t>
+            </w:r>
+            <w:r>
+              <w:rPr>
+                <w:rFonts w:ascii="맑은 고딕" w:eastAsia="맑은 고딕" w:hAnsi="맑은 고딕" w:cs="맑은 고딕" w:hint="eastAsia"/>
+                <w:color w:val="5B6772"/>
+                <w:sz w:val="18"/>
+              </w:rPr>
+              <w:t>실제</w:t>
+            </w:r>
+            <w:r>
+              <w:rPr>
+                <w:color w:val="5B6772"/>
+                <w:sz w:val="18"/>
+              </w:rPr>
+              <w:t>]</w:t>
             </w:r>
           </w:p>
         </w:tc>
@@ -13680,13 +18703,17 @@
               <w:spacing w:before="60" w:after="60" w:line="270" w:lineRule="exact"/>
               <w:jc w:val="center"/>
             </w:pPr>
-            <w:r>
-              <w:rPr>
+            <w:proofErr w:type="spellStart"/>
+            <w:r>
+              <w:rPr>
+                <w:rFonts w:ascii="맑은 고딕" w:eastAsia="맑은 고딕" w:hAnsi="맑은 고딕" w:cs="맑은 고딕" w:hint="eastAsia"/>
                 <w:color w:val="5B6772"/>
                 <w:sz w:val="18"/>
-              </w:rPr>
-              <w:t>[판정]</w:t>
-            </w:r>
+                <w:lang w:eastAsia="ko-KR"/>
+              </w:rPr>
+              <w:t>미실시</w:t>
+            </w:r>
+            <w:proofErr w:type="spellEnd"/>
           </w:p>
         </w:tc>
         <w:tc>
@@ -13716,7 +18743,37 @@
                 <w:color w:val="5B6772"/>
                 <w:sz w:val="18"/>
               </w:rPr>
-              <w:t>[그림/파일명]</w:t>
+              <w:t>[</w:t>
+            </w:r>
+            <w:r>
+              <w:rPr>
+                <w:rFonts w:ascii="맑은 고딕" w:eastAsia="맑은 고딕" w:hAnsi="맑은 고딕" w:cs="맑은 고딕" w:hint="eastAsia"/>
+                <w:color w:val="5B6772"/>
+                <w:sz w:val="18"/>
+              </w:rPr>
+              <w:t>그림</w:t>
+            </w:r>
+            <w:r>
+              <w:rPr>
+                <w:color w:val="5B6772"/>
+                <w:sz w:val="18"/>
+              </w:rPr>
+              <w:t>/</w:t>
+            </w:r>
+            <w:r>
+              <w:rPr>
+                <w:rFonts w:ascii="맑은 고딕" w:eastAsia="맑은 고딕" w:hAnsi="맑은 고딕" w:cs="맑은 고딕" w:hint="eastAsia"/>
+                <w:color w:val="5B6772"/>
+                <w:sz w:val="18"/>
+              </w:rPr>
+              <w:t>파일명</w:t>
+            </w:r>
+            <w:r>
+              <w:rPr>
+                <w:color w:val="5B6772"/>
+                <w:sz w:val="18"/>
+              </w:rPr>
+              <w:t>]</w:t>
             </w:r>
           </w:p>
         </w:tc>
@@ -13773,18 +18830,139 @@
               <w:bottom w:w="65" w:type="dxa"/>
               <w:right w:w="105" w:type="dxa"/>
             </w:tcMar>
-            <w:vAlign w:val="center"/>
           </w:tcPr>
           <w:p>
             <w:pPr>
               <w:spacing w:before="60" w:after="60" w:line="270" w:lineRule="exact"/>
+              <w:rPr>
+                <w:lang w:eastAsia="ko-KR"/>
+              </w:rPr>
             </w:pPr>
             <w:r>
               <w:rPr>
-                <w:color w:val="5B6772"/>
-                <w:sz w:val="18"/>
-              </w:rPr>
-              <w:t>[절차]</w:t>
+                <w:rFonts w:ascii="맑은 고딕" w:eastAsia="맑은 고딕" w:hAnsi="맑은 고딕" w:cs="맑은 고딕" w:hint="eastAsia"/>
+                <w:lang w:eastAsia="ko-KR"/>
+              </w:rPr>
+              <w:t>없는</w:t>
+            </w:r>
+            <w:r>
+              <w:rPr>
+                <w:lang w:eastAsia="ko-KR"/>
+              </w:rPr>
+              <w:t xml:space="preserve"> </w:t>
+            </w:r>
+            <w:r>
+              <w:rPr>
+                <w:rFonts w:ascii="맑은 고딕" w:eastAsia="맑은 고딕" w:hAnsi="맑은 고딕" w:cs="맑은 고딕" w:hint="eastAsia"/>
+                <w:lang w:eastAsia="ko-KR"/>
+              </w:rPr>
+              <w:t>양의</w:t>
+            </w:r>
+            <w:r>
+              <w:rPr>
+                <w:lang w:eastAsia="ko-KR"/>
+              </w:rPr>
+              <w:t xml:space="preserve"> </w:t>
+            </w:r>
+            <w:r>
+              <w:rPr>
+                <w:rFonts w:ascii="맑은 고딕" w:eastAsia="맑은 고딕" w:hAnsi="맑은 고딕" w:cs="맑은 고딕" w:hint="eastAsia"/>
+                <w:lang w:eastAsia="ko-KR"/>
+              </w:rPr>
+              <w:t>정수</w:t>
+            </w:r>
+            <w:r>
+              <w:rPr>
+                <w:lang w:eastAsia="ko-KR"/>
+              </w:rPr>
+              <w:t xml:space="preserve"> ID</w:t>
+            </w:r>
+            <w:r>
+              <w:rPr>
+                <w:rFonts w:ascii="맑은 고딕" w:eastAsia="맑은 고딕" w:hAnsi="맑은 고딕" w:cs="맑은 고딕" w:hint="eastAsia"/>
+                <w:lang w:eastAsia="ko-KR"/>
+              </w:rPr>
+              <w:t>의</w:t>
+            </w:r>
+            <w:r>
+              <w:rPr>
+                <w:lang w:eastAsia="ko-KR"/>
+              </w:rPr>
+              <w:t xml:space="preserve"> </w:t>
+            </w:r>
+            <w:r>
+              <w:rPr>
+                <w:rFonts w:ascii="맑은 고딕" w:eastAsia="맑은 고딕" w:hAnsi="맑은 고딕" w:cs="맑은 고딕" w:hint="eastAsia"/>
+                <w:lang w:eastAsia="ko-KR"/>
+              </w:rPr>
+              <w:t>조회</w:t>
+            </w:r>
+            <w:r>
+              <w:rPr>
+                <w:rFonts w:hint="cs"/>
+                <w:lang w:eastAsia="ko-KR"/>
+              </w:rPr>
+              <w:t>·</w:t>
+            </w:r>
+            <w:r>
+              <w:rPr>
+                <w:rFonts w:ascii="맑은 고딕" w:eastAsia="맑은 고딕" w:hAnsi="맑은 고딕" w:cs="맑은 고딕" w:hint="eastAsia"/>
+                <w:lang w:eastAsia="ko-KR"/>
+              </w:rPr>
+              <w:t>수정</w:t>
+            </w:r>
+            <w:r>
+              <w:rPr>
+                <w:rFonts w:hint="cs"/>
+                <w:lang w:eastAsia="ko-KR"/>
+              </w:rPr>
+              <w:t>·</w:t>
+            </w:r>
+            <w:r>
+              <w:rPr>
+                <w:rFonts w:ascii="맑은 고딕" w:eastAsia="맑은 고딕" w:hAnsi="맑은 고딕" w:cs="맑은 고딕" w:hint="eastAsia"/>
+                <w:lang w:eastAsia="ko-KR"/>
+              </w:rPr>
+              <w:t>삭제</w:t>
+            </w:r>
+            <w:r>
+              <w:rPr>
+                <w:lang w:eastAsia="ko-KR"/>
+              </w:rPr>
+              <w:t xml:space="preserve"> </w:t>
+            </w:r>
+            <w:r>
+              <w:rPr>
+                <w:rFonts w:ascii="맑은 고딕" w:eastAsia="맑은 고딕" w:hAnsi="맑은 고딕" w:cs="맑은 고딕" w:hint="eastAsia"/>
+                <w:lang w:eastAsia="ko-KR"/>
+              </w:rPr>
+              <w:t>및</w:t>
+            </w:r>
+            <w:r>
+              <w:rPr>
+                <w:lang w:eastAsia="ko-KR"/>
+              </w:rPr>
+              <w:t xml:space="preserve"> </w:t>
+            </w:r>
+            <w:r>
+              <w:rPr>
+                <w:rFonts w:ascii="맑은 고딕" w:eastAsia="맑은 고딕" w:hAnsi="맑은 고딕" w:cs="맑은 고딕" w:hint="eastAsia"/>
+                <w:lang w:eastAsia="ko-KR"/>
+              </w:rPr>
+              <w:t>잘못된</w:t>
+            </w:r>
+            <w:r>
+              <w:rPr>
+                <w:lang w:eastAsia="ko-KR"/>
+              </w:rPr>
+              <w:t xml:space="preserve"> ID </w:t>
+            </w:r>
+            <w:r>
+              <w:rPr>
+                <w:rFonts w:ascii="맑은 고딕" w:eastAsia="맑은 고딕" w:hAnsi="맑은 고딕" w:cs="맑은 고딕" w:hint="eastAsia"/>
+                <w:lang w:eastAsia="ko-KR"/>
+              </w:rPr>
+              <w:t>조회</w:t>
             </w:r>
           </w:p>
         </w:tc>
@@ -13804,18 +18982,112 @@
               <w:bottom w:w="65" w:type="dxa"/>
               <w:right w:w="105" w:type="dxa"/>
             </w:tcMar>
-            <w:vAlign w:val="center"/>
           </w:tcPr>
           <w:p>
             <w:pPr>
               <w:spacing w:before="60" w:after="60" w:line="270" w:lineRule="exact"/>
+              <w:rPr>
+                <w:lang w:eastAsia="ko-KR"/>
+              </w:rPr>
             </w:pPr>
             <w:r>
               <w:rPr>
-                <w:color w:val="5B6772"/>
-                <w:sz w:val="18"/>
-              </w:rPr>
-              <w:t>[예상]</w:t>
+                <w:rFonts w:ascii="맑은 고딕" w:eastAsia="맑은 고딕" w:hAnsi="맑은 고딕" w:cs="맑은 고딕" w:hint="eastAsia"/>
+                <w:lang w:eastAsia="ko-KR"/>
+              </w:rPr>
+              <w:t>없는</w:t>
+            </w:r>
+            <w:r>
+              <w:rPr>
+                <w:lang w:eastAsia="ko-KR"/>
+              </w:rPr>
+              <w:t xml:space="preserve"> </w:t>
+            </w:r>
+            <w:r>
+              <w:rPr>
+                <w:rFonts w:ascii="맑은 고딕" w:eastAsia="맑은 고딕" w:hAnsi="맑은 고딕" w:cs="맑은 고딕" w:hint="eastAsia"/>
+                <w:lang w:eastAsia="ko-KR"/>
+              </w:rPr>
+              <w:t>글</w:t>
+            </w:r>
+            <w:r>
+              <w:rPr>
+                <w:lang w:eastAsia="ko-KR"/>
+              </w:rPr>
+              <w:t xml:space="preserve"> 404, </w:t>
+            </w:r>
+            <w:r>
+              <w:rPr>
+                <w:rFonts w:ascii="맑은 고딕" w:eastAsia="맑은 고딕" w:hAnsi="맑은 고딕" w:cs="맑은 고딕" w:hint="eastAsia"/>
+                <w:lang w:eastAsia="ko-KR"/>
+              </w:rPr>
+              <w:t>잘못된</w:t>
+            </w:r>
+            <w:r>
+              <w:rPr>
+                <w:lang w:eastAsia="ko-KR"/>
+              </w:rPr>
+              <w:t xml:space="preserve"> ID 400; </w:t>
+            </w:r>
+            <w:r>
+              <w:rPr>
+                <w:rFonts w:ascii="맑은 고딕" w:eastAsia="맑은 고딕" w:hAnsi="맑은 고딕" w:cs="맑은 고딕" w:hint="eastAsia"/>
+                <w:lang w:eastAsia="ko-KR"/>
+              </w:rPr>
+              <w:t>수정</w:t>
+            </w:r>
+            <w:r>
+              <w:rPr>
+                <w:rFonts w:hint="cs"/>
+                <w:lang w:eastAsia="ko-KR"/>
+              </w:rPr>
+              <w:t>·</w:t>
+            </w:r>
+            <w:r>
+              <w:rPr>
+                <w:rFonts w:ascii="맑은 고딕" w:eastAsia="맑은 고딕" w:hAnsi="맑은 고딕" w:cs="맑은 고딕" w:hint="eastAsia"/>
+                <w:lang w:eastAsia="ko-KR"/>
+              </w:rPr>
+              <w:t>삭제에는</w:t>
+            </w:r>
+            <w:r>
+              <w:rPr>
+                <w:lang w:eastAsia="ko-KR"/>
+              </w:rPr>
+              <w:t xml:space="preserve"> </w:t>
+            </w:r>
+            <w:r>
+              <w:rPr>
+                <w:rFonts w:ascii="맑은 고딕" w:eastAsia="맑은 고딕" w:hAnsi="맑은 고딕" w:cs="맑은 고딕" w:hint="eastAsia"/>
+                <w:lang w:eastAsia="ko-KR"/>
+              </w:rPr>
+              <w:t>정상</w:t>
+            </w:r>
+            <w:r>
+              <w:rPr>
+                <w:lang w:eastAsia="ko-KR"/>
+              </w:rPr>
+              <w:t xml:space="preserve"> </w:t>
+            </w:r>
+            <w:r>
+              <w:rPr>
+                <w:rFonts w:ascii="맑은 고딕" w:eastAsia="맑은 고딕" w:hAnsi="맑은 고딕" w:cs="맑은 고딕" w:hint="eastAsia"/>
+                <w:lang w:eastAsia="ko-KR"/>
+              </w:rPr>
+              <w:t>토큰</w:t>
+            </w:r>
+            <w:r>
+              <w:rPr>
+                <w:lang w:eastAsia="ko-KR"/>
+              </w:rPr>
+              <w:t xml:space="preserve"> </w:t>
+            </w:r>
+            <w:r>
+              <w:rPr>
+                <w:rFonts w:ascii="맑은 고딕" w:eastAsia="맑은 고딕" w:hAnsi="맑은 고딕" w:cs="맑은 고딕" w:hint="eastAsia"/>
+                <w:lang w:eastAsia="ko-KR"/>
+              </w:rPr>
+              <w:t>사용</w:t>
             </w:r>
           </w:p>
         </w:tc>
@@ -13846,7 +19118,24 @@
                 <w:color w:val="5B6772"/>
                 <w:sz w:val="18"/>
               </w:rPr>
-              <w:t>[실제]</w:t>
+              <w:t>[</w:t>
+            </w:r>
+            <w:proofErr w:type="spellStart"/>
+            <w:r>
+              <w:rPr>
+                <w:rFonts w:ascii="맑은 고딕" w:eastAsia="맑은 고딕" w:hAnsi="맑은 고딕" w:cs="맑은 고딕" w:hint="eastAsia"/>
+                <w:color w:val="5B6772"/>
+                <w:sz w:val="18"/>
+              </w:rPr>
+              <w:t>실제</w:t>
+            </w:r>
+            <w:proofErr w:type="spellEnd"/>
+            <w:r>
+              <w:rPr>
+                <w:color w:val="5B6772"/>
+                <w:sz w:val="18"/>
+              </w:rPr>
+              <w:t>]</w:t>
             </w:r>
           </w:p>
         </w:tc>
@@ -13873,13 +19162,17 @@
               <w:spacing w:before="60" w:after="60" w:line="270" w:lineRule="exact"/>
               <w:jc w:val="center"/>
             </w:pPr>
-            <w:r>
-              <w:rPr>
+            <w:proofErr w:type="spellStart"/>
+            <w:r>
+              <w:rPr>
+                <w:rFonts w:ascii="맑은 고딕" w:eastAsia="맑은 고딕" w:hAnsi="맑은 고딕" w:cs="맑은 고딕" w:hint="eastAsia"/>
                 <w:color w:val="5B6772"/>
                 <w:sz w:val="18"/>
-              </w:rPr>
-              <w:t>[판정]</w:t>
-            </w:r>
+                <w:lang w:eastAsia="ko-KR"/>
+              </w:rPr>
+              <w:t>미실시</w:t>
+            </w:r>
+            <w:proofErr w:type="spellEnd"/>
           </w:p>
         </w:tc>
         <w:tc>
@@ -13909,7 +19202,37 @@
                 <w:color w:val="5B6772"/>
                 <w:sz w:val="18"/>
               </w:rPr>
-              <w:t>[그림/파일명]</w:t>
+              <w:t>[</w:t>
+            </w:r>
+            <w:r>
+              <w:rPr>
+                <w:rFonts w:ascii="맑은 고딕" w:eastAsia="맑은 고딕" w:hAnsi="맑은 고딕" w:cs="맑은 고딕" w:hint="eastAsia"/>
+                <w:color w:val="5B6772"/>
+                <w:sz w:val="18"/>
+              </w:rPr>
+              <w:t>그림</w:t>
+            </w:r>
+            <w:r>
+              <w:rPr>
+                <w:color w:val="5B6772"/>
+                <w:sz w:val="18"/>
+              </w:rPr>
+              <w:t>/</w:t>
+            </w:r>
+            <w:r>
+              <w:rPr>
+                <w:rFonts w:ascii="맑은 고딕" w:eastAsia="맑은 고딕" w:hAnsi="맑은 고딕" w:cs="맑은 고딕" w:hint="eastAsia"/>
+                <w:color w:val="5B6772"/>
+                <w:sz w:val="18"/>
+              </w:rPr>
+              <w:t>파일명</w:t>
+            </w:r>
+            <w:r>
+              <w:rPr>
+                <w:color w:val="5B6772"/>
+                <w:sz w:val="18"/>
+              </w:rPr>
+              <w:t>]</w:t>
             </w:r>
           </w:p>
         </w:tc>
@@ -13966,18 +19289,86 @@
               <w:bottom w:w="65" w:type="dxa"/>
               <w:right w:w="105" w:type="dxa"/>
             </w:tcMar>
-            <w:vAlign w:val="center"/>
           </w:tcPr>
           <w:p>
             <w:pPr>
               <w:spacing w:before="60" w:after="60" w:line="270" w:lineRule="exact"/>
+              <w:rPr>
+                <w:lang w:eastAsia="ko-KR"/>
+              </w:rPr>
             </w:pPr>
             <w:r>
               <w:rPr>
-                <w:color w:val="5B6772"/>
-                <w:sz w:val="18"/>
-              </w:rPr>
-              <w:t>[절차]</w:t>
+                <w:rFonts w:ascii="맑은 고딕" w:eastAsia="맑은 고딕" w:hAnsi="맑은 고딕" w:cs="맑은 고딕" w:hint="eastAsia"/>
+                <w:lang w:eastAsia="ko-KR"/>
+              </w:rPr>
+              <w:t>글을</w:t>
+            </w:r>
+            <w:r>
+              <w:rPr>
+                <w:lang w:eastAsia="ko-KR"/>
+              </w:rPr>
+              <w:t xml:space="preserve"> </w:t>
+            </w:r>
+            <w:r>
+              <w:rPr>
+                <w:rFonts w:ascii="맑은 고딕" w:eastAsia="맑은 고딕" w:hAnsi="맑은 고딕" w:cs="맑은 고딕" w:hint="eastAsia"/>
+                <w:lang w:eastAsia="ko-KR"/>
+              </w:rPr>
+              <w:t>만든</w:t>
+            </w:r>
+            <w:r>
+              <w:rPr>
+                <w:lang w:eastAsia="ko-KR"/>
+              </w:rPr>
+              <w:t xml:space="preserve"> </w:t>
+            </w:r>
+            <w:r>
+              <w:rPr>
+                <w:rFonts w:ascii="맑은 고딕" w:eastAsia="맑은 고딕" w:hAnsi="맑은 고딕" w:cs="맑은 고딕" w:hint="eastAsia"/>
+                <w:lang w:eastAsia="ko-KR"/>
+              </w:rPr>
+              <w:t>뒤</w:t>
+            </w:r>
+            <w:r>
+              <w:rPr>
+                <w:lang w:eastAsia="ko-KR"/>
+              </w:rPr>
+              <w:t xml:space="preserve"> </w:t>
+            </w:r>
+            <w:r>
+              <w:rPr>
+                <w:rFonts w:ascii="맑은 고딕" w:eastAsia="맑은 고딕" w:hAnsi="맑은 고딕" w:cs="맑은 고딕" w:hint="eastAsia"/>
+                <w:lang w:eastAsia="ko-KR"/>
+              </w:rPr>
+              <w:t>서버</w:t>
+            </w:r>
+            <w:r>
+              <w:rPr>
+                <w:lang w:eastAsia="ko-KR"/>
+              </w:rPr>
+              <w:t xml:space="preserve"> </w:t>
+            </w:r>
+            <w:r>
+              <w:rPr>
+                <w:rFonts w:ascii="맑은 고딕" w:eastAsia="맑은 고딕" w:hAnsi="맑은 고딕" w:cs="맑은 고딕" w:hint="eastAsia"/>
+                <w:lang w:eastAsia="ko-KR"/>
+              </w:rPr>
+              <w:t>종료</w:t>
+            </w:r>
+            <w:r>
+              <w:rPr>
+                <w:rFonts w:hint="cs"/>
+                <w:lang w:eastAsia="ko-KR"/>
+              </w:rPr>
+              <w:t>·</w:t>
+            </w:r>
+            <w:r>
+              <w:rPr>
+                <w:rFonts w:ascii="맑은 고딕" w:eastAsia="맑은 고딕" w:hAnsi="맑은 고딕" w:cs="맑은 고딕" w:hint="eastAsia"/>
+                <w:lang w:eastAsia="ko-KR"/>
+              </w:rPr>
+              <w:t>재실행</w:t>
             </w:r>
           </w:p>
         </w:tc>
@@ -13997,18 +19388,73 @@
               <w:bottom w:w="65" w:type="dxa"/>
               <w:right w:w="105" w:type="dxa"/>
             </w:tcMar>
-            <w:vAlign w:val="center"/>
           </w:tcPr>
           <w:p>
             <w:pPr>
               <w:spacing w:before="60" w:after="60" w:line="270" w:lineRule="exact"/>
+              <w:rPr>
+                <w:lang w:eastAsia="ko-KR"/>
+              </w:rPr>
             </w:pPr>
             <w:r>
               <w:rPr>
-                <w:color w:val="5B6772"/>
-                <w:sz w:val="18"/>
-              </w:rPr>
-              <w:t>[예상]</w:t>
+                <w:rFonts w:ascii="맑은 고딕" w:eastAsia="맑은 고딕" w:hAnsi="맑은 고딕" w:cs="맑은 고딕" w:hint="eastAsia"/>
+                <w:lang w:eastAsia="ko-KR"/>
+              </w:rPr>
+              <w:t>기존</w:t>
+            </w:r>
+            <w:r>
+              <w:rPr>
+                <w:lang w:eastAsia="ko-KR"/>
+              </w:rPr>
+              <w:t xml:space="preserve"> </w:t>
+            </w:r>
+            <w:r>
+              <w:rPr>
+                <w:rFonts w:ascii="맑은 고딕" w:eastAsia="맑은 고딕" w:hAnsi="맑은 고딕" w:cs="맑은 고딕" w:hint="eastAsia"/>
+                <w:lang w:eastAsia="ko-KR"/>
+              </w:rPr>
+              <w:t>글과</w:t>
+            </w:r>
+            <w:r>
+              <w:rPr>
+                <w:lang w:eastAsia="ko-KR"/>
+              </w:rPr>
+              <w:t xml:space="preserve"> </w:t>
+            </w:r>
+            <w:r>
+              <w:rPr>
+                <w:rFonts w:ascii="맑은 고딕" w:eastAsia="맑은 고딕" w:hAnsi="맑은 고딕" w:cs="맑은 고딕" w:hint="eastAsia"/>
+                <w:lang w:eastAsia="ko-KR"/>
+              </w:rPr>
+              <w:t>작성자</w:t>
+            </w:r>
+            <w:r>
+              <w:rPr>
+                <w:rFonts w:hint="cs"/>
+                <w:lang w:eastAsia="ko-KR"/>
+              </w:rPr>
+              <w:t>·</w:t>
+            </w:r>
+            <w:r>
+              <w:rPr>
+                <w:rFonts w:ascii="맑은 고딕" w:eastAsia="맑은 고딕" w:hAnsi="맑은 고딕" w:cs="맑은 고딕" w:hint="eastAsia"/>
+                <w:lang w:eastAsia="ko-KR"/>
+              </w:rPr>
+              <w:t>내용</w:t>
+            </w:r>
+            <w:r>
+              <w:rPr>
+                <w:lang w:eastAsia="ko-KR"/>
+              </w:rPr>
+              <w:t xml:space="preserve"> </w:t>
+            </w:r>
+            <w:r>
+              <w:rPr>
+                <w:rFonts w:ascii="맑은 고딕" w:eastAsia="맑은 고딕" w:hAnsi="맑은 고딕" w:cs="맑은 고딕" w:hint="eastAsia"/>
+                <w:lang w:eastAsia="ko-KR"/>
+              </w:rPr>
+              <w:t>유지</w:t>
             </w:r>
           </w:p>
         </w:tc>
@@ -14039,7 +19485,24 @@
                 <w:color w:val="5B6772"/>
                 <w:sz w:val="18"/>
               </w:rPr>
-              <w:t>[실제]</w:t>
+              <w:t>[</w:t>
+            </w:r>
+            <w:proofErr w:type="spellStart"/>
+            <w:r>
+              <w:rPr>
+                <w:rFonts w:ascii="맑은 고딕" w:eastAsia="맑은 고딕" w:hAnsi="맑은 고딕" w:cs="맑은 고딕" w:hint="eastAsia"/>
+                <w:color w:val="5B6772"/>
+                <w:sz w:val="18"/>
+              </w:rPr>
+              <w:t>실제</w:t>
+            </w:r>
+            <w:proofErr w:type="spellEnd"/>
+            <w:r>
+              <w:rPr>
+                <w:color w:val="5B6772"/>
+                <w:sz w:val="18"/>
+              </w:rPr>
+              <w:t>]</w:t>
             </w:r>
           </w:p>
         </w:tc>
@@ -14066,13 +19529,17 @@
               <w:spacing w:before="60" w:after="60" w:line="270" w:lineRule="exact"/>
               <w:jc w:val="center"/>
             </w:pPr>
-            <w:r>
-              <w:rPr>
+            <w:proofErr w:type="spellStart"/>
+            <w:r>
+              <w:rPr>
+                <w:rFonts w:ascii="맑은 고딕" w:eastAsia="맑은 고딕" w:hAnsi="맑은 고딕" w:cs="맑은 고딕" w:hint="eastAsia"/>
                 <w:color w:val="5B6772"/>
                 <w:sz w:val="18"/>
-              </w:rPr>
-              <w:t>[판정]</w:t>
-            </w:r>
+                <w:lang w:eastAsia="ko-KR"/>
+              </w:rPr>
+              <w:t>미실시</w:t>
+            </w:r>
+            <w:proofErr w:type="spellEnd"/>
           </w:p>
         </w:tc>
         <w:tc>
@@ -14102,7 +19569,37 @@
                 <w:color w:val="5B6772"/>
                 <w:sz w:val="18"/>
               </w:rPr>
-              <w:t>[그림/파일명]</w:t>
+              <w:t>[</w:t>
+            </w:r>
+            <w:r>
+              <w:rPr>
+                <w:rFonts w:ascii="맑은 고딕" w:eastAsia="맑은 고딕" w:hAnsi="맑은 고딕" w:cs="맑은 고딕" w:hint="eastAsia"/>
+                <w:color w:val="5B6772"/>
+                <w:sz w:val="18"/>
+              </w:rPr>
+              <w:t>그림</w:t>
+            </w:r>
+            <w:r>
+              <w:rPr>
+                <w:color w:val="5B6772"/>
+                <w:sz w:val="18"/>
+              </w:rPr>
+              <w:t>/</w:t>
+            </w:r>
+            <w:r>
+              <w:rPr>
+                <w:rFonts w:ascii="맑은 고딕" w:eastAsia="맑은 고딕" w:hAnsi="맑은 고딕" w:cs="맑은 고딕" w:hint="eastAsia"/>
+                <w:color w:val="5B6772"/>
+                <w:sz w:val="18"/>
+              </w:rPr>
+              <w:t>파일명</w:t>
+            </w:r>
+            <w:r>
+              <w:rPr>
+                <w:color w:val="5B6772"/>
+                <w:sz w:val="18"/>
+              </w:rPr>
+              <w:t>]</w:t>
             </w:r>
           </w:p>
         </w:tc>
@@ -14159,19 +19656,62 @@
               <w:bottom w:w="65" w:type="dxa"/>
               <w:right w:w="105" w:type="dxa"/>
             </w:tcMar>
-            <w:vAlign w:val="center"/>
           </w:tcPr>
           <w:p>
             <w:pPr>
               <w:spacing w:before="60" w:after="60" w:line="270" w:lineRule="exact"/>
+              <w:rPr>
+                <w:lang w:eastAsia="ko-KR"/>
+              </w:rPr>
             </w:pPr>
             <w:r>
               <w:rPr>
-                <w:color w:val="5B6772"/>
-                <w:sz w:val="18"/>
-              </w:rPr>
-              <w:t>[절차]</w:t>
-            </w:r>
+                <w:rFonts w:ascii="맑은 고딕" w:eastAsia="맑은 고딕" w:hAnsi="맑은 고딕" w:cs="맑은 고딕" w:hint="eastAsia"/>
+                <w:lang w:eastAsia="ko-KR"/>
+              </w:rPr>
+              <w:t>로그인</w:t>
+            </w:r>
+            <w:r>
+              <w:rPr>
+                <w:lang w:eastAsia="ko-KR"/>
+              </w:rPr>
+              <w:t xml:space="preserve"> </w:t>
+            </w:r>
+            <w:r>
+              <w:rPr>
+                <w:rFonts w:ascii="맑은 고딕" w:eastAsia="맑은 고딕" w:hAnsi="맑은 고딕" w:cs="맑은 고딕" w:hint="eastAsia"/>
+                <w:lang w:eastAsia="ko-KR"/>
+              </w:rPr>
+              <w:t>후</w:t>
+            </w:r>
+            <w:r>
+              <w:rPr>
+                <w:lang w:eastAsia="ko-KR"/>
+              </w:rPr>
+              <w:t xml:space="preserve"> </w:t>
+            </w:r>
+            <w:r>
+              <w:rPr>
+                <w:rFonts w:ascii="맑은 고딕" w:eastAsia="맑은 고딕" w:hAnsi="맑은 고딕" w:cs="맑은 고딕" w:hint="eastAsia"/>
+                <w:lang w:eastAsia="ko-KR"/>
+              </w:rPr>
+              <w:t>페이지</w:t>
+            </w:r>
+            <w:r>
+              <w:rPr>
+                <w:lang w:eastAsia="ko-KR"/>
+              </w:rPr>
+              <w:t xml:space="preserve"> </w:t>
+            </w:r>
+            <w:proofErr w:type="spellStart"/>
+            <w:r>
+              <w:rPr>
+                <w:rFonts w:ascii="맑은 고딕" w:eastAsia="맑은 고딕" w:hAnsi="맑은 고딕" w:cs="맑은 고딕" w:hint="eastAsia"/>
+                <w:lang w:eastAsia="ko-KR"/>
+              </w:rPr>
+              <w:t>새로고침</w:t>
+            </w:r>
+            <w:proofErr w:type="spellEnd"/>
           </w:p>
         </w:tc>
         <w:tc>
@@ -14190,18 +19730,98 @@
               <w:bottom w:w="65" w:type="dxa"/>
               <w:right w:w="105" w:type="dxa"/>
             </w:tcMar>
-            <w:vAlign w:val="center"/>
           </w:tcPr>
           <w:p>
             <w:pPr>
               <w:spacing w:before="60" w:after="60" w:line="270" w:lineRule="exact"/>
+              <w:rPr>
+                <w:lang w:eastAsia="ko-KR"/>
+              </w:rPr>
             </w:pPr>
             <w:r>
               <w:rPr>
-                <w:color w:val="5B6772"/>
-                <w:sz w:val="18"/>
-              </w:rPr>
-              <w:t>[예상]</w:t>
+                <w:rFonts w:ascii="맑은 고딕" w:eastAsia="맑은 고딕" w:hAnsi="맑은 고딕" w:cs="맑은 고딕" w:hint="eastAsia"/>
+                <w:lang w:eastAsia="ko-KR"/>
+              </w:rPr>
+              <w:t>공개</w:t>
+            </w:r>
+            <w:r>
+              <w:rPr>
+                <w:lang w:eastAsia="ko-KR"/>
+              </w:rPr>
+              <w:t xml:space="preserve"> </w:t>
+            </w:r>
+            <w:r>
+              <w:rPr>
+                <w:rFonts w:ascii="맑은 고딕" w:eastAsia="맑은 고딕" w:hAnsi="맑은 고딕" w:cs="맑은 고딕" w:hint="eastAsia"/>
+                <w:lang w:eastAsia="ko-KR"/>
+              </w:rPr>
+              <w:t>글</w:t>
+            </w:r>
+            <w:r>
+              <w:rPr>
+                <w:lang w:eastAsia="ko-KR"/>
+              </w:rPr>
+              <w:t xml:space="preserve"> </w:t>
+            </w:r>
+            <w:r>
+              <w:rPr>
+                <w:rFonts w:ascii="맑은 고딕" w:eastAsia="맑은 고딕" w:hAnsi="맑은 고딕" w:cs="맑은 고딕" w:hint="eastAsia"/>
+                <w:lang w:eastAsia="ko-KR"/>
+              </w:rPr>
+              <w:t>유지</w:t>
+            </w:r>
+            <w:r>
+              <w:rPr>
+                <w:lang w:eastAsia="ko-KR"/>
+              </w:rPr>
+              <w:t xml:space="preserve">, </w:t>
+            </w:r>
+            <w:r>
+              <w:rPr>
+                <w:rFonts w:ascii="맑은 고딕" w:eastAsia="맑은 고딕" w:hAnsi="맑은 고딕" w:cs="맑은 고딕" w:hint="eastAsia"/>
+                <w:lang w:eastAsia="ko-KR"/>
+              </w:rPr>
+              <w:t>메모리</w:t>
+            </w:r>
+            <w:r>
+              <w:rPr>
+                <w:lang w:eastAsia="ko-KR"/>
+              </w:rPr>
+              <w:t xml:space="preserve"> </w:t>
+            </w:r>
+            <w:r>
+              <w:rPr>
+                <w:rFonts w:ascii="맑은 고딕" w:eastAsia="맑은 고딕" w:hAnsi="맑은 고딕" w:cs="맑은 고딕" w:hint="eastAsia"/>
+                <w:lang w:eastAsia="ko-KR"/>
+              </w:rPr>
+              <w:t>로그인</w:t>
+            </w:r>
+            <w:r>
+              <w:rPr>
+                <w:lang w:eastAsia="ko-KR"/>
+              </w:rPr>
+              <w:t xml:space="preserve"> </w:t>
+            </w:r>
+            <w:r>
+              <w:rPr>
+                <w:rFonts w:ascii="맑은 고딕" w:eastAsia="맑은 고딕" w:hAnsi="맑은 고딕" w:cs="맑은 고딕" w:hint="eastAsia"/>
+                <w:lang w:eastAsia="ko-KR"/>
+              </w:rPr>
+              <w:t>상태</w:t>
+            </w:r>
+            <w:r>
+              <w:rPr>
+                <w:lang w:eastAsia="ko-KR"/>
+              </w:rPr>
+              <w:t xml:space="preserve"> </w:t>
+            </w:r>
+            <w:r>
+              <w:rPr>
+                <w:rFonts w:ascii="맑은 고딕" w:eastAsia="맑은 고딕" w:hAnsi="맑은 고딕" w:cs="맑은 고딕" w:hint="eastAsia"/>
+                <w:lang w:eastAsia="ko-KR"/>
+              </w:rPr>
+              <w:t>해제</w:t>
             </w:r>
           </w:p>
         </w:tc>
@@ -14232,7 +19852,24 @@
                 <w:color w:val="5B6772"/>
                 <w:sz w:val="18"/>
               </w:rPr>
-              <w:t>[실제]</w:t>
+              <w:t>[</w:t>
+            </w:r>
+            <w:proofErr w:type="spellStart"/>
+            <w:r>
+              <w:rPr>
+                <w:rFonts w:ascii="맑은 고딕" w:eastAsia="맑은 고딕" w:hAnsi="맑은 고딕" w:cs="맑은 고딕" w:hint="eastAsia"/>
+                <w:color w:val="5B6772"/>
+                <w:sz w:val="18"/>
+              </w:rPr>
+              <w:t>실제</w:t>
+            </w:r>
+            <w:proofErr w:type="spellEnd"/>
+            <w:r>
+              <w:rPr>
+                <w:color w:val="5B6772"/>
+                <w:sz w:val="18"/>
+              </w:rPr>
+              <w:t>]</w:t>
             </w:r>
           </w:p>
         </w:tc>
@@ -14259,13 +19896,17 @@
               <w:spacing w:before="60" w:after="60" w:line="270" w:lineRule="exact"/>
               <w:jc w:val="center"/>
             </w:pPr>
-            <w:r>
-              <w:rPr>
+            <w:proofErr w:type="spellStart"/>
+            <w:r>
+              <w:rPr>
+                <w:rFonts w:ascii="맑은 고딕" w:eastAsia="맑은 고딕" w:hAnsi="맑은 고딕" w:cs="맑은 고딕" w:hint="eastAsia"/>
                 <w:color w:val="5B6772"/>
                 <w:sz w:val="18"/>
-              </w:rPr>
-              <w:t>[판정]</w:t>
-            </w:r>
+                <w:lang w:eastAsia="ko-KR"/>
+              </w:rPr>
+              <w:t>미실시</w:t>
+            </w:r>
+            <w:proofErr w:type="spellEnd"/>
           </w:p>
         </w:tc>
         <w:tc>
@@ -14295,7 +19936,37 @@
                 <w:color w:val="5B6772"/>
                 <w:sz w:val="18"/>
               </w:rPr>
-              <w:t>[그림/파일명]</w:t>
+              <w:t>[</w:t>
+            </w:r>
+            <w:r>
+              <w:rPr>
+                <w:rFonts w:ascii="맑은 고딕" w:eastAsia="맑은 고딕" w:hAnsi="맑은 고딕" w:cs="맑은 고딕" w:hint="eastAsia"/>
+                <w:color w:val="5B6772"/>
+                <w:sz w:val="18"/>
+              </w:rPr>
+              <w:t>그림</w:t>
+            </w:r>
+            <w:r>
+              <w:rPr>
+                <w:color w:val="5B6772"/>
+                <w:sz w:val="18"/>
+              </w:rPr>
+              <w:t>/</w:t>
+            </w:r>
+            <w:r>
+              <w:rPr>
+                <w:rFonts w:ascii="맑은 고딕" w:eastAsia="맑은 고딕" w:hAnsi="맑은 고딕" w:cs="맑은 고딕" w:hint="eastAsia"/>
+                <w:color w:val="5B6772"/>
+                <w:sz w:val="18"/>
+              </w:rPr>
+              <w:t>파일명</w:t>
+            </w:r>
+            <w:r>
+              <w:rPr>
+                <w:color w:val="5B6772"/>
+                <w:sz w:val="18"/>
+              </w:rPr>
+              <w:t>]</w:t>
             </w:r>
           </w:p>
         </w:tc>
@@ -14352,18 +20023,153 @@
               <w:bottom w:w="65" w:type="dxa"/>
               <w:right w:w="105" w:type="dxa"/>
             </w:tcMar>
-            <w:vAlign w:val="center"/>
           </w:tcPr>
           <w:p>
             <w:pPr>
               <w:spacing w:before="60" w:after="60" w:line="270" w:lineRule="exact"/>
+              <w:rPr>
+                <w:lang w:eastAsia="ko-KR"/>
+              </w:rPr>
             </w:pPr>
             <w:r>
               <w:rPr>
-                <w:color w:val="5B6772"/>
-                <w:sz w:val="18"/>
-              </w:rPr>
-              <w:t>[절차]</w:t>
+                <w:rFonts w:ascii="맑은 고딕" w:eastAsia="맑은 고딕" w:hAnsi="맑은 고딕" w:cs="맑은 고딕" w:hint="eastAsia"/>
+                <w:lang w:eastAsia="ko-KR"/>
+              </w:rPr>
+              <w:t>토큰</w:t>
+            </w:r>
+            <w:r>
+              <w:rPr>
+                <w:lang w:eastAsia="ko-KR"/>
+              </w:rPr>
+              <w:t xml:space="preserve"> </w:t>
+            </w:r>
+            <w:r>
+              <w:rPr>
+                <w:rFonts w:ascii="맑은 고딕" w:eastAsia="맑은 고딕" w:hAnsi="맑은 고딕" w:cs="맑은 고딕" w:hint="eastAsia"/>
+                <w:lang w:eastAsia="ko-KR"/>
+              </w:rPr>
+              <w:t>없는</w:t>
+            </w:r>
+            <w:r>
+              <w:rPr>
+                <w:lang w:eastAsia="ko-KR"/>
+              </w:rPr>
+              <w:t xml:space="preserve"> </w:t>
+            </w:r>
+            <w:r>
+              <w:rPr>
+                <w:rFonts w:ascii="맑은 고딕" w:eastAsia="맑은 고딕" w:hAnsi="맑은 고딕" w:cs="맑은 고딕" w:hint="eastAsia"/>
+                <w:lang w:eastAsia="ko-KR"/>
+              </w:rPr>
+              <w:t>수정</w:t>
+            </w:r>
+            <w:r>
+              <w:rPr>
+                <w:rFonts w:hint="cs"/>
+                <w:lang w:eastAsia="ko-KR"/>
+              </w:rPr>
+              <w:t>·</w:t>
+            </w:r>
+            <w:r>
+              <w:rPr>
+                <w:rFonts w:ascii="맑은 고딕" w:eastAsia="맑은 고딕" w:hAnsi="맑은 고딕" w:cs="맑은 고딕" w:hint="eastAsia"/>
+                <w:lang w:eastAsia="ko-KR"/>
+              </w:rPr>
+              <w:t>삭제</w:t>
+            </w:r>
+            <w:r>
+              <w:rPr>
+                <w:lang w:eastAsia="ko-KR"/>
+              </w:rPr>
+              <w:t xml:space="preserve"> </w:t>
+            </w:r>
+            <w:r>
+              <w:rPr>
+                <w:rFonts w:ascii="맑은 고딕" w:eastAsia="맑은 고딕" w:hAnsi="맑은 고딕" w:cs="맑은 고딕" w:hint="eastAsia"/>
+                <w:lang w:eastAsia="ko-KR"/>
+              </w:rPr>
+              <w:t>요청과</w:t>
+            </w:r>
+            <w:r>
+              <w:rPr>
+                <w:lang w:eastAsia="ko-KR"/>
+              </w:rPr>
+              <w:t xml:space="preserve"> Bob </w:t>
+            </w:r>
+            <w:r>
+              <w:rPr>
+                <w:rFonts w:ascii="맑은 고딕" w:eastAsia="맑은 고딕" w:hAnsi="맑은 고딕" w:cs="맑은 고딕" w:hint="eastAsia"/>
+                <w:lang w:eastAsia="ko-KR"/>
+              </w:rPr>
+              <w:t>계정의</w:t>
+            </w:r>
+            <w:r>
+              <w:rPr>
+                <w:lang w:eastAsia="ko-KR"/>
+              </w:rPr>
+              <w:t xml:space="preserve"> </w:t>
+            </w:r>
+            <w:r>
+              <w:rPr>
+                <w:rFonts w:ascii="맑은 고딕" w:eastAsia="맑은 고딕" w:hAnsi="맑은 고딕" w:cs="맑은 고딕" w:hint="eastAsia"/>
+                <w:lang w:eastAsia="ko-KR"/>
+              </w:rPr>
+              <w:t>정상</w:t>
+            </w:r>
+            <w:r>
+              <w:rPr>
+                <w:lang w:eastAsia="ko-KR"/>
+              </w:rPr>
+              <w:t xml:space="preserve"> </w:t>
+            </w:r>
+            <w:r>
+              <w:rPr>
+                <w:rFonts w:ascii="맑은 고딕" w:eastAsia="맑은 고딕" w:hAnsi="맑은 고딕" w:cs="맑은 고딕" w:hint="eastAsia"/>
+                <w:lang w:eastAsia="ko-KR"/>
+              </w:rPr>
+              <w:t>작성</w:t>
+            </w:r>
+            <w:r>
+              <w:rPr>
+                <w:rFonts w:hint="cs"/>
+                <w:lang w:eastAsia="ko-KR"/>
+              </w:rPr>
+              <w:t>·</w:t>
+            </w:r>
+            <w:r>
+              <w:rPr>
+                <w:rFonts w:ascii="맑은 고딕" w:eastAsia="맑은 고딕" w:hAnsi="맑은 고딕" w:cs="맑은 고딕" w:hint="eastAsia"/>
+                <w:lang w:eastAsia="ko-KR"/>
+              </w:rPr>
+              <w:t>본인</w:t>
+            </w:r>
+            <w:r>
+              <w:rPr>
+                <w:lang w:eastAsia="ko-KR"/>
+              </w:rPr>
+              <w:t xml:space="preserve"> </w:t>
+            </w:r>
+            <w:r>
+              <w:rPr>
+                <w:rFonts w:ascii="맑은 고딕" w:eastAsia="맑은 고딕" w:hAnsi="맑은 고딕" w:cs="맑은 고딕" w:hint="eastAsia"/>
+                <w:lang w:eastAsia="ko-KR"/>
+              </w:rPr>
+              <w:t>수정</w:t>
+            </w:r>
+            <w:r>
+              <w:rPr>
+                <w:rFonts w:hint="cs"/>
+                <w:lang w:eastAsia="ko-KR"/>
+              </w:rPr>
+              <w:t>·</w:t>
+            </w:r>
+            <w:r>
+              <w:rPr>
+                <w:rFonts w:ascii="맑은 고딕" w:eastAsia="맑은 고딕" w:hAnsi="맑은 고딕" w:cs="맑은 고딕" w:hint="eastAsia"/>
+                <w:lang w:eastAsia="ko-KR"/>
+              </w:rPr>
+              <w:t>삭제</w:t>
             </w:r>
           </w:p>
         </w:tc>
@@ -14383,18 +20189,61 @@
               <w:bottom w:w="65" w:type="dxa"/>
               <w:right w:w="105" w:type="dxa"/>
             </w:tcMar>
-            <w:vAlign w:val="center"/>
           </w:tcPr>
           <w:p>
             <w:pPr>
               <w:spacing w:before="60" w:after="60" w:line="270" w:lineRule="exact"/>
+              <w:rPr>
+                <w:lang w:eastAsia="ko-KR"/>
+              </w:rPr>
             </w:pPr>
-            <w:r>
-              <w:rPr>
-                <w:color w:val="5B6772"/>
-                <w:sz w:val="18"/>
-              </w:rPr>
-              <w:t>[예상]</w:t>
+            <w:proofErr w:type="spellStart"/>
+            <w:r>
+              <w:rPr>
+                <w:rFonts w:ascii="맑은 고딕" w:eastAsia="맑은 고딕" w:hAnsi="맑은 고딕" w:cs="맑은 고딕" w:hint="eastAsia"/>
+                <w:lang w:eastAsia="ko-KR"/>
+              </w:rPr>
+              <w:t>무토큰은</w:t>
+            </w:r>
+            <w:proofErr w:type="spellEnd"/>
+            <w:r>
+              <w:rPr>
+                <w:lang w:eastAsia="ko-KR"/>
+              </w:rPr>
+              <w:t xml:space="preserve"> 401, Bob </w:t>
+            </w:r>
+            <w:r>
+              <w:rPr>
+                <w:rFonts w:ascii="맑은 고딕" w:eastAsia="맑은 고딕" w:hAnsi="맑은 고딕" w:cs="맑은 고딕" w:hint="eastAsia"/>
+                <w:lang w:eastAsia="ko-KR"/>
+              </w:rPr>
+              <w:t>본인</w:t>
+            </w:r>
+            <w:r>
+              <w:rPr>
+                <w:lang w:eastAsia="ko-KR"/>
+              </w:rPr>
+              <w:t xml:space="preserve"> </w:t>
+            </w:r>
+            <w:r>
+              <w:rPr>
+                <w:rFonts w:ascii="맑은 고딕" w:eastAsia="맑은 고딕" w:hAnsi="맑은 고딕" w:cs="맑은 고딕" w:hint="eastAsia"/>
+                <w:lang w:eastAsia="ko-KR"/>
+              </w:rPr>
+              <w:t>작업은</w:t>
+            </w:r>
+            <w:r>
+              <w:rPr>
+                <w:lang w:eastAsia="ko-KR"/>
+              </w:rPr>
+              <w:t xml:space="preserve"> </w:t>
+            </w:r>
+            <w:r>
+              <w:rPr>
+                <w:rFonts w:ascii="맑은 고딕" w:eastAsia="맑은 고딕" w:hAnsi="맑은 고딕" w:cs="맑은 고딕" w:hint="eastAsia"/>
+                <w:lang w:eastAsia="ko-KR"/>
+              </w:rPr>
+              <w:t>성공</w:t>
             </w:r>
           </w:p>
         </w:tc>
@@ -14425,7 +20274,24 @@
                 <w:color w:val="5B6772"/>
                 <w:sz w:val="18"/>
               </w:rPr>
-              <w:t>[실제]</w:t>
+              <w:t>[</w:t>
+            </w:r>
+            <w:proofErr w:type="spellStart"/>
+            <w:r>
+              <w:rPr>
+                <w:rFonts w:ascii="맑은 고딕" w:eastAsia="맑은 고딕" w:hAnsi="맑은 고딕" w:cs="맑은 고딕" w:hint="eastAsia"/>
+                <w:color w:val="5B6772"/>
+                <w:sz w:val="18"/>
+              </w:rPr>
+              <w:t>실제</w:t>
+            </w:r>
+            <w:proofErr w:type="spellEnd"/>
+            <w:r>
+              <w:rPr>
+                <w:color w:val="5B6772"/>
+                <w:sz w:val="18"/>
+              </w:rPr>
+              <w:t>]</w:t>
             </w:r>
           </w:p>
         </w:tc>
@@ -14452,13 +20318,17 @@
               <w:spacing w:before="60" w:after="60" w:line="270" w:lineRule="exact"/>
               <w:jc w:val="center"/>
             </w:pPr>
-            <w:r>
-              <w:rPr>
+            <w:proofErr w:type="spellStart"/>
+            <w:r>
+              <w:rPr>
+                <w:rFonts w:ascii="맑은 고딕" w:eastAsia="맑은 고딕" w:hAnsi="맑은 고딕" w:cs="맑은 고딕" w:hint="eastAsia"/>
                 <w:color w:val="5B6772"/>
                 <w:sz w:val="18"/>
-              </w:rPr>
-              <w:t>[판정]</w:t>
-            </w:r>
+                <w:lang w:eastAsia="ko-KR"/>
+              </w:rPr>
+              <w:t>미실시</w:t>
+            </w:r>
+            <w:proofErr w:type="spellEnd"/>
           </w:p>
         </w:tc>
         <w:tc>
@@ -14488,7 +20358,37 @@
                 <w:color w:val="5B6772"/>
                 <w:sz w:val="18"/>
               </w:rPr>
-              <w:t>[그림/파일명]</w:t>
+              <w:t>[</w:t>
+            </w:r>
+            <w:r>
+              <w:rPr>
+                <w:rFonts w:ascii="맑은 고딕" w:eastAsia="맑은 고딕" w:hAnsi="맑은 고딕" w:cs="맑은 고딕" w:hint="eastAsia"/>
+                <w:color w:val="5B6772"/>
+                <w:sz w:val="18"/>
+              </w:rPr>
+              <w:t>그림</w:t>
+            </w:r>
+            <w:r>
+              <w:rPr>
+                <w:color w:val="5B6772"/>
+                <w:sz w:val="18"/>
+              </w:rPr>
+              <w:t>/</w:t>
+            </w:r>
+            <w:r>
+              <w:rPr>
+                <w:rFonts w:ascii="맑은 고딕" w:eastAsia="맑은 고딕" w:hAnsi="맑은 고딕" w:cs="맑은 고딕" w:hint="eastAsia"/>
+                <w:color w:val="5B6772"/>
+                <w:sz w:val="18"/>
+              </w:rPr>
+              <w:t>파일명</w:t>
+            </w:r>
+            <w:r>
+              <w:rPr>
+                <w:color w:val="5B6772"/>
+                <w:sz w:val="18"/>
+              </w:rPr>
+              <w:t>]</w:t>
             </w:r>
           </w:p>
         </w:tc>
@@ -14606,14 +20506,34 @@
             <w:pPr>
               <w:spacing w:before="60" w:after="60" w:line="270" w:lineRule="exact"/>
             </w:pPr>
+            <w:proofErr w:type="spellStart"/>
             <w:r>
               <w:rPr>
                 <w:b/>
                 <w:color w:val="FFFFFF"/>
                 <w:sz w:val="18"/>
               </w:rPr>
-              <w:t>확인 항목</w:t>
-            </w:r>
+              <w:t>확인</w:t>
+            </w:r>
+            <w:proofErr w:type="spellEnd"/>
+            <w:r>
+              <w:rPr>
+                <w:b/>
+                <w:color w:val="FFFFFF"/>
+                <w:sz w:val="18"/>
+              </w:rPr>
+              <w:t xml:space="preserve"> </w:t>
+            </w:r>
+            <w:proofErr w:type="spellStart"/>
+            <w:r>
+              <w:rPr>
+                <w:b/>
+                <w:color w:val="FFFFFF"/>
+                <w:sz w:val="18"/>
+              </w:rPr>
+              <w:t>항목</w:t>
+            </w:r>
+            <w:proofErr w:type="spellEnd"/>
           </w:p>
         </w:tc>
         <w:tc>
@@ -16068,7 +21988,21 @@
         <w:rPr>
           <w:lang w:eastAsia="ko-KR"/>
         </w:rPr>
-        <w:t>[토큰 없이 없는 글 수정 401 / 정상 토큰으로 없는 글 수정 404의 실제 결과]</w:t>
+        <w:t xml:space="preserve">[토큰 없이 없는 글 수정 </w:t>
+      </w:r>
+      <w:proofErr w:type="gramStart"/>
+      <w:r>
+        <w:rPr>
+          <w:lang w:eastAsia="ko-KR"/>
+        </w:rPr>
+        <w:t>401 /</w:t>
+      </w:r>
+      <w:proofErr w:type="gramEnd"/>
+      <w:r>
+        <w:rPr>
+          <w:lang w:eastAsia="ko-KR"/>
+        </w:rPr>
+        <w:t xml:space="preserve"> 정상 토큰으로 없는 글 수정 404의 실제 결과]</w:t>
       </w:r>
     </w:p>
     <w:p>
@@ -16183,6 +22117,7 @@
       <w:pPr>
         <w:pStyle w:val="Hint"/>
         <w:rPr>
+          <w:rFonts w:eastAsia="맑은 고딕"/>
           <w:lang w:eastAsia="ko-KR"/>
         </w:rPr>
       </w:pPr>
@@ -16191,6 +22126,157 @@
           <w:lang w:eastAsia="ko-KR"/>
         </w:rPr>
         <w:t>[증거 1: 로그인 성공과 토큰이 첨부된 요청. 토큰 원문은 가리세요.]</w:t>
+      </w:r>
+    </w:p>
+    <w:p>
+      <w:pPr>
+        <w:pStyle w:val="Hint"/>
+        <w:rPr>
+          <w:rFonts w:eastAsia="맑은 고딕"/>
+          <w:lang w:eastAsia="ko-KR"/>
+        </w:rPr>
+      </w:pPr>
+    </w:p>
+    <w:p>
+      <w:pPr>
+        <w:pStyle w:val="Hint"/>
+        <w:rPr>
+          <w:rFonts w:eastAsia="맑은 고딕" w:hint="eastAsia"/>
+          <w:lang w:eastAsia="ko-KR"/>
+        </w:rPr>
+      </w:pPr>
+      <w:r>
+        <w:rPr>
+          <w:rFonts w:eastAsia="맑은 고딕" w:hint="eastAsia"/>
+          <w:noProof/>
+          <w:lang w:eastAsia="ko-KR"/>
+        </w:rPr>
+        <w:drawing>
+          <wp:anchor distT="0" distB="0" distL="114300" distR="114300" simplePos="0" relativeHeight="251658752" behindDoc="0" locked="0" layoutInCell="1" allowOverlap="1" wp14:anchorId="4EA39A72" wp14:editId="7ED86009">
+            <wp:simplePos x="0" y="0"/>
+            <wp:positionH relativeFrom="column">
+              <wp:posOffset>3810</wp:posOffset>
+            </wp:positionH>
+            <wp:positionV relativeFrom="paragraph">
+              <wp:posOffset>73660</wp:posOffset>
+            </wp:positionV>
+            <wp:extent cx="5762625" cy="3078480"/>
+            <wp:effectExtent l="0" t="0" r="9525" b="7620"/>
+            <wp:wrapSquare wrapText="bothSides"/>
+            <wp:docPr id="315591623" name="그림 3"/>
+            <wp:cNvGraphicFramePr>
+              <a:graphicFrameLocks xmlns:a="http://schemas.openxmlformats.org/drawingml/2006/main" noChangeAspect="1"/>
+            </wp:cNvGraphicFramePr>
+            <a:graphic xmlns:a="http://schemas.openxmlformats.org/drawingml/2006/main">
+              <a:graphicData uri="http://schemas.openxmlformats.org/drawingml/2006/picture">
+                <pic:pic xmlns:pic="http://schemas.openxmlformats.org/drawingml/2006/picture">
+                  <pic:nvPicPr>
+                    <pic:cNvPr id="0" name="Picture 3"/>
+                    <pic:cNvPicPr>
+                      <a:picLocks noChangeAspect="1" noChangeArrowheads="1"/>
+                    </pic:cNvPicPr>
+                  </pic:nvPicPr>
+                  <pic:blipFill>
+                    <a:blip r:embed="rId9">
+                      <a:extLst>
+                        <a:ext uri="{28A0092B-C50C-407E-A947-70E740481C1C}">
+                          <a14:useLocalDpi xmlns:a14="http://schemas.microsoft.com/office/drawing/2010/main" val="0"/>
+                        </a:ext>
+                      </a:extLst>
+                    </a:blip>
+                    <a:srcRect/>
+                    <a:stretch>
+                      <a:fillRect/>
+                    </a:stretch>
+                  </pic:blipFill>
+                  <pic:spPr bwMode="auto">
+                    <a:xfrm>
+                      <a:off x="0" y="0"/>
+                      <a:ext cx="5762625" cy="3078480"/>
+                    </a:xfrm>
+                    <a:prstGeom prst="rect">
+                      <a:avLst/>
+                    </a:prstGeom>
+                    <a:noFill/>
+                    <a:ln>
+                      <a:noFill/>
+                    </a:ln>
+                  </pic:spPr>
+                </pic:pic>
+              </a:graphicData>
+            </a:graphic>
+            <wp14:sizeRelH relativeFrom="margin">
+              <wp14:pctWidth>0</wp14:pctWidth>
+            </wp14:sizeRelH>
+            <wp14:sizeRelV relativeFrom="margin">
+              <wp14:pctHeight>0</wp14:pctHeight>
+            </wp14:sizeRelV>
+          </wp:anchor>
+        </w:drawing>
+      </w:r>
+    </w:p>
+    <w:p>
+      <w:pPr>
+        <w:pStyle w:val="21"/>
+        <w:rPr>
+          <w:lang w:eastAsia="ko-KR"/>
+        </w:rPr>
+      </w:pPr>
+      <w:r>
+        <w:rPr>
+          <w:lang w:eastAsia="ko-KR"/>
+        </w:rPr>
+        <w:t>다른</w:t>
+      </w:r>
+      <w:r>
+        <w:rPr>
+          <w:lang w:eastAsia="ko-KR"/>
+        </w:rPr>
+        <w:t xml:space="preserve"> </w:t>
+      </w:r>
+      <w:r>
+        <w:rPr>
+          <w:lang w:eastAsia="ko-KR"/>
+        </w:rPr>
+        <w:t>작성자의</w:t>
+      </w:r>
+      <w:r>
+        <w:rPr>
+          <w:lang w:eastAsia="ko-KR"/>
+        </w:rPr>
+        <w:t xml:space="preserve"> </w:t>
+      </w:r>
+      <w:r>
+        <w:rPr>
+          <w:lang w:eastAsia="ko-KR"/>
+        </w:rPr>
+        <w:t>수정과</w:t>
+      </w:r>
+      <w:r>
+        <w:rPr>
+          <w:lang w:eastAsia="ko-KR"/>
+        </w:rPr>
+        <w:t xml:space="preserve"> </w:t>
+      </w:r>
+      <w:r>
+        <w:rPr>
+          <w:lang w:eastAsia="ko-KR"/>
+        </w:rPr>
+        <w:t>삭제</w:t>
+      </w:r>
+    </w:p>
+    <w:p>
+      <w:pPr>
+        <w:pStyle w:val="Hint"/>
+        <w:rPr>
+          <w:lang w:eastAsia="ko-KR"/>
+        </w:rPr>
+      </w:pPr>
+      <w:r>
+        <w:rPr>
+          <w:lang w:eastAsia="ko-KR"/>
+        </w:rPr>
+        <w:t>[증거 2: Bob이 Alice의 글 수정·삭제를 시도한 서버 응답]</w:t>
       </w:r>
     </w:p>
     <w:p>
@@ -16219,7 +22305,7 @@
         <w:rPr>
           <w:lang w:eastAsia="ko-KR"/>
         </w:rPr>
-        <w:t>다른</w:t>
+        <w:t>토큰</w:t>
       </w:r>
       <w:r>
         <w:rPr>
@@ -16231,7 +22317,7 @@
         <w:rPr>
           <w:lang w:eastAsia="ko-KR"/>
         </w:rPr>
-        <w:t>작성자의</w:t>
+        <w:t>변조와</w:t>
       </w:r>
       <w:r>
         <w:rPr>
@@ -16243,19 +22329,7 @@
         <w:rPr>
           <w:lang w:eastAsia="ko-KR"/>
         </w:rPr>
-        <w:t>수정과</w:t>
-      </w:r>
-      <w:r>
-        <w:rPr>
-          <w:lang w:eastAsia="ko-KR"/>
-        </w:rPr>
-        <w:t xml:space="preserve"> </w:t>
-      </w:r>
-      <w:r>
-        <w:rPr>
-          <w:lang w:eastAsia="ko-KR"/>
-        </w:rPr>
-        <w:t>삭제</w:t>
+        <w:t>만료</w:t>
       </w:r>
     </w:p>
     <w:p>
@@ -16269,7 +22343,7 @@
         <w:rPr>
           <w:lang w:eastAsia="ko-KR"/>
         </w:rPr>
-        <w:t>[증거 2: Bob이 Alice의 글 수정·삭제를 시도한 서버 응답]</w:t>
+        <w:t>[증거 3: 토큰 변조·만료 시 서버 응답과 화면 처리]</w:t>
       </w:r>
     </w:p>
     <w:p>
@@ -16298,73 +22372,6 @@
         <w:rPr>
           <w:lang w:eastAsia="ko-KR"/>
         </w:rPr>
-        <w:t>토큰</w:t>
-      </w:r>
-      <w:r>
-        <w:rPr>
-          <w:lang w:eastAsia="ko-KR"/>
-        </w:rPr>
-        <w:t xml:space="preserve"> </w:t>
-      </w:r>
-      <w:r>
-        <w:rPr>
-          <w:lang w:eastAsia="ko-KR"/>
-        </w:rPr>
-        <w:t>변조와</w:t>
-      </w:r>
-      <w:r>
-        <w:rPr>
-          <w:lang w:eastAsia="ko-KR"/>
-        </w:rPr>
-        <w:t xml:space="preserve"> </w:t>
-      </w:r>
-      <w:r>
-        <w:rPr>
-          <w:lang w:eastAsia="ko-KR"/>
-        </w:rPr>
-        <w:t>만료</w:t>
-      </w:r>
-    </w:p>
-    <w:p>
-      <w:pPr>
-        <w:pStyle w:val="Hint"/>
-        <w:rPr>
-          <w:lang w:eastAsia="ko-KR"/>
-        </w:rPr>
-      </w:pPr>
-      <w:r>
-        <w:rPr>
-          <w:lang w:eastAsia="ko-KR"/>
-        </w:rPr>
-        <w:t>[증거 3: 토큰 변조·만료 시 서버 응답과 화면 처리]</w:t>
-      </w:r>
-    </w:p>
-    <w:p>
-      <w:pPr>
-        <w:pStyle w:val="Answer"/>
-        <w:spacing w:after="1080"/>
-        <w:rPr>
-          <w:lang w:eastAsia="ko-KR"/>
-        </w:rPr>
-      </w:pPr>
-      <w:r>
-        <w:rPr>
-          <w:lang w:eastAsia="ko-KR"/>
-        </w:rPr>
-        <w:t>[화면 캡처 또는 요청·응답 삽입]</w:t>
-      </w:r>
-    </w:p>
-    <w:p>
-      <w:pPr>
-        <w:pStyle w:val="21"/>
-        <w:rPr>
-          <w:lang w:eastAsia="ko-KR"/>
-        </w:rPr>
-      </w:pPr>
-      <w:r>
-        <w:rPr>
-          <w:lang w:eastAsia="ko-KR"/>
-        </w:rPr>
         <w:t>자동</w:t>
       </w:r>
       <w:r>
@@ -16442,7 +22449,35 @@
         <w:rPr>
           <w:lang w:eastAsia="ko-KR"/>
         </w:rPr>
-        <w:t>[빌드 성공 로그 / 4173번 API 연결 / 재시작 유지의 화면 또는 파일 경로]</w:t>
+        <w:t xml:space="preserve">[빌드 성공 </w:t>
+      </w:r>
+      <w:proofErr w:type="gramStart"/>
+      <w:r>
+        <w:rPr>
+          <w:lang w:eastAsia="ko-KR"/>
+        </w:rPr>
+        <w:t>로그 /</w:t>
+      </w:r>
+      <w:proofErr w:type="gramEnd"/>
+      <w:r>
+        <w:rPr>
+          <w:lang w:eastAsia="ko-KR"/>
+        </w:rPr>
+        <w:t xml:space="preserve"> 4173번 API </w:t>
+      </w:r>
+      <w:proofErr w:type="gramStart"/>
+      <w:r>
+        <w:rPr>
+          <w:lang w:eastAsia="ko-KR"/>
+        </w:rPr>
+        <w:t>연결 /</w:t>
+      </w:r>
+      <w:proofErr w:type="gramEnd"/>
+      <w:r>
+        <w:rPr>
+          <w:lang w:eastAsia="ko-KR"/>
+        </w:rPr>
+        <w:t xml:space="preserve"> 재시작 유지의 화면 또는 파일 경로]</w:t>
       </w:r>
     </w:p>
     <w:p>
@@ -16543,7 +22578,21 @@
         <w:rPr>
           <w:lang w:eastAsia="ko-KR"/>
         </w:rPr>
-        <w:t>AI 사용 여부: [사용 / 미사용]</w:t>
+        <w:t>AI 사용 여부: [</w:t>
+      </w:r>
+      <w:proofErr w:type="gramStart"/>
+      <w:r>
+        <w:rPr>
+          <w:lang w:eastAsia="ko-KR"/>
+        </w:rPr>
+        <w:t>사용 /</w:t>
+      </w:r>
+      <w:proofErr w:type="gramEnd"/>
+      <w:r>
+        <w:rPr>
+          <w:lang w:eastAsia="ko-KR"/>
+        </w:rPr>
+        <w:t xml:space="preserve"> 미사용]</w:t>
       </w:r>
     </w:p>
     <w:p>
@@ -16600,14 +22649,34 @@
             <w:pPr>
               <w:spacing w:before="60" w:after="60" w:line="270" w:lineRule="exact"/>
             </w:pPr>
+            <w:proofErr w:type="spellStart"/>
             <w:r>
               <w:rPr>
                 <w:b/>
                 <w:color w:val="FFFFFF"/>
                 <w:sz w:val="18"/>
               </w:rPr>
-              <w:t>도구와 모델</w:t>
-            </w:r>
+              <w:t>도구와</w:t>
+            </w:r>
+            <w:proofErr w:type="spellEnd"/>
+            <w:r>
+              <w:rPr>
+                <w:b/>
+                <w:color w:val="FFFFFF"/>
+                <w:sz w:val="18"/>
+              </w:rPr>
+              <w:t xml:space="preserve"> </w:t>
+            </w:r>
+            <w:proofErr w:type="spellStart"/>
+            <w:r>
+              <w:rPr>
+                <w:b/>
+                <w:color w:val="FFFFFF"/>
+                <w:sz w:val="18"/>
+              </w:rPr>
+              <w:t>모델</w:t>
+            </w:r>
+            <w:proofErr w:type="spellEnd"/>
           </w:p>
         </w:tc>
         <w:tc>
@@ -16700,14 +22769,34 @@
             <w:pPr>
               <w:spacing w:before="60" w:after="60" w:line="270" w:lineRule="exact"/>
             </w:pPr>
+            <w:proofErr w:type="spellStart"/>
             <w:r>
               <w:rPr>
                 <w:b/>
                 <w:color w:val="FFFFFF"/>
                 <w:sz w:val="18"/>
               </w:rPr>
-              <w:t>반영 방식</w:t>
-            </w:r>
+              <w:t>반영</w:t>
+            </w:r>
+            <w:proofErr w:type="spellEnd"/>
+            <w:r>
+              <w:rPr>
+                <w:b/>
+                <w:color w:val="FFFFFF"/>
+                <w:sz w:val="18"/>
+              </w:rPr>
+              <w:t xml:space="preserve"> </w:t>
+            </w:r>
+            <w:proofErr w:type="spellStart"/>
+            <w:r>
+              <w:rPr>
+                <w:b/>
+                <w:color w:val="FFFFFF"/>
+                <w:sz w:val="18"/>
+              </w:rPr>
+              <w:t>방식</w:t>
+            </w:r>
+            <w:proofErr w:type="spellEnd"/>
           </w:p>
         </w:tc>
       </w:tr>
@@ -16809,7 +22898,23 @@
                 <w:color w:val="5B6772"/>
                 <w:sz w:val="18"/>
               </w:rPr>
-              <w:t>[작성]</w:t>
+              <w:t>[</w:t>
+            </w:r>
+            <w:proofErr w:type="spellStart"/>
+            <w:r>
+              <w:rPr>
+                <w:color w:val="5B6772"/>
+                <w:sz w:val="18"/>
+              </w:rPr>
+              <w:t>작성</w:t>
+            </w:r>
+            <w:proofErr w:type="spellEnd"/>
+            <w:r>
+              <w:rPr>
+                <w:color w:val="5B6772"/>
+                <w:sz w:val="18"/>
+              </w:rPr>
+              <w:t>]</w:t>
             </w:r>
           </w:p>
         </w:tc>
@@ -16844,7 +22949,25 @@
                 <w:sz w:val="18"/>
                 <w:lang w:eastAsia="ko-KR"/>
               </w:rPr>
-              <w:t>[참고/수정 후 반영/그대로 반영/미반영]</w:t>
+              <w:t>[참고/수정 후 반영/그대로 반영/</w:t>
+            </w:r>
+            <w:proofErr w:type="spellStart"/>
+            <w:r>
+              <w:rPr>
+                <w:color w:val="5B6772"/>
+                <w:sz w:val="18"/>
+                <w:lang w:eastAsia="ko-KR"/>
+              </w:rPr>
+              <w:t>미반영</w:t>
+            </w:r>
+            <w:proofErr w:type="spellEnd"/>
+            <w:r>
+              <w:rPr>
+                <w:color w:val="5B6772"/>
+                <w:sz w:val="18"/>
+                <w:lang w:eastAsia="ko-KR"/>
+              </w:rPr>
+              <w:t>]</w:t>
             </w:r>
           </w:p>
         </w:tc>
@@ -16890,11 +23013,19 @@
           <w:lang w:eastAsia="ko-KR"/>
         </w:rPr>
       </w:pPr>
-      <w:r>
-        <w:rPr>
-          <w:lang w:eastAsia="ko-KR"/>
-        </w:rPr>
-        <w:t>도구 / 날짜: [작성]</w:t>
+      <w:proofErr w:type="gramStart"/>
+      <w:r>
+        <w:rPr>
+          <w:lang w:eastAsia="ko-KR"/>
+        </w:rPr>
+        <w:t>도구 /</w:t>
+      </w:r>
+      <w:proofErr w:type="gramEnd"/>
+      <w:r>
+        <w:rPr>
+          <w:lang w:eastAsia="ko-KR"/>
+        </w:rPr>
+        <w:t xml:space="preserve"> 날짜: [작성]</w:t>
       </w:r>
     </w:p>
     <w:p>
@@ -16933,7 +23064,35 @@
         <w:rPr>
           <w:lang w:eastAsia="ko-KR"/>
         </w:rPr>
-        <w:t>실제 반영 위치: [파일 경로 / 함수 / 보고서 절]</w:t>
+        <w:t xml:space="preserve">실제 반영 위치: [파일 </w:t>
+      </w:r>
+      <w:proofErr w:type="gramStart"/>
+      <w:r>
+        <w:rPr>
+          <w:lang w:eastAsia="ko-KR"/>
+        </w:rPr>
+        <w:t>경로 /</w:t>
+      </w:r>
+      <w:proofErr w:type="gramEnd"/>
+      <w:r>
+        <w:rPr>
+          <w:lang w:eastAsia="ko-KR"/>
+        </w:rPr>
+        <w:t xml:space="preserve"> </w:t>
+      </w:r>
+      <w:proofErr w:type="gramStart"/>
+      <w:r>
+        <w:rPr>
+          <w:lang w:eastAsia="ko-KR"/>
+        </w:rPr>
+        <w:t>함수 /</w:t>
+      </w:r>
+      <w:proofErr w:type="gramEnd"/>
+      <w:r>
+        <w:rPr>
+          <w:lang w:eastAsia="ko-KR"/>
+        </w:rPr>
+        <w:t xml:space="preserve"> 보고서 절]</w:t>
       </w:r>
     </w:p>
     <w:p>
@@ -16959,7 +23118,49 @@
         <w:rPr>
           <w:lang w:eastAsia="ko-KR"/>
         </w:rPr>
-        <w:t>검증 방법과 결과: [테스트 ID / 요청 / 실제 응답 / 수정 전후 비교]</w:t>
+        <w:t xml:space="preserve">검증 방법과 결과: [테스트 </w:t>
+      </w:r>
+      <w:proofErr w:type="gramStart"/>
+      <w:r>
+        <w:rPr>
+          <w:lang w:eastAsia="ko-KR"/>
+        </w:rPr>
+        <w:t>ID /</w:t>
+      </w:r>
+      <w:proofErr w:type="gramEnd"/>
+      <w:r>
+        <w:rPr>
+          <w:lang w:eastAsia="ko-KR"/>
+        </w:rPr>
+        <w:t xml:space="preserve"> </w:t>
+      </w:r>
+      <w:proofErr w:type="gramStart"/>
+      <w:r>
+        <w:rPr>
+          <w:lang w:eastAsia="ko-KR"/>
+        </w:rPr>
+        <w:t>요청 /</w:t>
+      </w:r>
+      <w:proofErr w:type="gramEnd"/>
+      <w:r>
+        <w:rPr>
+          <w:lang w:eastAsia="ko-KR"/>
+        </w:rPr>
+        <w:t xml:space="preserve"> 실제 </w:t>
+      </w:r>
+      <w:proofErr w:type="gramStart"/>
+      <w:r>
+        <w:rPr>
+          <w:lang w:eastAsia="ko-KR"/>
+        </w:rPr>
+        <w:t>응답 /</w:t>
+      </w:r>
+      <w:proofErr w:type="gramEnd"/>
+      <w:r>
+        <w:rPr>
+          <w:lang w:eastAsia="ko-KR"/>
+        </w:rPr>
+        <w:t xml:space="preserve"> 수정 전후 비교]</w:t>
       </w:r>
     </w:p>
     <w:p>
@@ -16980,15 +23181,19 @@
       <w:pPr>
         <w:pStyle w:val="21"/>
       </w:pPr>
+      <w:proofErr w:type="spellStart"/>
       <w:r>
         <w:t>참고</w:t>
       </w:r>
+      <w:proofErr w:type="spellEnd"/>
       <w:r>
         <w:t xml:space="preserve"> </w:t>
       </w:r>
+      <w:proofErr w:type="spellStart"/>
       <w:r>
         <w:t>자료</w:t>
       </w:r>
+      <w:proofErr w:type="spellEnd"/>
     </w:p>
     <w:tbl>
       <w:tblPr>
@@ -17271,7 +23476,21 @@
         <w:rPr>
           <w:lang w:eastAsia="ko-KR"/>
         </w:rPr>
-        <w:t>1. 요청 본문의 authorId를 믿으면 어떤 문제가 생기며, 내 코드는 어떻게 막는가?</w:t>
+        <w:t xml:space="preserve">1. 요청 본문의 </w:t>
+      </w:r>
+      <w:proofErr w:type="spellStart"/>
+      <w:r>
+        <w:rPr>
+          <w:lang w:eastAsia="ko-KR"/>
+        </w:rPr>
+        <w:t>authorId</w:t>
+      </w:r>
+      <w:proofErr w:type="spellEnd"/>
+      <w:r>
+        <w:rPr>
+          <w:lang w:eastAsia="ko-KR"/>
+        </w:rPr>
+        <w:t>를 믿으면 어떤 문제가 생기며, 내 코드는 어떻게 막는가?</w:t>
       </w:r>
     </w:p>
     <w:p>
@@ -17358,7 +23577,21 @@
         <w:rPr>
           <w:lang w:eastAsia="ko-KR"/>
         </w:rPr>
-        <w:t>4. 로그아웃, 토큰 만료, 새로고침은 각각 무엇을 바꾸는가? 이미 복사된 토큰은 어떻게 되는가?</w:t>
+        <w:t xml:space="preserve">4. 로그아웃, 토큰 만료, </w:t>
+      </w:r>
+      <w:proofErr w:type="spellStart"/>
+      <w:r>
+        <w:rPr>
+          <w:lang w:eastAsia="ko-KR"/>
+        </w:rPr>
+        <w:t>새로고침은</w:t>
+      </w:r>
+      <w:proofErr w:type="spellEnd"/>
+      <w:r>
+        <w:rPr>
+          <w:lang w:eastAsia="ko-KR"/>
+        </w:rPr>
+        <w:t xml:space="preserve"> 각각 무엇을 바꾸는가? 이미 복사된 토큰은 어떻게 되는가?</w:t>
       </w:r>
     </w:p>
     <w:p>
@@ -17387,7 +23620,21 @@
         <w:rPr>
           <w:lang w:eastAsia="ko-KR"/>
         </w:rPr>
-        <w:t>5. 가장 어려웠던 오류 한 가지와 원인 확인·수정·재검증 과정을 설명하라.</w:t>
+        <w:t>5. 가장 어려웠던 오류 한 가지와 원인 확인·수정·</w:t>
+      </w:r>
+      <w:proofErr w:type="spellStart"/>
+      <w:r>
+        <w:rPr>
+          <w:lang w:eastAsia="ko-KR"/>
+        </w:rPr>
+        <w:t>재검증</w:t>
+      </w:r>
+      <w:proofErr w:type="spellEnd"/>
+      <w:r>
+        <w:rPr>
+          <w:lang w:eastAsia="ko-KR"/>
+        </w:rPr>
+        <w:t xml:space="preserve"> 과정을 설명하라.</w:t>
       </w:r>
     </w:p>
     <w:p>
@@ -17431,7 +23678,63 @@
         <w:rPr>
           <w:lang w:eastAsia="ko-KR"/>
         </w:rPr>
-        <w:t>제출 확인: [ ] 실제 코드와 설명 일치 [ ] 테스트 직접 수행 [ ] AI 활용 및 출처 기록 [ ] 비밀 키와 토큰 제거</w:t>
+        <w:t xml:space="preserve">제출 확인: </w:t>
+      </w:r>
+      <w:proofErr w:type="gramStart"/>
+      <w:r>
+        <w:rPr>
+          <w:lang w:eastAsia="ko-KR"/>
+        </w:rPr>
+        <w:t>[ ]</w:t>
+      </w:r>
+      <w:proofErr w:type="gramEnd"/>
+      <w:r>
+        <w:rPr>
+          <w:lang w:eastAsia="ko-KR"/>
+        </w:rPr>
+        <w:t xml:space="preserve"> 실제 코드와 설명 일치 </w:t>
+      </w:r>
+      <w:proofErr w:type="gramStart"/>
+      <w:r>
+        <w:rPr>
+          <w:lang w:eastAsia="ko-KR"/>
+        </w:rPr>
+        <w:t>[ ]</w:t>
+      </w:r>
+      <w:proofErr w:type="gramEnd"/>
+      <w:r>
+        <w:rPr>
+          <w:lang w:eastAsia="ko-KR"/>
+        </w:rPr>
+        <w:t xml:space="preserve"> 테스트 직접 수행 </w:t>
+      </w:r>
+      <w:proofErr w:type="gramStart"/>
+      <w:r>
+        <w:rPr>
+          <w:lang w:eastAsia="ko-KR"/>
+        </w:rPr>
+        <w:t>[ ]</w:t>
+      </w:r>
+      <w:proofErr w:type="gramEnd"/>
+      <w:r>
+        <w:rPr>
+          <w:lang w:eastAsia="ko-KR"/>
+        </w:rPr>
+        <w:t xml:space="preserve"> AI 활용 및 출처 기록 </w:t>
+      </w:r>
+      <w:proofErr w:type="gramStart"/>
+      <w:r>
+        <w:rPr>
+          <w:lang w:eastAsia="ko-KR"/>
+        </w:rPr>
+        <w:t>[ ]</w:t>
+      </w:r>
+      <w:proofErr w:type="gramEnd"/>
+      <w:r>
+        <w:rPr>
+          <w:lang w:eastAsia="ko-KR"/>
+        </w:rPr>
+        <w:t xml:space="preserve"> 비밀 키와 토큰 제거</w:t>
       </w:r>
     </w:p>
     <w:p>
@@ -17446,11 +23749,109 @@
         <w:rPr>
           <w:lang w:eastAsia="ko-KR"/>
         </w:rPr>
-        <w:t>GitHub 확인: [ ] 루트 README 작성 [ ] 보고서 PDF와 증거 업로드 [ ] README 문서 링크 확인 [ ] 교수자 접근 가능 [ ] 저장소 URL과 커밋 SHA 제출</w:t>
+        <w:t xml:space="preserve">GitHub 확인: </w:t>
+      </w:r>
+      <w:proofErr w:type="gramStart"/>
+      <w:r>
+        <w:rPr>
+          <w:lang w:eastAsia="ko-KR"/>
+        </w:rPr>
+        <w:t>[ ]</w:t>
+      </w:r>
+      <w:proofErr w:type="gramEnd"/>
+      <w:r>
+        <w:rPr>
+          <w:lang w:eastAsia="ko-KR"/>
+        </w:rPr>
+        <w:t xml:space="preserve"> 루트 README 작성 </w:t>
+      </w:r>
+      <w:proofErr w:type="gramStart"/>
+      <w:r>
+        <w:rPr>
+          <w:lang w:eastAsia="ko-KR"/>
+        </w:rPr>
+        <w:t>[ ]</w:t>
+      </w:r>
+      <w:proofErr w:type="gramEnd"/>
+      <w:r>
+        <w:rPr>
+          <w:lang w:eastAsia="ko-KR"/>
+        </w:rPr>
+        <w:t xml:space="preserve"> 보고서 PDF와 증거 업로드 </w:t>
+      </w:r>
+      <w:proofErr w:type="gramStart"/>
+      <w:r>
+        <w:rPr>
+          <w:lang w:eastAsia="ko-KR"/>
+        </w:rPr>
+        <w:t>[ ]</w:t>
+      </w:r>
+      <w:proofErr w:type="gramEnd"/>
+      <w:r>
+        <w:rPr>
+          <w:lang w:eastAsia="ko-KR"/>
+        </w:rPr>
+        <w:t xml:space="preserve"> README 문서 링크 확인 </w:t>
+      </w:r>
+      <w:proofErr w:type="gramStart"/>
+      <w:r>
+        <w:rPr>
+          <w:lang w:eastAsia="ko-KR"/>
+        </w:rPr>
+        <w:t>[ ]</w:t>
+      </w:r>
+      <w:proofErr w:type="gramEnd"/>
+      <w:r>
+        <w:rPr>
+          <w:lang w:eastAsia="ko-KR"/>
+        </w:rPr>
+        <w:t xml:space="preserve"> </w:t>
+      </w:r>
+      <w:proofErr w:type="spellStart"/>
+      <w:r>
+        <w:rPr>
+          <w:lang w:eastAsia="ko-KR"/>
+        </w:rPr>
+        <w:t>교수자</w:t>
+      </w:r>
+      <w:proofErr w:type="spellEnd"/>
+      <w:r>
+        <w:rPr>
+          <w:lang w:eastAsia="ko-KR"/>
+        </w:rPr>
+        <w:t xml:space="preserve"> 접근 가능 </w:t>
+      </w:r>
+      <w:proofErr w:type="gramStart"/>
+      <w:r>
+        <w:rPr>
+          <w:lang w:eastAsia="ko-KR"/>
+        </w:rPr>
+        <w:t>[ ]</w:t>
+      </w:r>
+      <w:proofErr w:type="gramEnd"/>
+      <w:r>
+        <w:rPr>
+          <w:lang w:eastAsia="ko-KR"/>
+        </w:rPr>
+        <w:t xml:space="preserve"> 저장소 URL과 </w:t>
+      </w:r>
+      <w:proofErr w:type="spellStart"/>
+      <w:r>
+        <w:rPr>
+          <w:lang w:eastAsia="ko-KR"/>
+        </w:rPr>
+        <w:t>커밋</w:t>
+      </w:r>
+      <w:proofErr w:type="spellEnd"/>
+      <w:r>
+        <w:rPr>
+          <w:lang w:eastAsia="ko-KR"/>
+        </w:rPr>
+        <w:t xml:space="preserve"> SHA 제출</w:t>
       </w:r>
     </w:p>
     <w:sectPr>
-      <w:footerReference w:type="default" r:id="rId9"/>
+      <w:footerReference w:type="default" r:id="rId10"/>
       <w:pgSz w:w="11906" w:h="16838"/>
       <w:pgMar w:top="964" w:right="1134" w:bottom="935" w:left="1134" w:header="720" w:footer="397" w:gutter="0"/>
       <w:cols w:space="720"/>
@@ -17496,13 +23897,23 @@
         <w:lang w:eastAsia="ko-KR"/>
       </w:rPr>
     </w:pPr>
+    <w:proofErr w:type="gramStart"/>
     <w:r>
       <w:rPr>
         <w:color w:val="5B6772"/>
         <w:sz w:val="16"/>
         <w:lang w:eastAsia="ko-KR"/>
       </w:rPr>
-      <w:t>웹서비스설계  |  구현 보고서</w:t>
+      <w:t>웹서비스설계  |</w:t>
+    </w:r>
+    <w:proofErr w:type="gramEnd"/>
+    <w:r>
+      <w:rPr>
+        <w:color w:val="5B6772"/>
+        <w:sz w:val="16"/>
+        <w:lang w:eastAsia="ko-KR"/>
+      </w:rPr>
+      <w:t xml:space="preserve">  구현 보고서</w:t>
     </w:r>
     <w:r>
       <w:rPr>
